--- a/00-首页/题组Word/第一轮·综合套卷/第一轮综合卷05-学生版.docx
+++ b/00-首页/题组Word/第一轮·综合套卷/第一轮综合卷05-学生版.docx
@@ -2,7 +2,7 @@
 <file path=word/document.xml><?xml version="1.0" encoding="utf-8"?>
 <w:document xmlns:w="http://schemas.openxmlformats.org/wordprocessingml/2006/main" xmlns:m="http://schemas.openxmlformats.org/officeDocument/2006/math" xmlns:r="http://schemas.openxmlformats.org/officeDocument/2006/relationships" xmlns:o="urn:schemas-microsoft-com:office:office" xmlns:v="urn:schemas-microsoft-com:vml" xmlns:w10="urn:schemas-microsoft-com:office:word" xmlns:a="http://schemas.openxmlformats.org/drawingml/2006/main" xmlns:pic="http://schemas.openxmlformats.org/drawingml/2006/picture" xmlns:wp="http://schemas.openxmlformats.org/drawingml/2006/wordprocessingDrawing">
   <w:body>
-    <w:bookmarkStart w:id="64" w:name="第一轮综合练习-第05卷"/>
+    <w:bookmarkStart w:id="67" w:name="第一轮综合练习-第05卷"/>
     <w:p>
       <w:pPr>
         <w:pStyle w:val="Heading1"/>
@@ -50,7 +50,7 @@
         </w:pict>
       </w:r>
     </w:p>
-    <w:bookmarkStart w:id="63" w:name="题目"/>
+    <w:bookmarkStart w:id="66" w:name="题目"/>
     <w:p>
       <w:pPr>
         <w:pStyle w:val="Heading2"/>
@@ -2149,275 +2149,7 @@
         <w:rPr>
           <w:rFonts w:hint="eastAsia" w:ascii="Times New Roman" w:hAnsi="Times New Roman" w:eastAsia="FangSong" w:cs="Times New Roman"/>
         </w:rPr>
-        <w:t>在英国</w:t>
-      </w:r>
-      <w:r>
-        <w:rPr>
-          <w:rFonts w:hint="eastAsia" w:ascii="Times New Roman" w:hAnsi="Times New Roman" w:eastAsia="Times New Roman" w:cs="Times New Roman"/>
-        </w:rPr>
-        <w:t>，</w:t>
-      </w:r>
-      <w:r>
-        <w:rPr>
-          <w:rFonts w:hint="eastAsia" w:ascii="Times New Roman" w:hAnsi="Times New Roman" w:eastAsia="FangSong" w:cs="Times New Roman"/>
-        </w:rPr>
-        <w:t>许多街道都是由效率很高的低压放电钠灯照明的</w:t>
-      </w:r>
-      <w:r>
-        <w:rPr>
-          <w:rFonts w:hint="eastAsia" w:ascii="Times New Roman" w:hAnsi="Times New Roman" w:eastAsia="Times New Roman" w:cs="Times New Roman"/>
-        </w:rPr>
-        <w:t>。</w:t>
-      </w:r>
-      <w:r>
-        <w:rPr>
-          <w:rFonts w:hint="eastAsia" w:ascii="Times New Roman" w:hAnsi="Times New Roman" w:eastAsia="FangSong" w:cs="Times New Roman"/>
-        </w:rPr>
-        <w:t>这种灯主要发出黄光</w:t>
-      </w:r>
-      <w:r>
-        <w:rPr>
-          <w:rFonts w:hint="eastAsia" w:ascii="Times New Roman" w:hAnsi="Times New Roman" w:eastAsia="Times New Roman" w:cs="Times New Roman"/>
-        </w:rPr>
-        <w:t>，</w:t>
-      </w:r>
-      <w:r>
-        <w:rPr>
-          <w:rFonts w:hint="eastAsia" w:ascii="Times New Roman" w:hAnsi="Times New Roman" w:eastAsia="FangSong" w:cs="Times New Roman"/>
-        </w:rPr>
-        <w:t>但光谱表明它实际上放出多种色光</w:t>
-      </w:r>
-      <w:r>
-        <w:rPr>
-          <w:rFonts w:hint="eastAsia" w:ascii="Times New Roman" w:hAnsi="Times New Roman" w:eastAsia="Times New Roman" w:cs="Times New Roman"/>
-        </w:rPr>
-        <w:t>。</w:t>
-      </w:r>
-      <w:r>
-        <w:rPr>
-          <w:rFonts w:hint="eastAsia" w:ascii="Times New Roman" w:hAnsi="Times New Roman" w:eastAsia="FangSong" w:cs="Times New Roman"/>
-        </w:rPr>
-        <w:t>仔细的光谱分析能够让我们得到</w:t>
-      </w:r>
-      <w:r>
-        <w:rPr>
-          <w:rFonts w:ascii="Times New Roman" w:hAnsi="Times New Roman" w:eastAsia="Times New Roman" w:cs="Times New Roman"/>
-        </w:rPr>
-        <w:t xml:space="preserve"> Na </w:t>
-      </w:r>
-      <w:r>
-        <w:rPr>
-          <w:rFonts w:hint="eastAsia" w:ascii="Times New Roman" w:hAnsi="Times New Roman" w:eastAsia="FangSong" w:cs="Times New Roman"/>
-        </w:rPr>
-        <w:t>的第一电离能</w:t>
-      </w:r>
-      <w:r>
-        <w:rPr>
-          <w:rFonts w:hint="eastAsia" w:ascii="Times New Roman" w:hAnsi="Times New Roman" w:eastAsia="Times New Roman" w:cs="Times New Roman"/>
-        </w:rPr>
-        <w:t>。</w:t>
-      </w:r>
-    </w:p>
-    <w:p>
-      <w:pPr>
-        <w:pStyle w:val="Compact"/>
-        <w:numPr>
-          <w:ilvl w:val="0"/>
-          <w:numId w:val="1006"/>
-        </w:numPr>
-      </w:pPr>
-      <w:r>
-        <w:rPr>
-          <w:rFonts w:hint="eastAsia" w:ascii="Times New Roman" w:hAnsi="Times New Roman" w:eastAsia="FangSong" w:cs="Times New Roman"/>
-        </w:rPr>
-        <w:t xml:space="preserve">给出</w:t>
-      </w:r>
-      <w:r>
-        <w:rPr>
-          <w:rFonts w:ascii="Times New Roman" w:hAnsi="Times New Roman" w:eastAsia="Times New Roman" w:cs="Times New Roman"/>
-        </w:rPr>
-        <w:t xml:space="preserve"> Na </w:t>
-      </w:r>
-      <w:r>
-        <w:rPr>
-          <w:rFonts w:hint="eastAsia" w:ascii="Times New Roman" w:hAnsi="Times New Roman" w:eastAsia="FangSong" w:cs="Times New Roman"/>
-        </w:rPr>
-        <w:t>的外层电子排布和价电子排布</w:t>
-      </w:r>
-      <w:r>
-        <w:rPr>
-          <w:rFonts w:hint="eastAsia" w:ascii="Times New Roman" w:hAnsi="Times New Roman" w:eastAsia="Times New Roman" w:cs="Times New Roman"/>
-        </w:rPr>
-        <w:t>。</w:t>
-      </w:r>
-      <w:r>
-        <w:rPr>
-          <w:rFonts w:ascii="Times New Roman" w:hAnsi="Times New Roman" w:eastAsia="Times New Roman" w:cs="Times New Roman"/>
-        </w:rPr>
-        <w:br/>
-      </w:r>
-    </w:p>
-    <w:p>
-      <w:pPr>
-        <w:pStyle w:val="Compact"/>
-        <w:numPr>
-          <w:ilvl w:val="0"/>
-          <w:numId w:val="1006"/>
-        </w:numPr>
-      </w:pPr>
-      <w:r>
-        <w:rPr>
-          <w:rFonts w:hint="eastAsia" w:ascii="Times New Roman" w:hAnsi="Times New Roman" w:eastAsia="FangSong" w:cs="Times New Roman"/>
-        </w:rPr>
-        <w:t xml:space="preserve">我们熟知的黄光是由</w:t>
-      </w:r>
-      <w:r>
-        <w:rPr>
-          <w:rFonts w:ascii="Times New Roman" w:hAnsi="Times New Roman" w:eastAsia="Times New Roman" w:cs="Times New Roman"/>
-        </w:rPr>
-        <w:t xml:space="preserve"> Na </w:t>
-      </w:r>
-      <w:r>
-        <w:rPr>
-          <w:rFonts w:hint="eastAsia" w:ascii="Times New Roman" w:hAnsi="Times New Roman" w:eastAsia="FangSong" w:cs="Times New Roman"/>
-        </w:rPr>
-        <w:t xml:space="preserve">的电子从</w:t>
-      </w:r>
-      <w:r>
-        <w:rPr>
-          <w:rFonts w:ascii="Times New Roman" w:hAnsi="Times New Roman" w:eastAsia="Times New Roman" w:cs="Times New Roman"/>
-        </w:rPr>
-        <w:t xml:space="preserve"> 3p </w:t>
-      </w:r>
-      <w:r>
-        <w:rPr>
-          <w:rFonts w:hint="eastAsia" w:ascii="Times New Roman" w:hAnsi="Times New Roman" w:eastAsia="FangSong" w:cs="Times New Roman"/>
-        </w:rPr>
-        <w:t xml:space="preserve">轨道到</w:t>
-      </w:r>
-      <w:r>
-        <w:rPr>
-          <w:rFonts w:ascii="Times New Roman" w:hAnsi="Times New Roman" w:eastAsia="Times New Roman" w:cs="Times New Roman"/>
-        </w:rPr>
-        <w:t xml:space="preserve"> 3s </w:t>
-      </w:r>
-      <w:r>
-        <w:rPr>
-          <w:rFonts w:hint="eastAsia" w:ascii="Times New Roman" w:hAnsi="Times New Roman" w:eastAsia="FangSong" w:cs="Times New Roman"/>
-        </w:rPr>
-        <w:t>轨道的跃迁放出的</w:t>
-      </w:r>
-      <w:r>
-        <w:rPr>
-          <w:rFonts w:hint="eastAsia" w:ascii="Times New Roman" w:hAnsi="Times New Roman" w:eastAsia="Times New Roman" w:cs="Times New Roman"/>
-        </w:rPr>
-        <w:t>,</w:t>
-      </w:r>
-      <w:r>
-        <w:rPr>
-          <w:rFonts w:ascii="Times New Roman" w:hAnsi="Times New Roman" w:eastAsia="Times New Roman" w:cs="Times New Roman"/>
-        </w:rPr>
-        <w:t xml:space="preserve"> </w:t>
-      </w:r>
-      <w:r>
-        <w:rPr>
-          <w:rFonts w:hint="eastAsia" w:ascii="Times New Roman" w:hAnsi="Times New Roman" w:eastAsia="FangSong" w:cs="Times New Roman"/>
-        </w:rPr>
-        <w:t xml:space="preserve">其波长为</w:t>
-      </w:r>
-      <w:r>
-        <w:rPr>
-          <w:rFonts w:ascii="Times New Roman" w:hAnsi="Times New Roman" w:eastAsia="Times New Roman" w:cs="Times New Roman"/>
-        </w:rPr>
-        <w:t xml:space="preserve"> </w:t>
-      </w:r>
-      <w:r>
-        <w:rPr>
-          <w:rFonts w:hint="eastAsia" w:ascii="Times New Roman" w:hAnsi="Times New Roman" w:eastAsia="Times New Roman" w:cs="Times New Roman"/>
-        </w:rPr>
-        <w:t>589.3nm。</w:t>
-      </w:r>
-      <w:r>
-        <w:rPr>
-          <w:rFonts w:hint="eastAsia" w:ascii="Times New Roman" w:hAnsi="Times New Roman" w:eastAsia="FangSong" w:cs="Times New Roman"/>
-        </w:rPr>
-        <w:t>计算其能量</w:t>
-      </w:r>
-      <w:r>
-        <w:rPr>
-          <w:rFonts w:hint="eastAsia" w:ascii="Times New Roman" w:hAnsi="Times New Roman" w:eastAsia="Times New Roman" w:cs="Times New Roman"/>
-        </w:rPr>
-        <w:t>(</w:t>
-      </w:r>
-      <w:r>
-        <w:rPr>
-          <w:rFonts w:hint="eastAsia" w:ascii="Times New Roman" w:hAnsi="Times New Roman" w:eastAsia="FangSong" w:cs="Times New Roman"/>
-        </w:rPr>
-        <w:t>单位</w:t>
-      </w:r>
-      <w:r>
-        <w:rPr>
-          <w:rFonts w:hint="eastAsia" w:ascii="Times New Roman" w:hAnsi="Times New Roman" w:eastAsia="Times New Roman" w:cs="Times New Roman"/>
-        </w:rPr>
-        <w:t>:</w:t>
-      </w:r>
-      <w:r>
-        <w:rPr>
-          <w:rFonts w:ascii="Times New Roman" w:hAnsi="Times New Roman" w:eastAsia="Times New Roman" w:cs="Times New Roman"/>
-        </w:rPr>
-        <w:t xml:space="preserve"> kJ/mol)。</w:t>
-      </w:r>
-      <w:r>
-        <w:rPr>
-          <w:rFonts w:ascii="Times New Roman" w:hAnsi="Times New Roman" w:eastAsia="Times New Roman" w:cs="Times New Roman"/>
-        </w:rPr>
-        <w:br/>
-      </w:r>
-    </w:p>
-    <w:p>
-      <w:pPr>
-        <w:pStyle w:val="Compact"/>
-        <w:numPr>
-          <w:ilvl w:val="0"/>
-          <w:numId w:val="1006"/>
-        </w:numPr>
-        <w:spacing w:after="80"/>
-      </w:pPr>
-      <w:r>
-        <w:rPr>
-          <w:rFonts w:hint="eastAsia" w:ascii="Times New Roman" w:hAnsi="Times New Roman" w:eastAsia="FangSong" w:cs="Times New Roman"/>
-        </w:rPr>
-        <w:t xml:space="preserve">下表是一组</w:t>
-      </w:r>
-      <w:r>
-        <w:rPr>
-          <w:rFonts w:ascii="Times New Roman" w:hAnsi="Times New Roman" w:eastAsia="Times New Roman" w:cs="Times New Roman"/>
-        </w:rPr>
-        <w:t xml:space="preserve"> Na </w:t>
-      </w:r>
-      <w:r>
-        <w:rPr>
-          <w:rFonts w:hint="eastAsia" w:ascii="Times New Roman" w:hAnsi="Times New Roman" w:eastAsia="FangSong" w:cs="Times New Roman"/>
-        </w:rPr>
-        <w:t>的发射光谱谱线波长数据</w:t>
-      </w:r>
-      <w:r>
-        <w:rPr>
-          <w:rFonts w:hint="eastAsia" w:ascii="Times New Roman" w:hAnsi="Times New Roman" w:eastAsia="Times New Roman" w:cs="Times New Roman"/>
-        </w:rPr>
-        <w:t>。Na</w:t>
-      </w:r>
-      <w:r>
-        <w:rPr>
-          <w:rFonts w:ascii="Times New Roman" w:hAnsi="Times New Roman" w:eastAsia="Times New Roman" w:cs="Times New Roman"/>
-        </w:rPr>
-        <w:t xml:space="preserve"> </w:t>
-      </w:r>
-      <w:r>
-        <w:rPr>
-          <w:rFonts w:hint="eastAsia" w:ascii="Times New Roman" w:hAnsi="Times New Roman" w:eastAsia="FangSong" w:cs="Times New Roman"/>
-        </w:rPr>
-        <w:t xml:space="preserve">的价电子被激发到</w:t>
+        <w:t xml:space="preserve">已知</w:t>
       </w:r>
       <w:r>
         <w:rPr>
@@ -2426,21 +2158,18 @@
         <w:t xml:space="preserve"> </w:t>
       </w:r>
       <m:oMath>
-        <m:r>
-          <m:t>n</m:t>
-        </m:r>
-        <m:r>
-          <m:t>d</m:t>
-        </m:r>
-        <m:r>
-          <m:rPr>
-            <m:sty m:val="p"/>
-          </m:rPr>
-          <m:t>(</m:t>
-        </m:r>
-        <m:r>
-          <m:t>n</m:t>
-        </m:r>
+        <m:sSub>
+          <m:e>
+            <m:r>
+              <m:t>N</m:t>
+            </m:r>
+          </m:e>
+          <m:sub>
+            <m:r>
+              <m:t>2</m:t>
+            </m:r>
+          </m:sub>
+        </m:sSub>
       </m:oMath>
       <w:r>
         <w:rPr>
@@ -2452,448 +2181,129 @@
         <w:rPr>
           <w:rFonts w:hint="eastAsia" w:ascii="Times New Roman" w:hAnsi="Times New Roman" w:eastAsia="FangSong" w:cs="Times New Roman"/>
         </w:rPr>
-        <w:t>即主量子数</w:t>
-      </w:r>
-      <w:r>
-        <w:rPr>
-          <w:rFonts w:hint="eastAsia" w:ascii="Times New Roman" w:hAnsi="Times New Roman" w:eastAsia="Times New Roman" w:cs="Times New Roman"/>
-        </w:rPr>
-        <w:t>)</w:t>
-      </w:r>
-      <w:r>
-        <w:rPr>
-          <w:rFonts w:ascii="Times New Roman" w:hAnsi="Times New Roman" w:eastAsia="Times New Roman" w:cs="Times New Roman"/>
-        </w:rPr>
-        <w:t xml:space="preserve"> </w:t>
-      </w:r>
-      <w:r>
-        <w:rPr>
-          <w:rFonts w:hint="eastAsia" w:ascii="Times New Roman" w:hAnsi="Times New Roman" w:eastAsia="FangSong" w:cs="Times New Roman"/>
-        </w:rPr>
-        <w:t>轨道</w:t>
-      </w:r>
-      <w:r>
-        <w:rPr>
-          <w:rFonts w:hint="eastAsia" w:ascii="Times New Roman" w:hAnsi="Times New Roman" w:eastAsia="Times New Roman" w:cs="Times New Roman"/>
-        </w:rPr>
-        <w:t>，</w:t>
-      </w:r>
-      <w:r>
-        <w:rPr>
-          <w:rFonts w:hint="eastAsia" w:ascii="Times New Roman" w:hAnsi="Times New Roman" w:eastAsia="FangSong" w:cs="Times New Roman"/>
-        </w:rPr>
-        <w:t>该电子落至</w:t>
-      </w:r>
-      <w:r>
-        <w:rPr>
-          <w:rFonts w:ascii="Times New Roman" w:hAnsi="Times New Roman" w:eastAsia="Times New Roman" w:cs="Times New Roman"/>
-        </w:rPr>
-        <w:t xml:space="preserve"> 3p </w:t>
-      </w:r>
-      <w:r>
-        <w:rPr>
-          <w:rFonts w:hint="eastAsia" w:ascii="Times New Roman" w:hAnsi="Times New Roman" w:eastAsia="FangSong" w:cs="Times New Roman"/>
-        </w:rPr>
-        <w:t>轨道发射出了这些谱线</w:t>
-      </w:r>
-      <w:r>
-        <w:rPr>
-          <w:rFonts w:hint="eastAsia" w:ascii="Times New Roman" w:hAnsi="Times New Roman" w:eastAsia="Times New Roman" w:cs="Times New Roman"/>
-        </w:rPr>
-        <w:t>。</w:t>
-      </w:r>
-    </w:p>
-    <w:tbl>
-      <w:tblPr>
-        <w:tblStyle w:val="Table"/>
-        <w:tblW w:type="auto" w:w="0"/>
-        <w:tblLook w:firstRow="1" w:lastRow="0" w:firstColumn="0" w:lastColumn="0" w:noHBand="0" w:noVBand="0" w:val="0020"/>
-      </w:tblPr>
-      <w:tblGrid>
-        <w:gridCol w:w="1584"/>
-        <w:gridCol w:w="1584"/>
-        <w:gridCol w:w="1584"/>
-        <w:gridCol w:w="1584"/>
-        <w:gridCol w:w="1584"/>
-      </w:tblGrid>
-      <w:tr>
-        <w:trPr>
-          <w:tblHeader w:val="on"/>
-        </w:trPr>
-        <w:tc>
-          <w:tcPr/>
-          <w:p>
-            <w:pPr>
-              <w:pStyle w:val="Compact"/>
-              <w:jc w:val="center"/>
-            </w:pPr>
-            <w:r>
-              <w:rPr>
-                <w:rFonts w:hint="eastAsia" w:ascii="Times New Roman" w:hAnsi="Times New Roman" w:eastAsia="SimHei" w:cs="Times New Roman"/>
-                <w:b/>
-              </w:rPr>
-              <w:t>波长</w:t>
-            </w:r>
-            <w:r>
-              <w:rPr>
-                <w:rFonts w:hint="eastAsia" w:ascii="Times New Roman" w:hAnsi="Times New Roman" w:eastAsia="Times New Roman" w:cs="Times New Roman"/>
-                <w:b/>
-              </w:rPr>
-              <w:t>/nm</w:t>
-            </w:r>
-          </w:p>
-        </w:tc>
-        <w:tc>
-          <w:tcPr/>
-          <w:p>
-            <w:pPr>
-              <w:pStyle w:val="Compact"/>
-              <w:jc w:val="center"/>
-            </w:pPr>
-            <w:r>
-              <w:rPr>
-                <w:rFonts w:ascii="Times New Roman" w:hAnsi="Times New Roman" w:eastAsia="Times New Roman" w:cs="Times New Roman"/>
-                <w:b/>
-              </w:rPr>
-              <w:t xml:space="preserve">466.6</w:t>
-            </w:r>
-          </w:p>
-        </w:tc>
-        <w:tc>
-          <w:tcPr/>
-          <w:p>
-            <w:pPr>
-              <w:pStyle w:val="Compact"/>
-              <w:jc w:val="center"/>
-            </w:pPr>
-            <w:r>
-              <w:rPr>
-                <w:rFonts w:ascii="Times New Roman" w:hAnsi="Times New Roman" w:eastAsia="Times New Roman" w:cs="Times New Roman"/>
-                <w:b/>
-              </w:rPr>
-              <w:t xml:space="preserve">498.0</w:t>
-            </w:r>
-          </w:p>
-        </w:tc>
-        <w:tc>
-          <w:tcPr/>
-          <w:p>
-            <w:pPr>
-              <w:pStyle w:val="Compact"/>
-              <w:jc w:val="center"/>
-            </w:pPr>
-            <w:r>
-              <w:rPr>
-                <w:rFonts w:ascii="Times New Roman" w:hAnsi="Times New Roman" w:eastAsia="Times New Roman" w:cs="Times New Roman"/>
-                <w:b/>
-              </w:rPr>
-              <w:t xml:space="preserve">568.1</w:t>
-            </w:r>
-          </w:p>
-        </w:tc>
-        <w:tc>
-          <w:tcPr/>
-          <w:p>
-            <w:pPr>
-              <w:pStyle w:val="Compact"/>
-              <w:jc w:val="center"/>
-            </w:pPr>
-            <w:r>
-              <w:rPr>
-                <w:rFonts w:ascii="Times New Roman" w:hAnsi="Times New Roman" w:eastAsia="Times New Roman" w:cs="Times New Roman"/>
-                <w:b/>
-              </w:rPr>
-              <w:t xml:space="preserve">818.1</w:t>
-            </w:r>
-          </w:p>
-        </w:tc>
-      </w:tr>
-      <w:tr>
-        <w:tc>
-          <w:tcPr/>
-          <w:p>
-            <w:pPr>
-              <w:pStyle w:val="Compact"/>
-              <w:jc w:val="center"/>
-            </w:pPr>
-            <w:r>
-              <w:rPr>
-                <w:rFonts w:hint="eastAsia" w:ascii="Times New Roman" w:hAnsi="Times New Roman" w:eastAsia="FangSong" w:cs="Times New Roman"/>
-              </w:rPr>
-              <w:t xml:space="preserve">轨道</w:t>
-            </w:r>
-          </w:p>
-        </w:tc>
-        <w:tc>
-          <w:tcPr/>
-          <w:p>
-            <w:pPr>
-              <w:pStyle w:val="Compact"/>
-              <w:jc w:val="center"/>
-            </w:pPr>
-            <w:r>
-              <w:rPr>
-                <w:rFonts w:ascii="Times New Roman" w:hAnsi="Times New Roman" w:eastAsia="Times New Roman" w:cs="Times New Roman"/>
-              </w:rPr>
-              <w:t xml:space="preserve">6d</w:t>
-            </w:r>
-          </w:p>
-        </w:tc>
-        <w:tc>
-          <w:tcPr/>
-          <w:p>
-            <w:pPr>
-              <w:pStyle w:val="Compact"/>
-              <w:jc w:val="center"/>
-            </w:pPr>
-            <w:r>
-              <w:rPr>
-                <w:rFonts w:ascii="Times New Roman" w:hAnsi="Times New Roman" w:eastAsia="Times New Roman" w:cs="Times New Roman"/>
-              </w:rPr>
-              <w:t xml:space="preserve">5d</w:t>
-            </w:r>
-          </w:p>
-        </w:tc>
-        <w:tc>
-          <w:tcPr/>
-          <w:p>
-            <w:pPr>
-              <w:pStyle w:val="Compact"/>
-              <w:jc w:val="center"/>
-            </w:pPr>
-            <w:r>
-              <w:rPr>
-                <w:rFonts w:ascii="Times New Roman" w:hAnsi="Times New Roman" w:eastAsia="Times New Roman" w:cs="Times New Roman"/>
-              </w:rPr>
-              <w:t xml:space="preserve">4d</w:t>
-            </w:r>
-          </w:p>
-        </w:tc>
-        <w:tc>
-          <w:tcPr/>
-          <w:p>
-            <w:pPr>
-              <w:pStyle w:val="Compact"/>
-              <w:jc w:val="center"/>
-            </w:pPr>
-            <w:r>
-              <w:rPr>
-                <w:rFonts w:ascii="Times New Roman" w:hAnsi="Times New Roman" w:eastAsia="Times New Roman" w:cs="Times New Roman"/>
-              </w:rPr>
-              <w:t xml:space="preserve">3d</w:t>
-            </w:r>
-          </w:p>
-        </w:tc>
-      </w:tr>
-    </w:tbl>
-    <w:p>
-      <w:pPr>
-        <w:pStyle w:val="BodyText"/>
-        <w:spacing w:before="120"/>
-      </w:pPr>
-      <w:r>
-        <w:rPr>
-          <w:rFonts w:hint="eastAsia" w:ascii="Times New Roman" w:hAnsi="Times New Roman" w:eastAsia="FangSong" w:cs="Times New Roman"/>
-        </w:rPr>
-        <w:t xml:space="preserve">使用合理近似求</w:t>
-      </w:r>
-      <w:r>
-        <w:rPr>
-          <w:rFonts w:ascii="Times New Roman" w:hAnsi="Times New Roman" w:eastAsia="Times New Roman" w:cs="Times New Roman"/>
-        </w:rPr>
-        <w:t xml:space="preserve"> Na </w:t>
-      </w:r>
-      <w:r>
-        <w:rPr>
-          <w:rFonts w:hint="eastAsia" w:ascii="Times New Roman" w:hAnsi="Times New Roman" w:eastAsia="FangSong" w:cs="Times New Roman"/>
-        </w:rPr>
-        <w:t>的第一电离能</w:t>
-      </w:r>
-      <w:r>
-        <w:rPr>
-          <w:rFonts w:hint="eastAsia" w:ascii="Times New Roman" w:hAnsi="Times New Roman" w:eastAsia="Times New Roman" w:cs="Times New Roman"/>
-        </w:rPr>
-        <w:t>。</w:t>
-      </w:r>
-    </w:p>
-    <w:p>
-      <w:pPr>
-        <w:pStyle w:val="BodyText"/>
-      </w:pPr>
-      <w:r>
-        <w:rPr>
-          <w:rFonts w:hint="eastAsia" w:ascii="Times New Roman" w:hAnsi="Times New Roman" w:eastAsia="FangSong" w:cs="Times New Roman"/>
-          <w:b/>
-          <w:bCs/>
-        </w:rPr>
-        <w:t xml:space="preserve">来源</w:t>
-      </w:r>
-      <w:r>
-        <w:rPr>
-          <w:rFonts w:hint="eastAsia" w:ascii="Times New Roman" w:hAnsi="Times New Roman" w:eastAsia="Times New Roman" w:cs="Times New Roman"/>
-        </w:rPr>
-        <w:t>：</w:t>
-      </w:r>
-      <w:r>
-        <w:rPr>
-          <w:rFonts w:hint="eastAsia" w:ascii="Times New Roman" w:hAnsi="Times New Roman" w:eastAsia="FangSong" w:cs="Times New Roman"/>
-        </w:rPr>
-        <w:t>化学竞赛初赛讲义</w:t>
-      </w:r>
-      <w:r>
-        <w:rPr>
-          <w:rFonts w:ascii="Times New Roman" w:hAnsi="Times New Roman" w:eastAsia="Times New Roman" w:cs="Times New Roman"/>
-        </w:rPr>
-        <w:t xml:space="preserve"> </w:t>
-      </w:r>
-      <w:r>
-        <w:rPr>
-          <w:rFonts w:hint="eastAsia" w:ascii="Times New Roman" w:hAnsi="Times New Roman" w:eastAsia="FangSong" w:cs="Times New Roman"/>
-        </w:rPr>
-        <w:t>第</w:t>
-      </w:r>
-      <w:r>
-        <w:rPr>
-          <w:rFonts w:hint="eastAsia" w:ascii="Times New Roman" w:hAnsi="Times New Roman" w:eastAsia="Times New Roman" w:cs="Times New Roman"/>
-        </w:rPr>
-        <w:t>2</w:t>
-      </w:r>
-      <w:r>
-        <w:rPr>
-          <w:rFonts w:hint="eastAsia" w:ascii="Times New Roman" w:hAnsi="Times New Roman" w:eastAsia="FangSong" w:cs="Times New Roman"/>
-        </w:rPr>
-        <w:t>讲</w:t>
-      </w:r>
-      <w:r>
-        <w:rPr>
-          <w:rFonts w:ascii="Times New Roman" w:hAnsi="Times New Roman" w:eastAsia="Times New Roman" w:cs="Times New Roman"/>
-        </w:rPr>
-        <w:t xml:space="preserve"> §2.14 </w:t>
-      </w:r>
-      <w:r>
-        <w:rPr>
-          <w:rFonts w:hint="eastAsia" w:ascii="Times New Roman" w:hAnsi="Times New Roman" w:eastAsia="FangSong" w:cs="Times New Roman"/>
-        </w:rPr>
-        <w:t xml:space="preserve">习题</w:t>
-      </w:r>
-    </w:p>
-    <w:p>
-      <w:pPr>
-        <w:spacing w:before="160" w:after="80"/>
-      </w:pPr>
-      <w:r>
-        <w:pict>
-          <v:rect style="width:0;height:1.5pt" o:hralign="center" o:hrstd="t" o:hr="t"/>
-        </w:pict>
-      </w:r>
-    </w:p>
-    <w:bookmarkEnd w:id="15"/>
-    <w:bookmarkStart w:id="16" w:name="第8题"/>
-    <w:p>
-      <w:pPr>
-        <w:pStyle w:val="Heading3"/>
-        <w:spacing w:before="280" w:after="120"/>
-      </w:pPr>
-      <w:r>
-        <w:rPr>
-          <w:rFonts w:hint="eastAsia" w:ascii="Times New Roman" w:hAnsi="Times New Roman" w:eastAsia="SimHei" w:cs="Times New Roman"/>
-        </w:rPr>
-        <w:t>第</w:t>
-      </w:r>
-      <w:r>
-        <w:rPr>
-          <w:rFonts w:hint="eastAsia" w:ascii="Times New Roman" w:hAnsi="Times New Roman" w:eastAsia="Times New Roman" w:cs="Times New Roman"/>
-        </w:rPr>
-        <w:t>8</w:t>
-      </w:r>
-      <w:r>
-        <w:rPr>
-          <w:rFonts w:hint="eastAsia" w:ascii="Times New Roman" w:hAnsi="Times New Roman" w:eastAsia="SimHei" w:cs="Times New Roman"/>
-        </w:rPr>
-        <w:t>题</w:t>
-      </w:r>
-    </w:p>
-    <w:p>
-      <w:pPr>
-        <w:pStyle w:val="FirstParagraph"/>
-      </w:pPr>
-      <w:r>
-        <w:rPr>
-          <w:rFonts w:ascii="Times New Roman" w:hAnsi="Times New Roman" w:eastAsia="Times New Roman" w:cs="Times New Roman"/>
-        </w:rPr>
-        <w:t xml:space="preserve">2009 </w:t>
-      </w:r>
-      <w:r>
-        <w:rPr>
-          <w:rFonts w:hint="eastAsia" w:ascii="Times New Roman" w:hAnsi="Times New Roman" w:eastAsia="FangSong" w:cs="Times New Roman"/>
-        </w:rPr>
-        <w:t xml:space="preserve">年</w:t>
-      </w:r>
-      <w:r>
-        <w:rPr>
-          <w:rFonts w:ascii="Times New Roman" w:hAnsi="Times New Roman" w:eastAsia="Times New Roman" w:cs="Times New Roman"/>
-        </w:rPr>
-        <w:t xml:space="preserve"> 10 </w:t>
-      </w:r>
-      <w:r>
-        <w:rPr>
-          <w:rFonts w:hint="eastAsia" w:ascii="Times New Roman" w:hAnsi="Times New Roman" w:eastAsia="FangSong" w:cs="Times New Roman"/>
-        </w:rPr>
-        <w:t xml:space="preserve">月科学家合成了第</w:t>
-      </w:r>
-      <w:r>
-        <w:rPr>
-          <w:rFonts w:ascii="Times New Roman" w:hAnsi="Times New Roman" w:eastAsia="Times New Roman" w:cs="Times New Roman"/>
-        </w:rPr>
-        <w:t xml:space="preserve"> 117 </w:t>
-      </w:r>
-      <w:r>
-        <w:rPr>
-          <w:rFonts w:hint="eastAsia" w:ascii="Times New Roman" w:hAnsi="Times New Roman" w:eastAsia="FangSong" w:cs="Times New Roman"/>
-        </w:rPr>
-        <w:t>号元</w:t>
-      </w:r>
-      <w:r>
-        <w:rPr>
-          <w:rFonts w:hint="eastAsia" w:ascii="Times New Roman" w:hAnsi="Times New Roman" w:eastAsia="Times New Roman" w:cs="Times New Roman"/>
-        </w:rPr>
-        <w:t>，</w:t>
-      </w:r>
-      <w:r>
-        <w:rPr>
-          <w:rFonts w:hint="eastAsia" w:ascii="Times New Roman" w:hAnsi="Times New Roman" w:eastAsia="FangSong" w:cs="Times New Roman"/>
-        </w:rPr>
-        <w:t>由此填满了周期表第七周期所有空格</w:t>
-      </w:r>
-      <w:r>
-        <w:rPr>
-          <w:rFonts w:hint="eastAsia" w:ascii="Times New Roman" w:hAnsi="Times New Roman" w:eastAsia="Times New Roman" w:cs="Times New Roman"/>
-        </w:rPr>
-        <w:t>，</w:t>
-      </w:r>
-      <w:r>
-        <w:rPr>
-          <w:rFonts w:hint="eastAsia" w:ascii="Times New Roman" w:hAnsi="Times New Roman" w:eastAsia="FangSong" w:cs="Times New Roman"/>
-        </w:rPr>
-        <w:t>是元素周期系发展的一个里程碑</w:t>
-      </w:r>
-      <w:r>
-        <w:rPr>
-          <w:rFonts w:hint="eastAsia" w:ascii="Times New Roman" w:hAnsi="Times New Roman" w:eastAsia="Times New Roman" w:cs="Times New Roman"/>
-        </w:rPr>
-        <w:t>。117</w:t>
-      </w:r>
-      <w:r>
-        <w:rPr>
-          <w:rFonts w:ascii="Times New Roman" w:hAnsi="Times New Roman" w:eastAsia="Times New Roman" w:cs="Times New Roman"/>
-        </w:rPr>
-        <w:t xml:space="preserve"> </w:t>
-      </w:r>
-      <w:r>
-        <w:rPr>
-          <w:rFonts w:hint="eastAsia" w:ascii="Times New Roman" w:hAnsi="Times New Roman" w:eastAsia="FangSong" w:cs="Times New Roman"/>
-        </w:rPr>
-        <w:t xml:space="preserve">号元素是用</w:t>
+        <w:t xml:space="preserve">的键解离能为</w:t>
+      </w:r>
+      <w:r>
+        <w:rPr>
+          <w:rFonts w:ascii="Times New Roman" w:hAnsi="Times New Roman" w:eastAsia="Times New Roman" w:cs="Times New Roman"/>
+        </w:rPr>
+        <w:t xml:space="preserve"> </w:t>
+      </w:r>
+      <w:r>
+        <w:rPr>
+          <w:rFonts w:hint="eastAsia" w:ascii="Times New Roman" w:hAnsi="Times New Roman" w:eastAsia="Times New Roman" w:cs="Times New Roman"/>
+        </w:rPr>
+        <w:t xml:space="preserve">946kJ/mol，</w:t>
+      </w:r>
+      <w:r>
+        <w:rPr>
+          <w:rFonts w:ascii="Times New Roman" w:hAnsi="Times New Roman" w:eastAsia="Times New Roman" w:cs="Times New Roman"/>
+        </w:rPr>
+        <w:t xml:space="preserve"> </w:t>
+      </w:r>
+      <m:oMath>
+        <m:sSub>
+          <m:e>
+            <m:r>
+              <m:t>O</m:t>
+            </m:r>
+          </m:e>
+          <m:sub>
+            <m:r>
+              <m:t>2</m:t>
+            </m:r>
+          </m:sub>
+        </m:sSub>
+      </m:oMath>
+      <w:r>
+        <w:rPr>
+          <w:rFonts w:ascii="Times New Roman" w:hAnsi="Times New Roman" w:eastAsia="Times New Roman" w:cs="Times New Roman"/>
+        </w:rPr>
+        <w:t xml:space="preserve"> </w:t>
+      </w:r>
+      <w:r>
+        <w:rPr>
+          <w:rFonts w:hint="eastAsia" w:ascii="Times New Roman" w:hAnsi="Times New Roman" w:eastAsia="FangSong" w:cs="Times New Roman"/>
+        </w:rPr>
+        <w:t xml:space="preserve">的键解离能为</w:t>
+      </w:r>
+      <w:r>
+        <w:rPr>
+          <w:rFonts w:ascii="Times New Roman" w:hAnsi="Times New Roman" w:eastAsia="Times New Roman" w:cs="Times New Roman"/>
+        </w:rPr>
+        <w:t xml:space="preserve"> 498 </w:t>
+      </w:r>
+      <w:r>
+        <w:rPr>
+          <w:rFonts w:hint="eastAsia" w:ascii="Times New Roman" w:hAnsi="Times New Roman" w:eastAsia="Times New Roman" w:cs="Times New Roman"/>
+        </w:rPr>
+        <w:t xml:space="preserve">kJ/mol，N</w:t>
+      </w:r>
+      <w:r>
+        <w:rPr>
+          <w:rFonts w:ascii="Times New Roman" w:hAnsi="Times New Roman" w:eastAsia="Times New Roman" w:cs="Times New Roman"/>
+        </w:rPr>
+        <w:t xml:space="preserve"> </w:t>
+      </w:r>
+      <w:r>
+        <w:rPr>
+          <w:rFonts w:hint="eastAsia" w:ascii="Times New Roman" w:hAnsi="Times New Roman" w:eastAsia="FangSong" w:cs="Times New Roman"/>
+        </w:rPr>
+        <w:t xml:space="preserve">和</w:t>
+      </w:r>
+      <w:r>
+        <w:rPr>
+          <w:rFonts w:ascii="Times New Roman" w:hAnsi="Times New Roman" w:eastAsia="Times New Roman" w:cs="Times New Roman"/>
+        </w:rPr>
+        <w:t xml:space="preserve"> O </w:t>
+      </w:r>
+      <w:r>
+        <w:rPr>
+          <w:rFonts w:hint="eastAsia" w:ascii="Times New Roman" w:hAnsi="Times New Roman" w:eastAsia="FangSong" w:cs="Times New Roman"/>
+        </w:rPr>
+        <w:t xml:space="preserve">的</w:t>
+      </w:r>
+      <w:r>
+        <w:rPr>
+          <w:rFonts w:ascii="Times New Roman" w:hAnsi="Times New Roman" w:eastAsia="Times New Roman" w:cs="Times New Roman"/>
+        </w:rPr>
+        <w:t xml:space="preserve"> Pauling </w:t>
+      </w:r>
+      <w:r>
+        <w:rPr>
+          <w:rFonts w:hint="eastAsia" w:ascii="Times New Roman" w:hAnsi="Times New Roman" w:eastAsia="FangSong" w:cs="Times New Roman"/>
+        </w:rPr>
+        <w:t xml:space="preserve">电负性分别为</w:t>
+      </w:r>
+      <w:r>
+        <w:rPr>
+          <w:rFonts w:ascii="Times New Roman" w:hAnsi="Times New Roman" w:eastAsia="Times New Roman" w:cs="Times New Roman"/>
+        </w:rPr>
+        <w:t xml:space="preserve"> 3.04 </w:t>
+      </w:r>
+      <w:r>
+        <w:rPr>
+          <w:rFonts w:hint="eastAsia" w:ascii="Times New Roman" w:hAnsi="Times New Roman" w:eastAsia="FangSong" w:cs="Times New Roman"/>
+        </w:rPr>
+        <w:t xml:space="preserve">和</w:t>
+      </w:r>
+      <w:r>
+        <w:rPr>
+          <w:rFonts w:ascii="Times New Roman" w:hAnsi="Times New Roman" w:eastAsia="Times New Roman" w:cs="Times New Roman"/>
+        </w:rPr>
+        <w:t xml:space="preserve"> </w:t>
+      </w:r>
+      <w:r>
+        <w:rPr>
+          <w:rFonts w:hint="eastAsia" w:ascii="Times New Roman" w:hAnsi="Times New Roman" w:eastAsia="Times New Roman" w:cs="Times New Roman"/>
+        </w:rPr>
+        <w:t>3.44。</w:t>
+      </w:r>
+      <w:r>
+        <w:rPr>
+          <w:rFonts w:hint="eastAsia" w:ascii="Times New Roman" w:hAnsi="Times New Roman" w:eastAsia="FangSong" w:cs="Times New Roman"/>
+        </w:rPr>
+        <w:t>估算吸热反应</w:t>
       </w:r>
       <w:r>
         <w:rPr>
@@ -2910,73 +2320,128 @@
             </w:rPr>
           </m:ctrlPr>
         </m:oMathPr>
-        <m:sSup>
+        <m:sSub>
           <m:e>
             <m:r>
-              <m:t>​</m:t>
+              <m:rPr>
+                <m:sty m:val="p"/>
+              </m:rPr>
+              <m:t>N</m:t>
             </m:r>
           </m:e>
-          <m:sup>
-            <m:r>
-              <m:t>249</m:t>
-            </m:r>
-          </m:sup>
-        </m:sSup>
+          <m:sub>
+            <m:r>
+              <m:t>2</m:t>
+            </m:r>
+          </m:sub>
+        </m:sSub>
         <m:r>
           <m:rPr>
             <m:sty m:val="p"/>
           </m:rPr>
-          <m:t>B</m:t>
+          <m:t>(</m:t>
         </m:r>
         <m:r>
           <m:rPr>
             <m:sty m:val="p"/>
           </m:rPr>
-          <m:t>k</m:t>
-        </m:r>
-      </m:oMath>
-      <w:r>
-        <w:rPr>
-          <w:rFonts w:ascii="Times New Roman" w:hAnsi="Times New Roman" w:eastAsia="Times New Roman" w:cs="Times New Roman"/>
-        </w:rPr>
-        <w:t xml:space="preserve"> </w:t>
-      </w:r>
-      <w:r>
-        <w:rPr>
-          <w:rFonts w:hint="eastAsia" w:ascii="Times New Roman" w:hAnsi="Times New Roman" w:eastAsia="FangSong" w:cs="Times New Roman"/>
-        </w:rPr>
-        <w:t xml:space="preserve">轰击</w:t>
-      </w:r>
-      <w:r>
-        <w:rPr>
-          <w:rFonts w:ascii="Times New Roman" w:hAnsi="Times New Roman" w:eastAsia="Times New Roman" w:cs="Times New Roman"/>
-        </w:rPr>
-        <w:t xml:space="preserve"> </w:t>
-      </w:r>
-      <m:oMath>
-        <m:sSup>
-          <m:e>
-            <m:r>
-              <m:t>​</m:t>
-            </m:r>
-          </m:e>
-          <m:sup>
-            <m:r>
-              <m:t>48</m:t>
-            </m:r>
-          </m:sup>
-        </m:sSup>
+          <m:t> </m:t>
+        </m:r>
         <m:r>
           <m:rPr>
             <m:sty m:val="p"/>
           </m:rPr>
-          <m:t>C</m:t>
+          <m:t>g</m:t>
         </m:r>
         <m:r>
           <m:rPr>
             <m:sty m:val="p"/>
           </m:rPr>
-          <m:t>a</m:t>
+          <m:t>)</m:t>
+        </m:r>
+        <m:r>
+          <m:rPr>
+            <m:sty m:val="p"/>
+          </m:rPr>
+          <m:t>+</m:t>
+        </m:r>
+        <m:sSub>
+          <m:e>
+            <m:r>
+              <m:rPr>
+                <m:sty m:val="p"/>
+              </m:rPr>
+              <m:t>O</m:t>
+            </m:r>
+          </m:e>
+          <m:sub>
+            <m:r>
+              <m:t>2</m:t>
+            </m:r>
+          </m:sub>
+        </m:sSub>
+        <m:r>
+          <m:rPr>
+            <m:sty m:val="p"/>
+          </m:rPr>
+          <m:t>(</m:t>
+        </m:r>
+        <m:r>
+          <m:rPr>
+            <m:sty m:val="p"/>
+          </m:rPr>
+          <m:t> </m:t>
+        </m:r>
+        <m:r>
+          <m:rPr>
+            <m:sty m:val="p"/>
+          </m:rPr>
+          <m:t>g</m:t>
+        </m:r>
+        <m:r>
+          <m:rPr>
+            <m:sty m:val="p"/>
+          </m:rPr>
+          <m:t>)</m:t>
+        </m:r>
+        <m:r>
+          <m:rPr>
+            <m:sty m:val="p"/>
+          </m:rPr>
+          <m:t>→</m:t>
+        </m:r>
+        <m:r>
+          <m:t>2</m:t>
+        </m:r>
+        <m:r>
+          <m:rPr>
+            <m:sty m:val="p"/>
+          </m:rPr>
+          <m:t>N</m:t>
+        </m:r>
+        <m:r>
+          <m:rPr>
+            <m:sty m:val="p"/>
+          </m:rPr>
+          <m:t>O</m:t>
+        </m:r>
+        <m:r>
+          <m:rPr>
+            <m:sty m:val="p"/>
+          </m:rPr>
+          <m:t>(</m:t>
+        </m:r>
+        <m:r>
+          <m:rPr>
+            <m:sty m:val="p"/>
+          </m:rPr>
+          <m:t>g</m:t>
+        </m:r>
+        <m:r>
+          <m:rPr>
+            <m:sty m:val="p"/>
+          </m:rPr>
+          <m:t>)</m:t>
         </m:r>
       </m:oMath>
       <w:r>
@@ -2989,7 +2454,83 @@
         <w:rPr>
           <w:rFonts w:hint="eastAsia" w:ascii="Times New Roman" w:hAnsi="Times New Roman" w:eastAsia="FangSong" w:cs="Times New Roman"/>
         </w:rPr>
-        <w:t>靶合成的</w:t>
+        <w:t xml:space="preserve">的焓变</w:t>
+      </w:r>
+      <w:r>
+        <w:rPr>
+          <w:rFonts w:ascii="Times New Roman" w:hAnsi="Times New Roman" w:eastAsia="Times New Roman" w:cs="Times New Roman"/>
+        </w:rPr>
+        <w:t xml:space="preserve"> </w:t>
+      </w:r>
+      <m:oMath>
+        <m:r>
+          <m:rPr>
+            <m:sty m:val="p"/>
+          </m:rPr>
+          <m:t>Δ</m:t>
+        </m:r>
+        <m:r>
+          <m:t>H</m:t>
+        </m:r>
+      </m:oMath>
+      <w:r>
+        <w:rPr>
+          <w:rFonts w:ascii="Times New Roman" w:hAnsi="Times New Roman" w:eastAsia="Times New Roman" w:cs="Times New Roman"/>
+        </w:rPr>
+        <w:t xml:space="preserve"> </w:t>
+      </w:r>
+      <w:r>
+        <w:rPr>
+          <w:rFonts w:ascii="Times New Roman" w:hAnsi="Times New Roman" w:eastAsia="Times New Roman" w:cs="Times New Roman"/>
+        </w:rPr>
+        <w:t xml:space="preserve">。</w:t>
+      </w:r>
+    </w:p>
+    <w:p>
+      <w:pPr>
+        <w:spacing w:before="160" w:after="80"/>
+      </w:pPr>
+      <w:r>
+        <w:pict>
+          <v:rect style="width:0;height:1.5pt" o:hralign="center" o:hrstd="t" o:hr="t"/>
+        </w:pict>
+      </w:r>
+    </w:p>
+    <w:bookmarkEnd w:id="15"/>
+    <w:bookmarkStart w:id="16" w:name="第8题"/>
+    <w:p>
+      <w:pPr>
+        <w:pStyle w:val="Heading3"/>
+        <w:spacing w:before="280" w:after="120"/>
+      </w:pPr>
+      <w:r>
+        <w:rPr>
+          <w:rFonts w:hint="eastAsia" w:ascii="Times New Roman" w:hAnsi="Times New Roman" w:eastAsia="SimHei" w:cs="Times New Roman"/>
+        </w:rPr>
+        <w:t>第</w:t>
+      </w:r>
+      <w:r>
+        <w:rPr>
+          <w:rFonts w:hint="eastAsia" w:ascii="Times New Roman" w:hAnsi="Times New Roman" w:eastAsia="Times New Roman" w:cs="Times New Roman"/>
+        </w:rPr>
+        <w:t>8</w:t>
+      </w:r>
+      <w:r>
+        <w:rPr>
+          <w:rFonts w:hint="eastAsia" w:ascii="Times New Roman" w:hAnsi="Times New Roman" w:eastAsia="SimHei" w:cs="Times New Roman"/>
+        </w:rPr>
+        <w:t>题</w:t>
+      </w:r>
+    </w:p>
+    <w:p>
+      <w:pPr>
+        <w:pStyle w:val="FirstParagraph"/>
+      </w:pPr>
+      <w:r>
+        <w:rPr>
+          <w:rFonts w:hint="eastAsia" w:ascii="Times New Roman" w:hAnsi="Times New Roman" w:eastAsia="FangSong" w:cs="Times New Roman"/>
+        </w:rPr>
+        <w:t>与一般的印象不同</w:t>
       </w:r>
       <w:r>
         <w:rPr>
@@ -3001,31 +2542,7 @@
         <w:rPr>
           <w:rFonts w:hint="eastAsia" w:ascii="Times New Roman" w:hAnsi="Times New Roman" w:eastAsia="FangSong" w:cs="Times New Roman"/>
         </w:rPr>
-        <w:t>总共得到</w:t>
-      </w:r>
-      <w:r>
-        <w:rPr>
-          <w:rFonts w:ascii="Times New Roman" w:hAnsi="Times New Roman" w:eastAsia="Times New Roman" w:cs="Times New Roman"/>
-        </w:rPr>
-        <w:t xml:space="preserve"> 6 </w:t>
-      </w:r>
-      <w:r>
-        <w:rPr>
-          <w:rFonts w:hint="eastAsia" w:ascii="Times New Roman" w:hAnsi="Times New Roman" w:eastAsia="FangSong" w:cs="Times New Roman"/>
-        </w:rPr>
-        <w:t xml:space="preserve">个</w:t>
-      </w:r>
-      <w:r>
-        <w:rPr>
-          <w:rFonts w:ascii="Times New Roman" w:hAnsi="Times New Roman" w:eastAsia="Times New Roman" w:cs="Times New Roman"/>
-        </w:rPr>
-        <w:t xml:space="preserve"> 117 </w:t>
-      </w:r>
-      <w:r>
-        <w:rPr>
-          <w:rFonts w:hint="eastAsia" w:ascii="Times New Roman" w:hAnsi="Times New Roman" w:eastAsia="FangSong" w:cs="Times New Roman"/>
-        </w:rPr>
-        <w:t>号元素的原子</w:t>
+        <w:t>就事实而言</w:t>
       </w:r>
       <w:r>
         <w:rPr>
@@ -3037,19 +2554,499 @@
         <w:rPr>
           <w:rFonts w:hint="eastAsia" w:ascii="Times New Roman" w:hAnsi="Times New Roman" w:eastAsia="FangSong" w:cs="Times New Roman"/>
         </w:rPr>
-        <w:t>其中</w:t>
-      </w:r>
-      <w:r>
-        <w:rPr>
-          <w:rFonts w:ascii="Times New Roman" w:hAnsi="Times New Roman" w:eastAsia="Times New Roman" w:cs="Times New Roman"/>
-        </w:rPr>
-        <w:t xml:space="preserve"> 1 </w:t>
-      </w:r>
-      <w:r>
-        <w:rPr>
-          <w:rFonts w:hint="eastAsia" w:ascii="Times New Roman" w:hAnsi="Times New Roman" w:eastAsia="FangSong" w:cs="Times New Roman"/>
-        </w:rPr>
-        <w:t xml:space="preserve">个原子经</w:t>
+        <w:t>同位素会影响许多物质的化学性质</w:t>
+      </w:r>
+      <w:r>
+        <w:rPr>
+          <w:rFonts w:hint="eastAsia" w:ascii="Times New Roman" w:hAnsi="Times New Roman" w:eastAsia="Times New Roman" w:cs="Times New Roman"/>
+        </w:rPr>
+        <w:t>，H</w:t>
+      </w:r>
+      <w:r>
+        <w:rPr>
+          <w:rFonts w:hint="eastAsia" w:ascii="Times New Roman" w:hAnsi="Times New Roman" w:eastAsia="FangSong" w:cs="Times New Roman"/>
+        </w:rPr>
+        <w:t>和</w:t>
+      </w:r>
+      <w:r>
+        <w:rPr>
+          <w:rFonts w:hint="eastAsia" w:ascii="Times New Roman" w:hAnsi="Times New Roman" w:eastAsia="Times New Roman" w:cs="Times New Roman"/>
+        </w:rPr>
+        <w:t>D</w:t>
+      </w:r>
+      <w:r>
+        <w:rPr>
+          <w:rFonts w:hint="eastAsia" w:ascii="Times New Roman" w:hAnsi="Times New Roman" w:eastAsia="FangSong" w:cs="Times New Roman"/>
+        </w:rPr>
+        <w:t>这一对同位素就是一个典型的例子</w:t>
+      </w:r>
+      <w:r>
+        <w:rPr>
+          <w:rFonts w:hint="eastAsia" w:ascii="Times New Roman" w:hAnsi="Times New Roman" w:eastAsia="Times New Roman" w:cs="Times New Roman"/>
+        </w:rPr>
+        <w:t>。</w:t>
+      </w:r>
+    </w:p>
+    <w:p>
+      <w:pPr>
+        <w:spacing w:before="160" w:after="80"/>
+      </w:pPr>
+      <w:r>
+        <w:pict>
+          <v:rect style="width:0;height:1.5pt" o:hralign="center" o:hrstd="t" o:hr="t"/>
+        </w:pict>
+      </w:r>
+    </w:p>
+    <w:bookmarkEnd w:id="16"/>
+    <w:bookmarkStart w:id="17" w:name="第9题"/>
+    <w:p>
+      <w:pPr>
+        <w:pStyle w:val="Heading3"/>
+        <w:spacing w:before="280" w:after="120"/>
+      </w:pPr>
+      <w:r>
+        <w:rPr>
+          <w:rFonts w:hint="eastAsia" w:ascii="Times New Roman" w:hAnsi="Times New Roman" w:eastAsia="SimHei" w:cs="Times New Roman"/>
+        </w:rPr>
+        <w:t>第</w:t>
+      </w:r>
+      <w:r>
+        <w:rPr>
+          <w:rFonts w:hint="eastAsia" w:ascii="Times New Roman" w:hAnsi="Times New Roman" w:eastAsia="Times New Roman" w:cs="Times New Roman"/>
+        </w:rPr>
+        <w:t>9</w:t>
+      </w:r>
+      <w:r>
+        <w:rPr>
+          <w:rFonts w:hint="eastAsia" w:ascii="Times New Roman" w:hAnsi="Times New Roman" w:eastAsia="SimHei" w:cs="Times New Roman"/>
+        </w:rPr>
+        <w:t>题</w:t>
+      </w:r>
+    </w:p>
+    <w:p>
+      <w:pPr>
+        <w:spacing w:before="160" w:after="80"/>
+      </w:pPr>
+      <w:r>
+        <w:pict>
+          <v:rect style="width:0;height:1.5pt" o:hralign="center" o:hrstd="t" o:hr="t"/>
+        </w:pict>
+      </w:r>
+    </w:p>
+    <w:p>
+      <w:pPr>
+        <w:pStyle w:val="FirstParagraph"/>
+      </w:pPr>
+      <w:r>
+        <w:rPr>
+          <w:rFonts w:ascii="Times New Roman" w:hAnsi="Times New Roman" w:eastAsia="Times New Roman" w:cs="Times New Roman"/>
+          <w:b/>
+          <w:bCs/>
+        </w:rPr>
+        <w:t xml:space="preserve">·</w:t>
+      </w:r>
+      <w:r>
+        <w:rPr>
+          <w:rFonts w:ascii="Times New Roman" w:hAnsi="Times New Roman" w:eastAsia="Times New Roman" w:cs="Times New Roman"/>
+        </w:rPr>
+        <w:t xml:space="preserve"> </w:t>
+      </w:r>
+      <w:r>
+        <w:rPr>
+          <w:rFonts w:hint="eastAsia" w:ascii="Times New Roman" w:hAnsi="Times New Roman" w:eastAsia="FangSong" w:cs="Times New Roman"/>
+        </w:rPr>
+        <w:t xml:space="preserve">题目</w:t>
+      </w:r>
+    </w:p>
+    <w:p>
+      <w:pPr>
+        <w:pStyle w:val="BodyText"/>
+      </w:pPr>
+      <w:r>
+        <w:rPr>
+          <w:rFonts w:hint="eastAsia" w:ascii="Times New Roman" w:hAnsi="Times New Roman" w:eastAsia="FangSong" w:cs="Times New Roman"/>
+        </w:rPr>
+        <w:t>同学们可能都听过</w:t>
+      </w:r>
+      <w:r>
+        <w:rPr>
+          <w:rFonts w:hint="eastAsia" w:ascii="Times New Roman" w:hAnsi="Times New Roman" w:eastAsia="Times New Roman" w:cs="Times New Roman"/>
+        </w:rPr>
+        <w:t>《</w:t>
+      </w:r>
+      <w:r>
+        <w:rPr>
+          <w:rFonts w:hint="eastAsia" w:ascii="Times New Roman" w:hAnsi="Times New Roman" w:eastAsia="FangSong" w:cs="Times New Roman"/>
+        </w:rPr>
+        <w:t>乌鸦喝水</w:t>
+      </w:r>
+      <w:r>
+        <w:rPr>
+          <w:rFonts w:hint="eastAsia" w:ascii="Times New Roman" w:hAnsi="Times New Roman" w:eastAsia="Times New Roman" w:cs="Times New Roman"/>
+        </w:rPr>
+        <w:t>》</w:t>
+      </w:r>
+      <w:r>
+        <w:rPr>
+          <w:rFonts w:hint="eastAsia" w:ascii="Times New Roman" w:hAnsi="Times New Roman" w:eastAsia="FangSong" w:cs="Times New Roman"/>
+        </w:rPr>
+        <w:t>这个寓言故事</w:t>
+      </w:r>
+      <w:r>
+        <w:rPr>
+          <w:rFonts w:hint="eastAsia" w:ascii="Times New Roman" w:hAnsi="Times New Roman" w:eastAsia="Times New Roman" w:cs="Times New Roman"/>
+        </w:rPr>
+        <w:t>，</w:t>
+      </w:r>
+      <w:r>
+        <w:rPr>
+          <w:rFonts w:hint="eastAsia" w:ascii="Times New Roman" w:hAnsi="Times New Roman" w:eastAsia="FangSong" w:cs="Times New Roman"/>
+        </w:rPr>
+        <w:t>乌鸦通过在一个长的细颈瓶中投鹅卵石排开水使得它能顺利喝到水</w:t>
+      </w:r>
+      <w:r>
+        <w:rPr>
+          <w:rFonts w:hint="eastAsia" w:ascii="Times New Roman" w:hAnsi="Times New Roman" w:eastAsia="Times New Roman" w:cs="Times New Roman"/>
+        </w:rPr>
+        <w:t>。</w:t>
+      </w:r>
+      <w:r>
+        <w:rPr>
+          <w:rFonts w:hint="eastAsia" w:ascii="Times New Roman" w:hAnsi="Times New Roman" w:eastAsia="FangSong" w:cs="Times New Roman"/>
+        </w:rPr>
+        <w:t>现在我们来考虑一个简化的模型</w:t>
+      </w:r>
+      <w:r>
+        <w:rPr>
+          <w:rFonts w:hint="eastAsia" w:ascii="Times New Roman" w:hAnsi="Times New Roman" w:eastAsia="Times New Roman" w:cs="Times New Roman"/>
+        </w:rPr>
+        <w:t>:</w:t>
+      </w:r>
+    </w:p>
+    <w:p>
+      <w:pPr>
+        <w:pStyle w:val="Compact"/>
+        <w:numPr>
+          <w:ilvl w:val="0"/>
+          <w:numId w:val="1006"/>
+        </w:numPr>
+      </w:pPr>
+      <w:r>
+        <w:rPr>
+          <w:rFonts w:hint="eastAsia" w:ascii="Times New Roman" w:hAnsi="Times New Roman" w:eastAsia="FangSong" w:cs="Times New Roman"/>
+        </w:rPr>
+        <w:t xml:space="preserve">瓶子可近似看作一个直径为</w:t>
+      </w:r>
+      <w:r>
+        <w:rPr>
+          <w:rFonts w:ascii="Times New Roman" w:hAnsi="Times New Roman" w:eastAsia="Times New Roman" w:cs="Times New Roman"/>
+        </w:rPr>
+        <w:t xml:space="preserve"> </w:t>
+      </w:r>
+      <w:r>
+        <w:rPr>
+          <w:rFonts w:hint="eastAsia" w:ascii="Times New Roman" w:hAnsi="Times New Roman" w:eastAsia="Times New Roman" w:cs="Times New Roman"/>
+        </w:rPr>
+        <w:t>10.0cm，</w:t>
+      </w:r>
+      <w:r>
+        <w:rPr>
+          <w:rFonts w:hint="eastAsia" w:ascii="Times New Roman" w:hAnsi="Times New Roman" w:eastAsia="FangSong" w:cs="Times New Roman"/>
+        </w:rPr>
+        <w:t>高</w:t>
+      </w:r>
+      <w:r>
+        <w:rPr>
+          <w:rFonts w:ascii="Times New Roman" w:hAnsi="Times New Roman" w:eastAsia="Times New Roman" w:cs="Times New Roman"/>
+        </w:rPr>
+        <w:t xml:space="preserve"> 50.0cm </w:t>
+      </w:r>
+      <w:r>
+        <w:rPr>
+          <w:rFonts w:hint="eastAsia" w:ascii="Times New Roman" w:hAnsi="Times New Roman" w:eastAsia="FangSong" w:cs="Times New Roman"/>
+        </w:rPr>
+        <w:t>的完美圆柱体</w:t>
+      </w:r>
+      <w:r>
+        <w:rPr>
+          <w:rFonts w:hint="eastAsia" w:ascii="Times New Roman" w:hAnsi="Times New Roman" w:eastAsia="Times New Roman" w:cs="Times New Roman"/>
+        </w:rPr>
+        <w:t>。</w:t>
+      </w:r>
+      <w:r>
+        <w:rPr>
+          <w:rFonts w:ascii="Times New Roman" w:hAnsi="Times New Roman" w:eastAsia="Times New Roman" w:cs="Times New Roman"/>
+        </w:rPr>
+        <w:t xml:space="preserve"> </w:t>
+      </w:r>
+      <w:r>
+        <w:rPr>
+          <w:rFonts w:hint="eastAsia" w:ascii="Times New Roman" w:hAnsi="Times New Roman" w:eastAsia="Times New Roman" w:cs="Times New Roman"/>
+        </w:rPr>
+        <w:t>b)</w:t>
+      </w:r>
+      <w:r>
+        <w:rPr>
+          <w:rFonts w:hint="eastAsia" w:ascii="Times New Roman" w:hAnsi="Times New Roman" w:eastAsia="FangSong" w:cs="Times New Roman"/>
+        </w:rPr>
+        <w:t>一颗鹅卵石可近似看作是一个完美的硬球</w:t>
+      </w:r>
+      <w:r>
+        <w:rPr>
+          <w:rFonts w:hint="eastAsia" w:ascii="Times New Roman" w:hAnsi="Times New Roman" w:eastAsia="Times New Roman" w:cs="Times New Roman"/>
+        </w:rPr>
+        <w:t>，</w:t>
+      </w:r>
+      <w:r>
+        <w:rPr>
+          <w:rFonts w:hint="eastAsia" w:ascii="Times New Roman" w:hAnsi="Times New Roman" w:eastAsia="FangSong" w:cs="Times New Roman"/>
+        </w:rPr>
+        <w:t>球的直径均相等</w:t>
+      </w:r>
+      <w:r>
+        <w:rPr>
+          <w:rFonts w:hint="eastAsia" w:ascii="Times New Roman" w:hAnsi="Times New Roman" w:eastAsia="Times New Roman" w:cs="Times New Roman"/>
+        </w:rPr>
+        <w:t>；</w:t>
+      </w:r>
+    </w:p>
+    <w:p>
+      <w:pPr>
+        <w:pStyle w:val="Compact"/>
+        <w:numPr>
+          <w:ilvl w:val="0"/>
+          <w:numId w:val="1006"/>
+        </w:numPr>
+      </w:pPr>
+      <w:r>
+        <w:rPr>
+          <w:rFonts w:hint="eastAsia" w:ascii="Times New Roman" w:hAnsi="Times New Roman" w:eastAsia="FangSong" w:cs="Times New Roman"/>
+        </w:rPr>
+        <w:t>球会尽可能紧密地排布</w:t>
+      </w:r>
+      <w:r>
+        <w:rPr>
+          <w:rFonts w:hint="eastAsia" w:ascii="Times New Roman" w:hAnsi="Times New Roman" w:eastAsia="Times New Roman" w:cs="Times New Roman"/>
+        </w:rPr>
+        <w:t>,</w:t>
+      </w:r>
+      <w:r>
+        <w:rPr>
+          <w:rFonts w:ascii="Times New Roman" w:hAnsi="Times New Roman" w:eastAsia="Times New Roman" w:cs="Times New Roman"/>
+        </w:rPr>
+        <w:t xml:space="preserve"> </w:t>
+      </w:r>
+      <w:r>
+        <w:rPr>
+          <w:rFonts w:hint="eastAsia" w:ascii="Times New Roman" w:hAnsi="Times New Roman" w:eastAsia="FangSong" w:cs="Times New Roman"/>
+        </w:rPr>
+        <w:t>因此相邻的它们互相接触</w:t>
+      </w:r>
+      <w:r>
+        <w:rPr>
+          <w:rFonts w:hint="eastAsia" w:ascii="Times New Roman" w:hAnsi="Times New Roman" w:eastAsia="Times New Roman" w:cs="Times New Roman"/>
+        </w:rPr>
+        <w:t>;</w:t>
+      </w:r>
+    </w:p>
+    <w:p>
+      <w:pPr>
+        <w:pStyle w:val="Compact"/>
+        <w:numPr>
+          <w:ilvl w:val="0"/>
+          <w:numId w:val="1006"/>
+        </w:numPr>
+      </w:pPr>
+      <w:r>
+        <w:rPr>
+          <w:rFonts w:hint="eastAsia" w:ascii="Times New Roman" w:hAnsi="Times New Roman" w:eastAsia="FangSong" w:cs="Times New Roman"/>
+        </w:rPr>
+        <w:t>这瓶水可近似视为纯水</w:t>
+      </w:r>
+      <w:r>
+        <w:rPr>
+          <w:rFonts w:hint="eastAsia" w:ascii="Times New Roman" w:hAnsi="Times New Roman" w:eastAsia="Times New Roman" w:cs="Times New Roman"/>
+        </w:rPr>
+        <w:t>；</w:t>
+      </w:r>
+      <w:r>
+        <w:rPr>
+          <w:rFonts w:ascii="Times New Roman" w:hAnsi="Times New Roman" w:eastAsia="Times New Roman" w:cs="Times New Roman"/>
+        </w:rPr>
+        <w:t xml:space="preserve"> </w:t>
+      </w:r>
+      <w:r>
+        <w:rPr>
+          <w:rFonts w:hint="eastAsia" w:ascii="Times New Roman" w:hAnsi="Times New Roman" w:eastAsia="Times New Roman" w:cs="Times New Roman"/>
+        </w:rPr>
+        <w:t>e)</w:t>
+      </w:r>
+      <w:r>
+        <w:rPr>
+          <w:rFonts w:hint="eastAsia" w:ascii="Times New Roman" w:hAnsi="Times New Roman" w:eastAsia="FangSong" w:cs="Times New Roman"/>
+        </w:rPr>
+        <w:t>所有的鹅卵石都在罐子里面</w:t>
+      </w:r>
+      <w:r>
+        <w:rPr>
+          <w:rFonts w:hint="eastAsia" w:ascii="Times New Roman" w:hAnsi="Times New Roman" w:eastAsia="Times New Roman" w:cs="Times New Roman"/>
+        </w:rPr>
+        <w:t>(</w:t>
+      </w:r>
+      <w:r>
+        <w:rPr>
+          <w:rFonts w:hint="eastAsia" w:ascii="Times New Roman" w:hAnsi="Times New Roman" w:eastAsia="FangSong" w:cs="Times New Roman"/>
+        </w:rPr>
+        <w:t>即没有一颗鹅卵石超过这个圆柱体的边缘</w:t>
+      </w:r>
+      <w:r>
+        <w:rPr>
+          <w:rFonts w:hint="eastAsia" w:ascii="Times New Roman" w:hAnsi="Times New Roman" w:eastAsia="Times New Roman" w:cs="Times New Roman"/>
+        </w:rPr>
+        <w:t>)。</w:t>
+      </w:r>
+      <w:r>
+        <w:rPr>
+          <w:rFonts w:hint="eastAsia" w:ascii="Times New Roman" w:hAnsi="Times New Roman" w:eastAsia="FangSong" w:cs="Times New Roman"/>
+        </w:rPr>
+        <w:t>试进行以下计算</w:t>
+      </w:r>
+      <w:r>
+        <w:rPr>
+          <w:rFonts w:hint="eastAsia" w:ascii="Times New Roman" w:hAnsi="Times New Roman" w:eastAsia="Times New Roman" w:cs="Times New Roman"/>
+        </w:rPr>
+        <w:t>：</w:t>
+      </w:r>
+    </w:p>
+    <w:p>
+      <w:pPr>
+        <w:numPr>
+          <w:ilvl w:val="0"/>
+          <w:numId w:val="1007"/>
+        </w:numPr>
+      </w:pPr>
+      <w:r>
+        <w:rPr>
+          <w:rFonts w:hint="eastAsia" w:ascii="Times New Roman" w:hAnsi="Times New Roman" w:eastAsia="FangSong" w:cs="Times New Roman"/>
+        </w:rPr>
+        <w:t xml:space="preserve">设球的半径</w:t>
+      </w:r>
+      <w:r>
+        <w:rPr>
+          <w:rFonts w:ascii="Times New Roman" w:hAnsi="Times New Roman" w:eastAsia="Times New Roman" w:cs="Times New Roman"/>
+        </w:rPr>
+        <w:t xml:space="preserve"> </w:t>
+      </w:r>
+      <w:r>
+        <w:rPr>
+          <w:rFonts w:hint="eastAsia" w:ascii="Times New Roman" w:hAnsi="Times New Roman" w:eastAsia="Times New Roman" w:cs="Times New Roman"/>
+        </w:rPr>
+        <w:t>r=5cm，</w:t>
+      </w:r>
+      <w:r>
+        <w:rPr>
+          <w:rFonts w:hint="eastAsia" w:ascii="Times New Roman" w:hAnsi="Times New Roman" w:eastAsia="FangSong" w:cs="Times New Roman"/>
+        </w:rPr>
+        <w:t>计算此圆柱体被球占据的最大体积分数和此时可以被水填充的自由体积</w:t>
+      </w:r>
+    </w:p>
+    <w:p>
+      <w:pPr>
+        <w:numPr>
+          <w:ilvl w:val="0"/>
+          <w:numId w:val="1007"/>
+        </w:numPr>
+      </w:pPr>
+      <w:r>
+        <w:rPr>
+          <w:rFonts w:hint="eastAsia" w:ascii="Times New Roman" w:hAnsi="Times New Roman" w:eastAsia="FangSong" w:cs="Times New Roman"/>
+        </w:rPr>
+        <w:t>假设堆积每一层的俯视图都如下图所示</w:t>
+      </w:r>
+      <w:r>
+        <w:rPr>
+          <w:rFonts w:hint="eastAsia" w:ascii="Times New Roman" w:hAnsi="Times New Roman" w:eastAsia="Times New Roman" w:cs="Times New Roman"/>
+        </w:rPr>
+        <w:t>,</w:t>
+      </w:r>
+      <w:r>
+        <w:rPr>
+          <w:rFonts w:ascii="Times New Roman" w:hAnsi="Times New Roman" w:eastAsia="Times New Roman" w:cs="Times New Roman"/>
+        </w:rPr>
+        <w:t xml:space="preserve"> </w:t>
+      </w:r>
+      <w:r>
+        <w:rPr>
+          <w:rFonts w:hint="eastAsia" w:ascii="Times New Roman" w:hAnsi="Times New Roman" w:eastAsia="FangSong" w:cs="Times New Roman"/>
+        </w:rPr>
+        <w:t>计算此圆柱体被球占据的最大体积分数和此时可以被水填充的自由体积</w:t>
+      </w:r>
+      <w:r>
+        <w:rPr>
+          <w:rFonts w:hint="eastAsia" w:ascii="Times New Roman" w:hAnsi="Times New Roman" w:eastAsia="Times New Roman" w:cs="Times New Roman"/>
+        </w:rPr>
+        <w:t>。</w:t>
+      </w:r>
+    </w:p>
+    <w:p>
+      <w:pPr>
+        <w:numPr>
+          <w:ilvl w:val="0"/>
+          <w:numId w:val="1007"/>
+        </w:numPr>
+      </w:pPr>
+      <w:r>
+        <w:rPr>
+          <w:rFonts w:hint="eastAsia" w:ascii="Times New Roman" w:hAnsi="Times New Roman" w:eastAsia="FangSong" w:cs="Times New Roman"/>
+        </w:rPr>
+        <w:t xml:space="preserve">假设堆积的俯视图采用如下图所示的</w:t>
+      </w:r>
+      <w:r>
+        <w:rPr>
+          <w:rFonts w:ascii="Times New Roman" w:hAnsi="Times New Roman" w:eastAsia="Times New Roman" w:cs="Times New Roman"/>
+        </w:rPr>
+        <w:t xml:space="preserve"> </w:t>
+      </w:r>
+      <w:r>
+        <w:rPr>
+          <w:rFonts w:hint="eastAsia" w:ascii="Times New Roman" w:hAnsi="Times New Roman" w:eastAsia="Times New Roman" w:cs="Times New Roman"/>
+        </w:rPr>
+        <w:t>ABABAB…</w:t>
+      </w:r>
+      <w:r>
+        <w:rPr>
+          <w:rFonts w:hint="eastAsia" w:ascii="Times New Roman" w:hAnsi="Times New Roman" w:eastAsia="FangSong" w:cs="Times New Roman"/>
+        </w:rPr>
+        <w:t>形式进行</w:t>
+      </w:r>
+      <w:r>
+        <w:rPr>
+          <w:rFonts w:hint="eastAsia" w:ascii="Times New Roman" w:hAnsi="Times New Roman" w:eastAsia="Times New Roman" w:cs="Times New Roman"/>
+        </w:rPr>
+        <w:t>，</w:t>
+      </w:r>
+      <w:r>
+        <w:rPr>
+          <w:rFonts w:hint="eastAsia" w:ascii="Times New Roman" w:hAnsi="Times New Roman" w:eastAsia="FangSong" w:cs="Times New Roman"/>
+        </w:rPr>
+        <w:t>再次做上面的计算</w:t>
+      </w:r>
+      <w:r>
+        <w:rPr>
+          <w:rFonts w:hint="eastAsia" w:ascii="Times New Roman" w:hAnsi="Times New Roman" w:eastAsia="Times New Roman" w:cs="Times New Roman"/>
+        </w:rPr>
+        <w:t>。</w:t>
+      </w:r>
+    </w:p>
+    <w:p>
+      <w:pPr>
+        <w:pStyle w:val="FirstParagraph"/>
+      </w:pPr>
+      <w:r>
+        <w:rPr>
+          <w:rFonts w:hint="eastAsia" w:ascii="Times New Roman" w:hAnsi="Times New Roman" w:eastAsia="FangSong" w:cs="Times New Roman"/>
+        </w:rPr>
+        <w:t xml:space="preserve">若</w:t>
       </w:r>
       <w:r>
         <w:rPr>
@@ -3059,7 +3056,16 @@
       </w:r>
       <m:oMath>
         <m:r>
-          <m:t>p</m:t>
+          <m:t>r</m:t>
+        </m:r>
+        <m:r>
+          <m:rPr>
+            <m:sty m:val="p"/>
+          </m:rPr>
+          <m:t>→</m:t>
+        </m:r>
+        <m:r>
+          <m:t>0</m:t>
         </m:r>
       </m:oMath>
       <w:r>
@@ -3070,32 +3076,239 @@
       </w:r>
       <w:r>
         <w:rPr>
-          <w:rFonts w:hint="eastAsia" w:ascii="Times New Roman" w:hAnsi="Times New Roman" w:eastAsia="FangSong" w:cs="Times New Roman"/>
-        </w:rPr>
-        <w:t xml:space="preserve">次</w:t>
-      </w:r>
-      <w:r>
-        <w:rPr>
-          <w:rFonts w:ascii="Times New Roman" w:hAnsi="Times New Roman" w:eastAsia="Times New Roman" w:cs="Times New Roman"/>
-        </w:rPr>
-        <w:t xml:space="preserve"> </w:t>
-      </w:r>
-      <m:oMath>
-        <m:r>
-          <m:t>a</m:t>
-        </m:r>
-      </m:oMath>
-      <w:r>
-        <w:rPr>
-          <w:rFonts w:ascii="Times New Roman" w:hAnsi="Times New Roman" w:eastAsia="Times New Roman" w:cs="Times New Roman"/>
-        </w:rPr>
-        <w:t xml:space="preserve"> </w:t>
-      </w:r>
-      <w:r>
-        <w:rPr>
-          <w:rFonts w:hint="eastAsia" w:ascii="Times New Roman" w:hAnsi="Times New Roman" w:eastAsia="FangSong" w:cs="Times New Roman"/>
-        </w:rPr>
-        <w:t xml:space="preserve">衰变得到</w:t>
+          <w:rFonts w:hint="eastAsia" w:ascii="Times New Roman" w:hAnsi="Times New Roman" w:eastAsia="Times New Roman" w:cs="Times New Roman"/>
+        </w:rPr>
+        <w:t>，</w:t>
+      </w:r>
+      <w:r>
+        <w:rPr>
+          <w:rFonts w:hint="eastAsia" w:ascii="Times New Roman" w:hAnsi="Times New Roman" w:eastAsia="FangSong" w:cs="Times New Roman"/>
+        </w:rPr>
+        <w:t>计算此圆柱体被这些球占据的体积分数的极限和此时可以被水填充的自由体积</w:t>
+      </w:r>
+      <w:r>
+        <w:rPr>
+          <w:rFonts w:hint="eastAsia" w:ascii="Times New Roman" w:hAnsi="Times New Roman" w:eastAsia="Times New Roman" w:cs="Times New Roman"/>
+        </w:rPr>
+        <w:t>。</w:t>
+      </w:r>
+    </w:p>
+    <w:p>
+      <w:pPr>
+        <w:spacing w:before="160" w:after="80"/>
+      </w:pPr>
+      <w:r>
+        <w:pict>
+          <v:rect style="width:0;height:1.5pt" o:hralign="center" o:hrstd="t" o:hr="t"/>
+        </w:pict>
+      </w:r>
+    </w:p>
+    <w:p>
+      <w:pPr>
+        <w:spacing w:before="160" w:after="80"/>
+      </w:pPr>
+      <w:r>
+        <w:pict>
+          <v:rect style="width:0;height:1.5pt" o:hralign="center" o:hrstd="t" o:hr="t"/>
+        </w:pict>
+      </w:r>
+    </w:p>
+    <w:bookmarkEnd w:id="17"/>
+    <w:bookmarkStart w:id="18" w:name="第10题"/>
+    <w:p>
+      <w:pPr>
+        <w:pStyle w:val="Heading3"/>
+        <w:spacing w:before="280" w:after="120"/>
+      </w:pPr>
+      <w:r>
+        <w:rPr>
+          <w:rFonts w:hint="eastAsia" w:ascii="Times New Roman" w:hAnsi="Times New Roman" w:eastAsia="SimHei" w:cs="Times New Roman"/>
+        </w:rPr>
+        <w:t>第</w:t>
+      </w:r>
+      <w:r>
+        <w:rPr>
+          <w:rFonts w:hint="eastAsia" w:ascii="Times New Roman" w:hAnsi="Times New Roman" w:eastAsia="Times New Roman" w:cs="Times New Roman"/>
+        </w:rPr>
+        <w:t>10</w:t>
+      </w:r>
+      <w:r>
+        <w:rPr>
+          <w:rFonts w:hint="eastAsia" w:ascii="Times New Roman" w:hAnsi="Times New Roman" w:eastAsia="SimHei" w:cs="Times New Roman"/>
+        </w:rPr>
+        <w:t>题</w:t>
+      </w:r>
+    </w:p>
+    <w:p>
+      <w:pPr>
+        <w:spacing w:before="160" w:after="80"/>
+      </w:pPr>
+      <w:r>
+        <w:pict>
+          <v:rect style="width:0;height:1.5pt" o:hralign="center" o:hrstd="t" o:hr="t"/>
+        </w:pict>
+      </w:r>
+    </w:p>
+    <w:p>
+      <w:pPr>
+        <w:pStyle w:val="FirstParagraph"/>
+      </w:pPr>
+      <w:r>
+        <w:rPr>
+          <w:rFonts w:ascii="Times New Roman" w:hAnsi="Times New Roman" w:eastAsia="Times New Roman" w:cs="Times New Roman"/>
+          <w:b/>
+          <w:bCs/>
+        </w:rPr>
+        <w:t xml:space="preserve">·</w:t>
+      </w:r>
+      <w:r>
+        <w:rPr>
+          <w:rFonts w:ascii="Times New Roman" w:hAnsi="Times New Roman" w:eastAsia="Times New Roman" w:cs="Times New Roman"/>
+        </w:rPr>
+        <w:t xml:space="preserve"> </w:t>
+      </w:r>
+      <w:r>
+        <w:rPr>
+          <w:rFonts w:hint="eastAsia" w:ascii="Times New Roman" w:hAnsi="Times New Roman" w:eastAsia="FangSong" w:cs="Times New Roman"/>
+        </w:rPr>
+        <w:t xml:space="preserve">题目</w:t>
+      </w:r>
+    </w:p>
+    <w:p>
+      <w:pPr>
+        <w:pStyle w:val="BodyText"/>
+      </w:pPr>
+      <w:r>
+        <w:rPr>
+          <w:rFonts w:hint="eastAsia" w:ascii="Times New Roman" w:hAnsi="Times New Roman" w:eastAsia="FangSong" w:cs="Times New Roman"/>
+        </w:rPr>
+        <w:t>硫酸铜有多种结晶水合物</w:t>
+      </w:r>
+      <w:r>
+        <w:rPr>
+          <w:rFonts w:hint="eastAsia" w:ascii="Times New Roman" w:hAnsi="Times New Roman" w:eastAsia="Times New Roman" w:cs="Times New Roman"/>
+        </w:rPr>
+        <w:t>，</w:t>
+      </w:r>
+      <w:r>
+        <w:rPr>
+          <w:rFonts w:hint="eastAsia" w:ascii="Times New Roman" w:hAnsi="Times New Roman" w:eastAsia="FangSong" w:cs="Times New Roman"/>
+        </w:rPr>
+        <w:t>下图示出了其中一种的结构</w:t>
+      </w:r>
+      <w:r>
+        <w:rPr>
+          <w:rFonts w:hint="eastAsia" w:ascii="Times New Roman" w:hAnsi="Times New Roman" w:eastAsia="Times New Roman" w:cs="Times New Roman"/>
+        </w:rPr>
+        <w:t>，</w:t>
+      </w:r>
+      <w:r>
+        <w:rPr>
+          <w:rFonts w:hint="eastAsia" w:ascii="Times New Roman" w:hAnsi="Times New Roman" w:eastAsia="FangSong" w:cs="Times New Roman"/>
+        </w:rPr>
+        <w:t>其中白球为</w:t>
+      </w:r>
+      <w:r>
+        <w:rPr>
+          <w:rFonts w:ascii="Times New Roman" w:hAnsi="Times New Roman" w:eastAsia="Times New Roman" w:cs="Times New Roman"/>
+        </w:rPr>
+        <w:t xml:space="preserve"> </w:t>
+      </w:r>
+      <w:r>
+        <w:rPr>
+          <w:rFonts w:hint="eastAsia" w:ascii="Times New Roman" w:hAnsi="Times New Roman" w:eastAsia="Times New Roman" w:cs="Times New Roman"/>
+        </w:rPr>
+        <w:t>S、</w:t>
+      </w:r>
+      <w:r>
+        <w:rPr>
+          <w:rFonts w:hint="eastAsia" w:ascii="Times New Roman" w:hAnsi="Times New Roman" w:eastAsia="FangSong" w:cs="Times New Roman"/>
+        </w:rPr>
+        <w:t>灰球为</w:t>
+      </w:r>
+      <w:r>
+        <w:rPr>
+          <w:rFonts w:ascii="Times New Roman" w:hAnsi="Times New Roman" w:eastAsia="Times New Roman" w:cs="Times New Roman"/>
+        </w:rPr>
+        <w:t xml:space="preserve"> </w:t>
+      </w:r>
+      <w:r>
+        <w:rPr>
+          <w:rFonts w:hint="eastAsia" w:ascii="Times New Roman" w:hAnsi="Times New Roman" w:eastAsia="Times New Roman" w:cs="Times New Roman"/>
+        </w:rPr>
+        <w:t>Cu、</w:t>
+      </w:r>
+      <w:r>
+        <w:rPr>
+          <w:rFonts w:hint="eastAsia" w:ascii="Times New Roman" w:hAnsi="Times New Roman" w:eastAsia="FangSong" w:cs="Times New Roman"/>
+        </w:rPr>
+        <w:t>黑球为</w:t>
+      </w:r>
+      <w:r>
+        <w:rPr>
+          <w:rFonts w:ascii="Times New Roman" w:hAnsi="Times New Roman" w:eastAsia="Times New Roman" w:cs="Times New Roman"/>
+        </w:rPr>
+        <w:t xml:space="preserve"> </w:t>
+      </w:r>
+      <w:r>
+        <w:rPr>
+          <w:rFonts w:hint="eastAsia" w:ascii="Times New Roman" w:hAnsi="Times New Roman" w:eastAsia="Times New Roman" w:cs="Times New Roman"/>
+        </w:rPr>
+        <w:t>O,</w:t>
+      </w:r>
+      <w:r>
+        <w:rPr>
+          <w:rFonts w:hint="eastAsia" w:ascii="Times New Roman" w:hAnsi="Times New Roman" w:eastAsia="FangSong" w:cs="Times New Roman"/>
+        </w:rPr>
+        <w:t>氢已经省去</w:t>
+      </w:r>
+      <w:r>
+        <w:rPr>
+          <w:rFonts w:hint="eastAsia" w:ascii="Times New Roman" w:hAnsi="Times New Roman" w:eastAsia="Times New Roman" w:cs="Times New Roman"/>
+        </w:rPr>
+        <w:t>。</w:t>
+      </w:r>
+    </w:p>
+    <w:p>
+      <w:pPr>
+        <w:pStyle w:val="Compact"/>
+        <w:numPr>
+          <w:ilvl w:val="0"/>
+          <w:numId w:val="1008"/>
+        </w:numPr>
+      </w:pPr>
+      <w:r>
+        <w:rPr>
+          <w:rFonts w:hint="eastAsia" w:ascii="Times New Roman" w:hAnsi="Times New Roman" w:eastAsia="FangSong" w:cs="Times New Roman"/>
+        </w:rPr>
+        <w:t>给出上述结晶水合物的化学式</w:t>
+      </w:r>
+      <w:r>
+        <w:rPr>
+          <w:rFonts w:hint="eastAsia" w:ascii="Times New Roman" w:hAnsi="Times New Roman" w:eastAsia="Times New Roman" w:cs="Times New Roman"/>
+        </w:rPr>
+        <w:t>。</w:t>
+      </w:r>
+    </w:p>
+    <w:p>
+      <w:pPr>
+        <w:pStyle w:val="Compact"/>
+        <w:numPr>
+          <w:ilvl w:val="0"/>
+          <w:numId w:val="1008"/>
+        </w:numPr>
+      </w:pPr>
+      <w:r>
+        <w:rPr>
+          <w:rFonts w:hint="eastAsia" w:ascii="Times New Roman" w:hAnsi="Times New Roman" w:eastAsia="FangSong" w:cs="Times New Roman"/>
+        </w:rPr>
+        <w:t>已知晶胞参数</w:t>
+      </w:r>
+      <w:r>
+        <w:rPr>
+          <w:rFonts w:hint="eastAsia" w:ascii="Times New Roman" w:hAnsi="Times New Roman" w:eastAsia="Times New Roman" w:cs="Times New Roman"/>
+        </w:rPr>
+        <w:t>:</w:t>
       </w:r>
       <w:r>
         <w:rPr>
@@ -3112,1408 +3325,6 @@
             </w:rPr>
           </m:ctrlPr>
         </m:oMathPr>
-        <m:sSup>
-          <m:e>
-            <m:r>
-              <m:t>​</m:t>
-            </m:r>
-          </m:e>
-          <m:sup>
-            <m:r>
-              <m:t>270</m:t>
-            </m:r>
-          </m:sup>
-        </m:sSup>
-        <m:r>
-          <m:rPr>
-            <m:sty m:val="p"/>
-          </m:rPr>
-          <m:t>D</m:t>
-        </m:r>
-        <m:r>
-          <m:rPr>
-            <m:sty m:val="p"/>
-          </m:rPr>
-          <m:t>b</m:t>
-        </m:r>
-      </m:oMath>
-      <w:r>
-        <w:rPr>
-          <w:rFonts w:ascii="Times New Roman" w:hAnsi="Times New Roman" w:eastAsia="Times New Roman" w:cs="Times New Roman"/>
-        </w:rPr>
-        <w:t xml:space="preserve"> </w:t>
-      </w:r>
-      <w:r>
-        <w:rPr>
-          <w:rFonts w:hint="eastAsia" w:ascii="Times New Roman" w:hAnsi="Times New Roman" w:eastAsia="FangSong" w:cs="Times New Roman"/>
-        </w:rPr>
-        <w:t>后发生裂变</w:t>
-      </w:r>
-      <w:r>
-        <w:rPr>
-          <w:rFonts w:hint="eastAsia" w:ascii="Times New Roman" w:hAnsi="Times New Roman" w:eastAsia="Times New Roman" w:cs="Times New Roman"/>
-        </w:rPr>
-        <w:t>;5</w:t>
-      </w:r>
-      <w:r>
-        <w:rPr>
-          <w:rFonts w:ascii="Times New Roman" w:hAnsi="Times New Roman" w:eastAsia="Times New Roman" w:cs="Times New Roman"/>
-        </w:rPr>
-        <w:t xml:space="preserve"> </w:t>
-      </w:r>
-      <w:r>
-        <w:rPr>
-          <w:rFonts w:hint="eastAsia" w:ascii="Times New Roman" w:hAnsi="Times New Roman" w:eastAsia="FangSong" w:cs="Times New Roman"/>
-        </w:rPr>
-        <w:t xml:space="preserve">个原子则经</w:t>
-      </w:r>
-      <w:r>
-        <w:rPr>
-          <w:rFonts w:ascii="Times New Roman" w:hAnsi="Times New Roman" w:eastAsia="Times New Roman" w:cs="Times New Roman"/>
-        </w:rPr>
-        <w:t xml:space="preserve"> </w:t>
-      </w:r>
-      <m:oMath>
-        <m:r>
-          <m:t>q</m:t>
-        </m:r>
-      </m:oMath>
-      <w:r>
-        <w:rPr>
-          <w:rFonts w:ascii="Times New Roman" w:hAnsi="Times New Roman" w:eastAsia="Times New Roman" w:cs="Times New Roman"/>
-        </w:rPr>
-        <w:t xml:space="preserve"> </w:t>
-      </w:r>
-      <w:r>
-        <w:rPr>
-          <w:rFonts w:hint="eastAsia" w:ascii="Times New Roman" w:hAnsi="Times New Roman" w:eastAsia="FangSong" w:cs="Times New Roman"/>
-        </w:rPr>
-        <w:t xml:space="preserve">次</w:t>
-      </w:r>
-      <w:r>
-        <w:rPr>
-          <w:rFonts w:ascii="Times New Roman" w:hAnsi="Times New Roman" w:eastAsia="Times New Roman" w:cs="Times New Roman"/>
-        </w:rPr>
-        <w:t xml:space="preserve"> </w:t>
-      </w:r>
-      <m:oMath>
-        <m:r>
-          <m:t>a</m:t>
-        </m:r>
-      </m:oMath>
-      <w:r>
-        <w:rPr>
-          <w:rFonts w:ascii="Times New Roman" w:hAnsi="Times New Roman" w:eastAsia="Times New Roman" w:cs="Times New Roman"/>
-        </w:rPr>
-        <w:t xml:space="preserve"> </w:t>
-      </w:r>
-      <w:r>
-        <w:rPr>
-          <w:rFonts w:hint="eastAsia" w:ascii="Times New Roman" w:hAnsi="Times New Roman" w:eastAsia="FangSong" w:cs="Times New Roman"/>
-        </w:rPr>
-        <w:t xml:space="preserve">衰变得到</w:t>
-      </w:r>
-      <w:r>
-        <w:rPr>
-          <w:rFonts w:ascii="Times New Roman" w:hAnsi="Times New Roman" w:eastAsia="Times New Roman" w:cs="Times New Roman"/>
-        </w:rPr>
-        <w:t xml:space="preserve"> </w:t>
-      </w:r>
-      <m:oMath>
-        <m:oMathPr>
-          <m:ctrlPr>
-            <w:rPr>
-              <w:sz w:val="28"/>
-              <w:szCs w:val="28"/>
-            </w:rPr>
-          </m:ctrlPr>
-        </m:oMathPr>
-        <m:sSup>
-          <m:e>
-            <m:r>
-              <m:t>​</m:t>
-            </m:r>
-          </m:e>
-          <m:sup>
-            <m:r>
-              <m:t>281</m:t>
-            </m:r>
-          </m:sup>
-        </m:sSup>
-        <m:r>
-          <m:rPr>
-            <m:sty m:val="p"/>
-          </m:rPr>
-          <m:t>R</m:t>
-        </m:r>
-        <m:r>
-          <m:rPr>
-            <m:sty m:val="p"/>
-          </m:rPr>
-          <m:t>g</m:t>
-        </m:r>
-      </m:oMath>
-      <w:r>
-        <w:rPr>
-          <w:rFonts w:ascii="Times New Roman" w:hAnsi="Times New Roman" w:eastAsia="Times New Roman" w:cs="Times New Roman"/>
-        </w:rPr>
-        <w:t xml:space="preserve"> </w:t>
-      </w:r>
-      <w:r>
-        <w:rPr>
-          <w:rFonts w:hint="eastAsia" w:ascii="Times New Roman" w:hAnsi="Times New Roman" w:eastAsia="FangSong" w:cs="Times New Roman"/>
-        </w:rPr>
-        <w:t>后发生裂变</w:t>
-      </w:r>
-      <w:r>
-        <w:rPr>
-          <w:rFonts w:hint="eastAsia" w:ascii="Times New Roman" w:hAnsi="Times New Roman" w:eastAsia="Times New Roman" w:cs="Times New Roman"/>
-        </w:rPr>
-        <w:t>。</w:t>
-      </w:r>
-      <w:r>
-        <w:rPr>
-          <w:rFonts w:hint="eastAsia" w:ascii="Times New Roman" w:hAnsi="Times New Roman" w:eastAsia="FangSong" w:cs="Times New Roman"/>
-        </w:rPr>
-        <w:t>用元素周期表上的第</w:t>
-      </w:r>
-      <w:r>
-        <w:rPr>
-          <w:rFonts w:ascii="Times New Roman" w:hAnsi="Times New Roman" w:eastAsia="Times New Roman" w:cs="Times New Roman"/>
-        </w:rPr>
-        <w:t xml:space="preserve"> 117 </w:t>
-      </w:r>
-      <w:r>
-        <w:rPr>
-          <w:rFonts w:hint="eastAsia" w:ascii="Times New Roman" w:hAnsi="Times New Roman" w:eastAsia="FangSong" w:cs="Times New Roman"/>
-        </w:rPr>
-        <w:t>号元素符号</w:t>
-      </w:r>
-      <w:r>
-        <w:rPr>
-          <w:rFonts w:hint="eastAsia" w:ascii="Times New Roman" w:hAnsi="Times New Roman" w:eastAsia="Times New Roman" w:cs="Times New Roman"/>
-        </w:rPr>
-        <w:t>，</w:t>
-      </w:r>
-      <w:r>
-        <w:rPr>
-          <w:rFonts w:hint="eastAsia" w:ascii="Times New Roman" w:hAnsi="Times New Roman" w:eastAsia="FangSong" w:cs="Times New Roman"/>
-        </w:rPr>
-        <w:t>写出得到第</w:t>
-      </w:r>
-      <w:r>
-        <w:rPr>
-          <w:rFonts w:ascii="Times New Roman" w:hAnsi="Times New Roman" w:eastAsia="Times New Roman" w:cs="Times New Roman"/>
-        </w:rPr>
-        <w:t xml:space="preserve"> 117 </w:t>
-      </w:r>
-      <w:r>
-        <w:rPr>
-          <w:rFonts w:hint="eastAsia" w:ascii="Times New Roman" w:hAnsi="Times New Roman" w:eastAsia="FangSong" w:cs="Times New Roman"/>
-        </w:rPr>
-        <w:t>号元素的核反应方程式</w:t>
-      </w:r>
-      <w:r>
-        <w:rPr>
-          <w:rFonts w:hint="eastAsia" w:ascii="Times New Roman" w:hAnsi="Times New Roman" w:eastAsia="Times New Roman" w:cs="Times New Roman"/>
-        </w:rPr>
-        <w:t>(</w:t>
-      </w:r>
-      <w:r>
-        <w:rPr>
-          <w:rFonts w:hint="eastAsia" w:ascii="Times New Roman" w:hAnsi="Times New Roman" w:eastAsia="FangSong" w:cs="Times New Roman"/>
-        </w:rPr>
-        <w:t>在元素符号的左上角和左下角分别标出质量数和原子序数</w:t>
-      </w:r>
-      <w:r>
-        <w:rPr>
-          <w:rFonts w:hint="eastAsia" w:ascii="Times New Roman" w:hAnsi="Times New Roman" w:eastAsia="Times New Roman" w:cs="Times New Roman"/>
-        </w:rPr>
-        <w:t>)。</w:t>
-      </w:r>
-    </w:p>
-    <w:p>
-      <w:pPr>
-        <w:pStyle w:val="BodyText"/>
-      </w:pPr>
-      <w:r>
-        <w:rPr>
-          <w:rFonts w:ascii="Times New Roman" w:hAnsi="Times New Roman" w:eastAsia="Times New Roman" w:cs="Times New Roman"/>
-        </w:rPr>
-        <w:t xml:space="preserve">2-2 </w:t>
-      </w:r>
-      <w:r>
-        <w:rPr>
-          <w:rFonts w:hint="eastAsia" w:ascii="Times New Roman" w:hAnsi="Times New Roman" w:eastAsia="FangSong" w:cs="Times New Roman"/>
-        </w:rPr>
-        <w:t>现代原子结构理论认为</w:t>
-      </w:r>
-      <w:r>
-        <w:rPr>
-          <w:rFonts w:hint="eastAsia" w:ascii="Times New Roman" w:hAnsi="Times New Roman" w:eastAsia="Times New Roman" w:cs="Times New Roman"/>
-        </w:rPr>
-        <w:t>，</w:t>
-      </w:r>
-      <w:r>
-        <w:rPr>
-          <w:rFonts w:hint="eastAsia" w:ascii="Times New Roman" w:hAnsi="Times New Roman" w:eastAsia="FangSong" w:cs="Times New Roman"/>
-        </w:rPr>
-        <w:t>在同一电子上</w:t>
-      </w:r>
-      <w:r>
-        <w:rPr>
-          <w:rFonts w:hint="eastAsia" w:ascii="Times New Roman" w:hAnsi="Times New Roman" w:eastAsia="Times New Roman" w:cs="Times New Roman"/>
-        </w:rPr>
-        <w:t>，</w:t>
-      </w:r>
-      <w:r>
-        <w:rPr>
-          <w:rFonts w:hint="eastAsia" w:ascii="Times New Roman" w:hAnsi="Times New Roman" w:eastAsia="FangSong" w:cs="Times New Roman"/>
-        </w:rPr>
-        <w:t>可有</w:t>
-      </w:r>
-      <w:r>
-        <w:rPr>
-          <w:rFonts w:ascii="Times New Roman" w:hAnsi="Times New Roman" w:eastAsia="Times New Roman" w:cs="Times New Roman"/>
-        </w:rPr>
-        <w:t xml:space="preserve"> s、p、d、f、g、h </w:t>
-      </w:r>
-      <w:r>
-        <w:rPr>
-          <w:rFonts w:hint="eastAsia" w:ascii="Times New Roman" w:hAnsi="Times New Roman" w:eastAsia="FangSong" w:cs="Times New Roman"/>
-        </w:rPr>
-        <w:t>等亚层</w:t>
-      </w:r>
-      <w:r>
-        <w:rPr>
-          <w:rFonts w:hint="eastAsia" w:ascii="Times New Roman" w:hAnsi="Times New Roman" w:eastAsia="Times New Roman" w:cs="Times New Roman"/>
-        </w:rPr>
-        <w:t>，</w:t>
-      </w:r>
-      <w:r>
-        <w:rPr>
-          <w:rFonts w:hint="eastAsia" w:ascii="Times New Roman" w:hAnsi="Times New Roman" w:eastAsia="FangSong" w:cs="Times New Roman"/>
-        </w:rPr>
-        <w:t>各亚层分别有</w:t>
-      </w:r>
-      <w:r>
-        <w:rPr>
-          <w:rFonts w:ascii="Times New Roman" w:hAnsi="Times New Roman" w:eastAsia="Times New Roman" w:cs="Times New Roman"/>
-        </w:rPr>
-        <w:t xml:space="preserve"> </w:t>
-      </w:r>
-      <w:r>
-        <w:rPr>
-          <w:rFonts w:hint="eastAsia" w:ascii="Times New Roman" w:hAnsi="Times New Roman" w:eastAsia="Times New Roman" w:cs="Times New Roman"/>
-        </w:rPr>
-        <w:t>1、3、5……</w:t>
-      </w:r>
-      <w:r>
-        <w:rPr>
-          <w:rFonts w:hint="eastAsia" w:ascii="Times New Roman" w:hAnsi="Times New Roman" w:eastAsia="FangSong" w:cs="Times New Roman"/>
-        </w:rPr>
-        <w:t>条轨道</w:t>
-      </w:r>
-      <w:r>
-        <w:rPr>
-          <w:rFonts w:hint="eastAsia" w:ascii="Times New Roman" w:hAnsi="Times New Roman" w:eastAsia="Times New Roman" w:cs="Times New Roman"/>
-        </w:rPr>
-        <w:t>。</w:t>
-      </w:r>
-      <w:r>
-        <w:rPr>
-          <w:rFonts w:hint="eastAsia" w:ascii="Times New Roman" w:hAnsi="Times New Roman" w:eastAsia="FangSong" w:cs="Times New Roman"/>
-        </w:rPr>
-        <w:t>试根据电子填入轨道的顺序预测</w:t>
-      </w:r>
-      <w:r>
-        <w:rPr>
-          <w:rFonts w:hint="eastAsia" w:ascii="Times New Roman" w:hAnsi="Times New Roman" w:eastAsia="Times New Roman" w:cs="Times New Roman"/>
-        </w:rPr>
-        <w:t>：</w:t>
-      </w:r>
-    </w:p>
-    <w:p>
-      <w:pPr>
-        <w:pStyle w:val="BodyText"/>
-      </w:pPr>
-      <w:r>
-        <w:rPr>
-          <w:rFonts w:ascii="Times New Roman" w:hAnsi="Times New Roman" w:eastAsia="Times New Roman" w:cs="Times New Roman"/>
-        </w:rPr>
-        <w:t xml:space="preserve">2-2-1 </w:t>
-      </w:r>
-      <w:r>
-        <w:rPr>
-          <w:rFonts w:hint="eastAsia" w:ascii="Times New Roman" w:hAnsi="Times New Roman" w:eastAsia="FangSong" w:cs="Times New Roman"/>
-        </w:rPr>
-        <w:t>填满第八电子层</w:t>
-      </w:r>
-      <w:r>
-        <w:rPr>
-          <w:rFonts w:hint="eastAsia" w:ascii="Times New Roman" w:hAnsi="Times New Roman" w:eastAsia="Times New Roman" w:cs="Times New Roman"/>
-        </w:rPr>
-        <w:t>，</w:t>
-      </w:r>
-      <w:r>
-        <w:rPr>
-          <w:rFonts w:hint="eastAsia" w:ascii="Times New Roman" w:hAnsi="Times New Roman" w:eastAsia="FangSong" w:cs="Times New Roman"/>
-        </w:rPr>
-        <w:t>第八电子层应填多少种元素</w:t>
-      </w:r>
-      <w:r>
-        <w:rPr>
-          <w:rFonts w:hint="eastAsia" w:ascii="Times New Roman" w:hAnsi="Times New Roman" w:eastAsia="Times New Roman" w:cs="Times New Roman"/>
-        </w:rPr>
-        <w:t>？</w:t>
-      </w:r>
-    </w:p>
-    <w:p>
-      <w:pPr>
-        <w:pStyle w:val="BodyText"/>
-      </w:pPr>
-      <w:r>
-        <w:rPr>
-          <w:rFonts w:ascii="Times New Roman" w:hAnsi="Times New Roman" w:eastAsia="Times New Roman" w:cs="Times New Roman"/>
-        </w:rPr>
-        <w:t xml:space="preserve">2-2-2 </w:t>
-      </w:r>
-      <w:r>
-        <w:rPr>
-          <w:rFonts w:hint="eastAsia" w:ascii="Times New Roman" w:hAnsi="Times New Roman" w:eastAsia="FangSong" w:cs="Times New Roman"/>
-        </w:rPr>
-        <w:t xml:space="preserve">原子核外出现第一个</w:t>
-      </w:r>
-      <w:r>
-        <w:rPr>
-          <w:rFonts w:ascii="Times New Roman" w:hAnsi="Times New Roman" w:eastAsia="Times New Roman" w:cs="Times New Roman"/>
-        </w:rPr>
-        <w:t xml:space="preserve"> 6f </w:t>
-      </w:r>
-      <w:r>
-        <w:rPr>
-          <w:rFonts w:hint="eastAsia" w:ascii="Times New Roman" w:hAnsi="Times New Roman" w:eastAsia="FangSong" w:cs="Times New Roman"/>
-        </w:rPr>
-        <w:t>电子的元素的原子有多少个质子</w:t>
-      </w:r>
-      <w:r>
-        <w:rPr>
-          <w:rFonts w:hint="eastAsia" w:ascii="Times New Roman" w:hAnsi="Times New Roman" w:eastAsia="Times New Roman" w:cs="Times New Roman"/>
-        </w:rPr>
-        <w:t>？</w:t>
-      </w:r>
-    </w:p>
-    <w:p>
-      <w:pPr>
-        <w:pStyle w:val="BodyText"/>
-      </w:pPr>
-      <w:r>
-        <w:rPr>
-          <w:rFonts w:ascii="Times New Roman" w:hAnsi="Times New Roman" w:eastAsia="Times New Roman" w:cs="Times New Roman"/>
-        </w:rPr>
-        <w:t xml:space="preserve">2-2-3 </w:t>
-      </w:r>
-      <w:r>
-        <w:rPr>
-          <w:rFonts w:hint="eastAsia" w:ascii="Times New Roman" w:hAnsi="Times New Roman" w:eastAsia="FangSong" w:cs="Times New Roman"/>
-        </w:rPr>
-        <w:t xml:space="preserve">根据</w:t>
-      </w:r>
-      <w:r>
-        <w:rPr>
-          <w:rFonts w:ascii="Times New Roman" w:hAnsi="Times New Roman" w:eastAsia="Times New Roman" w:cs="Times New Roman"/>
-        </w:rPr>
-        <w:t xml:space="preserve"> </w:t>
-      </w:r>
-      <w:r>
-        <w:rPr>
-          <w:rFonts w:hint="eastAsia" w:ascii="Times New Roman" w:hAnsi="Times New Roman" w:eastAsia="Times New Roman" w:cs="Times New Roman"/>
-        </w:rPr>
-        <w:t>“</w:t>
-      </w:r>
-      <w:r>
-        <w:rPr>
-          <w:rFonts w:hint="eastAsia" w:ascii="Times New Roman" w:hAnsi="Times New Roman" w:eastAsia="FangSong" w:cs="Times New Roman"/>
-        </w:rPr>
-        <w:t>稳定岛</w:t>
-      </w:r>
-      <w:r>
-        <w:rPr>
-          <w:rFonts w:hint="eastAsia" w:ascii="Times New Roman" w:hAnsi="Times New Roman" w:eastAsia="Times New Roman" w:cs="Times New Roman"/>
-        </w:rPr>
-        <w:t>”</w:t>
-      </w:r>
-      <w:r>
-        <w:rPr>
-          <w:rFonts w:ascii="Times New Roman" w:hAnsi="Times New Roman" w:eastAsia="Times New Roman" w:cs="Times New Roman"/>
-        </w:rPr>
-        <w:t xml:space="preserve"> </w:t>
-      </w:r>
-      <w:r>
-        <w:rPr>
-          <w:rFonts w:hint="eastAsia" w:ascii="Times New Roman" w:hAnsi="Times New Roman" w:eastAsia="FangSong" w:cs="Times New Roman"/>
-        </w:rPr>
-        <w:t>假说</w:t>
-      </w:r>
-      <w:r>
-        <w:rPr>
-          <w:rFonts w:hint="eastAsia" w:ascii="Times New Roman" w:hAnsi="Times New Roman" w:eastAsia="Times New Roman" w:cs="Times New Roman"/>
-        </w:rPr>
-        <w:t>，</w:t>
-      </w:r>
-      <w:r>
-        <w:rPr>
-          <w:rFonts w:hint="eastAsia" w:ascii="Times New Roman" w:hAnsi="Times New Roman" w:eastAsia="FangSong" w:cs="Times New Roman"/>
-        </w:rPr>
-        <w:t>第</w:t>
-      </w:r>
-      <w:r>
-        <w:rPr>
-          <w:rFonts w:ascii="Times New Roman" w:hAnsi="Times New Roman" w:eastAsia="Times New Roman" w:cs="Times New Roman"/>
-        </w:rPr>
-        <w:t xml:space="preserve"> 114 </w:t>
-      </w:r>
-      <w:r>
-        <w:rPr>
-          <w:rFonts w:hint="eastAsia" w:ascii="Times New Roman" w:hAnsi="Times New Roman" w:eastAsia="FangSong" w:cs="Times New Roman"/>
-        </w:rPr>
-        <w:t>号元素有一种稳定同位素</w:t>
-      </w:r>
-      <w:r>
-        <w:rPr>
-          <w:rFonts w:hint="eastAsia" w:ascii="Times New Roman" w:hAnsi="Times New Roman" w:eastAsia="Times New Roman" w:cs="Times New Roman"/>
-        </w:rPr>
-        <w:t>，</w:t>
-      </w:r>
-      <w:r>
-        <w:rPr>
-          <w:rFonts w:hint="eastAsia" w:ascii="Times New Roman" w:hAnsi="Times New Roman" w:eastAsia="FangSong" w:cs="Times New Roman"/>
-        </w:rPr>
-        <w:t>半衰期很长</w:t>
-      </w:r>
-      <w:r>
-        <w:rPr>
-          <w:rFonts w:hint="eastAsia" w:ascii="Times New Roman" w:hAnsi="Times New Roman" w:eastAsia="Times New Roman" w:cs="Times New Roman"/>
-        </w:rPr>
-        <w:t>，</w:t>
-      </w:r>
-      <w:r>
-        <w:rPr>
-          <w:rFonts w:hint="eastAsia" w:ascii="Times New Roman" w:hAnsi="Times New Roman" w:eastAsia="FangSong" w:cs="Times New Roman"/>
-        </w:rPr>
-        <w:t>可能在自然界中找到</w:t>
-      </w:r>
-      <w:r>
-        <w:rPr>
-          <w:rFonts w:hint="eastAsia" w:ascii="Times New Roman" w:hAnsi="Times New Roman" w:eastAsia="Times New Roman" w:cs="Times New Roman"/>
-        </w:rPr>
-        <w:t>。</w:t>
-      </w:r>
-      <w:r>
-        <w:rPr>
-          <w:rFonts w:hint="eastAsia" w:ascii="Times New Roman" w:hAnsi="Times New Roman" w:eastAsia="FangSong" w:cs="Times New Roman"/>
-        </w:rPr>
-        <w:t>试写出第</w:t>
-      </w:r>
-      <w:r>
-        <w:rPr>
-          <w:rFonts w:ascii="Times New Roman" w:hAnsi="Times New Roman" w:eastAsia="Times New Roman" w:cs="Times New Roman"/>
-        </w:rPr>
-        <w:t xml:space="preserve"> 114 </w:t>
-      </w:r>
-      <w:r>
-        <w:rPr>
-          <w:rFonts w:hint="eastAsia" w:ascii="Times New Roman" w:hAnsi="Times New Roman" w:eastAsia="FangSong" w:cs="Times New Roman"/>
-        </w:rPr>
-        <w:t>号元素的特征电子排布式</w:t>
-      </w:r>
-      <w:r>
-        <w:rPr>
-          <w:rFonts w:hint="eastAsia" w:ascii="Times New Roman" w:hAnsi="Times New Roman" w:eastAsia="Times New Roman" w:cs="Times New Roman"/>
-        </w:rPr>
-        <w:t>。</w:t>
-      </w:r>
-    </w:p>
-    <w:p>
-      <w:pPr>
-        <w:spacing w:before="160" w:after="80"/>
-      </w:pPr>
-      <w:r>
-        <w:pict>
-          <v:rect style="width:0;height:1.5pt" o:hralign="center" o:hrstd="t" o:hr="t"/>
-        </w:pict>
-      </w:r>
-    </w:p>
-    <w:bookmarkEnd w:id="16"/>
-    <w:bookmarkStart w:id="17" w:name="第9题"/>
-    <w:p>
-      <w:pPr>
-        <w:pStyle w:val="Heading3"/>
-        <w:spacing w:before="280" w:after="120"/>
-      </w:pPr>
-      <w:r>
-        <w:rPr>
-          <w:rFonts w:hint="eastAsia" w:ascii="Times New Roman" w:hAnsi="Times New Roman" w:eastAsia="SimHei" w:cs="Times New Roman"/>
-        </w:rPr>
-        <w:t>第</w:t>
-      </w:r>
-      <w:r>
-        <w:rPr>
-          <w:rFonts w:hint="eastAsia" w:ascii="Times New Roman" w:hAnsi="Times New Roman" w:eastAsia="Times New Roman" w:cs="Times New Roman"/>
-        </w:rPr>
-        <w:t>9</w:t>
-      </w:r>
-      <w:r>
-        <w:rPr>
-          <w:rFonts w:hint="eastAsia" w:ascii="Times New Roman" w:hAnsi="Times New Roman" w:eastAsia="SimHei" w:cs="Times New Roman"/>
-        </w:rPr>
-        <w:t>题</w:t>
-      </w:r>
-    </w:p>
-    <w:p>
-      <w:pPr>
-        <w:spacing w:before="160" w:after="80"/>
-      </w:pPr>
-      <w:r>
-        <w:pict>
-          <v:rect style="width:0;height:1.5pt" o:hralign="center" o:hrstd="t" o:hr="t"/>
-        </w:pict>
-      </w:r>
-    </w:p>
-    <w:p>
-      <w:pPr>
-        <w:pStyle w:val="FirstParagraph"/>
-      </w:pPr>
-      <w:r>
-        <w:rPr>
-          <w:rFonts w:ascii="Times New Roman" w:hAnsi="Times New Roman" w:eastAsia="Times New Roman" w:cs="Times New Roman"/>
-          <w:b/>
-          <w:bCs/>
-        </w:rPr>
-        <w:t xml:space="preserve">·</w:t>
-      </w:r>
-      <w:r>
-        <w:rPr>
-          <w:rFonts w:ascii="Times New Roman" w:hAnsi="Times New Roman" w:eastAsia="Times New Roman" w:cs="Times New Roman"/>
-        </w:rPr>
-        <w:t xml:space="preserve"> </w:t>
-      </w:r>
-      <w:r>
-        <w:rPr>
-          <w:rFonts w:hint="eastAsia" w:ascii="Times New Roman" w:hAnsi="Times New Roman" w:eastAsia="FangSong" w:cs="Times New Roman"/>
-        </w:rPr>
-        <w:t xml:space="preserve">题目</w:t>
-      </w:r>
-    </w:p>
-    <w:p>
-      <w:pPr>
-        <w:pStyle w:val="BodyText"/>
-      </w:pPr>
-      <w:r>
-        <w:rPr>
-          <w:rFonts w:hint="eastAsia" w:ascii="Times New Roman" w:hAnsi="Times New Roman" w:eastAsia="FangSong" w:cs="Times New Roman"/>
-        </w:rPr>
-        <w:t>同学们可能都听过</w:t>
-      </w:r>
-      <w:r>
-        <w:rPr>
-          <w:rFonts w:hint="eastAsia" w:ascii="Times New Roman" w:hAnsi="Times New Roman" w:eastAsia="Times New Roman" w:cs="Times New Roman"/>
-        </w:rPr>
-        <w:t>《</w:t>
-      </w:r>
-      <w:r>
-        <w:rPr>
-          <w:rFonts w:hint="eastAsia" w:ascii="Times New Roman" w:hAnsi="Times New Roman" w:eastAsia="FangSong" w:cs="Times New Roman"/>
-        </w:rPr>
-        <w:t>乌鸦喝水</w:t>
-      </w:r>
-      <w:r>
-        <w:rPr>
-          <w:rFonts w:hint="eastAsia" w:ascii="Times New Roman" w:hAnsi="Times New Roman" w:eastAsia="Times New Roman" w:cs="Times New Roman"/>
-        </w:rPr>
-        <w:t>》</w:t>
-      </w:r>
-      <w:r>
-        <w:rPr>
-          <w:rFonts w:hint="eastAsia" w:ascii="Times New Roman" w:hAnsi="Times New Roman" w:eastAsia="FangSong" w:cs="Times New Roman"/>
-        </w:rPr>
-        <w:t>这个寓言故事</w:t>
-      </w:r>
-      <w:r>
-        <w:rPr>
-          <w:rFonts w:hint="eastAsia" w:ascii="Times New Roman" w:hAnsi="Times New Roman" w:eastAsia="Times New Roman" w:cs="Times New Roman"/>
-        </w:rPr>
-        <w:t>，</w:t>
-      </w:r>
-      <w:r>
-        <w:rPr>
-          <w:rFonts w:hint="eastAsia" w:ascii="Times New Roman" w:hAnsi="Times New Roman" w:eastAsia="FangSong" w:cs="Times New Roman"/>
-        </w:rPr>
-        <w:t>乌鸦通过在一个长的细颈瓶中投鹅卵石排开水使得它能顺利喝到水</w:t>
-      </w:r>
-      <w:r>
-        <w:rPr>
-          <w:rFonts w:hint="eastAsia" w:ascii="Times New Roman" w:hAnsi="Times New Roman" w:eastAsia="Times New Roman" w:cs="Times New Roman"/>
-        </w:rPr>
-        <w:t>。</w:t>
-      </w:r>
-      <w:r>
-        <w:rPr>
-          <w:rFonts w:hint="eastAsia" w:ascii="Times New Roman" w:hAnsi="Times New Roman" w:eastAsia="FangSong" w:cs="Times New Roman"/>
-        </w:rPr>
-        <w:t>现在我们来考虑一个简化的模型</w:t>
-      </w:r>
-      <w:r>
-        <w:rPr>
-          <w:rFonts w:hint="eastAsia" w:ascii="Times New Roman" w:hAnsi="Times New Roman" w:eastAsia="Times New Roman" w:cs="Times New Roman"/>
-        </w:rPr>
-        <w:t>:</w:t>
-      </w:r>
-    </w:p>
-    <w:p>
-      <w:pPr>
-        <w:pStyle w:val="Compact"/>
-        <w:numPr>
-          <w:ilvl w:val="0"/>
-          <w:numId w:val="1007"/>
-        </w:numPr>
-      </w:pPr>
-      <w:r>
-        <w:rPr>
-          <w:rFonts w:hint="eastAsia" w:ascii="Times New Roman" w:hAnsi="Times New Roman" w:eastAsia="FangSong" w:cs="Times New Roman"/>
-        </w:rPr>
-        <w:t xml:space="preserve">瓶子可近似看作一个直径为</w:t>
-      </w:r>
-      <w:r>
-        <w:rPr>
-          <w:rFonts w:ascii="Times New Roman" w:hAnsi="Times New Roman" w:eastAsia="Times New Roman" w:cs="Times New Roman"/>
-        </w:rPr>
-        <w:t xml:space="preserve"> </w:t>
-      </w:r>
-      <w:r>
-        <w:rPr>
-          <w:rFonts w:hint="eastAsia" w:ascii="Times New Roman" w:hAnsi="Times New Roman" w:eastAsia="Times New Roman" w:cs="Times New Roman"/>
-        </w:rPr>
-        <w:t>10.0cm，</w:t>
-      </w:r>
-      <w:r>
-        <w:rPr>
-          <w:rFonts w:hint="eastAsia" w:ascii="Times New Roman" w:hAnsi="Times New Roman" w:eastAsia="FangSong" w:cs="Times New Roman"/>
-        </w:rPr>
-        <w:t>高</w:t>
-      </w:r>
-      <w:r>
-        <w:rPr>
-          <w:rFonts w:ascii="Times New Roman" w:hAnsi="Times New Roman" w:eastAsia="Times New Roman" w:cs="Times New Roman"/>
-        </w:rPr>
-        <w:t xml:space="preserve"> 50.0cm </w:t>
-      </w:r>
-      <w:r>
-        <w:rPr>
-          <w:rFonts w:hint="eastAsia" w:ascii="Times New Roman" w:hAnsi="Times New Roman" w:eastAsia="FangSong" w:cs="Times New Roman"/>
-        </w:rPr>
-        <w:t>的完美圆柱体</w:t>
-      </w:r>
-      <w:r>
-        <w:rPr>
-          <w:rFonts w:hint="eastAsia" w:ascii="Times New Roman" w:hAnsi="Times New Roman" w:eastAsia="Times New Roman" w:cs="Times New Roman"/>
-        </w:rPr>
-        <w:t>。</w:t>
-      </w:r>
-      <w:r>
-        <w:rPr>
-          <w:rFonts w:ascii="Times New Roman" w:hAnsi="Times New Roman" w:eastAsia="Times New Roman" w:cs="Times New Roman"/>
-        </w:rPr>
-        <w:t xml:space="preserve"> </w:t>
-      </w:r>
-      <w:r>
-        <w:rPr>
-          <w:rFonts w:hint="eastAsia" w:ascii="Times New Roman" w:hAnsi="Times New Roman" w:eastAsia="Times New Roman" w:cs="Times New Roman"/>
-        </w:rPr>
-        <w:t>b)</w:t>
-      </w:r>
-      <w:r>
-        <w:rPr>
-          <w:rFonts w:hint="eastAsia" w:ascii="Times New Roman" w:hAnsi="Times New Roman" w:eastAsia="FangSong" w:cs="Times New Roman"/>
-        </w:rPr>
-        <w:t>一颗鹅卵石可近似看作是一个完美的硬球</w:t>
-      </w:r>
-      <w:r>
-        <w:rPr>
-          <w:rFonts w:hint="eastAsia" w:ascii="Times New Roman" w:hAnsi="Times New Roman" w:eastAsia="Times New Roman" w:cs="Times New Roman"/>
-        </w:rPr>
-        <w:t>，</w:t>
-      </w:r>
-      <w:r>
-        <w:rPr>
-          <w:rFonts w:hint="eastAsia" w:ascii="Times New Roman" w:hAnsi="Times New Roman" w:eastAsia="FangSong" w:cs="Times New Roman"/>
-        </w:rPr>
-        <w:t>球的直径均相等</w:t>
-      </w:r>
-      <w:r>
-        <w:rPr>
-          <w:rFonts w:hint="eastAsia" w:ascii="Times New Roman" w:hAnsi="Times New Roman" w:eastAsia="Times New Roman" w:cs="Times New Roman"/>
-        </w:rPr>
-        <w:t>；</w:t>
-      </w:r>
-    </w:p>
-    <w:p>
-      <w:pPr>
-        <w:pStyle w:val="Compact"/>
-        <w:numPr>
-          <w:ilvl w:val="0"/>
-          <w:numId w:val="1007"/>
-        </w:numPr>
-      </w:pPr>
-      <w:r>
-        <w:rPr>
-          <w:rFonts w:hint="eastAsia" w:ascii="Times New Roman" w:hAnsi="Times New Roman" w:eastAsia="FangSong" w:cs="Times New Roman"/>
-        </w:rPr>
-        <w:t>球会尽可能紧密地排布</w:t>
-      </w:r>
-      <w:r>
-        <w:rPr>
-          <w:rFonts w:hint="eastAsia" w:ascii="Times New Roman" w:hAnsi="Times New Roman" w:eastAsia="Times New Roman" w:cs="Times New Roman"/>
-        </w:rPr>
-        <w:t>,</w:t>
-      </w:r>
-      <w:r>
-        <w:rPr>
-          <w:rFonts w:ascii="Times New Roman" w:hAnsi="Times New Roman" w:eastAsia="Times New Roman" w:cs="Times New Roman"/>
-        </w:rPr>
-        <w:t xml:space="preserve"> </w:t>
-      </w:r>
-      <w:r>
-        <w:rPr>
-          <w:rFonts w:hint="eastAsia" w:ascii="Times New Roman" w:hAnsi="Times New Roman" w:eastAsia="FangSong" w:cs="Times New Roman"/>
-        </w:rPr>
-        <w:t>因此相邻的它们互相接触</w:t>
-      </w:r>
-      <w:r>
-        <w:rPr>
-          <w:rFonts w:hint="eastAsia" w:ascii="Times New Roman" w:hAnsi="Times New Roman" w:eastAsia="Times New Roman" w:cs="Times New Roman"/>
-        </w:rPr>
-        <w:t>;</w:t>
-      </w:r>
-    </w:p>
-    <w:p>
-      <w:pPr>
-        <w:pStyle w:val="Compact"/>
-        <w:numPr>
-          <w:ilvl w:val="0"/>
-          <w:numId w:val="1007"/>
-        </w:numPr>
-      </w:pPr>
-      <w:r>
-        <w:rPr>
-          <w:rFonts w:hint="eastAsia" w:ascii="Times New Roman" w:hAnsi="Times New Roman" w:eastAsia="FangSong" w:cs="Times New Roman"/>
-        </w:rPr>
-        <w:t>这瓶水可近似视为纯水</w:t>
-      </w:r>
-      <w:r>
-        <w:rPr>
-          <w:rFonts w:hint="eastAsia" w:ascii="Times New Roman" w:hAnsi="Times New Roman" w:eastAsia="Times New Roman" w:cs="Times New Roman"/>
-        </w:rPr>
-        <w:t>；</w:t>
-      </w:r>
-      <w:r>
-        <w:rPr>
-          <w:rFonts w:ascii="Times New Roman" w:hAnsi="Times New Roman" w:eastAsia="Times New Roman" w:cs="Times New Roman"/>
-        </w:rPr>
-        <w:t xml:space="preserve"> </w:t>
-      </w:r>
-      <w:r>
-        <w:rPr>
-          <w:rFonts w:hint="eastAsia" w:ascii="Times New Roman" w:hAnsi="Times New Roman" w:eastAsia="Times New Roman" w:cs="Times New Roman"/>
-        </w:rPr>
-        <w:t>e)</w:t>
-      </w:r>
-      <w:r>
-        <w:rPr>
-          <w:rFonts w:hint="eastAsia" w:ascii="Times New Roman" w:hAnsi="Times New Roman" w:eastAsia="FangSong" w:cs="Times New Roman"/>
-        </w:rPr>
-        <w:t>所有的鹅卵石都在罐子里面</w:t>
-      </w:r>
-      <w:r>
-        <w:rPr>
-          <w:rFonts w:hint="eastAsia" w:ascii="Times New Roman" w:hAnsi="Times New Roman" w:eastAsia="Times New Roman" w:cs="Times New Roman"/>
-        </w:rPr>
-        <w:t>(</w:t>
-      </w:r>
-      <w:r>
-        <w:rPr>
-          <w:rFonts w:hint="eastAsia" w:ascii="Times New Roman" w:hAnsi="Times New Roman" w:eastAsia="FangSong" w:cs="Times New Roman"/>
-        </w:rPr>
-        <w:t>即没有一颗鹅卵石超过这个圆柱体的边缘</w:t>
-      </w:r>
-      <w:r>
-        <w:rPr>
-          <w:rFonts w:hint="eastAsia" w:ascii="Times New Roman" w:hAnsi="Times New Roman" w:eastAsia="Times New Roman" w:cs="Times New Roman"/>
-        </w:rPr>
-        <w:t>)。</w:t>
-      </w:r>
-      <w:r>
-        <w:rPr>
-          <w:rFonts w:hint="eastAsia" w:ascii="Times New Roman" w:hAnsi="Times New Roman" w:eastAsia="FangSong" w:cs="Times New Roman"/>
-        </w:rPr>
-        <w:t>试进行以下计算</w:t>
-      </w:r>
-      <w:r>
-        <w:rPr>
-          <w:rFonts w:hint="eastAsia" w:ascii="Times New Roman" w:hAnsi="Times New Roman" w:eastAsia="Times New Roman" w:cs="Times New Roman"/>
-        </w:rPr>
-        <w:t>：</w:t>
-      </w:r>
-    </w:p>
-    <w:p>
-      <w:pPr>
-        <w:numPr>
-          <w:ilvl w:val="0"/>
-          <w:numId w:val="1008"/>
-        </w:numPr>
-      </w:pPr>
-      <w:r>
-        <w:rPr>
-          <w:rFonts w:hint="eastAsia" w:ascii="Times New Roman" w:hAnsi="Times New Roman" w:eastAsia="FangSong" w:cs="Times New Roman"/>
-        </w:rPr>
-        <w:t xml:space="preserve">设球的半径</w:t>
-      </w:r>
-      <w:r>
-        <w:rPr>
-          <w:rFonts w:ascii="Times New Roman" w:hAnsi="Times New Roman" w:eastAsia="Times New Roman" w:cs="Times New Roman"/>
-        </w:rPr>
-        <w:t xml:space="preserve"> </w:t>
-      </w:r>
-      <w:r>
-        <w:rPr>
-          <w:rFonts w:hint="eastAsia" w:ascii="Times New Roman" w:hAnsi="Times New Roman" w:eastAsia="Times New Roman" w:cs="Times New Roman"/>
-        </w:rPr>
-        <w:t>r=5cm，</w:t>
-      </w:r>
-      <w:r>
-        <w:rPr>
-          <w:rFonts w:hint="eastAsia" w:ascii="Times New Roman" w:hAnsi="Times New Roman" w:eastAsia="FangSong" w:cs="Times New Roman"/>
-        </w:rPr>
-        <w:t>计算此圆柱体被球占据的最大体积分数和此时可以被水填充的自由体积</w:t>
-      </w:r>
-    </w:p>
-    <w:p>
-      <w:pPr>
-        <w:numPr>
-          <w:ilvl w:val="0"/>
-          <w:numId w:val="1008"/>
-        </w:numPr>
-      </w:pPr>
-      <w:r>
-        <w:rPr>
-          <w:rFonts w:hint="eastAsia" w:ascii="Times New Roman" w:hAnsi="Times New Roman" w:eastAsia="FangSong" w:cs="Times New Roman"/>
-        </w:rPr>
-        <w:t>假设堆积每一层的俯视图都如下图所示</w:t>
-      </w:r>
-      <w:r>
-        <w:rPr>
-          <w:rFonts w:hint="eastAsia" w:ascii="Times New Roman" w:hAnsi="Times New Roman" w:eastAsia="Times New Roman" w:cs="Times New Roman"/>
-        </w:rPr>
-        <w:t>,</w:t>
-      </w:r>
-      <w:r>
-        <w:rPr>
-          <w:rFonts w:ascii="Times New Roman" w:hAnsi="Times New Roman" w:eastAsia="Times New Roman" w:cs="Times New Roman"/>
-        </w:rPr>
-        <w:t xml:space="preserve"> </w:t>
-      </w:r>
-      <w:r>
-        <w:rPr>
-          <w:rFonts w:hint="eastAsia" w:ascii="Times New Roman" w:hAnsi="Times New Roman" w:eastAsia="FangSong" w:cs="Times New Roman"/>
-        </w:rPr>
-        <w:t>计算此圆柱体被球占据的最大体积分数和此时可以被水填充的自由体积</w:t>
-      </w:r>
-      <w:r>
-        <w:rPr>
-          <w:rFonts w:hint="eastAsia" w:ascii="Times New Roman" w:hAnsi="Times New Roman" w:eastAsia="Times New Roman" w:cs="Times New Roman"/>
-        </w:rPr>
-        <w:t>。</w:t>
-      </w:r>
-    </w:p>
-    <w:p>
-      <w:pPr>
-        <w:pStyle w:val="FirstParagraph"/>
-      </w:pPr>
-      <w:r>
-        <w:rPr>
-          <w:rFonts w:hint="eastAsia" w:ascii="Times New Roman" w:hAnsi="Times New Roman" w:eastAsia="Times New Roman" w:cs="Times New Roman"/>
-        </w:rPr>
-        <w:t>![]../../../06-</w:t>
-      </w:r>
-      <w:r>
-        <w:rPr>
-          <w:rFonts w:hint="eastAsia" w:ascii="Times New Roman" w:hAnsi="Times New Roman" w:eastAsia="FangSong" w:cs="Times New Roman"/>
-        </w:rPr>
-        <w:t>外部资料导入</w:t>
-      </w:r>
-      <w:r>
-        <w:rPr>
-          <w:rFonts w:hint="eastAsia" w:ascii="Times New Roman" w:hAnsi="Times New Roman" w:eastAsia="Times New Roman" w:cs="Times New Roman"/>
-        </w:rPr>
-        <w:t>/</w:t>
-      </w:r>
-      <w:r>
-        <w:rPr>
-          <w:rFonts w:hint="eastAsia" w:ascii="Times New Roman" w:hAnsi="Times New Roman" w:eastAsia="FangSong" w:cs="Times New Roman"/>
-        </w:rPr>
-        <w:t>化学竞赛初赛讲义</w:t>
-      </w:r>
-      <w:r>
-        <w:rPr>
-          <w:rFonts w:hint="eastAsia" w:ascii="Times New Roman" w:hAnsi="Times New Roman" w:eastAsia="Times New Roman" w:cs="Times New Roman"/>
-        </w:rPr>
-        <w:t>/（</w:t>
-      </w:r>
-      <w:r>
-        <w:rPr>
-          <w:rFonts w:hint="eastAsia" w:ascii="Times New Roman" w:hAnsi="Times New Roman" w:eastAsia="FangSong" w:cs="Times New Roman"/>
-        </w:rPr>
-        <w:t>已压缩</w:t>
-      </w:r>
-      <w:r>
-        <w:rPr>
-          <w:rFonts w:hint="eastAsia" w:ascii="Times New Roman" w:hAnsi="Times New Roman" w:eastAsia="Times New Roman" w:cs="Times New Roman"/>
-        </w:rPr>
-        <w:t>）101-150_images/8888637e7e692d1d80141ff953be2140e274dd2b7362d887ab7da7a9407358f8.jpg)</w:t>
-      </w:r>
-    </w:p>
-    <w:p>
-      <w:pPr>
-        <w:pStyle w:val="Compact"/>
-        <w:numPr>
-          <w:ilvl w:val="0"/>
-          <w:numId w:val="1009"/>
-        </w:numPr>
-      </w:pPr>
-      <w:r>
-        <w:rPr>
-          <w:rFonts w:hint="eastAsia" w:ascii="Times New Roman" w:hAnsi="Times New Roman" w:eastAsia="FangSong" w:cs="Times New Roman"/>
-        </w:rPr>
-        <w:t xml:space="preserve">假设堆积的俯视图采用如下图所示的</w:t>
-      </w:r>
-      <w:r>
-        <w:rPr>
-          <w:rFonts w:ascii="Times New Roman" w:hAnsi="Times New Roman" w:eastAsia="Times New Roman" w:cs="Times New Roman"/>
-        </w:rPr>
-        <w:t xml:space="preserve"> </w:t>
-      </w:r>
-      <w:r>
-        <w:rPr>
-          <w:rFonts w:hint="eastAsia" w:ascii="Times New Roman" w:hAnsi="Times New Roman" w:eastAsia="Times New Roman" w:cs="Times New Roman"/>
-        </w:rPr>
-        <w:t>ABABAB…</w:t>
-      </w:r>
-      <w:r>
-        <w:rPr>
-          <w:rFonts w:hint="eastAsia" w:ascii="Times New Roman" w:hAnsi="Times New Roman" w:eastAsia="FangSong" w:cs="Times New Roman"/>
-        </w:rPr>
-        <w:t>形式进行</w:t>
-      </w:r>
-      <w:r>
-        <w:rPr>
-          <w:rFonts w:hint="eastAsia" w:ascii="Times New Roman" w:hAnsi="Times New Roman" w:eastAsia="Times New Roman" w:cs="Times New Roman"/>
-        </w:rPr>
-        <w:t>，</w:t>
-      </w:r>
-      <w:r>
-        <w:rPr>
-          <w:rFonts w:hint="eastAsia" w:ascii="Times New Roman" w:hAnsi="Times New Roman" w:eastAsia="FangSong" w:cs="Times New Roman"/>
-        </w:rPr>
-        <w:t>再次做上面的计算</w:t>
-      </w:r>
-      <w:r>
-        <w:rPr>
-          <w:rFonts w:hint="eastAsia" w:ascii="Times New Roman" w:hAnsi="Times New Roman" w:eastAsia="Times New Roman" w:cs="Times New Roman"/>
-        </w:rPr>
-        <w:t>。</w:t>
-      </w:r>
-    </w:p>
-    <w:p>
-      <w:pPr>
-        <w:pStyle w:val="FirstParagraph"/>
-      </w:pPr>
-      <w:r>
-        <w:rPr>
-          <w:rFonts w:hint="eastAsia" w:ascii="Times New Roman" w:hAnsi="Times New Roman" w:eastAsia="Times New Roman" w:cs="Times New Roman"/>
-        </w:rPr>
-        <w:t>![]../../../06-</w:t>
-      </w:r>
-      <w:r>
-        <w:rPr>
-          <w:rFonts w:hint="eastAsia" w:ascii="Times New Roman" w:hAnsi="Times New Roman" w:eastAsia="FangSong" w:cs="Times New Roman"/>
-        </w:rPr>
-        <w:t>外部资料导入</w:t>
-      </w:r>
-      <w:r>
-        <w:rPr>
-          <w:rFonts w:hint="eastAsia" w:ascii="Times New Roman" w:hAnsi="Times New Roman" w:eastAsia="Times New Roman" w:cs="Times New Roman"/>
-        </w:rPr>
-        <w:t>/</w:t>
-      </w:r>
-      <w:r>
-        <w:rPr>
-          <w:rFonts w:hint="eastAsia" w:ascii="Times New Roman" w:hAnsi="Times New Roman" w:eastAsia="FangSong" w:cs="Times New Roman"/>
-        </w:rPr>
-        <w:t>化学竞赛初赛讲义</w:t>
-      </w:r>
-      <w:r>
-        <w:rPr>
-          <w:rFonts w:hint="eastAsia" w:ascii="Times New Roman" w:hAnsi="Times New Roman" w:eastAsia="Times New Roman" w:cs="Times New Roman"/>
-        </w:rPr>
-        <w:t>/（</w:t>
-      </w:r>
-      <w:r>
-        <w:rPr>
-          <w:rFonts w:hint="eastAsia" w:ascii="Times New Roman" w:hAnsi="Times New Roman" w:eastAsia="FangSong" w:cs="Times New Roman"/>
-        </w:rPr>
-        <w:t>已压缩</w:t>
-      </w:r>
-      <w:r>
-        <w:rPr>
-          <w:rFonts w:hint="eastAsia" w:ascii="Times New Roman" w:hAnsi="Times New Roman" w:eastAsia="Times New Roman" w:cs="Times New Roman"/>
-        </w:rPr>
-        <w:t>）101-150_images/e53868982d9b250559151b6e8eba258cae9491d278d7aa071bed915acd6d8786.jpg)</w:t>
-      </w:r>
-    </w:p>
-    <w:p>
-      <w:pPr>
-        <w:pStyle w:val="BodyText"/>
-      </w:pPr>
-      <w:r>
-        <w:rPr>
-          <w:rFonts w:hint="eastAsia" w:ascii="Times New Roman" w:hAnsi="Times New Roman" w:eastAsia="FangSong" w:cs="Times New Roman"/>
-        </w:rPr>
-        <w:t xml:space="preserve">若</w:t>
-      </w:r>
-      <w:r>
-        <w:rPr>
-          <w:rFonts w:ascii="Times New Roman" w:hAnsi="Times New Roman" w:eastAsia="Times New Roman" w:cs="Times New Roman"/>
-        </w:rPr>
-        <w:t xml:space="preserve"> </w:t>
-      </w:r>
-      <m:oMath>
-        <m:r>
-          <m:t>r</m:t>
-        </m:r>
-        <m:r>
-          <m:rPr>
-            <m:sty m:val="p"/>
-          </m:rPr>
-          <m:t>→</m:t>
-        </m:r>
-        <m:r>
-          <m:t>0</m:t>
-        </m:r>
-      </m:oMath>
-      <w:r>
-        <w:rPr>
-          <w:rFonts w:ascii="Times New Roman" w:hAnsi="Times New Roman" w:eastAsia="Times New Roman" w:cs="Times New Roman"/>
-        </w:rPr>
-        <w:t xml:space="preserve"> </w:t>
-      </w:r>
-      <w:r>
-        <w:rPr>
-          <w:rFonts w:hint="eastAsia" w:ascii="Times New Roman" w:hAnsi="Times New Roman" w:eastAsia="Times New Roman" w:cs="Times New Roman"/>
-        </w:rPr>
-        <w:t>，</w:t>
-      </w:r>
-      <w:r>
-        <w:rPr>
-          <w:rFonts w:hint="eastAsia" w:ascii="Times New Roman" w:hAnsi="Times New Roman" w:eastAsia="FangSong" w:cs="Times New Roman"/>
-        </w:rPr>
-        <w:t>计算此圆柱体被这些球占据的体积分数的极限和此时可以被水填充的自由体积</w:t>
-      </w:r>
-      <w:r>
-        <w:rPr>
-          <w:rFonts w:hint="eastAsia" w:ascii="Times New Roman" w:hAnsi="Times New Roman" w:eastAsia="Times New Roman" w:cs="Times New Roman"/>
-        </w:rPr>
-        <w:t>。</w:t>
-      </w:r>
-    </w:p>
-    <w:p>
-      <w:pPr>
-        <w:spacing w:before="160" w:after="80"/>
-      </w:pPr>
-      <w:r>
-        <w:pict>
-          <v:rect style="width:0;height:1.5pt" o:hralign="center" o:hrstd="t" o:hr="t"/>
-        </w:pict>
-      </w:r>
-    </w:p>
-    <w:p>
-      <w:pPr>
-        <w:spacing w:before="160" w:after="80"/>
-      </w:pPr>
-      <w:r>
-        <w:pict>
-          <v:rect style="width:0;height:1.5pt" o:hralign="center" o:hrstd="t" o:hr="t"/>
-        </w:pict>
-      </w:r>
-    </w:p>
-    <w:bookmarkEnd w:id="17"/>
-    <w:bookmarkStart w:id="18" w:name="第10题"/>
-    <w:p>
-      <w:pPr>
-        <w:pStyle w:val="Heading3"/>
-        <w:spacing w:before="280" w:after="120"/>
-      </w:pPr>
-      <w:r>
-        <w:rPr>
-          <w:rFonts w:hint="eastAsia" w:ascii="Times New Roman" w:hAnsi="Times New Roman" w:eastAsia="SimHei" w:cs="Times New Roman"/>
-        </w:rPr>
-        <w:t>第</w:t>
-      </w:r>
-      <w:r>
-        <w:rPr>
-          <w:rFonts w:hint="eastAsia" w:ascii="Times New Roman" w:hAnsi="Times New Roman" w:eastAsia="Times New Roman" w:cs="Times New Roman"/>
-        </w:rPr>
-        <w:t>10</w:t>
-      </w:r>
-      <w:r>
-        <w:rPr>
-          <w:rFonts w:hint="eastAsia" w:ascii="Times New Roman" w:hAnsi="Times New Roman" w:eastAsia="SimHei" w:cs="Times New Roman"/>
-        </w:rPr>
-        <w:t>题</w:t>
-      </w:r>
-    </w:p>
-    <w:p>
-      <w:pPr>
-        <w:spacing w:before="160" w:after="80"/>
-      </w:pPr>
-      <w:r>
-        <w:pict>
-          <v:rect style="width:0;height:1.5pt" o:hralign="center" o:hrstd="t" o:hr="t"/>
-        </w:pict>
-      </w:r>
-    </w:p>
-    <w:p>
-      <w:pPr>
-        <w:pStyle w:val="FirstParagraph"/>
-      </w:pPr>
-      <w:r>
-        <w:rPr>
-          <w:rFonts w:ascii="Times New Roman" w:hAnsi="Times New Roman" w:eastAsia="Times New Roman" w:cs="Times New Roman"/>
-          <w:b/>
-          <w:bCs/>
-        </w:rPr>
-        <w:t xml:space="preserve">·</w:t>
-      </w:r>
-      <w:r>
-        <w:rPr>
-          <w:rFonts w:ascii="Times New Roman" w:hAnsi="Times New Roman" w:eastAsia="Times New Roman" w:cs="Times New Roman"/>
-        </w:rPr>
-        <w:t xml:space="preserve"> </w:t>
-      </w:r>
-      <w:r>
-        <w:rPr>
-          <w:rFonts w:hint="eastAsia" w:ascii="Times New Roman" w:hAnsi="Times New Roman" w:eastAsia="FangSong" w:cs="Times New Roman"/>
-        </w:rPr>
-        <w:t xml:space="preserve">题目</w:t>
-      </w:r>
-    </w:p>
-    <w:p>
-      <w:pPr>
-        <w:pStyle w:val="BodyText"/>
-      </w:pPr>
-      <w:r>
-        <w:rPr>
-          <w:rFonts w:hint="eastAsia" w:ascii="Times New Roman" w:hAnsi="Times New Roman" w:eastAsia="FangSong" w:cs="Times New Roman"/>
-        </w:rPr>
-        <w:t>硫酸铜有多种结晶水合物</w:t>
-      </w:r>
-      <w:r>
-        <w:rPr>
-          <w:rFonts w:hint="eastAsia" w:ascii="Times New Roman" w:hAnsi="Times New Roman" w:eastAsia="Times New Roman" w:cs="Times New Roman"/>
-        </w:rPr>
-        <w:t>，</w:t>
-      </w:r>
-      <w:r>
-        <w:rPr>
-          <w:rFonts w:hint="eastAsia" w:ascii="Times New Roman" w:hAnsi="Times New Roman" w:eastAsia="FangSong" w:cs="Times New Roman"/>
-        </w:rPr>
-        <w:t>下图示出了其中一种的结构</w:t>
-      </w:r>
-      <w:r>
-        <w:rPr>
-          <w:rFonts w:hint="eastAsia" w:ascii="Times New Roman" w:hAnsi="Times New Roman" w:eastAsia="Times New Roman" w:cs="Times New Roman"/>
-        </w:rPr>
-        <w:t>，</w:t>
-      </w:r>
-      <w:r>
-        <w:rPr>
-          <w:rFonts w:hint="eastAsia" w:ascii="Times New Roman" w:hAnsi="Times New Roman" w:eastAsia="FangSong" w:cs="Times New Roman"/>
-        </w:rPr>
-        <w:t>其中白球为</w:t>
-      </w:r>
-      <w:r>
-        <w:rPr>
-          <w:rFonts w:ascii="Times New Roman" w:hAnsi="Times New Roman" w:eastAsia="Times New Roman" w:cs="Times New Roman"/>
-        </w:rPr>
-        <w:t xml:space="preserve"> </w:t>
-      </w:r>
-      <w:r>
-        <w:rPr>
-          <w:rFonts w:hint="eastAsia" w:ascii="Times New Roman" w:hAnsi="Times New Roman" w:eastAsia="Times New Roman" w:cs="Times New Roman"/>
-        </w:rPr>
-        <w:t>S、</w:t>
-      </w:r>
-      <w:r>
-        <w:rPr>
-          <w:rFonts w:hint="eastAsia" w:ascii="Times New Roman" w:hAnsi="Times New Roman" w:eastAsia="FangSong" w:cs="Times New Roman"/>
-        </w:rPr>
-        <w:t>灰球为</w:t>
-      </w:r>
-      <w:r>
-        <w:rPr>
-          <w:rFonts w:ascii="Times New Roman" w:hAnsi="Times New Roman" w:eastAsia="Times New Roman" w:cs="Times New Roman"/>
-        </w:rPr>
-        <w:t xml:space="preserve"> </w:t>
-      </w:r>
-      <w:r>
-        <w:rPr>
-          <w:rFonts w:hint="eastAsia" w:ascii="Times New Roman" w:hAnsi="Times New Roman" w:eastAsia="Times New Roman" w:cs="Times New Roman"/>
-        </w:rPr>
-        <w:t>Cu、</w:t>
-      </w:r>
-      <w:r>
-        <w:rPr>
-          <w:rFonts w:hint="eastAsia" w:ascii="Times New Roman" w:hAnsi="Times New Roman" w:eastAsia="FangSong" w:cs="Times New Roman"/>
-        </w:rPr>
-        <w:t>黑球为</w:t>
-      </w:r>
-      <w:r>
-        <w:rPr>
-          <w:rFonts w:ascii="Times New Roman" w:hAnsi="Times New Roman" w:eastAsia="Times New Roman" w:cs="Times New Roman"/>
-        </w:rPr>
-        <w:t xml:space="preserve"> </w:t>
-      </w:r>
-      <w:r>
-        <w:rPr>
-          <w:rFonts w:hint="eastAsia" w:ascii="Times New Roman" w:hAnsi="Times New Roman" w:eastAsia="Times New Roman" w:cs="Times New Roman"/>
-        </w:rPr>
-        <w:t>O,</w:t>
-      </w:r>
-      <w:r>
-        <w:rPr>
-          <w:rFonts w:hint="eastAsia" w:ascii="Times New Roman" w:hAnsi="Times New Roman" w:eastAsia="FangSong" w:cs="Times New Roman"/>
-        </w:rPr>
-        <w:t>氢已经省去</w:t>
-      </w:r>
-      <w:r>
-        <w:rPr>
-          <w:rFonts w:hint="eastAsia" w:ascii="Times New Roman" w:hAnsi="Times New Roman" w:eastAsia="Times New Roman" w:cs="Times New Roman"/>
-        </w:rPr>
-        <w:t>。</w:t>
-      </w:r>
-    </w:p>
-    <w:p>
-      <w:pPr>
-        <w:pStyle w:val="BodyText"/>
-      </w:pPr>
-      <w:r>
-        <w:rPr>
-          <w:rFonts w:hint="eastAsia" w:ascii="Times New Roman" w:hAnsi="Times New Roman" w:eastAsia="Times New Roman" w:cs="Times New Roman"/>
-        </w:rPr>
-        <w:t>![]../../../06-</w:t>
-      </w:r>
-      <w:r>
-        <w:rPr>
-          <w:rFonts w:hint="eastAsia" w:ascii="Times New Roman" w:hAnsi="Times New Roman" w:eastAsia="FangSong" w:cs="Times New Roman"/>
-        </w:rPr>
-        <w:t>外部资料导入</w:t>
-      </w:r>
-      <w:r>
-        <w:rPr>
-          <w:rFonts w:hint="eastAsia" w:ascii="Times New Roman" w:hAnsi="Times New Roman" w:eastAsia="Times New Roman" w:cs="Times New Roman"/>
-        </w:rPr>
-        <w:t>/</w:t>
-      </w:r>
-      <w:r>
-        <w:rPr>
-          <w:rFonts w:hint="eastAsia" w:ascii="Times New Roman" w:hAnsi="Times New Roman" w:eastAsia="FangSong" w:cs="Times New Roman"/>
-        </w:rPr>
-        <w:t>化学竞赛初赛讲义</w:t>
-      </w:r>
-      <w:r>
-        <w:rPr>
-          <w:rFonts w:hint="eastAsia" w:ascii="Times New Roman" w:hAnsi="Times New Roman" w:eastAsia="Times New Roman" w:cs="Times New Roman"/>
-        </w:rPr>
-        <w:t>/（</w:t>
-      </w:r>
-      <w:r>
-        <w:rPr>
-          <w:rFonts w:hint="eastAsia" w:ascii="Times New Roman" w:hAnsi="Times New Roman" w:eastAsia="FangSong" w:cs="Times New Roman"/>
-        </w:rPr>
-        <w:t>已压缩</w:t>
-      </w:r>
-      <w:r>
-        <w:rPr>
-          <w:rFonts w:hint="eastAsia" w:ascii="Times New Roman" w:hAnsi="Times New Roman" w:eastAsia="Times New Roman" w:cs="Times New Roman"/>
-        </w:rPr>
-        <w:t>）101-150_images/33dc969e4998faed9e76547751c0572718c7f9aede10f86776b189490849f765.jpg)</w:t>
-      </w:r>
-    </w:p>
-    <w:p>
-      <w:pPr>
-        <w:pStyle w:val="Compact"/>
-        <w:numPr>
-          <w:ilvl w:val="0"/>
-          <w:numId w:val="1010"/>
-        </w:numPr>
-      </w:pPr>
-      <w:r>
-        <w:rPr>
-          <w:rFonts w:hint="eastAsia" w:ascii="Times New Roman" w:hAnsi="Times New Roman" w:eastAsia="FangSong" w:cs="Times New Roman"/>
-        </w:rPr>
-        <w:t>给出上述结晶水合物的化学式</w:t>
-      </w:r>
-      <w:r>
-        <w:rPr>
-          <w:rFonts w:hint="eastAsia" w:ascii="Times New Roman" w:hAnsi="Times New Roman" w:eastAsia="Times New Roman" w:cs="Times New Roman"/>
-        </w:rPr>
-        <w:t>。</w:t>
-      </w:r>
-    </w:p>
-    <w:p>
-      <w:pPr>
-        <w:pStyle w:val="Compact"/>
-        <w:numPr>
-          <w:ilvl w:val="0"/>
-          <w:numId w:val="1010"/>
-        </w:numPr>
-      </w:pPr>
-      <w:r>
-        <w:rPr>
-          <w:rFonts w:hint="eastAsia" w:ascii="Times New Roman" w:hAnsi="Times New Roman" w:eastAsia="FangSong" w:cs="Times New Roman"/>
-        </w:rPr>
-        <w:t>已知晶胞参数</w:t>
-      </w:r>
-      <w:r>
-        <w:rPr>
-          <w:rFonts w:hint="eastAsia" w:ascii="Times New Roman" w:hAnsi="Times New Roman" w:eastAsia="Times New Roman" w:cs="Times New Roman"/>
-        </w:rPr>
-        <w:t>:</w:t>
-      </w:r>
-      <w:r>
-        <w:rPr>
-          <w:rFonts w:ascii="Times New Roman" w:hAnsi="Times New Roman" w:eastAsia="Times New Roman" w:cs="Times New Roman"/>
-        </w:rPr>
-        <w:t xml:space="preserve"> </w:t>
-      </w:r>
-      <m:oMath>
-        <m:oMathPr>
-          <m:ctrlPr>
-            <w:rPr>
-              <w:sz w:val="28"/>
-              <w:szCs w:val="28"/>
-            </w:rPr>
-          </m:ctrlPr>
-        </m:oMathPr>
         <m:r>
           <m:t>a</m:t>
         </m:r>
@@ -4641,7 +3452,7 @@
         <w:pStyle w:val="Compact"/>
         <w:numPr>
           <w:ilvl w:val="0"/>
-          <w:numId w:val="1010"/>
+          <w:numId w:val="1008"/>
         </w:numPr>
       </w:pPr>
       <w:r>
@@ -5387,261 +4198,6 @@
         <w:rPr>
           <w:rFonts w:hint="eastAsia" w:ascii="Times New Roman" w:hAnsi="Times New Roman" w:eastAsia="FangSong" w:cs="Times New Roman"/>
         </w:rPr>
-        <w:t xml:space="preserve">一定条件下</w:t>
-      </w:r>
-      <w:r>
-        <w:rPr>
-          <w:rFonts w:ascii="Times New Roman" w:hAnsi="Times New Roman" w:eastAsia="Times New Roman" w:cs="Times New Roman"/>
-        </w:rPr>
-        <w:t xml:space="preserve"> IrCl</w:t>
-      </w:r>
-      <w:r>
-        <w:rPr>
-          <w:rFonts w:ascii="Times New Roman" w:hAnsi="Times New Roman" w:eastAsia="Times New Roman" w:cs="Times New Roman"/>
-          <w:vertAlign w:val="subscript"/>
-        </w:rPr>
-        <w:t>3</w:t>
-      </w:r>
-      <w:r>
-        <w:rPr>
-          <w:rFonts w:ascii="Times New Roman" w:hAnsi="Times New Roman" w:eastAsia="Times New Roman" w:cs="Times New Roman"/>
-        </w:rPr>
-        <w:t xml:space="preserve"> </w:t>
-      </w:r>
-      <w:r>
-        <w:rPr>
-          <w:rFonts w:hint="eastAsia" w:ascii="Times New Roman" w:hAnsi="Times New Roman" w:eastAsia="FangSong" w:cs="Times New Roman"/>
-        </w:rPr>
-        <w:t xml:space="preserve">与配体</w:t>
-      </w:r>
-      <w:r>
-        <w:rPr>
-          <w:rFonts w:ascii="Times New Roman" w:hAnsi="Times New Roman" w:eastAsia="Times New Roman" w:cs="Times New Roman"/>
-        </w:rPr>
-        <w:t xml:space="preserve"> L </w:t>
-      </w:r>
-      <w:r>
-        <w:rPr>
-          <w:rFonts w:hint="eastAsia" w:ascii="Times New Roman" w:hAnsi="Times New Roman" w:eastAsia="FangSong" w:cs="Times New Roman"/>
-        </w:rPr>
-        <w:t xml:space="preserve">可反应得到电中性配合物</w:t>
-      </w:r>
-      <w:r>
-        <w:rPr>
-          <w:rFonts w:ascii="Times New Roman" w:hAnsi="Times New Roman" w:eastAsia="Times New Roman" w:cs="Times New Roman"/>
-        </w:rPr>
-        <w:t xml:space="preserve"> A。L </w:t>
-      </w:r>
-      <w:r>
-        <w:rPr>
-          <w:rFonts w:hint="eastAsia" w:ascii="Times New Roman" w:hAnsi="Times New Roman" w:eastAsia="FangSong" w:cs="Times New Roman"/>
-        </w:rPr>
-        <w:t>为吡啶的一取代衍生物</w:t>
-      </w:r>
-      <w:r>
-        <w:rPr>
-          <w:rFonts w:hint="eastAsia" w:ascii="Times New Roman" w:hAnsi="Times New Roman" w:eastAsia="Times New Roman" w:cs="Times New Roman"/>
-        </w:rPr>
-        <w:t>、</w:t>
-      </w:r>
-      <w:r>
-        <w:rPr>
-          <w:rFonts w:hint="eastAsia" w:ascii="Times New Roman" w:hAnsi="Times New Roman" w:eastAsia="FangSong" w:cs="Times New Roman"/>
-        </w:rPr>
-        <w:t>易与金属离子以五元环螯合且较难被氧化</w:t>
-      </w:r>
-      <w:r>
-        <w:rPr>
-          <w:rFonts w:hint="eastAsia" w:ascii="Times New Roman" w:hAnsi="Times New Roman" w:eastAsia="Times New Roman" w:cs="Times New Roman"/>
-        </w:rPr>
-        <w:t>；</w:t>
-      </w:r>
-      <w:r>
-        <w:rPr>
-          <w:rFonts w:hint="eastAsia" w:ascii="Times New Roman" w:hAnsi="Times New Roman" w:eastAsia="FangSong" w:cs="Times New Roman"/>
-        </w:rPr>
-        <w:t>一个</w:t>
-      </w:r>
-      <w:r>
-        <w:rPr>
-          <w:rFonts w:ascii="Times New Roman" w:hAnsi="Times New Roman" w:eastAsia="Times New Roman" w:cs="Times New Roman"/>
-        </w:rPr>
-        <w:t xml:space="preserve"> L </w:t>
-      </w:r>
-      <w:r>
-        <w:rPr>
-          <w:rFonts w:hint="eastAsia" w:ascii="Times New Roman" w:hAnsi="Times New Roman" w:eastAsia="FangSong" w:cs="Times New Roman"/>
-        </w:rPr>
-        <w:t>分子中只含一个氧原子</w:t>
-      </w:r>
-      <w:r>
-        <w:rPr>
-          <w:rFonts w:hint="eastAsia" w:ascii="Times New Roman" w:hAnsi="Times New Roman" w:eastAsia="Times New Roman" w:cs="Times New Roman"/>
-        </w:rPr>
-        <w:t>。</w:t>
-      </w:r>
-      <w:r>
-        <w:rPr>
-          <w:rFonts w:hint="eastAsia" w:ascii="Times New Roman" w:hAnsi="Times New Roman" w:eastAsia="FangSong" w:cs="Times New Roman"/>
-        </w:rPr>
-        <w:t>配合物</w:t>
-      </w:r>
-      <w:r>
-        <w:rPr>
-          <w:rFonts w:ascii="Times New Roman" w:hAnsi="Times New Roman" w:eastAsia="Times New Roman" w:cs="Times New Roman"/>
-        </w:rPr>
-        <w:t xml:space="preserve"> A </w:t>
-      </w:r>
-      <w:r>
-        <w:rPr>
-          <w:rFonts w:hint="eastAsia" w:ascii="Times New Roman" w:hAnsi="Times New Roman" w:eastAsia="FangSong" w:cs="Times New Roman"/>
-        </w:rPr>
-        <w:t xml:space="preserve">中</w:t>
-      </w:r>
-      <w:r>
-        <w:rPr>
-          <w:rFonts w:ascii="Times New Roman" w:hAnsi="Times New Roman" w:eastAsia="Times New Roman" w:cs="Times New Roman"/>
-        </w:rPr>
-        <w:t xml:space="preserve"> Ir </w:t>
-      </w:r>
-      <w:r>
-        <w:rPr>
-          <w:rFonts w:hint="eastAsia" w:ascii="Times New Roman" w:hAnsi="Times New Roman" w:eastAsia="FangSong" w:cs="Times New Roman"/>
-        </w:rPr>
-        <w:t xml:space="preserve">的质量分数为</w:t>
-      </w:r>
-      <w:r>
-        <w:rPr>
-          <w:rFonts w:ascii="Times New Roman" w:hAnsi="Times New Roman" w:eastAsia="Times New Roman" w:cs="Times New Roman"/>
-        </w:rPr>
-        <w:t xml:space="preserve"> 32.00%。</w:t>
-      </w:r>
-    </w:p>
-    <w:p>
-      <w:pPr>
-        <w:pStyle w:val="BodyText"/>
-      </w:pPr>
-      <w:r>
-        <w:rPr>
-          <w:rFonts w:hint="eastAsia" w:ascii="Times New Roman" w:hAnsi="Times New Roman" w:eastAsia="FangSong" w:cs="Times New Roman"/>
-          <w:b/>
-          <w:bCs/>
-        </w:rPr>
-        <w:t xml:space="preserve">来源</w:t>
-      </w:r>
-      <w:r>
-        <w:rPr>
-          <w:rFonts w:hint="eastAsia" w:ascii="Times New Roman" w:hAnsi="Times New Roman" w:eastAsia="Times New Roman" w:cs="Times New Roman"/>
-        </w:rPr>
-        <w:t>：</w:t>
-      </w:r>
-      <w:r>
-        <w:rPr>
-          <w:rFonts w:hint="eastAsia" w:ascii="Times New Roman" w:hAnsi="Times New Roman" w:eastAsia="FangSong" w:cs="Times New Roman"/>
-        </w:rPr>
-        <w:t>化学竞赛初赛讲义</w:t>
-      </w:r>
-      <w:r>
-        <w:rPr>
-          <w:rFonts w:ascii="Times New Roman" w:hAnsi="Times New Roman" w:eastAsia="Times New Roman" w:cs="Times New Roman"/>
-        </w:rPr>
-        <w:t xml:space="preserve"> </w:t>
-      </w:r>
-      <w:r>
-        <w:rPr>
-          <w:rFonts w:hint="eastAsia" w:ascii="Times New Roman" w:hAnsi="Times New Roman" w:eastAsia="FangSong" w:cs="Times New Roman"/>
-        </w:rPr>
-        <w:t>第</w:t>
-      </w:r>
-      <w:r>
-        <w:rPr>
-          <w:rFonts w:hint="eastAsia" w:ascii="Times New Roman" w:hAnsi="Times New Roman" w:eastAsia="Times New Roman" w:cs="Times New Roman"/>
-        </w:rPr>
-        <w:t>4</w:t>
-      </w:r>
-      <w:r>
-        <w:rPr>
-          <w:rFonts w:hint="eastAsia" w:ascii="Times New Roman" w:hAnsi="Times New Roman" w:eastAsia="FangSong" w:cs="Times New Roman"/>
-        </w:rPr>
-        <w:t>讲</w:t>
-      </w:r>
-      <w:r>
-        <w:rPr>
-          <w:rFonts w:ascii="Times New Roman" w:hAnsi="Times New Roman" w:eastAsia="Times New Roman" w:cs="Times New Roman"/>
-        </w:rPr>
-        <w:t xml:space="preserve"> §4.3.3 </w:t>
-      </w:r>
-      <w:r>
-        <w:rPr>
-          <w:rFonts w:hint="eastAsia" w:ascii="Times New Roman" w:hAnsi="Times New Roman" w:eastAsia="FangSong" w:cs="Times New Roman"/>
-        </w:rPr>
-        <w:t xml:space="preserve">习题</w:t>
-      </w:r>
-    </w:p>
-    <w:p>
-      <w:pPr>
-        <w:spacing w:before="160" w:after="80"/>
-      </w:pPr>
-      <w:r>
-        <w:pict>
-          <v:rect style="width:0;height:1.5pt" o:hralign="center" o:hrstd="t" o:hr="t"/>
-        </w:pict>
-      </w:r>
-    </w:p>
-    <w:bookmarkEnd w:id="24"/>
-    <w:bookmarkStart w:id="25" w:name="第14题"/>
-    <w:p>
-      <w:pPr>
-        <w:pStyle w:val="Heading3"/>
-        <w:spacing w:before="280" w:after="120"/>
-      </w:pPr>
-      <w:r>
-        <w:rPr>
-          <w:rFonts w:hint="eastAsia" w:ascii="Times New Roman" w:hAnsi="Times New Roman" w:eastAsia="SimHei" w:cs="Times New Roman"/>
-        </w:rPr>
-        <w:t>第</w:t>
-      </w:r>
-      <w:r>
-        <w:rPr>
-          <w:rFonts w:hint="eastAsia" w:ascii="Times New Roman" w:hAnsi="Times New Roman" w:eastAsia="Times New Roman" w:cs="Times New Roman"/>
-        </w:rPr>
-        <w:t>14</w:t>
-      </w:r>
-      <w:r>
-        <w:rPr>
-          <w:rFonts w:hint="eastAsia" w:ascii="Times New Roman" w:hAnsi="Times New Roman" w:eastAsia="SimHei" w:cs="Times New Roman"/>
-        </w:rPr>
-        <w:t>题</w:t>
-      </w:r>
-    </w:p>
-    <w:p>
-      <w:pPr>
-        <w:pStyle w:val="FirstParagraph"/>
-      </w:pPr>
-      <w:r>
-        <w:rPr>
-          <w:rFonts w:hint="eastAsia" w:ascii="Times New Roman" w:hAnsi="Times New Roman" w:eastAsia="FangSong" w:cs="Times New Roman"/>
-          <w:b/>
-          <w:bCs/>
-        </w:rPr>
-        <w:t xml:space="preserve">题目</w:t>
-      </w:r>
-      <w:r>
-        <w:rPr>
-          <w:rFonts w:hint="eastAsia" w:ascii="Times New Roman" w:hAnsi="Times New Roman" w:eastAsia="Times New Roman" w:cs="Times New Roman"/>
-        </w:rPr>
-        <w:t xml:space="preserve">：</w:t>
-      </w:r>
-      <w:r>
-        <w:rPr>
-          <w:rFonts w:ascii="Times New Roman" w:hAnsi="Times New Roman" w:eastAsia="Times New Roman" w:cs="Times New Roman"/>
-        </w:rPr>
-        <w:t xml:space="preserve"> </w:t>
-      </w:r>
-      <w:r>
-        <w:rPr>
-          <w:rFonts w:hint="eastAsia" w:ascii="Times New Roman" w:hAnsi="Times New Roman" w:eastAsia="FangSong" w:cs="Times New Roman"/>
-        </w:rPr>
         <w:t>回答下列问题</w:t>
       </w:r>
       <w:r>
@@ -5656,7 +4212,7 @@
         <w:pStyle w:val="Compact"/>
         <w:numPr>
           <w:ilvl w:val="0"/>
-          <w:numId w:val="1011"/>
+          <w:numId w:val="1009"/>
         </w:numPr>
       </w:pPr>
       <w:r>
@@ -5796,7 +4352,7 @@
         <w:pStyle w:val="Compact"/>
         <w:numPr>
           <w:ilvl w:val="0"/>
-          <w:numId w:val="1011"/>
+          <w:numId w:val="1009"/>
         </w:numPr>
       </w:pPr>
       <w:r>
@@ -5949,7 +4505,7 @@
         <w:pStyle w:val="Compact"/>
         <w:numPr>
           <w:ilvl w:val="0"/>
-          <w:numId w:val="1011"/>
+          <w:numId w:val="1009"/>
         </w:numPr>
       </w:pPr>
       <m:oMath>
@@ -6121,8 +4677,8 @@
         </w:pict>
       </w:r>
     </w:p>
-    <w:bookmarkEnd w:id="25"/>
-    <w:bookmarkStart w:id="26" w:name="第15题"/>
+    <w:bookmarkEnd w:id="24"/>
+    <w:bookmarkStart w:id="25" w:name="第14题"/>
     <w:p>
       <w:pPr>
         <w:pStyle w:val="Heading3"/>
@@ -6138,7 +4694,7 @@
         <w:rPr>
           <w:rFonts w:hint="eastAsia" w:ascii="Times New Roman" w:hAnsi="Times New Roman" w:eastAsia="Times New Roman" w:cs="Times New Roman"/>
         </w:rPr>
-        <w:t>15</w:t>
+        <w:t>14</w:t>
       </w:r>
       <w:r>
         <w:rPr>
@@ -6397,7 +4953,7 @@
         <w:pStyle w:val="Compact"/>
         <w:numPr>
           <w:ilvl w:val="0"/>
-          <w:numId w:val="1012"/>
+          <w:numId w:val="1010"/>
         </w:numPr>
       </w:pPr>
       <w:r>
@@ -6568,7 +5124,7 @@
         <w:pStyle w:val="Compact"/>
         <w:numPr>
           <w:ilvl w:val="0"/>
-          <w:numId w:val="1012"/>
+          <w:numId w:val="1010"/>
         </w:numPr>
       </w:pPr>
       <w:r>
@@ -6667,7 +5223,7 @@
         <w:pStyle w:val="Compact"/>
         <w:numPr>
           <w:ilvl w:val="0"/>
-          <w:numId w:val="1012"/>
+          <w:numId w:val="1010"/>
         </w:numPr>
       </w:pPr>
       <w:r>
@@ -6778,8 +5334,8 @@
         </w:pict>
       </w:r>
     </w:p>
-    <w:bookmarkEnd w:id="26"/>
-    <w:bookmarkStart w:id="27" w:name="第16题"/>
+    <w:bookmarkEnd w:id="25"/>
+    <w:bookmarkStart w:id="26" w:name="第15题"/>
     <w:p>
       <w:pPr>
         <w:pStyle w:val="Heading3"/>
@@ -6795,7 +5351,7 @@
         <w:rPr>
           <w:rFonts w:hint="eastAsia" w:ascii="Times New Roman" w:hAnsi="Times New Roman" w:eastAsia="Times New Roman" w:cs="Times New Roman"/>
         </w:rPr>
-        <w:t>16</w:t>
+        <w:t>15</w:t>
       </w:r>
       <w:r>
         <w:rPr>
@@ -7063,7 +5619,7 @@
         <w:pStyle w:val="Compact"/>
         <w:numPr>
           <w:ilvl w:val="0"/>
-          <w:numId w:val="1013"/>
+          <w:numId w:val="1011"/>
         </w:numPr>
       </w:pPr>
       <w:r>
@@ -7119,6 +5675,1215 @@
           <w:rFonts w:ascii="Times New Roman" w:hAnsi="Times New Roman" w:eastAsia="Times New Roman" w:cs="Times New Roman"/>
         </w:rPr>
         <w:t xml:space="preserve"> 333.2。</w:t>
+      </w:r>
+    </w:p>
+    <w:p>
+      <w:pPr>
+        <w:pStyle w:val="Compact"/>
+        <w:numPr>
+          <w:ilvl w:val="0"/>
+          <w:numId w:val="1011"/>
+        </w:numPr>
+      </w:pPr>
+      <w:r>
+        <w:rPr>
+          <w:rFonts w:ascii="Times New Roman" w:hAnsi="Times New Roman" w:eastAsia="Times New Roman" w:cs="Times New Roman"/>
+        </w:rPr>
+        <w:t>Ti(OEt)</w:t>
+      </w:r>
+      <w:r>
+        <w:rPr>
+          <w:rFonts w:ascii="Times New Roman" w:hAnsi="Times New Roman" w:eastAsia="Times New Roman" w:cs="Times New Roman"/>
+          <w:vertAlign w:val="subscript"/>
+        </w:rPr>
+        <w:t>4</w:t>
+      </w:r>
+      <w:r>
+        <w:rPr>
+          <w:rFonts w:ascii="Times New Roman" w:hAnsi="Times New Roman" w:eastAsia="Times New Roman" w:cs="Times New Roman"/>
+        </w:rPr>
+        <w:t xml:space="preserve"> </w:t>
+      </w:r>
+      <w:r>
+        <w:rPr>
+          <w:rFonts w:hint="eastAsia" w:ascii="Times New Roman" w:hAnsi="Times New Roman" w:eastAsia="FangSong" w:cs="Times New Roman"/>
+        </w:rPr>
+        <w:t>常以四聚体形式存在</w:t>
+      </w:r>
+      <w:r>
+        <w:rPr>
+          <w:rFonts w:hint="eastAsia" w:ascii="Times New Roman" w:hAnsi="Times New Roman" w:eastAsia="Times New Roman" w:cs="Times New Roman"/>
+        </w:rPr>
+        <w:t>，</w:t>
+      </w:r>
+      <w:r>
+        <w:rPr>
+          <w:rFonts w:hint="eastAsia" w:ascii="Times New Roman" w:hAnsi="Times New Roman" w:eastAsia="FangSong" w:cs="Times New Roman"/>
+        </w:rPr>
+        <w:t>其中每个</w:t>
+      </w:r>
+      <w:r>
+        <w:rPr>
+          <w:rFonts w:hint="eastAsia" w:ascii="Times New Roman" w:hAnsi="Times New Roman" w:eastAsia="Times New Roman" w:cs="Times New Roman"/>
+        </w:rPr>
+        <w:t>Ti</w:t>
+      </w:r>
+      <w:r>
+        <w:rPr>
+          <w:rFonts w:hint="eastAsia" w:ascii="Times New Roman" w:hAnsi="Times New Roman" w:eastAsia="FangSong" w:cs="Times New Roman"/>
+        </w:rPr>
+        <w:t>原子</w:t>
+      </w:r>
+    </w:p>
+    <w:p>
+      <w:pPr>
+        <w:pStyle w:val="FirstParagraph"/>
+      </w:pPr>
+      <w:r>
+        <w:rPr>
+          <w:rFonts w:hint="eastAsia" w:ascii="Times New Roman" w:hAnsi="Times New Roman" w:eastAsia="FangSong" w:cs="Times New Roman"/>
+          <w:b/>
+          <w:bCs/>
+        </w:rPr>
+        <w:t xml:space="preserve">来源</w:t>
+      </w:r>
+      <w:r>
+        <w:rPr>
+          <w:rFonts w:hint="eastAsia" w:ascii="Times New Roman" w:hAnsi="Times New Roman" w:eastAsia="Times New Roman" w:cs="Times New Roman"/>
+        </w:rPr>
+        <w:t>：</w:t>
+      </w:r>
+      <w:r>
+        <w:rPr>
+          <w:rFonts w:hint="eastAsia" w:ascii="Times New Roman" w:hAnsi="Times New Roman" w:eastAsia="FangSong" w:cs="Times New Roman"/>
+        </w:rPr>
+        <w:t>化学竞赛初赛讲义</w:t>
+      </w:r>
+      <w:r>
+        <w:rPr>
+          <w:rFonts w:ascii="Times New Roman" w:hAnsi="Times New Roman" w:eastAsia="Times New Roman" w:cs="Times New Roman"/>
+        </w:rPr>
+        <w:t xml:space="preserve"> </w:t>
+      </w:r>
+      <w:r>
+        <w:rPr>
+          <w:rFonts w:hint="eastAsia" w:ascii="Times New Roman" w:hAnsi="Times New Roman" w:eastAsia="FangSong" w:cs="Times New Roman"/>
+        </w:rPr>
+        <w:t>第</w:t>
+      </w:r>
+      <w:r>
+        <w:rPr>
+          <w:rFonts w:hint="eastAsia" w:ascii="Times New Roman" w:hAnsi="Times New Roman" w:eastAsia="Times New Roman" w:cs="Times New Roman"/>
+        </w:rPr>
+        <w:t>4</w:t>
+      </w:r>
+      <w:r>
+        <w:rPr>
+          <w:rFonts w:hint="eastAsia" w:ascii="Times New Roman" w:hAnsi="Times New Roman" w:eastAsia="FangSong" w:cs="Times New Roman"/>
+        </w:rPr>
+        <w:t>讲</w:t>
+      </w:r>
+      <w:r>
+        <w:rPr>
+          <w:rFonts w:ascii="Times New Roman" w:hAnsi="Times New Roman" w:eastAsia="Times New Roman" w:cs="Times New Roman"/>
+        </w:rPr>
+        <w:t xml:space="preserve"> </w:t>
+      </w:r>
+      <w:r>
+        <w:rPr>
+          <w:rFonts w:hint="eastAsia" w:ascii="Times New Roman" w:hAnsi="Times New Roman" w:eastAsia="FangSong" w:cs="Times New Roman"/>
+        </w:rPr>
+        <w:t>第</w:t>
+      </w:r>
+      <w:r>
+        <w:rPr>
+          <w:rFonts w:hint="eastAsia" w:ascii="Times New Roman" w:hAnsi="Times New Roman" w:eastAsia="Times New Roman" w:cs="Times New Roman"/>
+        </w:rPr>
+        <w:t>4</w:t>
+      </w:r>
+      <w:r>
+        <w:rPr>
+          <w:rFonts w:hint="eastAsia" w:ascii="Times New Roman" w:hAnsi="Times New Roman" w:eastAsia="FangSong" w:cs="Times New Roman"/>
+        </w:rPr>
+        <w:t>讲习题</w:t>
+      </w:r>
+    </w:p>
+    <w:p>
+      <w:pPr>
+        <w:spacing w:before="160" w:after="80"/>
+      </w:pPr>
+      <w:r>
+        <w:pict>
+          <v:rect style="width:0;height:1.5pt" o:hralign="center" o:hrstd="t" o:hr="t"/>
+        </w:pict>
+      </w:r>
+    </w:p>
+    <w:bookmarkEnd w:id="26"/>
+    <w:bookmarkStart w:id="30" w:name="第16题"/>
+    <w:p>
+      <w:pPr>
+        <w:pStyle w:val="Heading3"/>
+        <w:spacing w:before="280" w:after="120"/>
+      </w:pPr>
+      <w:r>
+        <w:rPr>
+          <w:rFonts w:hint="eastAsia" w:ascii="Times New Roman" w:hAnsi="Times New Roman" w:eastAsia="SimHei" w:cs="Times New Roman"/>
+        </w:rPr>
+        <w:t>第</w:t>
+      </w:r>
+      <w:r>
+        <w:rPr>
+          <w:rFonts w:hint="eastAsia" w:ascii="Times New Roman" w:hAnsi="Times New Roman" w:eastAsia="Times New Roman" w:cs="Times New Roman"/>
+        </w:rPr>
+        <w:t>16</w:t>
+      </w:r>
+      <w:r>
+        <w:rPr>
+          <w:rFonts w:hint="eastAsia" w:ascii="Times New Roman" w:hAnsi="Times New Roman" w:eastAsia="SimHei" w:cs="Times New Roman"/>
+        </w:rPr>
+        <w:t>题</w:t>
+      </w:r>
+    </w:p>
+    <w:p>
+      <w:pPr>
+        <w:pStyle w:val="FirstParagraph"/>
+      </w:pPr>
+      <w:r>
+        <w:rPr>
+          <w:rFonts w:hint="eastAsia" w:ascii="Times New Roman" w:hAnsi="Times New Roman" w:eastAsia="FangSong" w:cs="Times New Roman"/>
+          <w:b/>
+          <w:bCs/>
+        </w:rPr>
+        <w:t xml:space="preserve">题目</w:t>
+      </w:r>
+      <w:r>
+        <w:rPr>
+          <w:rFonts w:hint="eastAsia" w:ascii="Times New Roman" w:hAnsi="Times New Roman" w:eastAsia="Times New Roman" w:cs="Times New Roman"/>
+        </w:rPr>
+        <w:t xml:space="preserve">：</w:t>
+      </w:r>
+      <w:r>
+        <w:rPr>
+          <w:rFonts w:ascii="Times New Roman" w:hAnsi="Times New Roman" w:eastAsia="Times New Roman" w:cs="Times New Roman"/>
+        </w:rPr>
+        <w:t xml:space="preserve"> </w:t>
+      </w:r>
+      <w:r>
+        <w:rPr>
+          <w:rFonts w:hint="eastAsia" w:ascii="Times New Roman" w:hAnsi="Times New Roman" w:eastAsia="FangSong" w:cs="Times New Roman"/>
+        </w:rPr>
+        <w:t>单核配合物</w:t>
+      </w:r>
+      <w:r>
+        <w:rPr>
+          <w:rFonts w:hint="eastAsia" w:ascii="Times New Roman" w:hAnsi="Times New Roman" w:eastAsia="Times New Roman" w:cs="Times New Roman"/>
+        </w:rPr>
+        <w:t>A</w:t>
+      </w:r>
+      <w:r>
+        <w:rPr>
+          <w:rFonts w:hint="eastAsia" w:ascii="Times New Roman" w:hAnsi="Times New Roman" w:eastAsia="FangSong" w:cs="Times New Roman"/>
+        </w:rPr>
+        <w:t>由爱沙尼亚裔有机化学家</w:t>
+      </w:r>
+      <w:r>
+        <w:rPr>
+          <w:rFonts w:hint="eastAsia" w:ascii="Times New Roman" w:hAnsi="Times New Roman" w:eastAsia="Times New Roman" w:cs="Times New Roman"/>
+        </w:rPr>
+        <w:t>Vaska</w:t>
+      </w:r>
+      <w:r>
+        <w:rPr>
+          <w:rFonts w:hint="eastAsia" w:ascii="Times New Roman" w:hAnsi="Times New Roman" w:eastAsia="FangSong" w:cs="Times New Roman"/>
+        </w:rPr>
+        <w:t>首次在</w:t>
+      </w:r>
+      <w:r>
+        <w:rPr>
+          <w:rFonts w:hint="eastAsia" w:ascii="Times New Roman" w:hAnsi="Times New Roman" w:eastAsia="Times New Roman" w:cs="Times New Roman"/>
+        </w:rPr>
+        <w:t>1961</w:t>
+      </w:r>
+      <w:r>
+        <w:rPr>
+          <w:rFonts w:hint="eastAsia" w:ascii="Times New Roman" w:hAnsi="Times New Roman" w:eastAsia="FangSong" w:cs="Times New Roman"/>
+        </w:rPr>
+        <w:t>年发现</w:t>
+      </w:r>
+      <w:r>
+        <w:rPr>
+          <w:rFonts w:hint="eastAsia" w:ascii="Times New Roman" w:hAnsi="Times New Roman" w:eastAsia="Times New Roman" w:cs="Times New Roman"/>
+        </w:rPr>
+        <w:t>，</w:t>
+      </w:r>
+      <w:r>
+        <w:rPr>
+          <w:rFonts w:hint="eastAsia" w:ascii="Times New Roman" w:hAnsi="Times New Roman" w:eastAsia="FangSong" w:cs="Times New Roman"/>
+        </w:rPr>
+        <w:t>它可由</w:t>
+      </w:r>
+      <w:r>
+        <w:rPr>
+          <w:rFonts w:ascii="Times New Roman" w:hAnsi="Times New Roman" w:eastAsia="Times New Roman" w:cs="Times New Roman"/>
+        </w:rPr>
+        <w:t xml:space="preserve"> </w:t>
+      </w:r>
+      <m:oMath>
+        <m:oMathPr>
+          <m:ctrlPr>
+            <w:rPr>
+              <w:sz w:val="28"/>
+              <w:szCs w:val="28"/>
+            </w:rPr>
+          </m:ctrlPr>
+        </m:oMathPr>
+        <m:sSub>
+          <m:e>
+            <m:r>
+              <m:rPr>
+                <m:sty m:val="p"/>
+              </m:rPr>
+              <m:t>I</m:t>
+            </m:r>
+            <m:r>
+              <m:rPr>
+                <m:sty m:val="p"/>
+              </m:rPr>
+              <m:t>r</m:t>
+            </m:r>
+            <m:r>
+              <m:rPr>
+                <m:sty m:val="p"/>
+              </m:rPr>
+              <m:t>C</m:t>
+            </m:r>
+            <m:r>
+              <m:rPr>
+                <m:sty m:val="p"/>
+              </m:rPr>
+              <m:t>l</m:t>
+            </m:r>
+          </m:e>
+          <m:sub>
+            <m:r>
+              <m:t>3</m:t>
+            </m:r>
+          </m:sub>
+        </m:sSub>
+        <m:r>
+          <m:rPr>
+            <m:sty m:val="p"/>
+          </m:rPr>
+          <m:t>⋅</m:t>
+        </m:r>
+        <m:r>
+          <m:t>3</m:t>
+        </m:r>
+        <m:sSub>
+          <m:e>
+            <m:r>
+              <m:rPr>
+                <m:sty m:val="p"/>
+              </m:rPr>
+              <m:t>H</m:t>
+            </m:r>
+          </m:e>
+          <m:sub>
+            <m:r>
+              <m:t>2</m:t>
+            </m:r>
+          </m:sub>
+        </m:sSub>
+        <m:r>
+          <m:rPr>
+            <m:sty m:val="p"/>
+          </m:rPr>
+          <m:t>O</m:t>
+        </m:r>
+      </m:oMath>
+      <w:r>
+        <w:rPr>
+          <w:rFonts w:ascii="Times New Roman" w:hAnsi="Times New Roman" w:eastAsia="Times New Roman" w:cs="Times New Roman"/>
+        </w:rPr>
+        <w:t xml:space="preserve"> </w:t>
+      </w:r>
+      <w:r>
+        <w:rPr>
+          <w:rFonts w:hint="eastAsia" w:ascii="Times New Roman" w:hAnsi="Times New Roman" w:eastAsia="Times New Roman" w:cs="Times New Roman"/>
+        </w:rPr>
+        <w:t>、</w:t>
+      </w:r>
+      <w:r>
+        <w:rPr>
+          <w:rFonts w:hint="eastAsia" w:ascii="Times New Roman" w:hAnsi="Times New Roman" w:eastAsia="FangSong" w:cs="Times New Roman"/>
+        </w:rPr>
+        <w:t>苯胺和</w:t>
+      </w:r>
+      <w:r>
+        <w:rPr>
+          <w:rFonts w:ascii="Times New Roman" w:hAnsi="Times New Roman" w:eastAsia="Times New Roman" w:cs="Times New Roman"/>
+        </w:rPr>
+        <w:t xml:space="preserve"> </w:t>
+      </w:r>
+      <m:oMath>
+        <m:sSub>
+          <m:e>
+            <m:r>
+              <m:rPr>
+                <m:sty m:val="p"/>
+              </m:rPr>
+              <m:t>P</m:t>
+            </m:r>
+            <m:r>
+              <m:rPr>
+                <m:sty m:val="p"/>
+              </m:rPr>
+              <m:t>P</m:t>
+            </m:r>
+            <m:r>
+              <m:rPr>
+                <m:sty m:val="p"/>
+              </m:rPr>
+              <m:t>h</m:t>
+            </m:r>
+          </m:e>
+          <m:sub>
+            <m:r>
+              <m:t>3</m:t>
+            </m:r>
+          </m:sub>
+        </m:sSub>
+      </m:oMath>
+      <w:r>
+        <w:rPr>
+          <w:rFonts w:ascii="Times New Roman" w:hAnsi="Times New Roman" w:eastAsia="Times New Roman" w:cs="Times New Roman"/>
+        </w:rPr>
+        <w:t xml:space="preserve"> </w:t>
+      </w:r>
+      <w:r>
+        <w:rPr>
+          <w:rFonts w:hint="eastAsia" w:ascii="Times New Roman" w:hAnsi="Times New Roman" w:eastAsia="FangSong" w:cs="Times New Roman"/>
+        </w:rPr>
+        <w:t>在</w:t>
+      </w:r>
+      <w:r>
+        <w:rPr>
+          <w:rFonts w:hint="eastAsia" w:ascii="Times New Roman" w:hAnsi="Times New Roman" w:eastAsia="Times New Roman" w:cs="Times New Roman"/>
+        </w:rPr>
+        <w:t>N,N-</w:t>
+      </w:r>
+      <w:r>
+        <w:rPr>
+          <w:rFonts w:hint="eastAsia" w:ascii="Times New Roman" w:hAnsi="Times New Roman" w:eastAsia="FangSong" w:cs="Times New Roman"/>
+        </w:rPr>
+        <w:t>二甲基甲酰胺</w:t>
+      </w:r>
+      <w:r>
+        <w:rPr>
+          <w:rFonts w:hint="eastAsia" w:ascii="Times New Roman" w:hAnsi="Times New Roman" w:eastAsia="Times New Roman" w:cs="Times New Roman"/>
+        </w:rPr>
+        <w:t>(DMF)</w:t>
+      </w:r>
+      <w:r>
+        <w:rPr>
+          <w:rFonts w:hint="eastAsia" w:ascii="Times New Roman" w:hAnsi="Times New Roman" w:eastAsia="FangSong" w:cs="Times New Roman"/>
+        </w:rPr>
+        <w:t>中反应回流</w:t>
+      </w:r>
+      <w:r>
+        <w:rPr>
+          <w:rFonts w:ascii="Times New Roman" w:hAnsi="Times New Roman" w:eastAsia="Times New Roman" w:cs="Times New Roman"/>
+        </w:rPr>
+        <w:t xml:space="preserve"> </w:t>
+      </w:r>
+      <m:oMath>
+        <m:r>
+          <m:t>12</m:t>
+        </m:r>
+        <m:r>
+          <m:rPr>
+            <m:sty m:val="p"/>
+          </m:rPr>
+          <m:t>h</m:t>
+        </m:r>
+      </m:oMath>
+      <w:r>
+        <w:rPr>
+          <w:rFonts w:ascii="Times New Roman" w:hAnsi="Times New Roman" w:eastAsia="Times New Roman" w:cs="Times New Roman"/>
+        </w:rPr>
+        <w:t xml:space="preserve"> </w:t>
+      </w:r>
+      <w:r>
+        <w:rPr>
+          <w:rFonts w:hint="eastAsia" w:ascii="Times New Roman" w:hAnsi="Times New Roman" w:eastAsia="FangSong" w:cs="Times New Roman"/>
+        </w:rPr>
+        <w:t>得到</w:t>
+      </w:r>
+      <w:r>
+        <w:rPr>
+          <w:rFonts w:hint="eastAsia" w:ascii="Times New Roman" w:hAnsi="Times New Roman" w:eastAsia="Times New Roman" w:cs="Times New Roman"/>
+        </w:rPr>
+        <w:t>。A</w:t>
+      </w:r>
+      <w:r>
+        <w:rPr>
+          <w:rFonts w:hint="eastAsia" w:ascii="Times New Roman" w:hAnsi="Times New Roman" w:eastAsia="FangSong" w:cs="Times New Roman"/>
+        </w:rPr>
+        <w:t>为黄色晶状固体</w:t>
+      </w:r>
+      <w:r>
+        <w:rPr>
+          <w:rFonts w:hint="eastAsia" w:ascii="Times New Roman" w:hAnsi="Times New Roman" w:eastAsia="Times New Roman" w:cs="Times New Roman"/>
+        </w:rPr>
+        <w:t>，</w:t>
+      </w:r>
+      <w:r>
+        <w:rPr>
+          <w:rFonts w:hint="eastAsia" w:ascii="Times New Roman" w:hAnsi="Times New Roman" w:eastAsia="FangSong" w:cs="Times New Roman"/>
+        </w:rPr>
+        <w:t>是单核</w:t>
+      </w:r>
+      <w:r>
+        <w:rPr>
+          <w:rFonts w:hint="eastAsia" w:ascii="Times New Roman" w:hAnsi="Times New Roman" w:eastAsia="Times New Roman" w:cs="Times New Roman"/>
+        </w:rPr>
+        <w:t>Ir(I)</w:t>
+      </w:r>
+      <w:r>
+        <w:rPr>
+          <w:rFonts w:hint="eastAsia" w:ascii="Times New Roman" w:hAnsi="Times New Roman" w:eastAsia="FangSong" w:cs="Times New Roman"/>
+        </w:rPr>
+        <w:t>配合物</w:t>
+      </w:r>
+      <w:r>
+        <w:rPr>
+          <w:rFonts w:hint="eastAsia" w:ascii="Times New Roman" w:hAnsi="Times New Roman" w:eastAsia="Times New Roman" w:cs="Times New Roman"/>
+        </w:rPr>
+        <w:t>，Ir</w:t>
+      </w:r>
+      <w:r>
+        <w:rPr>
+          <w:rFonts w:hint="eastAsia" w:ascii="Times New Roman" w:hAnsi="Times New Roman" w:eastAsia="FangSong" w:cs="Times New Roman"/>
+        </w:rPr>
+        <w:t>的质量分数为</w:t>
+      </w:r>
+      <w:r>
+        <w:rPr>
+          <w:rFonts w:ascii="Times New Roman" w:hAnsi="Times New Roman" w:eastAsia="Times New Roman" w:cs="Times New Roman"/>
+        </w:rPr>
+        <w:t xml:space="preserve"> </w:t>
+      </w:r>
+      <m:oMath>
+        <m:oMathPr>
+          <m:ctrlPr>
+            <w:rPr>
+              <w:sz w:val="28"/>
+              <w:szCs w:val="28"/>
+            </w:rPr>
+          </m:ctrlPr>
+        </m:oMathPr>
+        <m:r>
+          <m:t>24.63</m:t>
+        </m:r>
+        <m:r>
+          <m:rPr>
+            <m:sty m:val="p"/>
+          </m:rPr>
+          <m:t>%</m:t>
+        </m:r>
+      </m:oMath>
+      <w:r>
+        <w:rPr>
+          <w:rFonts w:ascii="Times New Roman" w:hAnsi="Times New Roman" w:eastAsia="Times New Roman" w:cs="Times New Roman"/>
+        </w:rPr>
+        <w:t xml:space="preserve"> </w:t>
+      </w:r>
+      <w:r>
+        <w:rPr>
+          <w:rFonts w:hint="eastAsia" w:ascii="Times New Roman" w:hAnsi="Times New Roman" w:eastAsia="Times New Roman" w:cs="Times New Roman"/>
+        </w:rPr>
+        <w:t>。A</w:t>
+      </w:r>
+      <w:r>
+        <w:rPr>
+          <w:rFonts w:hint="eastAsia" w:ascii="Times New Roman" w:hAnsi="Times New Roman" w:eastAsia="FangSong" w:cs="Times New Roman"/>
+        </w:rPr>
+        <w:t>的一个引人注目的性质是可与</w:t>
+      </w:r>
+      <w:r>
+        <w:rPr>
+          <w:rFonts w:ascii="Times New Roman" w:hAnsi="Times New Roman" w:eastAsia="Times New Roman" w:cs="Times New Roman"/>
+        </w:rPr>
+        <w:t xml:space="preserve"> </w:t>
+      </w:r>
+      <m:oMath>
+        <m:sSub>
+          <m:e>
+            <m:r>
+              <m:rPr>
+                <m:sty m:val="p"/>
+              </m:rPr>
+              <m:t>O</m:t>
+            </m:r>
+          </m:e>
+          <m:sub>
+            <m:r>
+              <m:t>2</m:t>
+            </m:r>
+          </m:sub>
+        </m:sSub>
+      </m:oMath>
+      <w:r>
+        <w:rPr>
+          <w:rFonts w:ascii="Times New Roman" w:hAnsi="Times New Roman" w:eastAsia="Times New Roman" w:cs="Times New Roman"/>
+        </w:rPr>
+        <w:t xml:space="preserve"> </w:t>
+      </w:r>
+      <w:r>
+        <w:rPr>
+          <w:rFonts w:hint="eastAsia" w:ascii="Times New Roman" w:hAnsi="Times New Roman" w:eastAsia="FangSong" w:cs="Times New Roman"/>
+        </w:rPr>
+        <w:t>发生可逆反应变为配合物</w:t>
+      </w:r>
+      <w:r>
+        <w:rPr>
+          <w:rFonts w:hint="eastAsia" w:ascii="Times New Roman" w:hAnsi="Times New Roman" w:eastAsia="Times New Roman" w:cs="Times New Roman"/>
+        </w:rPr>
+        <w:t>B，</w:t>
+      </w:r>
+      <w:r>
+        <w:rPr>
+          <w:rFonts w:hint="eastAsia" w:ascii="Times New Roman" w:hAnsi="Times New Roman" w:eastAsia="FangSong" w:cs="Times New Roman"/>
+        </w:rPr>
+        <w:t>此时加热可变回</w:t>
+      </w:r>
+      <w:r>
+        <w:rPr>
+          <w:rFonts w:hint="eastAsia" w:ascii="Times New Roman" w:hAnsi="Times New Roman" w:eastAsia="Times New Roman" w:cs="Times New Roman"/>
+        </w:rPr>
+        <w:t>A。</w:t>
+      </w:r>
+    </w:p>
+    <w:p>
+      <w:pPr>
+        <w:pStyle w:val="Compact"/>
+        <w:numPr>
+          <w:ilvl w:val="0"/>
+          <w:numId w:val="1012"/>
+        </w:numPr>
+      </w:pPr>
+      <w:r>
+        <w:rPr>
+          <w:rFonts w:hint="eastAsia" w:ascii="Times New Roman" w:hAnsi="Times New Roman" w:eastAsia="FangSong" w:cs="Times New Roman"/>
+        </w:rPr>
+        <w:t xml:space="preserve">写出生成</w:t>
+      </w:r>
+      <w:r>
+        <w:rPr>
+          <w:rFonts w:ascii="Times New Roman" w:hAnsi="Times New Roman" w:eastAsia="Times New Roman" w:cs="Times New Roman"/>
+        </w:rPr>
+        <w:t xml:space="preserve"> A </w:t>
+      </w:r>
+      <w:r>
+        <w:rPr>
+          <w:rFonts w:hint="eastAsia" w:ascii="Times New Roman" w:hAnsi="Times New Roman" w:eastAsia="FangSong" w:cs="Times New Roman"/>
+        </w:rPr>
+        <w:t>的化学反应方程式</w:t>
+      </w:r>
+      <w:r>
+        <w:rPr>
+          <w:rFonts w:hint="eastAsia" w:ascii="Times New Roman" w:hAnsi="Times New Roman" w:eastAsia="Times New Roman" w:cs="Times New Roman"/>
+        </w:rPr>
+        <w:t>,</w:t>
+      </w:r>
+      <w:r>
+        <w:rPr>
+          <w:rFonts w:ascii="Times New Roman" w:hAnsi="Times New Roman" w:eastAsia="Times New Roman" w:cs="Times New Roman"/>
+        </w:rPr>
+        <w:t xml:space="preserve"> </w:t>
+      </w:r>
+      <w:r>
+        <w:rPr>
+          <w:rFonts w:hint="eastAsia" w:ascii="Times New Roman" w:hAnsi="Times New Roman" w:eastAsia="FangSong" w:cs="Times New Roman"/>
+        </w:rPr>
+        <w:t xml:space="preserve">说明</w:t>
+      </w:r>
+      <w:r>
+        <w:rPr>
+          <w:rFonts w:ascii="Times New Roman" w:hAnsi="Times New Roman" w:eastAsia="Times New Roman" w:cs="Times New Roman"/>
+        </w:rPr>
+        <w:t xml:space="preserve"> DMF </w:t>
+      </w:r>
+      <w:r>
+        <w:rPr>
+          <w:rFonts w:hint="eastAsia" w:ascii="Times New Roman" w:hAnsi="Times New Roman" w:eastAsia="FangSong" w:cs="Times New Roman"/>
+        </w:rPr>
+        <w:t>在反应中的作用</w:t>
+      </w:r>
+      <w:r>
+        <w:rPr>
+          <w:rFonts w:hint="eastAsia" w:ascii="Times New Roman" w:hAnsi="Times New Roman" w:eastAsia="Times New Roman" w:cs="Times New Roman"/>
+        </w:rPr>
+        <w:t>。</w:t>
+      </w:r>
+    </w:p>
+    <w:p>
+      <w:pPr>
+        <w:pStyle w:val="Compact"/>
+        <w:numPr>
+          <w:ilvl w:val="0"/>
+          <w:numId w:val="1012"/>
+        </w:numPr>
+      </w:pPr>
+      <w:r>
+        <w:rPr>
+          <w:rFonts w:hint="eastAsia" w:ascii="Times New Roman" w:hAnsi="Times New Roman" w:eastAsia="FangSong" w:cs="Times New Roman"/>
+        </w:rPr>
+        <w:t xml:space="preserve">已知</w:t>
+      </w:r>
+      <w:r>
+        <w:rPr>
+          <w:rFonts w:ascii="Times New Roman" w:hAnsi="Times New Roman" w:eastAsia="Times New Roman" w:cs="Times New Roman"/>
+        </w:rPr>
+        <w:t xml:space="preserve"> B </w:t>
+      </w:r>
+      <w:r>
+        <w:rPr>
+          <w:rFonts w:hint="eastAsia" w:ascii="Times New Roman" w:hAnsi="Times New Roman" w:eastAsia="FangSong" w:cs="Times New Roman"/>
+        </w:rPr>
+        <w:t>为八面体结构</w:t>
+      </w:r>
+      <w:r>
+        <w:rPr>
+          <w:rFonts w:hint="eastAsia" w:ascii="Times New Roman" w:hAnsi="Times New Roman" w:eastAsia="Times New Roman" w:cs="Times New Roman"/>
+        </w:rPr>
+        <w:t>。</w:t>
+      </w:r>
+      <w:r>
+        <w:rPr>
+          <w:rFonts w:hint="eastAsia" w:ascii="Times New Roman" w:hAnsi="Times New Roman" w:eastAsia="FangSong" w:cs="Times New Roman"/>
+        </w:rPr>
+        <w:t>画出</w:t>
+      </w:r>
+      <w:r>
+        <w:rPr>
+          <w:rFonts w:ascii="Times New Roman" w:hAnsi="Times New Roman" w:eastAsia="Times New Roman" w:cs="Times New Roman"/>
+        </w:rPr>
+        <w:t xml:space="preserve"> B </w:t>
+      </w:r>
+      <w:r>
+        <w:rPr>
+          <w:rFonts w:hint="eastAsia" w:ascii="Times New Roman" w:hAnsi="Times New Roman" w:eastAsia="FangSong" w:cs="Times New Roman"/>
+        </w:rPr>
+        <w:t>的所有异构体</w:t>
+      </w:r>
+      <w:r>
+        <w:rPr>
+          <w:rFonts w:hint="eastAsia" w:ascii="Times New Roman" w:hAnsi="Times New Roman" w:eastAsia="Times New Roman" w:cs="Times New Roman"/>
+        </w:rPr>
+        <w:t>，</w:t>
+      </w:r>
+      <w:r>
+        <w:rPr>
+          <w:rFonts w:hint="eastAsia" w:ascii="Times New Roman" w:hAnsi="Times New Roman" w:eastAsia="FangSong" w:cs="Times New Roman"/>
+        </w:rPr>
+        <w:t>含光学异构体</w:t>
+      </w:r>
+      <w:r>
+        <w:rPr>
+          <w:rFonts w:hint="eastAsia" w:ascii="Times New Roman" w:hAnsi="Times New Roman" w:eastAsia="Times New Roman" w:cs="Times New Roman"/>
+        </w:rPr>
+        <w:t>。</w:t>
+      </w:r>
+    </w:p>
+    <w:p>
+      <w:pPr>
+        <w:pStyle w:val="FirstParagraph"/>
+      </w:pPr>
+      <w:r>
+        <w:rPr>
+          <w:rFonts w:hint="eastAsia" w:ascii="Times New Roman" w:hAnsi="Times New Roman" w:eastAsia="FangSong" w:cs="Times New Roman"/>
+          <w:b/>
+          <w:bCs/>
+        </w:rPr>
+        <w:t xml:space="preserve">来源</w:t>
+      </w:r>
+      <w:r>
+        <w:rPr>
+          <w:rFonts w:hint="eastAsia" w:ascii="Times New Roman" w:hAnsi="Times New Roman" w:eastAsia="Times New Roman" w:cs="Times New Roman"/>
+        </w:rPr>
+        <w:t>：</w:t>
+      </w:r>
+      <w:r>
+        <w:rPr>
+          <w:rFonts w:hint="eastAsia" w:ascii="Times New Roman" w:hAnsi="Times New Roman" w:eastAsia="FangSong" w:cs="Times New Roman"/>
+        </w:rPr>
+        <w:t>化学竞赛初赛讲义</w:t>
+      </w:r>
+      <w:r>
+        <w:rPr>
+          <w:rFonts w:ascii="Times New Roman" w:hAnsi="Times New Roman" w:eastAsia="Times New Roman" w:cs="Times New Roman"/>
+        </w:rPr>
+        <w:t xml:space="preserve"> </w:t>
+      </w:r>
+      <w:r>
+        <w:rPr>
+          <w:rFonts w:hint="eastAsia" w:ascii="Times New Roman" w:hAnsi="Times New Roman" w:eastAsia="FangSong" w:cs="Times New Roman"/>
+        </w:rPr>
+        <w:t>第</w:t>
+      </w:r>
+      <w:r>
+        <w:rPr>
+          <w:rFonts w:hint="eastAsia" w:ascii="Times New Roman" w:hAnsi="Times New Roman" w:eastAsia="Times New Roman" w:cs="Times New Roman"/>
+        </w:rPr>
+        <w:t>4</w:t>
+      </w:r>
+      <w:r>
+        <w:rPr>
+          <w:rFonts w:hint="eastAsia" w:ascii="Times New Roman" w:hAnsi="Times New Roman" w:eastAsia="FangSong" w:cs="Times New Roman"/>
+        </w:rPr>
+        <w:t>讲</w:t>
+      </w:r>
+      <w:r>
+        <w:rPr>
+          <w:rFonts w:ascii="Times New Roman" w:hAnsi="Times New Roman" w:eastAsia="Times New Roman" w:cs="Times New Roman"/>
+        </w:rPr>
+        <w:t xml:space="preserve"> </w:t>
+      </w:r>
+      <w:r>
+        <w:rPr>
+          <w:rFonts w:hint="eastAsia" w:ascii="Times New Roman" w:hAnsi="Times New Roman" w:eastAsia="FangSong" w:cs="Times New Roman"/>
+        </w:rPr>
+        <w:t>第</w:t>
+      </w:r>
+      <w:r>
+        <w:rPr>
+          <w:rFonts w:hint="eastAsia" w:ascii="Times New Roman" w:hAnsi="Times New Roman" w:eastAsia="Times New Roman" w:cs="Times New Roman"/>
+        </w:rPr>
+        <w:t>4</w:t>
+      </w:r>
+      <w:r>
+        <w:rPr>
+          <w:rFonts w:hint="eastAsia" w:ascii="Times New Roman" w:hAnsi="Times New Roman" w:eastAsia="FangSong" w:cs="Times New Roman"/>
+        </w:rPr>
+        <w:t>讲习题</w:t>
+      </w:r>
+    </w:p>
+    <w:p>
+      <w:pPr>
+        <w:pStyle w:val="BodyText"/>
+        <w:spacing w:before="160" w:after="80"/>
+        <w:jc w:val="center"/>
+      </w:pPr>
+      <w:r>
+        <w:rPr>
+          <w:rFonts w:ascii="Times New Roman" w:hAnsi="Times New Roman" w:eastAsia="Times New Roman" w:cs="Times New Roman"/>
+        </w:rPr>
+        <w:drawing>
+          <wp:inline>
+            <wp:extent cx="3600000" cy="2426086"/>
+            <wp:effectExtent b="0" l="0" r="0" t="0"/>
+            <wp:docPr descr="" title="" id="28" name="Picture"/>
+            <a:graphic>
+              <a:graphicData uri="http://schemas.openxmlformats.org/drawingml/2006/picture">
+                <pic:pic>
+                  <pic:nvPicPr>
+                    <pic:cNvPr descr="7937fa3a4ad6d5d9124ba067bca2710abd9c4ab591c0e70741f298f0452bda78.png" id="29" name="Picture"/>
+                    <pic:cNvPicPr>
+                      <a:picLocks noChangeArrowheads="1" noChangeAspect="1"/>
+                    </pic:cNvPicPr>
+                  </pic:nvPicPr>
+                  <pic:blipFill>
+                    <a:blip r:embed="rId27"/>
+                    <a:stretch>
+                      <a:fillRect/>
+                    </a:stretch>
+                  </pic:blipFill>
+                  <pic:spPr bwMode="auto">
+                    <a:xfrm>
+                      <a:off x="0" y="0"/>
+                      <a:ext cx="3600000" cy="2426086"/>
+                    </a:xfrm>
+                    <a:prstGeom prst="rect">
+                      <a:avLst/>
+                    </a:prstGeom>
+                    <a:noFill/>
+                    <a:ln w="9525">
+                      <a:noFill/>
+                      <a:headEnd/>
+                      <a:tailEnd/>
+                    </a:ln>
+                  </pic:spPr>
+                </pic:pic>
+              </a:graphicData>
+            </a:graphic>
+          </wp:inline>
+        </w:drawing>
+      </w:r>
+    </w:p>
+    <w:p>
+      <w:pPr>
+        <w:spacing w:before="160" w:after="80"/>
+      </w:pPr>
+      <w:r>
+        <w:pict>
+          <v:rect style="width:0;height:1.5pt" o:hralign="center" o:hrstd="t" o:hr="t"/>
+        </w:pict>
+      </w:r>
+    </w:p>
+    <w:bookmarkEnd w:id="30"/>
+    <w:bookmarkStart w:id="31" w:name="第17题"/>
+    <w:p>
+      <w:pPr>
+        <w:pStyle w:val="Heading3"/>
+        <w:spacing w:before="280" w:after="120"/>
+      </w:pPr>
+      <w:r>
+        <w:rPr>
+          <w:rFonts w:hint="eastAsia" w:ascii="Times New Roman" w:hAnsi="Times New Roman" w:eastAsia="SimHei" w:cs="Times New Roman"/>
+        </w:rPr>
+        <w:t>第</w:t>
+      </w:r>
+      <w:r>
+        <w:rPr>
+          <w:rFonts w:hint="eastAsia" w:ascii="Times New Roman" w:hAnsi="Times New Roman" w:eastAsia="Times New Roman" w:cs="Times New Roman"/>
+        </w:rPr>
+        <w:t>17</w:t>
+      </w:r>
+      <w:r>
+        <w:rPr>
+          <w:rFonts w:hint="eastAsia" w:ascii="Times New Roman" w:hAnsi="Times New Roman" w:eastAsia="SimHei" w:cs="Times New Roman"/>
+        </w:rPr>
+        <w:t>题</w:t>
+      </w:r>
+    </w:p>
+    <w:p>
+      <w:pPr>
+        <w:pStyle w:val="FirstParagraph"/>
+      </w:pPr>
+      <w:r>
+        <w:rPr>
+          <w:rFonts w:hint="eastAsia" w:ascii="Times New Roman" w:hAnsi="Times New Roman" w:eastAsia="FangSong" w:cs="Times New Roman"/>
+        </w:rPr>
+        <w:t>室温下</w:t>
+      </w:r>
+      <w:r>
+        <w:rPr>
+          <w:rFonts w:hint="eastAsia" w:ascii="Times New Roman" w:hAnsi="Times New Roman" w:eastAsia="Times New Roman" w:cs="Times New Roman"/>
+        </w:rPr>
+        <w:t>，</w:t>
+      </w:r>
+      <w:r>
+        <w:rPr>
+          <w:rFonts w:hint="eastAsia" w:ascii="Times New Roman" w:hAnsi="Times New Roman" w:eastAsia="FangSong" w:cs="Times New Roman"/>
+        </w:rPr>
+        <w:t>将</w:t>
+      </w:r>
+      <w:r>
+        <w:rPr>
+          <w:rFonts w:ascii="Times New Roman" w:hAnsi="Times New Roman" w:eastAsia="Times New Roman" w:cs="Times New Roman"/>
+        </w:rPr>
+        <w:t xml:space="preserve"> 1 mol </w:t>
+      </w:r>
+      <w:r>
+        <w:rPr>
+          <w:rFonts w:hint="eastAsia" w:ascii="Times New Roman" w:hAnsi="Times New Roman" w:eastAsia="FangSong" w:cs="Times New Roman"/>
+        </w:rPr>
+        <w:t xml:space="preserve">的</w:t>
+      </w:r>
+      <w:r>
+        <w:rPr>
+          <w:rFonts w:ascii="Times New Roman" w:hAnsi="Times New Roman" w:eastAsia="Times New Roman" w:cs="Times New Roman"/>
+        </w:rPr>
+        <w:t xml:space="preserve"> CuSO</w:t>
+      </w:r>
+      <w:r>
+        <w:rPr>
+          <w:rFonts w:ascii="Times New Roman" w:hAnsi="Times New Roman" w:eastAsia="Times New Roman" w:cs="Times New Roman"/>
+          <w:vertAlign w:val="subscript"/>
+        </w:rPr>
+        <w:t>4</w:t>
+      </w:r>
+      <w:r>
+        <w:rPr>
+          <w:rFonts w:ascii="Times New Roman" w:hAnsi="Times New Roman" w:eastAsia="Times New Roman" w:cs="Times New Roman"/>
+        </w:rPr>
+        <w:t>·5H</w:t>
+      </w:r>
+      <w:r>
+        <w:rPr>
+          <w:rFonts w:ascii="Times New Roman" w:hAnsi="Times New Roman" w:eastAsia="Times New Roman" w:cs="Times New Roman"/>
+          <w:vertAlign w:val="subscript"/>
+        </w:rPr>
+        <w:t>2</w:t>
+      </w:r>
+      <w:r>
+        <w:rPr>
+          <w:rFonts w:ascii="Times New Roman" w:hAnsi="Times New Roman" w:eastAsia="Times New Roman" w:cs="Times New Roman"/>
+        </w:rPr>
+        <w:t xml:space="preserve">O(s) </w:t>
+      </w:r>
+      <w:r>
+        <w:rPr>
+          <w:rFonts w:hint="eastAsia" w:ascii="Times New Roman" w:hAnsi="Times New Roman" w:eastAsia="FangSong" w:cs="Times New Roman"/>
+        </w:rPr>
+        <w:t>溶于水会使溶液温度降低</w:t>
+      </w:r>
+      <w:r>
+        <w:rPr>
+          <w:rFonts w:hint="eastAsia" w:ascii="Times New Roman" w:hAnsi="Times New Roman" w:eastAsia="Times New Roman" w:cs="Times New Roman"/>
+        </w:rPr>
+        <w:t>，</w:t>
+      </w:r>
+      <w:r>
+        <w:rPr>
+          <w:rFonts w:hint="eastAsia" w:ascii="Times New Roman" w:hAnsi="Times New Roman" w:eastAsia="FangSong" w:cs="Times New Roman"/>
+        </w:rPr>
+        <w:t>热效应为</w:t>
+      </w:r>
+      <w:r>
+        <w:rPr>
+          <w:rFonts w:ascii="Times New Roman" w:hAnsi="Times New Roman" w:eastAsia="Times New Roman" w:cs="Times New Roman"/>
+        </w:rPr>
+        <w:t xml:space="preserve"> </w:t>
+      </w:r>
+      <w:r>
+        <w:rPr>
+          <w:rFonts w:hint="eastAsia" w:ascii="Times New Roman" w:hAnsi="Times New Roman" w:eastAsia="Times New Roman" w:cs="Times New Roman"/>
+        </w:rPr>
+        <w:t>ΔH</w:t>
+      </w:r>
+      <w:r>
+        <w:rPr>
+          <w:rFonts w:hint="eastAsia" w:ascii="Times New Roman" w:hAnsi="Times New Roman" w:eastAsia="Times New Roman" w:cs="Times New Roman"/>
+          <w:vertAlign w:val="subscript"/>
+        </w:rPr>
+        <w:t>1</w:t>
+      </w:r>
+      <w:r>
+        <w:rPr>
+          <w:rFonts w:hint="eastAsia" w:ascii="Times New Roman" w:hAnsi="Times New Roman" w:eastAsia="Times New Roman" w:cs="Times New Roman"/>
+        </w:rPr>
+        <w:t>；</w:t>
+      </w:r>
+      <w:r>
+        <w:rPr>
+          <w:rFonts w:hint="eastAsia" w:ascii="Times New Roman" w:hAnsi="Times New Roman" w:eastAsia="FangSong" w:cs="Times New Roman"/>
+        </w:rPr>
+        <w:t>将</w:t>
+      </w:r>
+      <w:r>
+        <w:rPr>
+          <w:rFonts w:ascii="Times New Roman" w:hAnsi="Times New Roman" w:eastAsia="Times New Roman" w:cs="Times New Roman"/>
+        </w:rPr>
+        <w:t xml:space="preserve"> 1 mol </w:t>
+      </w:r>
+      <w:r>
+        <w:rPr>
+          <w:rFonts w:hint="eastAsia" w:ascii="Times New Roman" w:hAnsi="Times New Roman" w:eastAsia="FangSong" w:cs="Times New Roman"/>
+        </w:rPr>
+        <w:t xml:space="preserve">的</w:t>
+      </w:r>
+      <w:r>
+        <w:rPr>
+          <w:rFonts w:ascii="Times New Roman" w:hAnsi="Times New Roman" w:eastAsia="Times New Roman" w:cs="Times New Roman"/>
+        </w:rPr>
+        <w:t xml:space="preserve"> CuSO</w:t>
+      </w:r>
+      <w:r>
+        <w:rPr>
+          <w:rFonts w:ascii="Times New Roman" w:hAnsi="Times New Roman" w:eastAsia="Times New Roman" w:cs="Times New Roman"/>
+          <w:vertAlign w:val="subscript"/>
+        </w:rPr>
+        <w:t>4</w:t>
+      </w:r>
+      <w:r>
+        <w:rPr>
+          <w:rFonts w:ascii="Times New Roman" w:hAnsi="Times New Roman" w:eastAsia="Times New Roman" w:cs="Times New Roman"/>
+        </w:rPr>
+        <w:t xml:space="preserve">(s) </w:t>
+      </w:r>
+      <w:r>
+        <w:rPr>
+          <w:rFonts w:hint="eastAsia" w:ascii="Times New Roman" w:hAnsi="Times New Roman" w:eastAsia="FangSong" w:cs="Times New Roman"/>
+        </w:rPr>
+        <w:t>溶于水会使溶液温度升高</w:t>
+      </w:r>
+      <w:r>
+        <w:rPr>
+          <w:rFonts w:hint="eastAsia" w:ascii="Times New Roman" w:hAnsi="Times New Roman" w:eastAsia="Times New Roman" w:cs="Times New Roman"/>
+        </w:rPr>
+        <w:t>，</w:t>
+      </w:r>
+      <w:r>
+        <w:rPr>
+          <w:rFonts w:hint="eastAsia" w:ascii="Times New Roman" w:hAnsi="Times New Roman" w:eastAsia="FangSong" w:cs="Times New Roman"/>
+        </w:rPr>
+        <w:t>热效应为</w:t>
+      </w:r>
+      <w:r>
+        <w:rPr>
+          <w:rFonts w:ascii="Times New Roman" w:hAnsi="Times New Roman" w:eastAsia="Times New Roman" w:cs="Times New Roman"/>
+        </w:rPr>
+        <w:t xml:space="preserve"> </w:t>
+      </w:r>
+      <w:r>
+        <w:rPr>
+          <w:rFonts w:hint="eastAsia" w:ascii="Times New Roman" w:hAnsi="Times New Roman" w:eastAsia="Times New Roman" w:cs="Times New Roman"/>
+        </w:rPr>
+        <w:t>ΔH</w:t>
+      </w:r>
+      <w:r>
+        <w:rPr>
+          <w:rFonts w:hint="eastAsia" w:ascii="Times New Roman" w:hAnsi="Times New Roman" w:eastAsia="Times New Roman" w:cs="Times New Roman"/>
+          <w:vertAlign w:val="subscript"/>
+        </w:rPr>
+        <w:t>2</w:t>
+      </w:r>
+      <w:r>
+        <w:rPr>
+          <w:rFonts w:hint="eastAsia" w:ascii="Times New Roman" w:hAnsi="Times New Roman" w:eastAsia="Times New Roman" w:cs="Times New Roman"/>
+        </w:rPr>
+        <w:t>；CuSO</w:t>
+      </w:r>
+      <w:r>
+        <w:rPr>
+          <w:rFonts w:hint="eastAsia" w:ascii="Times New Roman" w:hAnsi="Times New Roman" w:eastAsia="Times New Roman" w:cs="Times New Roman"/>
+          <w:vertAlign w:val="subscript"/>
+        </w:rPr>
+        <w:t>4</w:t>
+      </w:r>
+      <w:r>
+        <w:rPr>
+          <w:rFonts w:hint="eastAsia" w:ascii="Times New Roman" w:hAnsi="Times New Roman" w:eastAsia="Times New Roman" w:cs="Times New Roman"/>
+        </w:rPr>
+        <w:t>·5H</w:t>
+      </w:r>
+      <w:r>
+        <w:rPr>
+          <w:rFonts w:hint="eastAsia" w:ascii="Times New Roman" w:hAnsi="Times New Roman" w:eastAsia="Times New Roman" w:cs="Times New Roman"/>
+          <w:vertAlign w:val="subscript"/>
+        </w:rPr>
+        <w:t>2</w:t>
+      </w:r>
+      <w:r>
+        <w:rPr>
+          <w:rFonts w:hint="eastAsia" w:ascii="Times New Roman" w:hAnsi="Times New Roman" w:eastAsia="Times New Roman" w:cs="Times New Roman"/>
+        </w:rPr>
+        <w:t>O(s)</w:t>
+      </w:r>
+      <w:r>
+        <w:rPr>
+          <w:rFonts w:ascii="Times New Roman" w:hAnsi="Times New Roman" w:eastAsia="Times New Roman" w:cs="Times New Roman"/>
+        </w:rPr>
+        <w:t xml:space="preserve"> </w:t>
+      </w:r>
+      <w:r>
+        <w:rPr>
+          <w:rFonts w:hint="eastAsia" w:ascii="Times New Roman" w:hAnsi="Times New Roman" w:eastAsia="FangSong" w:cs="Times New Roman"/>
+        </w:rPr>
+        <w:t xml:space="preserve">受热分解的化学方程式为</w:t>
+      </w:r>
+      <w:r>
+        <w:rPr>
+          <w:rFonts w:ascii="Times New Roman" w:hAnsi="Times New Roman" w:eastAsia="Times New Roman" w:cs="Times New Roman"/>
+        </w:rPr>
+        <w:t xml:space="preserve"> CuSO</w:t>
+      </w:r>
+      <w:r>
+        <w:rPr>
+          <w:rFonts w:ascii="Times New Roman" w:hAnsi="Times New Roman" w:eastAsia="Times New Roman" w:cs="Times New Roman"/>
+          <w:vertAlign w:val="subscript"/>
+        </w:rPr>
+        <w:t>4</w:t>
+      </w:r>
+      <w:r>
+        <w:rPr>
+          <w:rFonts w:ascii="Times New Roman" w:hAnsi="Times New Roman" w:eastAsia="Times New Roman" w:cs="Times New Roman"/>
+        </w:rPr>
+        <w:t>·5H</w:t>
+      </w:r>
+      <w:r>
+        <w:rPr>
+          <w:rFonts w:ascii="Times New Roman" w:hAnsi="Times New Roman" w:eastAsia="Times New Roman" w:cs="Times New Roman"/>
+          <w:vertAlign w:val="subscript"/>
+        </w:rPr>
+        <w:t>2</w:t>
+      </w:r>
+      <w:r>
+        <w:rPr>
+          <w:rFonts w:ascii="Times New Roman" w:hAnsi="Times New Roman" w:eastAsia="Times New Roman" w:cs="Times New Roman"/>
+        </w:rPr>
+        <w:t>O(s) → CuSO</w:t>
+      </w:r>
+      <w:r>
+        <w:rPr>
+          <w:rFonts w:ascii="Times New Roman" w:hAnsi="Times New Roman" w:eastAsia="Times New Roman" w:cs="Times New Roman"/>
+          <w:vertAlign w:val="subscript"/>
+        </w:rPr>
+        <w:t>4</w:t>
+      </w:r>
+      <w:r>
+        <w:rPr>
+          <w:rFonts w:ascii="Times New Roman" w:hAnsi="Times New Roman" w:eastAsia="Times New Roman" w:cs="Times New Roman"/>
+        </w:rPr>
+        <w:t xml:space="preserve">(s) + 5 </w:t>
+      </w:r>
+      <w:r>
+        <w:rPr>
+          <w:rFonts w:hint="eastAsia" w:ascii="Times New Roman" w:hAnsi="Times New Roman" w:eastAsia="Times New Roman" w:cs="Times New Roman"/>
+        </w:rPr>
+        <w:t>H</w:t>
+      </w:r>
+      <w:r>
+        <w:rPr>
+          <w:rFonts w:hint="eastAsia" w:ascii="Times New Roman" w:hAnsi="Times New Roman" w:eastAsia="Times New Roman" w:cs="Times New Roman"/>
+          <w:vertAlign w:val="subscript"/>
+        </w:rPr>
+        <w:t>2</w:t>
+      </w:r>
+      <w:r>
+        <w:rPr>
+          <w:rFonts w:hint="eastAsia" w:ascii="Times New Roman" w:hAnsi="Times New Roman" w:eastAsia="Times New Roman" w:cs="Times New Roman"/>
+        </w:rPr>
+        <w:t>O(g)，</w:t>
+      </w:r>
+      <w:r>
+        <w:rPr>
+          <w:rFonts w:hint="eastAsia" w:ascii="Times New Roman" w:hAnsi="Times New Roman" w:eastAsia="FangSong" w:cs="Times New Roman"/>
+        </w:rPr>
+        <w:t>热效应为</w:t>
+      </w:r>
+      <w:r>
+        <w:rPr>
+          <w:rFonts w:ascii="Times New Roman" w:hAnsi="Times New Roman" w:eastAsia="Times New Roman" w:cs="Times New Roman"/>
+        </w:rPr>
+        <w:t xml:space="preserve"> </w:t>
+      </w:r>
+      <w:r>
+        <w:rPr>
+          <w:rFonts w:hint="eastAsia" w:ascii="Times New Roman" w:hAnsi="Times New Roman" w:eastAsia="Times New Roman" w:cs="Times New Roman"/>
+        </w:rPr>
+        <w:t>ΔH</w:t>
+      </w:r>
+      <w:r>
+        <w:rPr>
+          <w:rFonts w:hint="eastAsia" w:ascii="Times New Roman" w:hAnsi="Times New Roman" w:eastAsia="Times New Roman" w:cs="Times New Roman"/>
+          <w:vertAlign w:val="subscript"/>
+        </w:rPr>
+        <w:t>3</w:t>
+      </w:r>
+      <w:r>
+        <w:rPr>
+          <w:rFonts w:hint="eastAsia" w:ascii="Times New Roman" w:hAnsi="Times New Roman" w:eastAsia="Times New Roman" w:cs="Times New Roman"/>
+        </w:rPr>
+        <w:t>。</w:t>
+      </w:r>
+      <w:r>
+        <w:rPr>
+          <w:rFonts w:hint="eastAsia" w:ascii="Times New Roman" w:hAnsi="Times New Roman" w:eastAsia="FangSong" w:cs="Times New Roman"/>
+        </w:rPr>
+        <w:t>下列判断不正确的是</w:t>
       </w:r>
     </w:p>
     <w:p>
@@ -7133,123 +6898,131 @@
         <w:rPr>
           <w:rFonts w:ascii="Times New Roman" w:hAnsi="Times New Roman" w:eastAsia="Times New Roman" w:cs="Times New Roman"/>
         </w:rPr>
-        <w:t>Ti(OEt)</w:t>
+        <w:t>A. ΔH</w:t>
       </w:r>
       <w:r>
         <w:rPr>
           <w:rFonts w:ascii="Times New Roman" w:hAnsi="Times New Roman" w:eastAsia="Times New Roman" w:cs="Times New Roman"/>
           <w:vertAlign w:val="subscript"/>
         </w:rPr>
-        <w:t>4</w:t>
-      </w:r>
-      <w:r>
-        <w:rPr>
-          <w:rFonts w:ascii="Times New Roman" w:hAnsi="Times New Roman" w:eastAsia="Times New Roman" w:cs="Times New Roman"/>
-        </w:rPr>
-        <w:t xml:space="preserve"> </w:t>
-      </w:r>
-      <w:r>
-        <w:rPr>
-          <w:rFonts w:hint="eastAsia" w:ascii="Times New Roman" w:hAnsi="Times New Roman" w:eastAsia="FangSong" w:cs="Times New Roman"/>
-        </w:rPr>
-        <w:t>常以四聚体形式存在</w:t>
-      </w:r>
-      <w:r>
-        <w:rPr>
-          <w:rFonts w:hint="eastAsia" w:ascii="Times New Roman" w:hAnsi="Times New Roman" w:eastAsia="Times New Roman" w:cs="Times New Roman"/>
-        </w:rPr>
-        <w:t>，</w:t>
-      </w:r>
-      <w:r>
-        <w:rPr>
-          <w:rFonts w:hint="eastAsia" w:ascii="Times New Roman" w:hAnsi="Times New Roman" w:eastAsia="FangSong" w:cs="Times New Roman"/>
-        </w:rPr>
-        <w:t>其中每个</w:t>
-      </w:r>
-      <w:r>
-        <w:rPr>
-          <w:rFonts w:hint="eastAsia" w:ascii="Times New Roman" w:hAnsi="Times New Roman" w:eastAsia="Times New Roman" w:cs="Times New Roman"/>
-        </w:rPr>
-        <w:t>Ti</w:t>
-      </w:r>
-      <w:r>
-        <w:rPr>
-          <w:rFonts w:hint="eastAsia" w:ascii="Times New Roman" w:hAnsi="Times New Roman" w:eastAsia="FangSong" w:cs="Times New Roman"/>
-        </w:rPr>
-        <w:t>原子</w:t>
-      </w:r>
-    </w:p>
-    <w:p>
-      <w:pPr>
-        <w:pStyle w:val="FirstParagraph"/>
-      </w:pPr>
-      <w:r>
-        <w:rPr>
-          <w:rFonts w:hint="eastAsia" w:ascii="Times New Roman" w:hAnsi="Times New Roman" w:eastAsia="FangSong" w:cs="Times New Roman"/>
-          <w:b/>
-          <w:bCs/>
-        </w:rPr>
-        <w:t xml:space="preserve">来源</w:t>
-      </w:r>
-      <w:r>
-        <w:rPr>
-          <w:rFonts w:hint="eastAsia" w:ascii="Times New Roman" w:hAnsi="Times New Roman" w:eastAsia="Times New Roman" w:cs="Times New Roman"/>
-        </w:rPr>
-        <w:t>：</w:t>
-      </w:r>
-      <w:r>
-        <w:rPr>
-          <w:rFonts w:hint="eastAsia" w:ascii="Times New Roman" w:hAnsi="Times New Roman" w:eastAsia="FangSong" w:cs="Times New Roman"/>
-        </w:rPr>
-        <w:t>化学竞赛初赛讲义</w:t>
-      </w:r>
-      <w:r>
-        <w:rPr>
-          <w:rFonts w:ascii="Times New Roman" w:hAnsi="Times New Roman" w:eastAsia="Times New Roman" w:cs="Times New Roman"/>
-        </w:rPr>
-        <w:t xml:space="preserve"> </w:t>
-      </w:r>
-      <w:r>
-        <w:rPr>
-          <w:rFonts w:hint="eastAsia" w:ascii="Times New Roman" w:hAnsi="Times New Roman" w:eastAsia="FangSong" w:cs="Times New Roman"/>
-        </w:rPr>
-        <w:t>第</w:t>
-      </w:r>
-      <w:r>
-        <w:rPr>
-          <w:rFonts w:hint="eastAsia" w:ascii="Times New Roman" w:hAnsi="Times New Roman" w:eastAsia="Times New Roman" w:cs="Times New Roman"/>
-        </w:rPr>
-        <w:t>4</w:t>
-      </w:r>
-      <w:r>
-        <w:rPr>
-          <w:rFonts w:hint="eastAsia" w:ascii="Times New Roman" w:hAnsi="Times New Roman" w:eastAsia="FangSong" w:cs="Times New Roman"/>
-        </w:rPr>
-        <w:t>讲</w:t>
-      </w:r>
-      <w:r>
-        <w:rPr>
-          <w:rFonts w:ascii="Times New Roman" w:hAnsi="Times New Roman" w:eastAsia="Times New Roman" w:cs="Times New Roman"/>
-        </w:rPr>
-        <w:t xml:space="preserve"> </w:t>
-      </w:r>
-      <w:r>
-        <w:rPr>
-          <w:rFonts w:hint="eastAsia" w:ascii="Times New Roman" w:hAnsi="Times New Roman" w:eastAsia="FangSong" w:cs="Times New Roman"/>
-        </w:rPr>
-        <w:t>第</w:t>
-      </w:r>
-      <w:r>
-        <w:rPr>
-          <w:rFonts w:hint="eastAsia" w:ascii="Times New Roman" w:hAnsi="Times New Roman" w:eastAsia="Times New Roman" w:cs="Times New Roman"/>
-        </w:rPr>
-        <w:t>4</w:t>
-      </w:r>
-      <w:r>
-        <w:rPr>
-          <w:rFonts w:hint="eastAsia" w:ascii="Times New Roman" w:hAnsi="Times New Roman" w:eastAsia="FangSong" w:cs="Times New Roman"/>
-        </w:rPr>
-        <w:t>讲习题</w:t>
+        <w:t>2</w:t>
+      </w:r>
+      <w:r>
+        <w:rPr>
+          <w:rFonts w:ascii="Times New Roman" w:hAnsi="Times New Roman" w:eastAsia="Times New Roman" w:cs="Times New Roman"/>
+        </w:rPr>
+        <w:t xml:space="preserve"> &lt; ΔH</w:t>
+      </w:r>
+      <w:r>
+        <w:rPr>
+          <w:rFonts w:ascii="Times New Roman" w:hAnsi="Times New Roman" w:eastAsia="Times New Roman" w:cs="Times New Roman"/>
+          <w:vertAlign w:val="subscript"/>
+        </w:rPr>
+        <w:t>3</w:t>
+      </w:r>
+      <w:r>
+        <w:rPr>
+          <w:rFonts w:ascii="Times New Roman" w:hAnsi="Times New Roman" w:eastAsia="Times New Roman" w:cs="Times New Roman"/>
+        </w:rPr>
+        <w:t xml:space="preserve">　　B. ΔH</w:t>
+      </w:r>
+      <w:r>
+        <w:rPr>
+          <w:rFonts w:ascii="Times New Roman" w:hAnsi="Times New Roman" w:eastAsia="Times New Roman" w:cs="Times New Roman"/>
+          <w:vertAlign w:val="subscript"/>
+        </w:rPr>
+        <w:t>1</w:t>
+      </w:r>
+      <w:r>
+        <w:rPr>
+          <w:rFonts w:ascii="Times New Roman" w:hAnsi="Times New Roman" w:eastAsia="Times New Roman" w:cs="Times New Roman"/>
+        </w:rPr>
+        <w:t xml:space="preserve"> &gt; ΔH</w:t>
+      </w:r>
+      <w:r>
+        <w:rPr>
+          <w:rFonts w:ascii="Times New Roman" w:hAnsi="Times New Roman" w:eastAsia="Times New Roman" w:cs="Times New Roman"/>
+          <w:vertAlign w:val="subscript"/>
+        </w:rPr>
+        <w:t>3</w:t>
+      </w:r>
+      <w:r>
+        <w:rPr>
+          <w:rFonts w:ascii="Times New Roman" w:hAnsi="Times New Roman" w:eastAsia="Times New Roman" w:cs="Times New Roman"/>
+        </w:rPr>
+        <w:t xml:space="preserve">　　C. ΔH</w:t>
+      </w:r>
+      <w:r>
+        <w:rPr>
+          <w:rFonts w:ascii="Times New Roman" w:hAnsi="Times New Roman" w:eastAsia="Times New Roman" w:cs="Times New Roman"/>
+          <w:vertAlign w:val="subscript"/>
+        </w:rPr>
+        <w:t>2</w:t>
+      </w:r>
+      <w:r>
+        <w:rPr>
+          <w:rFonts w:ascii="Times New Roman" w:hAnsi="Times New Roman" w:eastAsia="Times New Roman" w:cs="Times New Roman"/>
+        </w:rPr>
+        <w:t xml:space="preserve"> + ΔH</w:t>
+      </w:r>
+      <w:r>
+        <w:rPr>
+          <w:rFonts w:ascii="Times New Roman" w:hAnsi="Times New Roman" w:eastAsia="Times New Roman" w:cs="Times New Roman"/>
+          <w:vertAlign w:val="subscript"/>
+        </w:rPr>
+        <w:t>3</w:t>
+      </w:r>
+      <w:r>
+        <w:rPr>
+          <w:rFonts w:ascii="Times New Roman" w:hAnsi="Times New Roman" w:eastAsia="Times New Roman" w:cs="Times New Roman"/>
+        </w:rPr>
+        <w:t xml:space="preserve"> = ΔH</w:t>
+      </w:r>
+      <w:r>
+        <w:rPr>
+          <w:rFonts w:ascii="Times New Roman" w:hAnsi="Times New Roman" w:eastAsia="Times New Roman" w:cs="Times New Roman"/>
+          <w:vertAlign w:val="subscript"/>
+        </w:rPr>
+        <w:t>1</w:t>
+      </w:r>
+      <w:r>
+        <w:rPr>
+          <w:rFonts w:ascii="Times New Roman" w:hAnsi="Times New Roman" w:eastAsia="Times New Roman" w:cs="Times New Roman"/>
+        </w:rPr>
+        <w:t xml:space="preserve">　　D. ΔH</w:t>
+      </w:r>
+      <w:r>
+        <w:rPr>
+          <w:rFonts w:ascii="Times New Roman" w:hAnsi="Times New Roman" w:eastAsia="Times New Roman" w:cs="Times New Roman"/>
+          <w:vertAlign w:val="subscript"/>
+        </w:rPr>
+        <w:t>1</w:t>
+      </w:r>
+      <w:r>
+        <w:rPr>
+          <w:rFonts w:ascii="Times New Roman" w:hAnsi="Times New Roman" w:eastAsia="Times New Roman" w:cs="Times New Roman"/>
+        </w:rPr>
+        <w:t xml:space="preserve"> − ΔH</w:t>
+      </w:r>
+      <w:r>
+        <w:rPr>
+          <w:rFonts w:ascii="Times New Roman" w:hAnsi="Times New Roman" w:eastAsia="Times New Roman" w:cs="Times New Roman"/>
+          <w:vertAlign w:val="subscript"/>
+        </w:rPr>
+        <w:t>2</w:t>
+      </w:r>
+      <w:r>
+        <w:rPr>
+          <w:rFonts w:ascii="Times New Roman" w:hAnsi="Times New Roman" w:eastAsia="Times New Roman" w:cs="Times New Roman"/>
+        </w:rPr>
+        <w:t xml:space="preserve"> &gt; ΔH</w:t>
+      </w:r>
+      <w:r>
+        <w:rPr>
+          <w:rFonts w:ascii="Times New Roman" w:hAnsi="Times New Roman" w:eastAsia="Times New Roman" w:cs="Times New Roman"/>
+          <w:vertAlign w:val="subscript"/>
+        </w:rPr>
+        <w:t>3</w:t>
       </w:r>
     </w:p>
     <w:p>
@@ -7262,512 +7035,8 @@
         </w:pict>
       </w:r>
     </w:p>
-    <w:bookmarkEnd w:id="27"/>
-    <w:bookmarkStart w:id="28" w:name="第17题"/>
-    <w:p>
-      <w:pPr>
-        <w:pStyle w:val="Heading3"/>
-        <w:spacing w:before="280" w:after="120"/>
-      </w:pPr>
-      <w:r>
-        <w:rPr>
-          <w:rFonts w:hint="eastAsia" w:ascii="Times New Roman" w:hAnsi="Times New Roman" w:eastAsia="SimHei" w:cs="Times New Roman"/>
-        </w:rPr>
-        <w:t>第</w:t>
-      </w:r>
-      <w:r>
-        <w:rPr>
-          <w:rFonts w:hint="eastAsia" w:ascii="Times New Roman" w:hAnsi="Times New Roman" w:eastAsia="Times New Roman" w:cs="Times New Roman"/>
-        </w:rPr>
-        <w:t>17</w:t>
-      </w:r>
-      <w:r>
-        <w:rPr>
-          <w:rFonts w:hint="eastAsia" w:ascii="Times New Roman" w:hAnsi="Times New Roman" w:eastAsia="SimHei" w:cs="Times New Roman"/>
-        </w:rPr>
-        <w:t>题</w:t>
-      </w:r>
-    </w:p>
-    <w:p>
-      <w:pPr>
-        <w:pStyle w:val="FirstParagraph"/>
-      </w:pPr>
-      <w:r>
-        <w:rPr>
-          <w:rFonts w:hint="eastAsia" w:ascii="Times New Roman" w:hAnsi="Times New Roman" w:eastAsia="FangSong" w:cs="Times New Roman"/>
-        </w:rPr>
-        <w:t>室温下</w:t>
-      </w:r>
-      <w:r>
-        <w:rPr>
-          <w:rFonts w:hint="eastAsia" w:ascii="Times New Roman" w:hAnsi="Times New Roman" w:eastAsia="Times New Roman" w:cs="Times New Roman"/>
-        </w:rPr>
-        <w:t>，</w:t>
-      </w:r>
-      <w:r>
-        <w:rPr>
-          <w:rFonts w:hint="eastAsia" w:ascii="Times New Roman" w:hAnsi="Times New Roman" w:eastAsia="FangSong" w:cs="Times New Roman"/>
-        </w:rPr>
-        <w:t>将</w:t>
-      </w:r>
-      <w:r>
-        <w:rPr>
-          <w:rFonts w:ascii="Times New Roman" w:hAnsi="Times New Roman" w:eastAsia="Times New Roman" w:cs="Times New Roman"/>
-        </w:rPr>
-        <w:t xml:space="preserve"> 1 mol </w:t>
-      </w:r>
-      <w:r>
-        <w:rPr>
-          <w:rFonts w:hint="eastAsia" w:ascii="Times New Roman" w:hAnsi="Times New Roman" w:eastAsia="FangSong" w:cs="Times New Roman"/>
-        </w:rPr>
-        <w:t xml:space="preserve">的</w:t>
-      </w:r>
-      <w:r>
-        <w:rPr>
-          <w:rFonts w:ascii="Times New Roman" w:hAnsi="Times New Roman" w:eastAsia="Times New Roman" w:cs="Times New Roman"/>
-        </w:rPr>
-        <w:t xml:space="preserve"> CuSO</w:t>
-      </w:r>
-      <w:r>
-        <w:rPr>
-          <w:rFonts w:ascii="Times New Roman" w:hAnsi="Times New Roman" w:eastAsia="Times New Roman" w:cs="Times New Roman"/>
-          <w:vertAlign w:val="subscript"/>
-        </w:rPr>
-        <w:t>4</w:t>
-      </w:r>
-      <w:r>
-        <w:rPr>
-          <w:rFonts w:ascii="Times New Roman" w:hAnsi="Times New Roman" w:eastAsia="Times New Roman" w:cs="Times New Roman"/>
-        </w:rPr>
-        <w:t>·5H</w:t>
-      </w:r>
-      <w:r>
-        <w:rPr>
-          <w:rFonts w:ascii="Times New Roman" w:hAnsi="Times New Roman" w:eastAsia="Times New Roman" w:cs="Times New Roman"/>
-          <w:vertAlign w:val="subscript"/>
-        </w:rPr>
-        <w:t>2</w:t>
-      </w:r>
-      <w:r>
-        <w:rPr>
-          <w:rFonts w:ascii="Times New Roman" w:hAnsi="Times New Roman" w:eastAsia="Times New Roman" w:cs="Times New Roman"/>
-        </w:rPr>
-        <w:t xml:space="preserve">O(s) </w:t>
-      </w:r>
-      <w:r>
-        <w:rPr>
-          <w:rFonts w:hint="eastAsia" w:ascii="Times New Roman" w:hAnsi="Times New Roman" w:eastAsia="FangSong" w:cs="Times New Roman"/>
-        </w:rPr>
-        <w:t>溶于水会使溶液温度降低</w:t>
-      </w:r>
-      <w:r>
-        <w:rPr>
-          <w:rFonts w:hint="eastAsia" w:ascii="Times New Roman" w:hAnsi="Times New Roman" w:eastAsia="Times New Roman" w:cs="Times New Roman"/>
-        </w:rPr>
-        <w:t>，</w:t>
-      </w:r>
-      <w:r>
-        <w:rPr>
-          <w:rFonts w:hint="eastAsia" w:ascii="Times New Roman" w:hAnsi="Times New Roman" w:eastAsia="FangSong" w:cs="Times New Roman"/>
-        </w:rPr>
-        <w:t>热效应为</w:t>
-      </w:r>
-      <w:r>
-        <w:rPr>
-          <w:rFonts w:ascii="Times New Roman" w:hAnsi="Times New Roman" w:eastAsia="Times New Roman" w:cs="Times New Roman"/>
-        </w:rPr>
-        <w:t xml:space="preserve"> </w:t>
-      </w:r>
-      <w:r>
-        <w:rPr>
-          <w:rFonts w:hint="eastAsia" w:ascii="Times New Roman" w:hAnsi="Times New Roman" w:eastAsia="Times New Roman" w:cs="Times New Roman"/>
-        </w:rPr>
-        <w:t>ΔH</w:t>
-      </w:r>
-      <w:r>
-        <w:rPr>
-          <w:rFonts w:hint="eastAsia" w:ascii="Times New Roman" w:hAnsi="Times New Roman" w:eastAsia="Times New Roman" w:cs="Times New Roman"/>
-          <w:vertAlign w:val="subscript"/>
-        </w:rPr>
-        <w:t>1</w:t>
-      </w:r>
-      <w:r>
-        <w:rPr>
-          <w:rFonts w:hint="eastAsia" w:ascii="Times New Roman" w:hAnsi="Times New Roman" w:eastAsia="Times New Roman" w:cs="Times New Roman"/>
-        </w:rPr>
-        <w:t>；</w:t>
-      </w:r>
-      <w:r>
-        <w:rPr>
-          <w:rFonts w:hint="eastAsia" w:ascii="Times New Roman" w:hAnsi="Times New Roman" w:eastAsia="FangSong" w:cs="Times New Roman"/>
-        </w:rPr>
-        <w:t>将</w:t>
-      </w:r>
-      <w:r>
-        <w:rPr>
-          <w:rFonts w:ascii="Times New Roman" w:hAnsi="Times New Roman" w:eastAsia="Times New Roman" w:cs="Times New Roman"/>
-        </w:rPr>
-        <w:t xml:space="preserve"> 1 mol </w:t>
-      </w:r>
-      <w:r>
-        <w:rPr>
-          <w:rFonts w:hint="eastAsia" w:ascii="Times New Roman" w:hAnsi="Times New Roman" w:eastAsia="FangSong" w:cs="Times New Roman"/>
-        </w:rPr>
-        <w:t xml:space="preserve">的</w:t>
-      </w:r>
-      <w:r>
-        <w:rPr>
-          <w:rFonts w:ascii="Times New Roman" w:hAnsi="Times New Roman" w:eastAsia="Times New Roman" w:cs="Times New Roman"/>
-        </w:rPr>
-        <w:t xml:space="preserve"> CuSO</w:t>
-      </w:r>
-      <w:r>
-        <w:rPr>
-          <w:rFonts w:ascii="Times New Roman" w:hAnsi="Times New Roman" w:eastAsia="Times New Roman" w:cs="Times New Roman"/>
-          <w:vertAlign w:val="subscript"/>
-        </w:rPr>
-        <w:t>4</w:t>
-      </w:r>
-      <w:r>
-        <w:rPr>
-          <w:rFonts w:ascii="Times New Roman" w:hAnsi="Times New Roman" w:eastAsia="Times New Roman" w:cs="Times New Roman"/>
-        </w:rPr>
-        <w:t xml:space="preserve">(s) </w:t>
-      </w:r>
-      <w:r>
-        <w:rPr>
-          <w:rFonts w:hint="eastAsia" w:ascii="Times New Roman" w:hAnsi="Times New Roman" w:eastAsia="FangSong" w:cs="Times New Roman"/>
-        </w:rPr>
-        <w:t>溶于水会使溶液温度升高</w:t>
-      </w:r>
-      <w:r>
-        <w:rPr>
-          <w:rFonts w:hint="eastAsia" w:ascii="Times New Roman" w:hAnsi="Times New Roman" w:eastAsia="Times New Roman" w:cs="Times New Roman"/>
-        </w:rPr>
-        <w:t>，</w:t>
-      </w:r>
-      <w:r>
-        <w:rPr>
-          <w:rFonts w:hint="eastAsia" w:ascii="Times New Roman" w:hAnsi="Times New Roman" w:eastAsia="FangSong" w:cs="Times New Roman"/>
-        </w:rPr>
-        <w:t>热效应为</w:t>
-      </w:r>
-      <w:r>
-        <w:rPr>
-          <w:rFonts w:ascii="Times New Roman" w:hAnsi="Times New Roman" w:eastAsia="Times New Roman" w:cs="Times New Roman"/>
-        </w:rPr>
-        <w:t xml:space="preserve"> </w:t>
-      </w:r>
-      <w:r>
-        <w:rPr>
-          <w:rFonts w:hint="eastAsia" w:ascii="Times New Roman" w:hAnsi="Times New Roman" w:eastAsia="Times New Roman" w:cs="Times New Roman"/>
-        </w:rPr>
-        <w:t>ΔH</w:t>
-      </w:r>
-      <w:r>
-        <w:rPr>
-          <w:rFonts w:hint="eastAsia" w:ascii="Times New Roman" w:hAnsi="Times New Roman" w:eastAsia="Times New Roman" w:cs="Times New Roman"/>
-          <w:vertAlign w:val="subscript"/>
-        </w:rPr>
-        <w:t>2</w:t>
-      </w:r>
-      <w:r>
-        <w:rPr>
-          <w:rFonts w:hint="eastAsia" w:ascii="Times New Roman" w:hAnsi="Times New Roman" w:eastAsia="Times New Roman" w:cs="Times New Roman"/>
-        </w:rPr>
-        <w:t>；CuSO</w:t>
-      </w:r>
-      <w:r>
-        <w:rPr>
-          <w:rFonts w:hint="eastAsia" w:ascii="Times New Roman" w:hAnsi="Times New Roman" w:eastAsia="Times New Roman" w:cs="Times New Roman"/>
-          <w:vertAlign w:val="subscript"/>
-        </w:rPr>
-        <w:t>4</w:t>
-      </w:r>
-      <w:r>
-        <w:rPr>
-          <w:rFonts w:hint="eastAsia" w:ascii="Times New Roman" w:hAnsi="Times New Roman" w:eastAsia="Times New Roman" w:cs="Times New Roman"/>
-        </w:rPr>
-        <w:t>·5H</w:t>
-      </w:r>
-      <w:r>
-        <w:rPr>
-          <w:rFonts w:hint="eastAsia" w:ascii="Times New Roman" w:hAnsi="Times New Roman" w:eastAsia="Times New Roman" w:cs="Times New Roman"/>
-          <w:vertAlign w:val="subscript"/>
-        </w:rPr>
-        <w:t>2</w:t>
-      </w:r>
-      <w:r>
-        <w:rPr>
-          <w:rFonts w:hint="eastAsia" w:ascii="Times New Roman" w:hAnsi="Times New Roman" w:eastAsia="Times New Roman" w:cs="Times New Roman"/>
-        </w:rPr>
-        <w:t>O(s)</w:t>
-      </w:r>
-      <w:r>
-        <w:rPr>
-          <w:rFonts w:ascii="Times New Roman" w:hAnsi="Times New Roman" w:eastAsia="Times New Roman" w:cs="Times New Roman"/>
-        </w:rPr>
-        <w:t xml:space="preserve"> </w:t>
-      </w:r>
-      <w:r>
-        <w:rPr>
-          <w:rFonts w:hint="eastAsia" w:ascii="Times New Roman" w:hAnsi="Times New Roman" w:eastAsia="FangSong" w:cs="Times New Roman"/>
-        </w:rPr>
-        <w:t xml:space="preserve">受热分解的化学方程式为</w:t>
-      </w:r>
-      <w:r>
-        <w:rPr>
-          <w:rFonts w:ascii="Times New Roman" w:hAnsi="Times New Roman" w:eastAsia="Times New Roman" w:cs="Times New Roman"/>
-        </w:rPr>
-        <w:t xml:space="preserve"> CuSO</w:t>
-      </w:r>
-      <w:r>
-        <w:rPr>
-          <w:rFonts w:ascii="Times New Roman" w:hAnsi="Times New Roman" w:eastAsia="Times New Roman" w:cs="Times New Roman"/>
-          <w:vertAlign w:val="subscript"/>
-        </w:rPr>
-        <w:t>4</w:t>
-      </w:r>
-      <w:r>
-        <w:rPr>
-          <w:rFonts w:ascii="Times New Roman" w:hAnsi="Times New Roman" w:eastAsia="Times New Roman" w:cs="Times New Roman"/>
-        </w:rPr>
-        <w:t>·5H</w:t>
-      </w:r>
-      <w:r>
-        <w:rPr>
-          <w:rFonts w:ascii="Times New Roman" w:hAnsi="Times New Roman" w:eastAsia="Times New Roman" w:cs="Times New Roman"/>
-          <w:vertAlign w:val="subscript"/>
-        </w:rPr>
-        <w:t>2</w:t>
-      </w:r>
-      <w:r>
-        <w:rPr>
-          <w:rFonts w:ascii="Times New Roman" w:hAnsi="Times New Roman" w:eastAsia="Times New Roman" w:cs="Times New Roman"/>
-        </w:rPr>
-        <w:t>O(s) → CuSO</w:t>
-      </w:r>
-      <w:r>
-        <w:rPr>
-          <w:rFonts w:ascii="Times New Roman" w:hAnsi="Times New Roman" w:eastAsia="Times New Roman" w:cs="Times New Roman"/>
-          <w:vertAlign w:val="subscript"/>
-        </w:rPr>
-        <w:t>4</w:t>
-      </w:r>
-      <w:r>
-        <w:rPr>
-          <w:rFonts w:ascii="Times New Roman" w:hAnsi="Times New Roman" w:eastAsia="Times New Roman" w:cs="Times New Roman"/>
-        </w:rPr>
-        <w:t xml:space="preserve">(s) + 5 </w:t>
-      </w:r>
-      <w:r>
-        <w:rPr>
-          <w:rFonts w:hint="eastAsia" w:ascii="Times New Roman" w:hAnsi="Times New Roman" w:eastAsia="Times New Roman" w:cs="Times New Roman"/>
-        </w:rPr>
-        <w:t>H</w:t>
-      </w:r>
-      <w:r>
-        <w:rPr>
-          <w:rFonts w:hint="eastAsia" w:ascii="Times New Roman" w:hAnsi="Times New Roman" w:eastAsia="Times New Roman" w:cs="Times New Roman"/>
-          <w:vertAlign w:val="subscript"/>
-        </w:rPr>
-        <w:t>2</w:t>
-      </w:r>
-      <w:r>
-        <w:rPr>
-          <w:rFonts w:hint="eastAsia" w:ascii="Times New Roman" w:hAnsi="Times New Roman" w:eastAsia="Times New Roman" w:cs="Times New Roman"/>
-        </w:rPr>
-        <w:t>O(g)，</w:t>
-      </w:r>
-      <w:r>
-        <w:rPr>
-          <w:rFonts w:hint="eastAsia" w:ascii="Times New Roman" w:hAnsi="Times New Roman" w:eastAsia="FangSong" w:cs="Times New Roman"/>
-        </w:rPr>
-        <w:t>热效应为</w:t>
-      </w:r>
-      <w:r>
-        <w:rPr>
-          <w:rFonts w:ascii="Times New Roman" w:hAnsi="Times New Roman" w:eastAsia="Times New Roman" w:cs="Times New Roman"/>
-        </w:rPr>
-        <w:t xml:space="preserve"> </w:t>
-      </w:r>
-      <w:r>
-        <w:rPr>
-          <w:rFonts w:hint="eastAsia" w:ascii="Times New Roman" w:hAnsi="Times New Roman" w:eastAsia="Times New Roman" w:cs="Times New Roman"/>
-        </w:rPr>
-        <w:t>ΔH</w:t>
-      </w:r>
-      <w:r>
-        <w:rPr>
-          <w:rFonts w:hint="eastAsia" w:ascii="Times New Roman" w:hAnsi="Times New Roman" w:eastAsia="Times New Roman" w:cs="Times New Roman"/>
-          <w:vertAlign w:val="subscript"/>
-        </w:rPr>
-        <w:t>3</w:t>
-      </w:r>
-      <w:r>
-        <w:rPr>
-          <w:rFonts w:hint="eastAsia" w:ascii="Times New Roman" w:hAnsi="Times New Roman" w:eastAsia="Times New Roman" w:cs="Times New Roman"/>
-        </w:rPr>
-        <w:t>。</w:t>
-      </w:r>
-      <w:r>
-        <w:rPr>
-          <w:rFonts w:hint="eastAsia" w:ascii="Times New Roman" w:hAnsi="Times New Roman" w:eastAsia="FangSong" w:cs="Times New Roman"/>
-        </w:rPr>
-        <w:t>下列判断不正确的是</w:t>
-      </w:r>
-    </w:p>
-    <w:p>
-      <w:pPr>
-        <w:pStyle w:val="Compact"/>
-        <w:numPr>
-          <w:ilvl w:val="0"/>
-          <w:numId w:val="1014"/>
-        </w:numPr>
-      </w:pPr>
-      <w:r>
-        <w:rPr>
-          <w:rFonts w:ascii="Times New Roman" w:hAnsi="Times New Roman" w:eastAsia="Times New Roman" w:cs="Times New Roman"/>
-        </w:rPr>
-        <w:t>A. ΔH</w:t>
-      </w:r>
-      <w:r>
-        <w:rPr>
-          <w:rFonts w:ascii="Times New Roman" w:hAnsi="Times New Roman" w:eastAsia="Times New Roman" w:cs="Times New Roman"/>
-          <w:vertAlign w:val="subscript"/>
-        </w:rPr>
-        <w:t>2</w:t>
-      </w:r>
-      <w:r>
-        <w:rPr>
-          <w:rFonts w:ascii="Times New Roman" w:hAnsi="Times New Roman" w:eastAsia="Times New Roman" w:cs="Times New Roman"/>
-        </w:rPr>
-        <w:t xml:space="preserve"> &lt; ΔH</w:t>
-      </w:r>
-      <w:r>
-        <w:rPr>
-          <w:rFonts w:ascii="Times New Roman" w:hAnsi="Times New Roman" w:eastAsia="Times New Roman" w:cs="Times New Roman"/>
-          <w:vertAlign w:val="subscript"/>
-        </w:rPr>
-        <w:t>3</w:t>
-      </w:r>
-      <w:r>
-        <w:rPr>
-          <w:rFonts w:ascii="Times New Roman" w:hAnsi="Times New Roman" w:eastAsia="Times New Roman" w:cs="Times New Roman"/>
-        </w:rPr>
-        <w:t xml:space="preserve">　　B. ΔH</w:t>
-      </w:r>
-      <w:r>
-        <w:rPr>
-          <w:rFonts w:ascii="Times New Roman" w:hAnsi="Times New Roman" w:eastAsia="Times New Roman" w:cs="Times New Roman"/>
-          <w:vertAlign w:val="subscript"/>
-        </w:rPr>
-        <w:t>1</w:t>
-      </w:r>
-      <w:r>
-        <w:rPr>
-          <w:rFonts w:ascii="Times New Roman" w:hAnsi="Times New Roman" w:eastAsia="Times New Roman" w:cs="Times New Roman"/>
-        </w:rPr>
-        <w:t xml:space="preserve"> &gt; ΔH</w:t>
-      </w:r>
-      <w:r>
-        <w:rPr>
-          <w:rFonts w:ascii="Times New Roman" w:hAnsi="Times New Roman" w:eastAsia="Times New Roman" w:cs="Times New Roman"/>
-          <w:vertAlign w:val="subscript"/>
-        </w:rPr>
-        <w:t>3</w:t>
-      </w:r>
-      <w:r>
-        <w:rPr>
-          <w:rFonts w:ascii="Times New Roman" w:hAnsi="Times New Roman" w:eastAsia="Times New Roman" w:cs="Times New Roman"/>
-        </w:rPr>
-        <w:t xml:space="preserve">　　C. ΔH</w:t>
-      </w:r>
-      <w:r>
-        <w:rPr>
-          <w:rFonts w:ascii="Times New Roman" w:hAnsi="Times New Roman" w:eastAsia="Times New Roman" w:cs="Times New Roman"/>
-          <w:vertAlign w:val="subscript"/>
-        </w:rPr>
-        <w:t>2</w:t>
-      </w:r>
-      <w:r>
-        <w:rPr>
-          <w:rFonts w:ascii="Times New Roman" w:hAnsi="Times New Roman" w:eastAsia="Times New Roman" w:cs="Times New Roman"/>
-        </w:rPr>
-        <w:t xml:space="preserve"> + ΔH</w:t>
-      </w:r>
-      <w:r>
-        <w:rPr>
-          <w:rFonts w:ascii="Times New Roman" w:hAnsi="Times New Roman" w:eastAsia="Times New Roman" w:cs="Times New Roman"/>
-          <w:vertAlign w:val="subscript"/>
-        </w:rPr>
-        <w:t>3</w:t>
-      </w:r>
-      <w:r>
-        <w:rPr>
-          <w:rFonts w:ascii="Times New Roman" w:hAnsi="Times New Roman" w:eastAsia="Times New Roman" w:cs="Times New Roman"/>
-        </w:rPr>
-        <w:t xml:space="preserve"> = ΔH</w:t>
-      </w:r>
-      <w:r>
-        <w:rPr>
-          <w:rFonts w:ascii="Times New Roman" w:hAnsi="Times New Roman" w:eastAsia="Times New Roman" w:cs="Times New Roman"/>
-          <w:vertAlign w:val="subscript"/>
-        </w:rPr>
-        <w:t>1</w:t>
-      </w:r>
-      <w:r>
-        <w:rPr>
-          <w:rFonts w:ascii="Times New Roman" w:hAnsi="Times New Roman" w:eastAsia="Times New Roman" w:cs="Times New Roman"/>
-        </w:rPr>
-        <w:t xml:space="preserve">　　D. ΔH</w:t>
-      </w:r>
-      <w:r>
-        <w:rPr>
-          <w:rFonts w:ascii="Times New Roman" w:hAnsi="Times New Roman" w:eastAsia="Times New Roman" w:cs="Times New Roman"/>
-          <w:vertAlign w:val="subscript"/>
-        </w:rPr>
-        <w:t>1</w:t>
-      </w:r>
-      <w:r>
-        <w:rPr>
-          <w:rFonts w:ascii="Times New Roman" w:hAnsi="Times New Roman" w:eastAsia="Times New Roman" w:cs="Times New Roman"/>
-        </w:rPr>
-        <w:t xml:space="preserve"> − ΔH</w:t>
-      </w:r>
-      <w:r>
-        <w:rPr>
-          <w:rFonts w:ascii="Times New Roman" w:hAnsi="Times New Roman" w:eastAsia="Times New Roman" w:cs="Times New Roman"/>
-          <w:vertAlign w:val="subscript"/>
-        </w:rPr>
-        <w:t>2</w:t>
-      </w:r>
-      <w:r>
-        <w:rPr>
-          <w:rFonts w:ascii="Times New Roman" w:hAnsi="Times New Roman" w:eastAsia="Times New Roman" w:cs="Times New Roman"/>
-        </w:rPr>
-        <w:t xml:space="preserve"> &gt; ΔH</w:t>
-      </w:r>
-      <w:r>
-        <w:rPr>
-          <w:rFonts w:ascii="Times New Roman" w:hAnsi="Times New Roman" w:eastAsia="Times New Roman" w:cs="Times New Roman"/>
-          <w:vertAlign w:val="subscript"/>
-        </w:rPr>
-        <w:t>3</w:t>
-      </w:r>
-    </w:p>
-    <w:p>
-      <w:pPr>
-        <w:spacing w:before="160" w:after="80"/>
-      </w:pPr>
-      <w:r>
-        <w:pict>
-          <v:rect style="width:0;height:1.5pt" o:hralign="center" o:hrstd="t" o:hr="t"/>
-        </w:pict>
-      </w:r>
-    </w:p>
-    <w:bookmarkEnd w:id="28"/>
-    <w:bookmarkStart w:id="32" w:name="第18题"/>
+    <w:bookmarkEnd w:id="31"/>
+    <w:bookmarkStart w:id="35" w:name="第18题"/>
     <w:p>
       <w:pPr>
         <w:pStyle w:val="Heading3"/>
@@ -7865,18 +7134,18 @@
           <wp:inline>
             <wp:extent cx="3240000" cy="4584609"/>
             <wp:effectExtent b="0" l="0" r="0" t="0"/>
-            <wp:docPr descr="" title="" id="30" name="Picture"/>
+            <wp:docPr descr="" title="" id="33" name="Picture"/>
             <a:graphic>
               <a:graphicData uri="http://schemas.openxmlformats.org/drawingml/2006/picture">
                 <pic:pic>
                   <pic:nvPicPr>
-                    <pic:cNvPr descr="2021-浙江预赛_p10.png" id="31" name="Picture"/>
+                    <pic:cNvPr descr="2021-浙江预赛_p10.png" id="34" name="Picture"/>
                     <pic:cNvPicPr>
                       <a:picLocks noChangeArrowheads="1" noChangeAspect="1"/>
                     </pic:cNvPicPr>
                   </pic:nvPicPr>
                   <pic:blipFill>
-                    <a:blip r:embed="rId29"/>
+                    <a:blip r:embed="rId32"/>
                     <a:stretch>
                       <a:fillRect/>
                     </a:stretch>
@@ -7913,8 +7182,8 @@
         </w:pict>
       </w:r>
     </w:p>
-    <w:bookmarkEnd w:id="32"/>
-    <w:bookmarkStart w:id="36" w:name="第19题"/>
+    <w:bookmarkEnd w:id="35"/>
+    <w:bookmarkStart w:id="39" w:name="第19题"/>
     <w:p>
       <w:pPr>
         <w:pStyle w:val="Heading3"/>
@@ -8042,18 +7311,18 @@
           <wp:inline>
             <wp:extent cx="3240000" cy="4584609"/>
             <wp:effectExtent b="0" l="0" r="0" t="0"/>
-            <wp:docPr descr="" title="" id="34" name="Picture"/>
+            <wp:docPr descr="" title="" id="37" name="Picture"/>
             <a:graphic>
               <a:graphicData uri="http://schemas.openxmlformats.org/drawingml/2006/picture">
                 <pic:pic>
                   <pic:nvPicPr>
-                    <pic:cNvPr descr="2022-浙江预赛_p14.png" id="35" name="Picture"/>
+                    <pic:cNvPr descr="2022-浙江预赛_p14.png" id="38" name="Picture"/>
                     <pic:cNvPicPr>
                       <a:picLocks noChangeArrowheads="1" noChangeAspect="1"/>
                     </pic:cNvPicPr>
                   </pic:nvPicPr>
                   <pic:blipFill>
-                    <a:blip r:embed="rId33"/>
+                    <a:blip r:embed="rId36"/>
                     <a:stretch>
                       <a:fillRect/>
                     </a:stretch>
@@ -8220,7 +7489,7 @@
         <w:pStyle w:val="Compact"/>
         <w:numPr>
           <w:ilvl w:val="0"/>
-          <w:numId w:val="1015"/>
+          <w:numId w:val="1014"/>
         </w:numPr>
       </w:pPr>
       <w:r>
@@ -8271,7 +7540,7 @@
         <w:pStyle w:val="Compact"/>
         <w:numPr>
           <w:ilvl w:val="0"/>
-          <w:numId w:val="1015"/>
+          <w:numId w:val="1014"/>
         </w:numPr>
       </w:pPr>
       <w:r>
@@ -8328,7 +7597,7 @@
         <w:pStyle w:val="Compact"/>
         <w:numPr>
           <w:ilvl w:val="0"/>
-          <w:numId w:val="1015"/>
+          <w:numId w:val="1014"/>
         </w:numPr>
       </w:pPr>
       <w:r>
@@ -8385,7 +7654,7 @@
         <w:pStyle w:val="Compact"/>
         <w:numPr>
           <w:ilvl w:val="0"/>
-          <w:numId w:val="1015"/>
+          <w:numId w:val="1014"/>
         </w:numPr>
       </w:pPr>
       <w:r>
@@ -8666,8 +7935,8 @@
         </w:pict>
       </w:r>
     </w:p>
-    <w:bookmarkEnd w:id="36"/>
-    <w:bookmarkStart w:id="40" w:name="第20题"/>
+    <w:bookmarkEnd w:id="39"/>
+    <w:bookmarkStart w:id="43" w:name="第20题"/>
     <w:p>
       <w:pPr>
         <w:pStyle w:val="Heading3"/>
@@ -9123,18 +8392,18 @@
           <wp:inline>
             <wp:extent cx="3240000" cy="4584609"/>
             <wp:effectExtent b="0" l="0" r="0" t="0"/>
-            <wp:docPr descr="" title="" id="38" name="Picture"/>
+            <wp:docPr descr="" title="" id="41" name="Picture"/>
             <a:graphic>
               <a:graphicData uri="http://schemas.openxmlformats.org/drawingml/2006/picture">
                 <pic:pic>
                   <pic:nvPicPr>
-                    <pic:cNvPr descr="2021-浙江预赛_p05.png" id="39" name="Picture"/>
+                    <pic:cNvPr descr="2021-浙江预赛_p05.png" id="42" name="Picture"/>
                     <pic:cNvPicPr>
                       <a:picLocks noChangeArrowheads="1" noChangeAspect="1"/>
                     </pic:cNvPicPr>
                   </pic:nvPicPr>
                   <pic:blipFill>
-                    <a:blip r:embed="rId37"/>
+                    <a:blip r:embed="rId40"/>
                     <a:stretch>
                       <a:fillRect/>
                     </a:stretch>
@@ -9166,7 +8435,7 @@
         <w:pStyle w:val="Compact"/>
         <w:numPr>
           <w:ilvl w:val="0"/>
-          <w:numId w:val="1016"/>
+          <w:numId w:val="1015"/>
         </w:numPr>
       </w:pPr>
       <w:r>
@@ -9233,6 +8502,384 @@
           <w:vertAlign w:val="subscript"/>
         </w:rPr>
         <w:t>2</w:t>
+      </w:r>
+    </w:p>
+    <w:p>
+      <w:pPr>
+        <w:pStyle w:val="Compact"/>
+        <w:numPr>
+          <w:ilvl w:val="0"/>
+          <w:numId w:val="1015"/>
+        </w:numPr>
+      </w:pPr>
+      <w:r>
+        <w:rPr>
+          <w:rFonts w:ascii="Times New Roman" w:hAnsi="Times New Roman" w:eastAsia="Times New Roman" w:cs="Times New Roman"/>
+        </w:rPr>
+        <w:t>B. I</w:t>
+      </w:r>
+      <w:r>
+        <w:rPr>
+          <w:rFonts w:ascii="Times New Roman" w:hAnsi="Times New Roman" w:eastAsia="Times New Roman" w:cs="Times New Roman"/>
+          <w:vertAlign w:val="subscript"/>
+        </w:rPr>
+        <w:t>2</w:t>
+      </w:r>
+      <w:r>
+        <w:rPr>
+          <w:rFonts w:ascii="Times New Roman" w:hAnsi="Times New Roman" w:eastAsia="Times New Roman" w:cs="Times New Roman"/>
+        </w:rPr>
+        <w:t xml:space="preserve"> + 2 Ag</w:t>
+      </w:r>
+      <w:r>
+        <w:rPr>
+          <w:rFonts w:ascii="Times New Roman" w:hAnsi="Times New Roman" w:eastAsia="Times New Roman" w:cs="Times New Roman"/>
+          <w:vertAlign w:val="superscript"/>
+        </w:rPr>
+        <w:t>+</w:t>
+      </w:r>
+      <w:r>
+        <w:rPr>
+          <w:rFonts w:ascii="Times New Roman" w:hAnsi="Times New Roman" w:eastAsia="Times New Roman" w:cs="Times New Roman"/>
+        </w:rPr>
+        <w:t xml:space="preserve"> + 2e</w:t>
+      </w:r>
+      <w:r>
+        <w:rPr>
+          <w:rFonts w:ascii="Times New Roman" w:hAnsi="Times New Roman" w:eastAsia="Times New Roman" w:cs="Times New Roman"/>
+          <w:vertAlign w:val="superscript"/>
+        </w:rPr>
+        <w:t>-</w:t>
+      </w:r>
+      <w:r>
+        <w:rPr>
+          <w:rFonts w:ascii="Times New Roman" w:hAnsi="Times New Roman" w:eastAsia="Times New Roman" w:cs="Times New Roman"/>
+        </w:rPr>
+        <w:t xml:space="preserve"> → 2 AgI</w:t>
+      </w:r>
+    </w:p>
+    <w:p>
+      <w:pPr>
+        <w:pStyle w:val="Compact"/>
+        <w:numPr>
+          <w:ilvl w:val="0"/>
+          <w:numId w:val="1015"/>
+        </w:numPr>
+      </w:pPr>
+      <w:r>
+        <w:rPr>
+          <w:rFonts w:ascii="Times New Roman" w:hAnsi="Times New Roman" w:eastAsia="Times New Roman" w:cs="Times New Roman"/>
+        </w:rPr>
+        <w:t>C. Ag − e</w:t>
+      </w:r>
+      <w:r>
+        <w:rPr>
+          <w:rFonts w:ascii="Times New Roman" w:hAnsi="Times New Roman" w:eastAsia="Times New Roman" w:cs="Times New Roman"/>
+          <w:vertAlign w:val="superscript"/>
+        </w:rPr>
+        <w:t>-</w:t>
+      </w:r>
+      <w:r>
+        <w:rPr>
+          <w:rFonts w:ascii="Times New Roman" w:hAnsi="Times New Roman" w:eastAsia="Times New Roman" w:cs="Times New Roman"/>
+        </w:rPr>
+        <w:t xml:space="preserve"> → Ag</w:t>
+      </w:r>
+      <w:r>
+        <w:rPr>
+          <w:rFonts w:ascii="Times New Roman" w:hAnsi="Times New Roman" w:eastAsia="Times New Roman" w:cs="Times New Roman"/>
+          <w:vertAlign w:val="superscript"/>
+        </w:rPr>
+        <w:t>+</w:t>
+      </w:r>
+    </w:p>
+    <w:p>
+      <w:pPr>
+        <w:pStyle w:val="Compact"/>
+        <w:numPr>
+          <w:ilvl w:val="0"/>
+          <w:numId w:val="1015"/>
+        </w:numPr>
+      </w:pPr>
+      <w:r>
+        <w:rPr>
+          <w:rFonts w:ascii="Times New Roman" w:hAnsi="Times New Roman" w:eastAsia="Times New Roman" w:cs="Times New Roman"/>
+        </w:rPr>
+        <w:t>D. I</w:t>
+      </w:r>
+      <w:r>
+        <w:rPr>
+          <w:rFonts w:ascii="Times New Roman" w:hAnsi="Times New Roman" w:eastAsia="Times New Roman" w:cs="Times New Roman"/>
+          <w:vertAlign w:val="subscript"/>
+        </w:rPr>
+        <w:t>2</w:t>
+      </w:r>
+      <w:r>
+        <w:rPr>
+          <w:rFonts w:ascii="Times New Roman" w:hAnsi="Times New Roman" w:eastAsia="Times New Roman" w:cs="Times New Roman"/>
+        </w:rPr>
+        <w:t xml:space="preserve"> + 2 Rb</w:t>
+      </w:r>
+      <w:r>
+        <w:rPr>
+          <w:rFonts w:ascii="Times New Roman" w:hAnsi="Times New Roman" w:eastAsia="Times New Roman" w:cs="Times New Roman"/>
+          <w:vertAlign w:val="superscript"/>
+        </w:rPr>
+        <w:t>+</w:t>
+      </w:r>
+      <w:r>
+        <w:rPr>
+          <w:rFonts w:ascii="Times New Roman" w:hAnsi="Times New Roman" w:eastAsia="Times New Roman" w:cs="Times New Roman"/>
+        </w:rPr>
+        <w:t xml:space="preserve"> + 2e</w:t>
+      </w:r>
+      <w:r>
+        <w:rPr>
+          <w:rFonts w:ascii="Times New Roman" w:hAnsi="Times New Roman" w:eastAsia="Times New Roman" w:cs="Times New Roman"/>
+          <w:vertAlign w:val="superscript"/>
+        </w:rPr>
+        <w:t>-</w:t>
+      </w:r>
+      <w:r>
+        <w:rPr>
+          <w:rFonts w:ascii="Times New Roman" w:hAnsi="Times New Roman" w:eastAsia="Times New Roman" w:cs="Times New Roman"/>
+        </w:rPr>
+        <w:t xml:space="preserve"> → 2 RbI</w:t>
+      </w:r>
+    </w:p>
+    <w:p>
+      <w:pPr>
+        <w:spacing w:before="160" w:after="80"/>
+      </w:pPr>
+      <w:r>
+        <w:pict>
+          <v:rect style="width:0;height:1.5pt" o:hralign="center" o:hrstd="t" o:hr="t"/>
+        </w:pict>
+      </w:r>
+    </w:p>
+    <w:bookmarkEnd w:id="43"/>
+    <w:bookmarkStart w:id="44" w:name="第21题"/>
+    <w:p>
+      <w:pPr>
+        <w:pStyle w:val="Heading3"/>
+        <w:spacing w:before="280" w:after="120"/>
+      </w:pPr>
+      <w:r>
+        <w:rPr>
+          <w:rFonts w:hint="eastAsia" w:ascii="Times New Roman" w:hAnsi="Times New Roman" w:eastAsia="SimHei" w:cs="Times New Roman"/>
+        </w:rPr>
+        <w:t>第</w:t>
+      </w:r>
+      <w:r>
+        <w:rPr>
+          <w:rFonts w:hint="eastAsia" w:ascii="Times New Roman" w:hAnsi="Times New Roman" w:eastAsia="Times New Roman" w:cs="Times New Roman"/>
+        </w:rPr>
+        <w:t>21</w:t>
+      </w:r>
+      <w:r>
+        <w:rPr>
+          <w:rFonts w:hint="eastAsia" w:ascii="Times New Roman" w:hAnsi="Times New Roman" w:eastAsia="SimHei" w:cs="Times New Roman"/>
+        </w:rPr>
+        <w:t>题</w:t>
+      </w:r>
+    </w:p>
+    <w:p>
+      <w:pPr>
+        <w:pStyle w:val="FirstParagraph"/>
+      </w:pPr>
+      <w:r>
+        <w:rPr>
+          <w:rFonts w:ascii="Times New Roman" w:hAnsi="Times New Roman" w:eastAsia="Times New Roman" w:cs="Times New Roman"/>
+        </w:rPr>
+        <w:t xml:space="preserve">M、N </w:t>
+      </w:r>
+      <w:r>
+        <w:rPr>
+          <w:rFonts w:hint="eastAsia" w:ascii="Times New Roman" w:hAnsi="Times New Roman" w:eastAsia="FangSong" w:cs="Times New Roman"/>
+        </w:rPr>
+        <w:t>两种溶液各含有下列十种离子中的五种</w:t>
+      </w:r>
+      <w:r>
+        <w:rPr>
+          <w:rFonts w:hint="eastAsia" w:ascii="Times New Roman" w:hAnsi="Times New Roman" w:eastAsia="Times New Roman" w:cs="Times New Roman"/>
+        </w:rPr>
+        <w:t>：Al</w:t>
+      </w:r>
+      <w:r>
+        <w:rPr>
+          <w:rFonts w:hint="eastAsia" w:ascii="Times New Roman" w:hAnsi="Times New Roman" w:eastAsia="Times New Roman" w:cs="Times New Roman"/>
+          <w:vertAlign w:val="superscript"/>
+        </w:rPr>
+        <w:t>3+</w:t>
+      </w:r>
+      <w:r>
+        <w:rPr>
+          <w:rFonts w:hint="eastAsia" w:ascii="Times New Roman" w:hAnsi="Times New Roman" w:eastAsia="Times New Roman" w:cs="Times New Roman"/>
+        </w:rPr>
+        <w:t>、Na</w:t>
+      </w:r>
+      <w:r>
+        <w:rPr>
+          <w:rFonts w:hint="eastAsia" w:ascii="Times New Roman" w:hAnsi="Times New Roman" w:eastAsia="Times New Roman" w:cs="Times New Roman"/>
+          <w:vertAlign w:val="superscript"/>
+        </w:rPr>
+        <w:t>+</w:t>
+      </w:r>
+      <w:r>
+        <w:rPr>
+          <w:rFonts w:hint="eastAsia" w:ascii="Times New Roman" w:hAnsi="Times New Roman" w:eastAsia="Times New Roman" w:cs="Times New Roman"/>
+        </w:rPr>
+        <w:t>、Mg</w:t>
+      </w:r>
+      <w:r>
+        <w:rPr>
+          <w:rFonts w:hint="eastAsia" w:ascii="Times New Roman" w:hAnsi="Times New Roman" w:eastAsia="Times New Roman" w:cs="Times New Roman"/>
+          <w:vertAlign w:val="superscript"/>
+        </w:rPr>
+        <w:t>2+</w:t>
+      </w:r>
+      <w:r>
+        <w:rPr>
+          <w:rFonts w:hint="eastAsia" w:ascii="Times New Roman" w:hAnsi="Times New Roman" w:eastAsia="Times New Roman" w:cs="Times New Roman"/>
+        </w:rPr>
+        <w:t>、H</w:t>
+      </w:r>
+      <w:r>
+        <w:rPr>
+          <w:rFonts w:hint="eastAsia" w:ascii="Times New Roman" w:hAnsi="Times New Roman" w:eastAsia="Times New Roman" w:cs="Times New Roman"/>
+          <w:vertAlign w:val="superscript"/>
+        </w:rPr>
+        <w:t>+</w:t>
+      </w:r>
+      <w:r>
+        <w:rPr>
+          <w:rFonts w:hint="eastAsia" w:ascii="Times New Roman" w:hAnsi="Times New Roman" w:eastAsia="Times New Roman" w:cs="Times New Roman"/>
+        </w:rPr>
+        <w:t>、Cl</w:t>
+      </w:r>
+      <w:r>
+        <w:rPr>
+          <w:rFonts w:hint="eastAsia" w:ascii="Times New Roman" w:hAnsi="Times New Roman" w:eastAsia="Times New Roman" w:cs="Times New Roman"/>
+          <w:vertAlign w:val="superscript"/>
+        </w:rPr>
+        <w:t>-</w:t>
+      </w:r>
+      <w:r>
+        <w:rPr>
+          <w:rFonts w:hint="eastAsia" w:ascii="Times New Roman" w:hAnsi="Times New Roman" w:eastAsia="Times New Roman" w:cs="Times New Roman"/>
+        </w:rPr>
+        <w:t>、NO</w:t>
+      </w:r>
+      <w:r>
+        <w:rPr>
+          <w:rFonts w:hint="eastAsia" w:ascii="Times New Roman" w:hAnsi="Times New Roman" w:eastAsia="Times New Roman" w:cs="Times New Roman"/>
+          <w:vertAlign w:val="subscript"/>
+        </w:rPr>
+        <w:t>3</w:t>
+      </w:r>
+      <w:r>
+        <w:rPr>
+          <w:rFonts w:hint="eastAsia" w:ascii="Times New Roman" w:hAnsi="Times New Roman" w:eastAsia="Times New Roman" w:cs="Times New Roman"/>
+          <w:vertAlign w:val="superscript"/>
+        </w:rPr>
+        <w:t>-</w:t>
+      </w:r>
+      <w:r>
+        <w:rPr>
+          <w:rFonts w:hint="eastAsia" w:ascii="Times New Roman" w:hAnsi="Times New Roman" w:eastAsia="Times New Roman" w:cs="Times New Roman"/>
+        </w:rPr>
+        <w:t>、OH</w:t>
+      </w:r>
+      <w:r>
+        <w:rPr>
+          <w:rFonts w:hint="eastAsia" w:ascii="Times New Roman" w:hAnsi="Times New Roman" w:eastAsia="Times New Roman" w:cs="Times New Roman"/>
+          <w:vertAlign w:val="superscript"/>
+        </w:rPr>
+        <w:t>-</w:t>
+      </w:r>
+      <w:r>
+        <w:rPr>
+          <w:rFonts w:hint="eastAsia" w:ascii="Times New Roman" w:hAnsi="Times New Roman" w:eastAsia="Times New Roman" w:cs="Times New Roman"/>
+        </w:rPr>
+        <w:t>、SO</w:t>
+      </w:r>
+      <w:r>
+        <w:rPr>
+          <w:rFonts w:hint="eastAsia" w:ascii="Times New Roman" w:hAnsi="Times New Roman" w:eastAsia="Times New Roman" w:cs="Times New Roman"/>
+          <w:vertAlign w:val="subscript"/>
+        </w:rPr>
+        <w:t>3</w:t>
+      </w:r>
+      <w:r>
+        <w:rPr>
+          <w:rFonts w:hint="eastAsia" w:ascii="Times New Roman" w:hAnsi="Times New Roman" w:eastAsia="Times New Roman" w:cs="Times New Roman"/>
+          <w:vertAlign w:val="superscript"/>
+        </w:rPr>
+        <w:t>2-</w:t>
+      </w:r>
+      <w:r>
+        <w:rPr>
+          <w:rFonts w:hint="eastAsia" w:ascii="Times New Roman" w:hAnsi="Times New Roman" w:eastAsia="Times New Roman" w:cs="Times New Roman"/>
+        </w:rPr>
+        <w:t>、SO</w:t>
+      </w:r>
+      <w:r>
+        <w:rPr>
+          <w:rFonts w:hint="eastAsia" w:ascii="Times New Roman" w:hAnsi="Times New Roman" w:eastAsia="Times New Roman" w:cs="Times New Roman"/>
+          <w:vertAlign w:val="subscript"/>
+        </w:rPr>
+        <w:t>4</w:t>
+      </w:r>
+      <w:r>
+        <w:rPr>
+          <w:rFonts w:hint="eastAsia" w:ascii="Times New Roman" w:hAnsi="Times New Roman" w:eastAsia="Times New Roman" w:cs="Times New Roman"/>
+          <w:vertAlign w:val="superscript"/>
+        </w:rPr>
+        <w:t>2-</w:t>
+      </w:r>
+      <w:r>
+        <w:rPr>
+          <w:rFonts w:hint="eastAsia" w:ascii="Times New Roman" w:hAnsi="Times New Roman" w:eastAsia="Times New Roman" w:cs="Times New Roman"/>
+        </w:rPr>
+        <w:t>、CO</w:t>
+      </w:r>
+      <w:r>
+        <w:rPr>
+          <w:rFonts w:hint="eastAsia" w:ascii="Times New Roman" w:hAnsi="Times New Roman" w:eastAsia="Times New Roman" w:cs="Times New Roman"/>
+          <w:vertAlign w:val="subscript"/>
+        </w:rPr>
+        <w:t>3</w:t>
+      </w:r>
+      <w:r>
+        <w:rPr>
+          <w:rFonts w:hint="eastAsia" w:ascii="Times New Roman" w:hAnsi="Times New Roman" w:eastAsia="Times New Roman" w:cs="Times New Roman"/>
+          <w:vertAlign w:val="superscript"/>
+        </w:rPr>
+        <w:t>2-</w:t>
+      </w:r>
+      <w:r>
+        <w:rPr>
+          <w:rFonts w:hint="eastAsia" w:ascii="Times New Roman" w:hAnsi="Times New Roman" w:eastAsia="Times New Roman" w:cs="Times New Roman"/>
+        </w:rPr>
+        <w:t>，</w:t>
+      </w:r>
+      <w:r>
+        <w:rPr>
+          <w:rFonts w:hint="eastAsia" w:ascii="Times New Roman" w:hAnsi="Times New Roman" w:eastAsia="FangSong" w:cs="Times New Roman"/>
+        </w:rPr>
+        <w:t>已知两溶液所含离子各不相同</w:t>
+      </w:r>
+      <w:r>
+        <w:rPr>
+          <w:rFonts w:hint="eastAsia" w:ascii="Times New Roman" w:hAnsi="Times New Roman" w:eastAsia="Times New Roman" w:cs="Times New Roman"/>
+        </w:rPr>
+        <w:t>，</w:t>
+      </w:r>
+      <w:r>
+        <w:rPr>
+          <w:rFonts w:hint="eastAsia" w:ascii="Times New Roman" w:hAnsi="Times New Roman" w:eastAsia="FangSong" w:cs="Times New Roman"/>
+        </w:rPr>
+        <w:t>下列判断正确的是</w:t>
       </w:r>
     </w:p>
     <w:p>
@@ -9247,46 +8894,109 @@
         <w:rPr>
           <w:rFonts w:ascii="Times New Roman" w:hAnsi="Times New Roman" w:eastAsia="Times New Roman" w:cs="Times New Roman"/>
         </w:rPr>
-        <w:t>B. I</w:t>
+        <w:t xml:space="preserve">A. </w:t>
+      </w:r>
+      <w:r>
+        <w:rPr>
+          <w:rFonts w:hint="eastAsia" w:ascii="Times New Roman" w:hAnsi="Times New Roman" w:eastAsia="FangSong" w:cs="Times New Roman"/>
+        </w:rPr>
+        <w:t xml:space="preserve">如果</w:t>
+      </w:r>
+      <w:r>
+        <w:rPr>
+          <w:rFonts w:ascii="Times New Roman" w:hAnsi="Times New Roman" w:eastAsia="Times New Roman" w:cs="Times New Roman"/>
+        </w:rPr>
+        <w:t xml:space="preserve"> M </w:t>
+      </w:r>
+      <w:r>
+        <w:rPr>
+          <w:rFonts w:hint="eastAsia" w:ascii="Times New Roman" w:hAnsi="Times New Roman" w:eastAsia="FangSong" w:cs="Times New Roman"/>
+        </w:rPr>
+        <w:t>呈强酸性</w:t>
+      </w:r>
+      <w:r>
+        <w:rPr>
+          <w:rFonts w:hint="eastAsia" w:ascii="Times New Roman" w:hAnsi="Times New Roman" w:eastAsia="Times New Roman" w:cs="Times New Roman"/>
+        </w:rPr>
+        <w:t>，</w:t>
+      </w:r>
+      <w:r>
+        <w:rPr>
+          <w:rFonts w:hint="eastAsia" w:ascii="Times New Roman" w:hAnsi="Times New Roman" w:eastAsia="FangSong" w:cs="Times New Roman"/>
+        </w:rPr>
+        <w:t>则</w:t>
+      </w:r>
+      <w:r>
+        <w:rPr>
+          <w:rFonts w:ascii="Times New Roman" w:hAnsi="Times New Roman" w:eastAsia="Times New Roman" w:cs="Times New Roman"/>
+        </w:rPr>
+        <w:t xml:space="preserve"> N </w:t>
+      </w:r>
+      <w:r>
+        <w:rPr>
+          <w:rFonts w:hint="eastAsia" w:ascii="Times New Roman" w:hAnsi="Times New Roman" w:eastAsia="FangSong" w:cs="Times New Roman"/>
+        </w:rPr>
+        <w:t xml:space="preserve">中可能同时含有</w:t>
+      </w:r>
+      <w:r>
+        <w:rPr>
+          <w:rFonts w:ascii="Times New Roman" w:hAnsi="Times New Roman" w:eastAsia="Times New Roman" w:cs="Times New Roman"/>
+        </w:rPr>
+        <w:t xml:space="preserve"> NO</w:t>
       </w:r>
       <w:r>
         <w:rPr>
           <w:rFonts w:ascii="Times New Roman" w:hAnsi="Times New Roman" w:eastAsia="Times New Roman" w:cs="Times New Roman"/>
           <w:vertAlign w:val="subscript"/>
         </w:rPr>
-        <w:t>2</w:t>
-      </w:r>
-      <w:r>
-        <w:rPr>
-          <w:rFonts w:ascii="Times New Roman" w:hAnsi="Times New Roman" w:eastAsia="Times New Roman" w:cs="Times New Roman"/>
-        </w:rPr>
-        <w:t xml:space="preserve"> + 2 Ag</w:t>
+        <w:t>3</w:t>
       </w:r>
       <w:r>
         <w:rPr>
           <w:rFonts w:ascii="Times New Roman" w:hAnsi="Times New Roman" w:eastAsia="Times New Roman" w:cs="Times New Roman"/>
           <w:vertAlign w:val="superscript"/>
         </w:rPr>
-        <w:t>+</w:t>
-      </w:r>
-      <w:r>
-        <w:rPr>
-          <w:rFonts w:ascii="Times New Roman" w:hAnsi="Times New Roman" w:eastAsia="Times New Roman" w:cs="Times New Roman"/>
-        </w:rPr>
-        <w:t xml:space="preserve"> + 2e</w:t>
+        <w:t>-</w:t>
+      </w:r>
+      <w:r>
+        <w:rPr>
+          <w:rFonts w:ascii="Times New Roman" w:hAnsi="Times New Roman" w:eastAsia="Times New Roman" w:cs="Times New Roman"/>
+        </w:rPr>
+        <w:t>、SO</w:t>
+      </w:r>
+      <w:r>
+        <w:rPr>
+          <w:rFonts w:ascii="Times New Roman" w:hAnsi="Times New Roman" w:eastAsia="Times New Roman" w:cs="Times New Roman"/>
+          <w:vertAlign w:val="subscript"/>
+        </w:rPr>
+        <w:t>3</w:t>
       </w:r>
       <w:r>
         <w:rPr>
           <w:rFonts w:ascii="Times New Roman" w:hAnsi="Times New Roman" w:eastAsia="Times New Roman" w:cs="Times New Roman"/>
           <w:vertAlign w:val="superscript"/>
         </w:rPr>
-        <w:t>-</w:t>
-      </w:r>
-      <w:r>
-        <w:rPr>
-          <w:rFonts w:ascii="Times New Roman" w:hAnsi="Times New Roman" w:eastAsia="Times New Roman" w:cs="Times New Roman"/>
-        </w:rPr>
-        <w:t xml:space="preserve"> → 2 AgI</w:t>
+        <w:t>2-</w:t>
+      </w:r>
+      <w:r>
+        <w:rPr>
+          <w:rFonts w:ascii="Times New Roman" w:hAnsi="Times New Roman" w:eastAsia="Times New Roman" w:cs="Times New Roman"/>
+        </w:rPr>
+        <w:t>、CO</w:t>
+      </w:r>
+      <w:r>
+        <w:rPr>
+          <w:rFonts w:ascii="Times New Roman" w:hAnsi="Times New Roman" w:eastAsia="Times New Roman" w:cs="Times New Roman"/>
+          <w:vertAlign w:val="subscript"/>
+        </w:rPr>
+        <w:t>3</w:t>
+      </w:r>
+      <w:r>
+        <w:rPr>
+          <w:rFonts w:ascii="Times New Roman" w:hAnsi="Times New Roman" w:eastAsia="Times New Roman" w:cs="Times New Roman"/>
+          <w:vertAlign w:val="superscript"/>
+        </w:rPr>
+        <w:t>2-</w:t>
       </w:r>
     </w:p>
     <w:p>
@@ -9301,27 +9011,95 @@
         <w:rPr>
           <w:rFonts w:ascii="Times New Roman" w:hAnsi="Times New Roman" w:eastAsia="Times New Roman" w:cs="Times New Roman"/>
         </w:rPr>
-        <w:t>C. Ag − e</w:t>
+        <w:t xml:space="preserve">B. </w:t>
+      </w:r>
+      <w:r>
+        <w:rPr>
+          <w:rFonts w:hint="eastAsia" w:ascii="Times New Roman" w:hAnsi="Times New Roman" w:eastAsia="FangSong" w:cs="Times New Roman"/>
+        </w:rPr>
+        <w:t xml:space="preserve">如果</w:t>
+      </w:r>
+      <w:r>
+        <w:rPr>
+          <w:rFonts w:ascii="Times New Roman" w:hAnsi="Times New Roman" w:eastAsia="Times New Roman" w:cs="Times New Roman"/>
+        </w:rPr>
+        <w:t xml:space="preserve"> M </w:t>
+      </w:r>
+      <w:r>
+        <w:rPr>
+          <w:rFonts w:hint="eastAsia" w:ascii="Times New Roman" w:hAnsi="Times New Roman" w:eastAsia="FangSong" w:cs="Times New Roman"/>
+        </w:rPr>
+        <w:t>呈强碱性</w:t>
+      </w:r>
+      <w:r>
+        <w:rPr>
+          <w:rFonts w:hint="eastAsia" w:ascii="Times New Roman" w:hAnsi="Times New Roman" w:eastAsia="Times New Roman" w:cs="Times New Roman"/>
+        </w:rPr>
+        <w:t>，</w:t>
+      </w:r>
+      <w:r>
+        <w:rPr>
+          <w:rFonts w:hint="eastAsia" w:ascii="Times New Roman" w:hAnsi="Times New Roman" w:eastAsia="FangSong" w:cs="Times New Roman"/>
+        </w:rPr>
+        <w:t>则</w:t>
+      </w:r>
+      <w:r>
+        <w:rPr>
+          <w:rFonts w:ascii="Times New Roman" w:hAnsi="Times New Roman" w:eastAsia="Times New Roman" w:cs="Times New Roman"/>
+        </w:rPr>
+        <w:t xml:space="preserve"> N </w:t>
+      </w:r>
+      <w:r>
+        <w:rPr>
+          <w:rFonts w:hint="eastAsia" w:ascii="Times New Roman" w:hAnsi="Times New Roman" w:eastAsia="FangSong" w:cs="Times New Roman"/>
+        </w:rPr>
+        <w:t xml:space="preserve">中可能同时含有</w:t>
+      </w:r>
+      <w:r>
+        <w:rPr>
+          <w:rFonts w:ascii="Times New Roman" w:hAnsi="Times New Roman" w:eastAsia="Times New Roman" w:cs="Times New Roman"/>
+        </w:rPr>
+        <w:t xml:space="preserve"> Al</w:t>
       </w:r>
       <w:r>
         <w:rPr>
           <w:rFonts w:ascii="Times New Roman" w:hAnsi="Times New Roman" w:eastAsia="Times New Roman" w:cs="Times New Roman"/>
           <w:vertAlign w:val="superscript"/>
         </w:rPr>
+        <w:t>3+</w:t>
+      </w:r>
+      <w:r>
+        <w:rPr>
+          <w:rFonts w:ascii="Times New Roman" w:hAnsi="Times New Roman" w:eastAsia="Times New Roman" w:cs="Times New Roman"/>
+        </w:rPr>
+        <w:t>、SO</w:t>
+      </w:r>
+      <w:r>
+        <w:rPr>
+          <w:rFonts w:ascii="Times New Roman" w:hAnsi="Times New Roman" w:eastAsia="Times New Roman" w:cs="Times New Roman"/>
+          <w:vertAlign w:val="subscript"/>
+        </w:rPr>
+        <w:t>4</w:t>
+      </w:r>
+      <w:r>
+        <w:rPr>
+          <w:rFonts w:ascii="Times New Roman" w:hAnsi="Times New Roman" w:eastAsia="Times New Roman" w:cs="Times New Roman"/>
+          <w:vertAlign w:val="superscript"/>
+        </w:rPr>
+        <w:t>2-</w:t>
+      </w:r>
+      <w:r>
+        <w:rPr>
+          <w:rFonts w:ascii="Times New Roman" w:hAnsi="Times New Roman" w:eastAsia="Times New Roman" w:cs="Times New Roman"/>
+        </w:rPr>
+        <w:t>、Cl</w:t>
+      </w:r>
+      <w:r>
+        <w:rPr>
+          <w:rFonts w:ascii="Times New Roman" w:hAnsi="Times New Roman" w:eastAsia="Times New Roman" w:cs="Times New Roman"/>
+          <w:vertAlign w:val="superscript"/>
+        </w:rPr>
         <w:t>-</w:t>
-      </w:r>
-      <w:r>
-        <w:rPr>
-          <w:rFonts w:ascii="Times New Roman" w:hAnsi="Times New Roman" w:eastAsia="Times New Roman" w:cs="Times New Roman"/>
-        </w:rPr>
-        <w:t xml:space="preserve"> → Ag</w:t>
-      </w:r>
-      <w:r>
-        <w:rPr>
-          <w:rFonts w:ascii="Times New Roman" w:hAnsi="Times New Roman" w:eastAsia="Times New Roman" w:cs="Times New Roman"/>
-          <w:vertAlign w:val="superscript"/>
-        </w:rPr>
-        <w:t>+</w:t>
       </w:r>
     </w:p>
     <w:p>
@@ -9336,33 +9114,171 @@
         <w:rPr>
           <w:rFonts w:ascii="Times New Roman" w:hAnsi="Times New Roman" w:eastAsia="Times New Roman" w:cs="Times New Roman"/>
         </w:rPr>
-        <w:t>D. I</w:t>
+        <w:t xml:space="preserve">C. </w:t>
+      </w:r>
+      <w:r>
+        <w:rPr>
+          <w:rFonts w:hint="eastAsia" w:ascii="Times New Roman" w:hAnsi="Times New Roman" w:eastAsia="FangSong" w:cs="Times New Roman"/>
+        </w:rPr>
+        <w:t xml:space="preserve">如果</w:t>
+      </w:r>
+      <w:r>
+        <w:rPr>
+          <w:rFonts w:ascii="Times New Roman" w:hAnsi="Times New Roman" w:eastAsia="Times New Roman" w:cs="Times New Roman"/>
+        </w:rPr>
+        <w:t xml:space="preserve"> M </w:t>
+      </w:r>
+      <w:r>
+        <w:rPr>
+          <w:rFonts w:hint="eastAsia" w:ascii="Times New Roman" w:hAnsi="Times New Roman" w:eastAsia="FangSong" w:cs="Times New Roman"/>
+        </w:rPr>
+        <w:t>具有强还原性</w:t>
+      </w:r>
+      <w:r>
+        <w:rPr>
+          <w:rFonts w:hint="eastAsia" w:ascii="Times New Roman" w:hAnsi="Times New Roman" w:eastAsia="Times New Roman" w:cs="Times New Roman"/>
+        </w:rPr>
+        <w:t>，</w:t>
+      </w:r>
+      <w:r>
+        <w:rPr>
+          <w:rFonts w:hint="eastAsia" w:ascii="Times New Roman" w:hAnsi="Times New Roman" w:eastAsia="FangSong" w:cs="Times New Roman"/>
+        </w:rPr>
+        <w:t>则</w:t>
+      </w:r>
+      <w:r>
+        <w:rPr>
+          <w:rFonts w:ascii="Times New Roman" w:hAnsi="Times New Roman" w:eastAsia="Times New Roman" w:cs="Times New Roman"/>
+        </w:rPr>
+        <w:t xml:space="preserve"> N </w:t>
+      </w:r>
+      <w:r>
+        <w:rPr>
+          <w:rFonts w:hint="eastAsia" w:ascii="Times New Roman" w:hAnsi="Times New Roman" w:eastAsia="FangSong" w:cs="Times New Roman"/>
+        </w:rPr>
+        <w:t xml:space="preserve">中一定同时含有</w:t>
+      </w:r>
+      <w:r>
+        <w:rPr>
+          <w:rFonts w:ascii="Times New Roman" w:hAnsi="Times New Roman" w:eastAsia="Times New Roman" w:cs="Times New Roman"/>
+        </w:rPr>
+        <w:t xml:space="preserve"> H</w:t>
+      </w:r>
+      <w:r>
+        <w:rPr>
+          <w:rFonts w:ascii="Times New Roman" w:hAnsi="Times New Roman" w:eastAsia="Times New Roman" w:cs="Times New Roman"/>
+          <w:vertAlign w:val="superscript"/>
+        </w:rPr>
+        <w:t>+</w:t>
+      </w:r>
+      <w:r>
+        <w:rPr>
+          <w:rFonts w:ascii="Times New Roman" w:hAnsi="Times New Roman" w:eastAsia="Times New Roman" w:cs="Times New Roman"/>
+        </w:rPr>
+        <w:t>、OH</w:t>
+      </w:r>
+      <w:r>
+        <w:rPr>
+          <w:rFonts w:ascii="Times New Roman" w:hAnsi="Times New Roman" w:eastAsia="Times New Roman" w:cs="Times New Roman"/>
+          <w:vertAlign w:val="superscript"/>
+        </w:rPr>
+        <w:t>-</w:t>
+      </w:r>
+      <w:r>
+        <w:rPr>
+          <w:rFonts w:ascii="Times New Roman" w:hAnsi="Times New Roman" w:eastAsia="Times New Roman" w:cs="Times New Roman"/>
+        </w:rPr>
+        <w:t>、SO</w:t>
       </w:r>
       <w:r>
         <w:rPr>
           <w:rFonts w:ascii="Times New Roman" w:hAnsi="Times New Roman" w:eastAsia="Times New Roman" w:cs="Times New Roman"/>
           <w:vertAlign w:val="subscript"/>
         </w:rPr>
-        <w:t>2</w:t>
-      </w:r>
-      <w:r>
-        <w:rPr>
-          <w:rFonts w:ascii="Times New Roman" w:hAnsi="Times New Roman" w:eastAsia="Times New Roman" w:cs="Times New Roman"/>
-        </w:rPr>
-        <w:t xml:space="preserve"> + 2 Rb</w:t>
+        <w:t>3</w:t>
       </w:r>
       <w:r>
         <w:rPr>
           <w:rFonts w:ascii="Times New Roman" w:hAnsi="Times New Roman" w:eastAsia="Times New Roman" w:cs="Times New Roman"/>
           <w:vertAlign w:val="superscript"/>
         </w:rPr>
+        <w:t>2-</w:t>
+      </w:r>
+    </w:p>
+    <w:p>
+      <w:pPr>
+        <w:pStyle w:val="Compact"/>
+        <w:numPr>
+          <w:ilvl w:val="0"/>
+          <w:numId w:val="1016"/>
+        </w:numPr>
+      </w:pPr>
+      <w:r>
+        <w:rPr>
+          <w:rFonts w:ascii="Times New Roman" w:hAnsi="Times New Roman" w:eastAsia="Times New Roman" w:cs="Times New Roman"/>
+        </w:rPr>
+        <w:t xml:space="preserve">D. </w:t>
+      </w:r>
+      <w:r>
+        <w:rPr>
+          <w:rFonts w:hint="eastAsia" w:ascii="Times New Roman" w:hAnsi="Times New Roman" w:eastAsia="FangSong" w:cs="Times New Roman"/>
+        </w:rPr>
+        <w:t xml:space="preserve">如果</w:t>
+      </w:r>
+      <w:r>
+        <w:rPr>
+          <w:rFonts w:ascii="Times New Roman" w:hAnsi="Times New Roman" w:eastAsia="Times New Roman" w:cs="Times New Roman"/>
+        </w:rPr>
+        <w:t xml:space="preserve"> M </w:t>
+      </w:r>
+      <w:r>
+        <w:rPr>
+          <w:rFonts w:hint="eastAsia" w:ascii="Times New Roman" w:hAnsi="Times New Roman" w:eastAsia="FangSong" w:cs="Times New Roman"/>
+        </w:rPr>
+        <w:t>具有强氧化性</w:t>
+      </w:r>
+      <w:r>
+        <w:rPr>
+          <w:rFonts w:hint="eastAsia" w:ascii="Times New Roman" w:hAnsi="Times New Roman" w:eastAsia="Times New Roman" w:cs="Times New Roman"/>
+        </w:rPr>
+        <w:t>，</w:t>
+      </w:r>
+      <w:r>
+        <w:rPr>
+          <w:rFonts w:hint="eastAsia" w:ascii="Times New Roman" w:hAnsi="Times New Roman" w:eastAsia="FangSong" w:cs="Times New Roman"/>
+        </w:rPr>
+        <w:t>则</w:t>
+      </w:r>
+      <w:r>
+        <w:rPr>
+          <w:rFonts w:ascii="Times New Roman" w:hAnsi="Times New Roman" w:eastAsia="Times New Roman" w:cs="Times New Roman"/>
+        </w:rPr>
+        <w:t xml:space="preserve"> N </w:t>
+      </w:r>
+      <w:r>
+        <w:rPr>
+          <w:rFonts w:hint="eastAsia" w:ascii="Times New Roman" w:hAnsi="Times New Roman" w:eastAsia="FangSong" w:cs="Times New Roman"/>
+        </w:rPr>
+        <w:t xml:space="preserve">中一定同时含有</w:t>
+      </w:r>
+      <w:r>
+        <w:rPr>
+          <w:rFonts w:ascii="Times New Roman" w:hAnsi="Times New Roman" w:eastAsia="Times New Roman" w:cs="Times New Roman"/>
+        </w:rPr>
+        <w:t xml:space="preserve"> Na</w:t>
+      </w:r>
+      <w:r>
+        <w:rPr>
+          <w:rFonts w:ascii="Times New Roman" w:hAnsi="Times New Roman" w:eastAsia="Times New Roman" w:cs="Times New Roman"/>
+          <w:vertAlign w:val="superscript"/>
+        </w:rPr>
         <w:t>+</w:t>
       </w:r>
       <w:r>
         <w:rPr>
           <w:rFonts w:ascii="Times New Roman" w:hAnsi="Times New Roman" w:eastAsia="Times New Roman" w:cs="Times New Roman"/>
         </w:rPr>
-        <w:t xml:space="preserve"> + 2e</w:t>
+        <w:t>、OH</w:t>
       </w:r>
       <w:r>
         <w:rPr>
@@ -9375,7 +9291,21 @@
         <w:rPr>
           <w:rFonts w:ascii="Times New Roman" w:hAnsi="Times New Roman" w:eastAsia="Times New Roman" w:cs="Times New Roman"/>
         </w:rPr>
-        <w:t xml:space="preserve"> → 2 RbI</w:t>
+        <w:t>、SO</w:t>
+      </w:r>
+      <w:r>
+        <w:rPr>
+          <w:rFonts w:ascii="Times New Roman" w:hAnsi="Times New Roman" w:eastAsia="Times New Roman" w:cs="Times New Roman"/>
+          <w:vertAlign w:val="subscript"/>
+        </w:rPr>
+        <w:t>3</w:t>
+      </w:r>
+      <w:r>
+        <w:rPr>
+          <w:rFonts w:ascii="Times New Roman" w:hAnsi="Times New Roman" w:eastAsia="Times New Roman" w:cs="Times New Roman"/>
+          <w:vertAlign w:val="superscript"/>
+        </w:rPr>
+        <w:t>2-</w:t>
       </w:r>
     </w:p>
     <w:p>
@@ -9388,8 +9318,8 @@
         </w:pict>
       </w:r>
     </w:p>
-    <w:bookmarkEnd w:id="40"/>
-    <w:bookmarkStart w:id="41" w:name="第21题"/>
+    <w:bookmarkEnd w:id="44"/>
+    <w:bookmarkStart w:id="45" w:name="第22题"/>
     <w:p>
       <w:pPr>
         <w:pStyle w:val="Heading3"/>
@@ -9405,7 +9335,7 @@
         <w:rPr>
           <w:rFonts w:hint="eastAsia" w:ascii="Times New Roman" w:hAnsi="Times New Roman" w:eastAsia="Times New Roman" w:cs="Times New Roman"/>
         </w:rPr>
-        <w:t>21</w:t>
+        <w:t>22</w:t>
       </w:r>
       <w:r>
         <w:rPr>
@@ -9420,173 +9350,33 @@
       </w:pPr>
       <w:r>
         <w:rPr>
-          <w:rFonts w:ascii="Times New Roman" w:hAnsi="Times New Roman" w:eastAsia="Times New Roman" w:cs="Times New Roman"/>
-        </w:rPr>
-        <w:t xml:space="preserve">M、N </w:t>
-      </w:r>
-      <w:r>
-        <w:rPr>
-          <w:rFonts w:hint="eastAsia" w:ascii="Times New Roman" w:hAnsi="Times New Roman" w:eastAsia="FangSong" w:cs="Times New Roman"/>
-        </w:rPr>
-        <w:t>两种溶液各含有下列十种离子中的五种</w:t>
-      </w:r>
-      <w:r>
-        <w:rPr>
-          <w:rFonts w:hint="eastAsia" w:ascii="Times New Roman" w:hAnsi="Times New Roman" w:eastAsia="Times New Roman" w:cs="Times New Roman"/>
-        </w:rPr>
-        <w:t>：Al</w:t>
-      </w:r>
-      <w:r>
-        <w:rPr>
-          <w:rFonts w:hint="eastAsia" w:ascii="Times New Roman" w:hAnsi="Times New Roman" w:eastAsia="Times New Roman" w:cs="Times New Roman"/>
-          <w:vertAlign w:val="superscript"/>
-        </w:rPr>
-        <w:t>3+</w:t>
-      </w:r>
-      <w:r>
-        <w:rPr>
-          <w:rFonts w:hint="eastAsia" w:ascii="Times New Roman" w:hAnsi="Times New Roman" w:eastAsia="Times New Roman" w:cs="Times New Roman"/>
-        </w:rPr>
-        <w:t>、Na</w:t>
-      </w:r>
-      <w:r>
-        <w:rPr>
-          <w:rFonts w:hint="eastAsia" w:ascii="Times New Roman" w:hAnsi="Times New Roman" w:eastAsia="Times New Roman" w:cs="Times New Roman"/>
-          <w:vertAlign w:val="superscript"/>
-        </w:rPr>
-        <w:t>+</w:t>
-      </w:r>
-      <w:r>
-        <w:rPr>
-          <w:rFonts w:hint="eastAsia" w:ascii="Times New Roman" w:hAnsi="Times New Roman" w:eastAsia="Times New Roman" w:cs="Times New Roman"/>
-        </w:rPr>
-        <w:t>、Mg</w:t>
-      </w:r>
-      <w:r>
-        <w:rPr>
-          <w:rFonts w:hint="eastAsia" w:ascii="Times New Roman" w:hAnsi="Times New Roman" w:eastAsia="Times New Roman" w:cs="Times New Roman"/>
-          <w:vertAlign w:val="superscript"/>
-        </w:rPr>
-        <w:t>2+</w:t>
-      </w:r>
-      <w:r>
-        <w:rPr>
-          <w:rFonts w:hint="eastAsia" w:ascii="Times New Roman" w:hAnsi="Times New Roman" w:eastAsia="Times New Roman" w:cs="Times New Roman"/>
-        </w:rPr>
-        <w:t>、H</w:t>
-      </w:r>
-      <w:r>
-        <w:rPr>
-          <w:rFonts w:hint="eastAsia" w:ascii="Times New Roman" w:hAnsi="Times New Roman" w:eastAsia="Times New Roman" w:cs="Times New Roman"/>
-          <w:vertAlign w:val="superscript"/>
-        </w:rPr>
-        <w:t>+</w:t>
-      </w:r>
-      <w:r>
-        <w:rPr>
-          <w:rFonts w:hint="eastAsia" w:ascii="Times New Roman" w:hAnsi="Times New Roman" w:eastAsia="Times New Roman" w:cs="Times New Roman"/>
-        </w:rPr>
-        <w:t>、Cl</w:t>
-      </w:r>
-      <w:r>
-        <w:rPr>
-          <w:rFonts w:hint="eastAsia" w:ascii="Times New Roman" w:hAnsi="Times New Roman" w:eastAsia="Times New Roman" w:cs="Times New Roman"/>
-          <w:vertAlign w:val="superscript"/>
-        </w:rPr>
-        <w:t>-</w:t>
-      </w:r>
-      <w:r>
-        <w:rPr>
-          <w:rFonts w:hint="eastAsia" w:ascii="Times New Roman" w:hAnsi="Times New Roman" w:eastAsia="Times New Roman" w:cs="Times New Roman"/>
-        </w:rPr>
-        <w:t>、NO</w:t>
-      </w:r>
-      <w:r>
-        <w:rPr>
-          <w:rFonts w:hint="eastAsia" w:ascii="Times New Roman" w:hAnsi="Times New Roman" w:eastAsia="Times New Roman" w:cs="Times New Roman"/>
-          <w:vertAlign w:val="subscript"/>
-        </w:rPr>
-        <w:t>3</w:t>
-      </w:r>
-      <w:r>
-        <w:rPr>
-          <w:rFonts w:hint="eastAsia" w:ascii="Times New Roman" w:hAnsi="Times New Roman" w:eastAsia="Times New Roman" w:cs="Times New Roman"/>
-          <w:vertAlign w:val="superscript"/>
-        </w:rPr>
-        <w:t>-</w:t>
-      </w:r>
-      <w:r>
-        <w:rPr>
-          <w:rFonts w:hint="eastAsia" w:ascii="Times New Roman" w:hAnsi="Times New Roman" w:eastAsia="Times New Roman" w:cs="Times New Roman"/>
-        </w:rPr>
-        <w:t>、OH</w:t>
-      </w:r>
-      <w:r>
-        <w:rPr>
-          <w:rFonts w:hint="eastAsia" w:ascii="Times New Roman" w:hAnsi="Times New Roman" w:eastAsia="Times New Roman" w:cs="Times New Roman"/>
-          <w:vertAlign w:val="superscript"/>
-        </w:rPr>
-        <w:t>-</w:t>
-      </w:r>
-      <w:r>
-        <w:rPr>
-          <w:rFonts w:hint="eastAsia" w:ascii="Times New Roman" w:hAnsi="Times New Roman" w:eastAsia="Times New Roman" w:cs="Times New Roman"/>
-        </w:rPr>
-        <w:t>、SO</w:t>
-      </w:r>
-      <w:r>
-        <w:rPr>
-          <w:rFonts w:hint="eastAsia" w:ascii="Times New Roman" w:hAnsi="Times New Roman" w:eastAsia="Times New Roman" w:cs="Times New Roman"/>
-          <w:vertAlign w:val="subscript"/>
-        </w:rPr>
-        <w:t>3</w:t>
-      </w:r>
-      <w:r>
-        <w:rPr>
-          <w:rFonts w:hint="eastAsia" w:ascii="Times New Roman" w:hAnsi="Times New Roman" w:eastAsia="Times New Roman" w:cs="Times New Roman"/>
-          <w:vertAlign w:val="superscript"/>
-        </w:rPr>
-        <w:t>2-</w:t>
-      </w:r>
-      <w:r>
-        <w:rPr>
-          <w:rFonts w:hint="eastAsia" w:ascii="Times New Roman" w:hAnsi="Times New Roman" w:eastAsia="Times New Roman" w:cs="Times New Roman"/>
-        </w:rPr>
-        <w:t>、SO</w:t>
-      </w:r>
-      <w:r>
-        <w:rPr>
-          <w:rFonts w:hint="eastAsia" w:ascii="Times New Roman" w:hAnsi="Times New Roman" w:eastAsia="Times New Roman" w:cs="Times New Roman"/>
-          <w:vertAlign w:val="subscript"/>
-        </w:rPr>
-        <w:t>4</w:t>
-      </w:r>
-      <w:r>
-        <w:rPr>
-          <w:rFonts w:hint="eastAsia" w:ascii="Times New Roman" w:hAnsi="Times New Roman" w:eastAsia="Times New Roman" w:cs="Times New Roman"/>
-          <w:vertAlign w:val="superscript"/>
-        </w:rPr>
-        <w:t>2-</w:t>
-      </w:r>
-      <w:r>
-        <w:rPr>
-          <w:rFonts w:hint="eastAsia" w:ascii="Times New Roman" w:hAnsi="Times New Roman" w:eastAsia="Times New Roman" w:cs="Times New Roman"/>
-        </w:rPr>
-        <w:t>、CO</w:t>
-      </w:r>
-      <w:r>
-        <w:rPr>
-          <w:rFonts w:hint="eastAsia" w:ascii="Times New Roman" w:hAnsi="Times New Roman" w:eastAsia="Times New Roman" w:cs="Times New Roman"/>
-          <w:vertAlign w:val="subscript"/>
-        </w:rPr>
-        <w:t>3</w:t>
-      </w:r>
-      <w:r>
-        <w:rPr>
-          <w:rFonts w:hint="eastAsia" w:ascii="Times New Roman" w:hAnsi="Times New Roman" w:eastAsia="Times New Roman" w:cs="Times New Roman"/>
-          <w:vertAlign w:val="superscript"/>
-        </w:rPr>
-        <w:t>2-</w:t>
+          <w:rFonts w:hint="eastAsia" w:ascii="Times New Roman" w:hAnsi="Times New Roman" w:eastAsia="FangSong" w:cs="Times New Roman"/>
+        </w:rPr>
+        <w:t>过氧乙酸可用过氧化氢水溶液</w:t>
+      </w:r>
+      <w:r>
+        <w:rPr>
+          <w:rFonts w:hint="eastAsia" w:ascii="Times New Roman" w:hAnsi="Times New Roman" w:eastAsia="Times New Roman" w:cs="Times New Roman"/>
+        </w:rPr>
+        <w:t>、</w:t>
+      </w:r>
+      <w:r>
+        <w:rPr>
+          <w:rFonts w:hint="eastAsia" w:ascii="Times New Roman" w:hAnsi="Times New Roman" w:eastAsia="FangSong" w:cs="Times New Roman"/>
+        </w:rPr>
+        <w:t>醋酸与微量硫酸混合制得</w:t>
+      </w:r>
+      <w:r>
+        <w:rPr>
+          <w:rFonts w:hint="eastAsia" w:ascii="Times New Roman" w:hAnsi="Times New Roman" w:eastAsia="Times New Roman" w:cs="Times New Roman"/>
+        </w:rPr>
+        <w:t>。</w:t>
+      </w:r>
+      <w:r>
+        <w:rPr>
+          <w:rFonts w:hint="eastAsia" w:ascii="Times New Roman" w:hAnsi="Times New Roman" w:eastAsia="FangSong" w:cs="Times New Roman"/>
+        </w:rPr>
+        <w:t>使用前</w:t>
       </w:r>
       <w:r>
         <w:rPr>
@@ -9598,7 +9388,43 @@
         <w:rPr>
           <w:rFonts w:hint="eastAsia" w:ascii="Times New Roman" w:hAnsi="Times New Roman" w:eastAsia="FangSong" w:cs="Times New Roman"/>
         </w:rPr>
-        <w:t>已知两溶液所含离子各不相同</w:t>
+        <w:t>通常将</w:t>
+      </w:r>
+      <w:r>
+        <w:rPr>
+          <w:rFonts w:ascii="Times New Roman" w:hAnsi="Times New Roman" w:eastAsia="Times New Roman" w:cs="Times New Roman"/>
+        </w:rPr>
+        <w:t xml:space="preserve"> 150 mL </w:t>
+      </w:r>
+      <w:r>
+        <w:rPr>
+          <w:rFonts w:hint="eastAsia" w:ascii="Times New Roman" w:hAnsi="Times New Roman" w:eastAsia="FangSong" w:cs="Times New Roman"/>
+        </w:rPr>
+        <w:t xml:space="preserve">体积分数为</w:t>
+      </w:r>
+      <w:r>
+        <w:rPr>
+          <w:rFonts w:ascii="Times New Roman" w:hAnsi="Times New Roman" w:eastAsia="Times New Roman" w:cs="Times New Roman"/>
+        </w:rPr>
+        <w:t xml:space="preserve"> 30% </w:t>
+      </w:r>
+      <w:r>
+        <w:rPr>
+          <w:rFonts w:hint="eastAsia" w:ascii="Times New Roman" w:hAnsi="Times New Roman" w:eastAsia="FangSong" w:cs="Times New Roman"/>
+        </w:rPr>
+        <w:t xml:space="preserve">的过氧化氢盛在</w:t>
+      </w:r>
+      <w:r>
+        <w:rPr>
+          <w:rFonts w:ascii="Times New Roman" w:hAnsi="Times New Roman" w:eastAsia="Times New Roman" w:cs="Times New Roman"/>
+        </w:rPr>
+        <w:t xml:space="preserve"> A </w:t>
+      </w:r>
+      <w:r>
+        <w:rPr>
+          <w:rFonts w:hint="eastAsia" w:ascii="Times New Roman" w:hAnsi="Times New Roman" w:eastAsia="FangSong" w:cs="Times New Roman"/>
+        </w:rPr>
+        <w:t>瓶中</w:t>
       </w:r>
       <w:r>
         <w:rPr>
@@ -9610,7 +9436,61 @@
         <w:rPr>
           <w:rFonts w:hint="eastAsia" w:ascii="Times New Roman" w:hAnsi="Times New Roman" w:eastAsia="FangSong" w:cs="Times New Roman"/>
         </w:rPr>
-        <w:t>下列判断正确的是</w:t>
+        <w:t>将</w:t>
+      </w:r>
+      <w:r>
+        <w:rPr>
+          <w:rFonts w:ascii="Times New Roman" w:hAnsi="Times New Roman" w:eastAsia="Times New Roman" w:cs="Times New Roman"/>
+        </w:rPr>
+        <w:t xml:space="preserve"> 300 mL </w:t>
+      </w:r>
+      <w:r>
+        <w:rPr>
+          <w:rFonts w:hint="eastAsia" w:ascii="Times New Roman" w:hAnsi="Times New Roman" w:eastAsia="FangSong" w:cs="Times New Roman"/>
+        </w:rPr>
+        <w:t xml:space="preserve">冰醋酸和</w:t>
+      </w:r>
+      <w:r>
+        <w:rPr>
+          <w:rFonts w:ascii="Times New Roman" w:hAnsi="Times New Roman" w:eastAsia="Times New Roman" w:cs="Times New Roman"/>
+        </w:rPr>
+        <w:t xml:space="preserve"> 158 mL </w:t>
+      </w:r>
+      <w:r>
+        <w:rPr>
+          <w:rFonts w:hint="eastAsia" w:ascii="Times New Roman" w:hAnsi="Times New Roman" w:eastAsia="FangSong" w:cs="Times New Roman"/>
+        </w:rPr>
+        <w:t xml:space="preserve">浓硫酸盛在</w:t>
+      </w:r>
+      <w:r>
+        <w:rPr>
+          <w:rFonts w:ascii="Times New Roman" w:hAnsi="Times New Roman" w:eastAsia="Times New Roman" w:cs="Times New Roman"/>
+        </w:rPr>
+        <w:t xml:space="preserve"> B </w:t>
+      </w:r>
+      <w:r>
+        <w:rPr>
+          <w:rFonts w:hint="eastAsia" w:ascii="Times New Roman" w:hAnsi="Times New Roman" w:eastAsia="FangSong" w:cs="Times New Roman"/>
+        </w:rPr>
+        <w:t>瓶中</w:t>
+      </w:r>
+      <w:r>
+        <w:rPr>
+          <w:rFonts w:hint="eastAsia" w:ascii="Times New Roman" w:hAnsi="Times New Roman" w:eastAsia="Times New Roman" w:cs="Times New Roman"/>
+        </w:rPr>
+        <w:t>。</w:t>
+      </w:r>
+      <w:r>
+        <w:rPr>
+          <w:rFonts w:hint="eastAsia" w:ascii="Times New Roman" w:hAnsi="Times New Roman" w:eastAsia="FangSong" w:cs="Times New Roman"/>
+        </w:rPr>
+        <w:t>请回答</w:t>
+      </w:r>
+      <w:r>
+        <w:rPr>
+          <w:rFonts w:hint="eastAsia" w:ascii="Times New Roman" w:hAnsi="Times New Roman" w:eastAsia="Times New Roman" w:cs="Times New Roman"/>
+        </w:rPr>
+        <w:t>：</w:t>
       </w:r>
     </w:p>
     <w:p>
@@ -9625,25 +9505,13 @@
         <w:rPr>
           <w:rFonts w:ascii="Times New Roman" w:hAnsi="Times New Roman" w:eastAsia="Times New Roman" w:cs="Times New Roman"/>
         </w:rPr>
-        <w:t xml:space="preserve">A. </w:t>
-      </w:r>
-      <w:r>
-        <w:rPr>
-          <w:rFonts w:hint="eastAsia" w:ascii="Times New Roman" w:hAnsi="Times New Roman" w:eastAsia="FangSong" w:cs="Times New Roman"/>
-        </w:rPr>
-        <w:t xml:space="preserve">如果</w:t>
-      </w:r>
-      <w:r>
-        <w:rPr>
-          <w:rFonts w:ascii="Times New Roman" w:hAnsi="Times New Roman" w:eastAsia="Times New Roman" w:cs="Times New Roman"/>
-        </w:rPr>
-        <w:t xml:space="preserve"> M </w:t>
-      </w:r>
-      <w:r>
-        <w:rPr>
-          <w:rFonts w:hint="eastAsia" w:ascii="Times New Roman" w:hAnsi="Times New Roman" w:eastAsia="FangSong" w:cs="Times New Roman"/>
-        </w:rPr>
-        <w:t>呈强酸性</w:t>
+        <w:t xml:space="preserve">B </w:t>
+      </w:r>
+      <w:r>
+        <w:rPr>
+          <w:rFonts w:hint="eastAsia" w:ascii="Times New Roman" w:hAnsi="Times New Roman" w:eastAsia="FangSong" w:cs="Times New Roman"/>
+        </w:rPr>
+        <w:t>瓶中溶液配制时</w:t>
       </w:r>
       <w:r>
         <w:rPr>
@@ -9655,79 +9523,55 @@
         <w:rPr>
           <w:rFonts w:hint="eastAsia" w:ascii="Times New Roman" w:hAnsi="Times New Roman" w:eastAsia="FangSong" w:cs="Times New Roman"/>
         </w:rPr>
-        <w:t>则</w:t>
-      </w:r>
-      <w:r>
-        <w:rPr>
-          <w:rFonts w:ascii="Times New Roman" w:hAnsi="Times New Roman" w:eastAsia="Times New Roman" w:cs="Times New Roman"/>
-        </w:rPr>
-        <w:t xml:space="preserve"> N </w:t>
-      </w:r>
-      <w:r>
-        <w:rPr>
-          <w:rFonts w:hint="eastAsia" w:ascii="Times New Roman" w:hAnsi="Times New Roman" w:eastAsia="FangSong" w:cs="Times New Roman"/>
-        </w:rPr>
-        <w:t xml:space="preserve">中可能同时含有</w:t>
-      </w:r>
-      <w:r>
-        <w:rPr>
-          <w:rFonts w:ascii="Times New Roman" w:hAnsi="Times New Roman" w:eastAsia="Times New Roman" w:cs="Times New Roman"/>
-        </w:rPr>
-        <w:t xml:space="preserve"> NO</w:t>
-      </w:r>
-      <w:r>
-        <w:rPr>
-          <w:rFonts w:ascii="Times New Roman" w:hAnsi="Times New Roman" w:eastAsia="Times New Roman" w:cs="Times New Roman"/>
-          <w:vertAlign w:val="subscript"/>
-        </w:rPr>
-        <w:t>3</w:t>
-      </w:r>
-      <w:r>
-        <w:rPr>
-          <w:rFonts w:ascii="Times New Roman" w:hAnsi="Times New Roman" w:eastAsia="Times New Roman" w:cs="Times New Roman"/>
-          <w:vertAlign w:val="superscript"/>
-        </w:rPr>
-        <w:t>-</w:t>
-      </w:r>
-      <w:r>
-        <w:rPr>
-          <w:rFonts w:ascii="Times New Roman" w:hAnsi="Times New Roman" w:eastAsia="Times New Roman" w:cs="Times New Roman"/>
-        </w:rPr>
-        <w:t>、SO</w:t>
-      </w:r>
-      <w:r>
-        <w:rPr>
-          <w:rFonts w:ascii="Times New Roman" w:hAnsi="Times New Roman" w:eastAsia="Times New Roman" w:cs="Times New Roman"/>
-          <w:vertAlign w:val="subscript"/>
-        </w:rPr>
-        <w:t>3</w:t>
-      </w:r>
-      <w:r>
-        <w:rPr>
-          <w:rFonts w:ascii="Times New Roman" w:hAnsi="Times New Roman" w:eastAsia="Times New Roman" w:cs="Times New Roman"/>
-          <w:vertAlign w:val="superscript"/>
-        </w:rPr>
-        <w:t>2-</w:t>
-      </w:r>
-      <w:r>
-        <w:rPr>
-          <w:rFonts w:ascii="Times New Roman" w:hAnsi="Times New Roman" w:eastAsia="Times New Roman" w:cs="Times New Roman"/>
-        </w:rPr>
-        <w:t>、CO</w:t>
-      </w:r>
-      <w:r>
-        <w:rPr>
-          <w:rFonts w:ascii="Times New Roman" w:hAnsi="Times New Roman" w:eastAsia="Times New Roman" w:cs="Times New Roman"/>
-          <w:vertAlign w:val="subscript"/>
-        </w:rPr>
-        <w:t>3</w:t>
-      </w:r>
-      <w:r>
-        <w:rPr>
-          <w:rFonts w:ascii="Times New Roman" w:hAnsi="Times New Roman" w:eastAsia="Times New Roman" w:cs="Times New Roman"/>
-          <w:vertAlign w:val="superscript"/>
-        </w:rPr>
-        <w:t>2-</w:t>
+        <w:t>应将</w:t>
+      </w:r>
+      <w:r>
+        <w:rPr>
+          <w:rFonts w:ascii="Times New Roman" w:hAnsi="Times New Roman" w:eastAsia="Times New Roman" w:cs="Times New Roman"/>
+        </w:rPr>
+        <w:t xml:space="preserve"> ____ </w:t>
+      </w:r>
+      <w:r>
+        <w:rPr>
+          <w:rFonts w:hint="eastAsia" w:ascii="Times New Roman" w:hAnsi="Times New Roman" w:eastAsia="FangSong" w:cs="Times New Roman"/>
+        </w:rPr>
+        <w:t xml:space="preserve">缓慢地倒入</w:t>
+      </w:r>
+      <w:r>
+        <w:rPr>
+          <w:rFonts w:ascii="Times New Roman" w:hAnsi="Times New Roman" w:eastAsia="Times New Roman" w:cs="Times New Roman"/>
+        </w:rPr>
+        <w:t xml:space="preserve"> ____ </w:t>
+      </w:r>
+      <w:r>
+        <w:rPr>
+          <w:rFonts w:hint="eastAsia" w:ascii="Times New Roman" w:hAnsi="Times New Roman" w:eastAsia="FangSong" w:cs="Times New Roman"/>
+        </w:rPr>
+        <w:t>中并不断搅拌</w:t>
+      </w:r>
+      <w:r>
+        <w:rPr>
+          <w:rFonts w:hint="eastAsia" w:ascii="Times New Roman" w:hAnsi="Times New Roman" w:eastAsia="Times New Roman" w:cs="Times New Roman"/>
+        </w:rPr>
+        <w:t>，</w:t>
+      </w:r>
+      <w:r>
+        <w:rPr>
+          <w:rFonts w:hint="eastAsia" w:ascii="Times New Roman" w:hAnsi="Times New Roman" w:eastAsia="FangSong" w:cs="Times New Roman"/>
+        </w:rPr>
+        <w:t>这是因为</w:t>
+      </w:r>
+      <w:r>
+        <w:rPr>
+          <w:rFonts w:ascii="Times New Roman" w:hAnsi="Times New Roman" w:eastAsia="Times New Roman" w:cs="Times New Roman"/>
+        </w:rPr>
+        <w:t xml:space="preserve"> </w:t>
+      </w:r>
+      <w:r>
+        <w:rPr>
+          <w:rFonts w:hint="eastAsia" w:ascii="Times New Roman" w:hAnsi="Times New Roman" w:eastAsia="Times New Roman" w:cs="Times New Roman"/>
+        </w:rPr>
+        <w:t xml:space="preserve">____；</w:t>
       </w:r>
     </w:p>
     <w:p>
@@ -9736,581 +9580,6 @@
         <w:numPr>
           <w:ilvl w:val="0"/>
           <w:numId w:val="1017"/>
-        </w:numPr>
-      </w:pPr>
-      <w:r>
-        <w:rPr>
-          <w:rFonts w:ascii="Times New Roman" w:hAnsi="Times New Roman" w:eastAsia="Times New Roman" w:cs="Times New Roman"/>
-        </w:rPr>
-        <w:t xml:space="preserve">B. </w:t>
-      </w:r>
-      <w:r>
-        <w:rPr>
-          <w:rFonts w:hint="eastAsia" w:ascii="Times New Roman" w:hAnsi="Times New Roman" w:eastAsia="FangSong" w:cs="Times New Roman"/>
-        </w:rPr>
-        <w:t xml:space="preserve">如果</w:t>
-      </w:r>
-      <w:r>
-        <w:rPr>
-          <w:rFonts w:ascii="Times New Roman" w:hAnsi="Times New Roman" w:eastAsia="Times New Roman" w:cs="Times New Roman"/>
-        </w:rPr>
-        <w:t xml:space="preserve"> M </w:t>
-      </w:r>
-      <w:r>
-        <w:rPr>
-          <w:rFonts w:hint="eastAsia" w:ascii="Times New Roman" w:hAnsi="Times New Roman" w:eastAsia="FangSong" w:cs="Times New Roman"/>
-        </w:rPr>
-        <w:t>呈强碱性</w:t>
-      </w:r>
-      <w:r>
-        <w:rPr>
-          <w:rFonts w:hint="eastAsia" w:ascii="Times New Roman" w:hAnsi="Times New Roman" w:eastAsia="Times New Roman" w:cs="Times New Roman"/>
-        </w:rPr>
-        <w:t>，</w:t>
-      </w:r>
-      <w:r>
-        <w:rPr>
-          <w:rFonts w:hint="eastAsia" w:ascii="Times New Roman" w:hAnsi="Times New Roman" w:eastAsia="FangSong" w:cs="Times New Roman"/>
-        </w:rPr>
-        <w:t>则</w:t>
-      </w:r>
-      <w:r>
-        <w:rPr>
-          <w:rFonts w:ascii="Times New Roman" w:hAnsi="Times New Roman" w:eastAsia="Times New Roman" w:cs="Times New Roman"/>
-        </w:rPr>
-        <w:t xml:space="preserve"> N </w:t>
-      </w:r>
-      <w:r>
-        <w:rPr>
-          <w:rFonts w:hint="eastAsia" w:ascii="Times New Roman" w:hAnsi="Times New Roman" w:eastAsia="FangSong" w:cs="Times New Roman"/>
-        </w:rPr>
-        <w:t xml:space="preserve">中可能同时含有</w:t>
-      </w:r>
-      <w:r>
-        <w:rPr>
-          <w:rFonts w:ascii="Times New Roman" w:hAnsi="Times New Roman" w:eastAsia="Times New Roman" w:cs="Times New Roman"/>
-        </w:rPr>
-        <w:t xml:space="preserve"> Al</w:t>
-      </w:r>
-      <w:r>
-        <w:rPr>
-          <w:rFonts w:ascii="Times New Roman" w:hAnsi="Times New Roman" w:eastAsia="Times New Roman" w:cs="Times New Roman"/>
-          <w:vertAlign w:val="superscript"/>
-        </w:rPr>
-        <w:t>3+</w:t>
-      </w:r>
-      <w:r>
-        <w:rPr>
-          <w:rFonts w:ascii="Times New Roman" w:hAnsi="Times New Roman" w:eastAsia="Times New Roman" w:cs="Times New Roman"/>
-        </w:rPr>
-        <w:t>、SO</w:t>
-      </w:r>
-      <w:r>
-        <w:rPr>
-          <w:rFonts w:ascii="Times New Roman" w:hAnsi="Times New Roman" w:eastAsia="Times New Roman" w:cs="Times New Roman"/>
-          <w:vertAlign w:val="subscript"/>
-        </w:rPr>
-        <w:t>4</w:t>
-      </w:r>
-      <w:r>
-        <w:rPr>
-          <w:rFonts w:ascii="Times New Roman" w:hAnsi="Times New Roman" w:eastAsia="Times New Roman" w:cs="Times New Roman"/>
-          <w:vertAlign w:val="superscript"/>
-        </w:rPr>
-        <w:t>2-</w:t>
-      </w:r>
-      <w:r>
-        <w:rPr>
-          <w:rFonts w:ascii="Times New Roman" w:hAnsi="Times New Roman" w:eastAsia="Times New Roman" w:cs="Times New Roman"/>
-        </w:rPr>
-        <w:t>、Cl</w:t>
-      </w:r>
-      <w:r>
-        <w:rPr>
-          <w:rFonts w:ascii="Times New Roman" w:hAnsi="Times New Roman" w:eastAsia="Times New Roman" w:cs="Times New Roman"/>
-          <w:vertAlign w:val="superscript"/>
-        </w:rPr>
-        <w:t>-</w:t>
-      </w:r>
-    </w:p>
-    <w:p>
-      <w:pPr>
-        <w:pStyle w:val="Compact"/>
-        <w:numPr>
-          <w:ilvl w:val="0"/>
-          <w:numId w:val="1017"/>
-        </w:numPr>
-      </w:pPr>
-      <w:r>
-        <w:rPr>
-          <w:rFonts w:ascii="Times New Roman" w:hAnsi="Times New Roman" w:eastAsia="Times New Roman" w:cs="Times New Roman"/>
-        </w:rPr>
-        <w:t xml:space="preserve">C. </w:t>
-      </w:r>
-      <w:r>
-        <w:rPr>
-          <w:rFonts w:hint="eastAsia" w:ascii="Times New Roman" w:hAnsi="Times New Roman" w:eastAsia="FangSong" w:cs="Times New Roman"/>
-        </w:rPr>
-        <w:t xml:space="preserve">如果</w:t>
-      </w:r>
-      <w:r>
-        <w:rPr>
-          <w:rFonts w:ascii="Times New Roman" w:hAnsi="Times New Roman" w:eastAsia="Times New Roman" w:cs="Times New Roman"/>
-        </w:rPr>
-        <w:t xml:space="preserve"> M </w:t>
-      </w:r>
-      <w:r>
-        <w:rPr>
-          <w:rFonts w:hint="eastAsia" w:ascii="Times New Roman" w:hAnsi="Times New Roman" w:eastAsia="FangSong" w:cs="Times New Roman"/>
-        </w:rPr>
-        <w:t>具有强还原性</w:t>
-      </w:r>
-      <w:r>
-        <w:rPr>
-          <w:rFonts w:hint="eastAsia" w:ascii="Times New Roman" w:hAnsi="Times New Roman" w:eastAsia="Times New Roman" w:cs="Times New Roman"/>
-        </w:rPr>
-        <w:t>，</w:t>
-      </w:r>
-      <w:r>
-        <w:rPr>
-          <w:rFonts w:hint="eastAsia" w:ascii="Times New Roman" w:hAnsi="Times New Roman" w:eastAsia="FangSong" w:cs="Times New Roman"/>
-        </w:rPr>
-        <w:t>则</w:t>
-      </w:r>
-      <w:r>
-        <w:rPr>
-          <w:rFonts w:ascii="Times New Roman" w:hAnsi="Times New Roman" w:eastAsia="Times New Roman" w:cs="Times New Roman"/>
-        </w:rPr>
-        <w:t xml:space="preserve"> N </w:t>
-      </w:r>
-      <w:r>
-        <w:rPr>
-          <w:rFonts w:hint="eastAsia" w:ascii="Times New Roman" w:hAnsi="Times New Roman" w:eastAsia="FangSong" w:cs="Times New Roman"/>
-        </w:rPr>
-        <w:t xml:space="preserve">中一定同时含有</w:t>
-      </w:r>
-      <w:r>
-        <w:rPr>
-          <w:rFonts w:ascii="Times New Roman" w:hAnsi="Times New Roman" w:eastAsia="Times New Roman" w:cs="Times New Roman"/>
-        </w:rPr>
-        <w:t xml:space="preserve"> H</w:t>
-      </w:r>
-      <w:r>
-        <w:rPr>
-          <w:rFonts w:ascii="Times New Roman" w:hAnsi="Times New Roman" w:eastAsia="Times New Roman" w:cs="Times New Roman"/>
-          <w:vertAlign w:val="superscript"/>
-        </w:rPr>
-        <w:t>+</w:t>
-      </w:r>
-      <w:r>
-        <w:rPr>
-          <w:rFonts w:ascii="Times New Roman" w:hAnsi="Times New Roman" w:eastAsia="Times New Roman" w:cs="Times New Roman"/>
-        </w:rPr>
-        <w:t>、OH</w:t>
-      </w:r>
-      <w:r>
-        <w:rPr>
-          <w:rFonts w:ascii="Times New Roman" w:hAnsi="Times New Roman" w:eastAsia="Times New Roman" w:cs="Times New Roman"/>
-          <w:vertAlign w:val="superscript"/>
-        </w:rPr>
-        <w:t>-</w:t>
-      </w:r>
-      <w:r>
-        <w:rPr>
-          <w:rFonts w:ascii="Times New Roman" w:hAnsi="Times New Roman" w:eastAsia="Times New Roman" w:cs="Times New Roman"/>
-        </w:rPr>
-        <w:t>、SO</w:t>
-      </w:r>
-      <w:r>
-        <w:rPr>
-          <w:rFonts w:ascii="Times New Roman" w:hAnsi="Times New Roman" w:eastAsia="Times New Roman" w:cs="Times New Roman"/>
-          <w:vertAlign w:val="subscript"/>
-        </w:rPr>
-        <w:t>3</w:t>
-      </w:r>
-      <w:r>
-        <w:rPr>
-          <w:rFonts w:ascii="Times New Roman" w:hAnsi="Times New Roman" w:eastAsia="Times New Roman" w:cs="Times New Roman"/>
-          <w:vertAlign w:val="superscript"/>
-        </w:rPr>
-        <w:t>2-</w:t>
-      </w:r>
-    </w:p>
-    <w:p>
-      <w:pPr>
-        <w:pStyle w:val="Compact"/>
-        <w:numPr>
-          <w:ilvl w:val="0"/>
-          <w:numId w:val="1017"/>
-        </w:numPr>
-      </w:pPr>
-      <w:r>
-        <w:rPr>
-          <w:rFonts w:ascii="Times New Roman" w:hAnsi="Times New Roman" w:eastAsia="Times New Roman" w:cs="Times New Roman"/>
-        </w:rPr>
-        <w:t xml:space="preserve">D. </w:t>
-      </w:r>
-      <w:r>
-        <w:rPr>
-          <w:rFonts w:hint="eastAsia" w:ascii="Times New Roman" w:hAnsi="Times New Roman" w:eastAsia="FangSong" w:cs="Times New Roman"/>
-        </w:rPr>
-        <w:t xml:space="preserve">如果</w:t>
-      </w:r>
-      <w:r>
-        <w:rPr>
-          <w:rFonts w:ascii="Times New Roman" w:hAnsi="Times New Roman" w:eastAsia="Times New Roman" w:cs="Times New Roman"/>
-        </w:rPr>
-        <w:t xml:space="preserve"> M </w:t>
-      </w:r>
-      <w:r>
-        <w:rPr>
-          <w:rFonts w:hint="eastAsia" w:ascii="Times New Roman" w:hAnsi="Times New Roman" w:eastAsia="FangSong" w:cs="Times New Roman"/>
-        </w:rPr>
-        <w:t>具有强氧化性</w:t>
-      </w:r>
-      <w:r>
-        <w:rPr>
-          <w:rFonts w:hint="eastAsia" w:ascii="Times New Roman" w:hAnsi="Times New Roman" w:eastAsia="Times New Roman" w:cs="Times New Roman"/>
-        </w:rPr>
-        <w:t>，</w:t>
-      </w:r>
-      <w:r>
-        <w:rPr>
-          <w:rFonts w:hint="eastAsia" w:ascii="Times New Roman" w:hAnsi="Times New Roman" w:eastAsia="FangSong" w:cs="Times New Roman"/>
-        </w:rPr>
-        <w:t>则</w:t>
-      </w:r>
-      <w:r>
-        <w:rPr>
-          <w:rFonts w:ascii="Times New Roman" w:hAnsi="Times New Roman" w:eastAsia="Times New Roman" w:cs="Times New Roman"/>
-        </w:rPr>
-        <w:t xml:space="preserve"> N </w:t>
-      </w:r>
-      <w:r>
-        <w:rPr>
-          <w:rFonts w:hint="eastAsia" w:ascii="Times New Roman" w:hAnsi="Times New Roman" w:eastAsia="FangSong" w:cs="Times New Roman"/>
-        </w:rPr>
-        <w:t xml:space="preserve">中一定同时含有</w:t>
-      </w:r>
-      <w:r>
-        <w:rPr>
-          <w:rFonts w:ascii="Times New Roman" w:hAnsi="Times New Roman" w:eastAsia="Times New Roman" w:cs="Times New Roman"/>
-        </w:rPr>
-        <w:t xml:space="preserve"> Na</w:t>
-      </w:r>
-      <w:r>
-        <w:rPr>
-          <w:rFonts w:ascii="Times New Roman" w:hAnsi="Times New Roman" w:eastAsia="Times New Roman" w:cs="Times New Roman"/>
-          <w:vertAlign w:val="superscript"/>
-        </w:rPr>
-        <w:t>+</w:t>
-      </w:r>
-      <w:r>
-        <w:rPr>
-          <w:rFonts w:ascii="Times New Roman" w:hAnsi="Times New Roman" w:eastAsia="Times New Roman" w:cs="Times New Roman"/>
-        </w:rPr>
-        <w:t>、OH</w:t>
-      </w:r>
-      <w:r>
-        <w:rPr>
-          <w:rFonts w:ascii="Times New Roman" w:hAnsi="Times New Roman" w:eastAsia="Times New Roman" w:cs="Times New Roman"/>
-          <w:vertAlign w:val="superscript"/>
-        </w:rPr>
-        <w:t>-</w:t>
-      </w:r>
-      <w:r>
-        <w:rPr>
-          <w:rFonts w:ascii="Times New Roman" w:hAnsi="Times New Roman" w:eastAsia="Times New Roman" w:cs="Times New Roman"/>
-        </w:rPr>
-        <w:t>、SO</w:t>
-      </w:r>
-      <w:r>
-        <w:rPr>
-          <w:rFonts w:ascii="Times New Roman" w:hAnsi="Times New Roman" w:eastAsia="Times New Roman" w:cs="Times New Roman"/>
-          <w:vertAlign w:val="subscript"/>
-        </w:rPr>
-        <w:t>3</w:t>
-      </w:r>
-      <w:r>
-        <w:rPr>
-          <w:rFonts w:ascii="Times New Roman" w:hAnsi="Times New Roman" w:eastAsia="Times New Roman" w:cs="Times New Roman"/>
-          <w:vertAlign w:val="superscript"/>
-        </w:rPr>
-        <w:t>2-</w:t>
-      </w:r>
-    </w:p>
-    <w:p>
-      <w:pPr>
-        <w:spacing w:before="160" w:after="80"/>
-      </w:pPr>
-      <w:r>
-        <w:pict>
-          <v:rect style="width:0;height:1.5pt" o:hralign="center" o:hrstd="t" o:hr="t"/>
-        </w:pict>
-      </w:r>
-    </w:p>
-    <w:bookmarkEnd w:id="41"/>
-    <w:bookmarkStart w:id="42" w:name="第22题"/>
-    <w:p>
-      <w:pPr>
-        <w:pStyle w:val="Heading3"/>
-        <w:spacing w:before="280" w:after="120"/>
-      </w:pPr>
-      <w:r>
-        <w:rPr>
-          <w:rFonts w:hint="eastAsia" w:ascii="Times New Roman" w:hAnsi="Times New Roman" w:eastAsia="SimHei" w:cs="Times New Roman"/>
-        </w:rPr>
-        <w:t>第</w:t>
-      </w:r>
-      <w:r>
-        <w:rPr>
-          <w:rFonts w:hint="eastAsia" w:ascii="Times New Roman" w:hAnsi="Times New Roman" w:eastAsia="Times New Roman" w:cs="Times New Roman"/>
-        </w:rPr>
-        <w:t>22</w:t>
-      </w:r>
-      <w:r>
-        <w:rPr>
-          <w:rFonts w:hint="eastAsia" w:ascii="Times New Roman" w:hAnsi="Times New Roman" w:eastAsia="SimHei" w:cs="Times New Roman"/>
-        </w:rPr>
-        <w:t>题</w:t>
-      </w:r>
-    </w:p>
-    <w:p>
-      <w:pPr>
-        <w:pStyle w:val="FirstParagraph"/>
-      </w:pPr>
-      <w:r>
-        <w:rPr>
-          <w:rFonts w:hint="eastAsia" w:ascii="Times New Roman" w:hAnsi="Times New Roman" w:eastAsia="FangSong" w:cs="Times New Roman"/>
-        </w:rPr>
-        <w:t>过氧乙酸可用过氧化氢水溶液</w:t>
-      </w:r>
-      <w:r>
-        <w:rPr>
-          <w:rFonts w:hint="eastAsia" w:ascii="Times New Roman" w:hAnsi="Times New Roman" w:eastAsia="Times New Roman" w:cs="Times New Roman"/>
-        </w:rPr>
-        <w:t>、</w:t>
-      </w:r>
-      <w:r>
-        <w:rPr>
-          <w:rFonts w:hint="eastAsia" w:ascii="Times New Roman" w:hAnsi="Times New Roman" w:eastAsia="FangSong" w:cs="Times New Roman"/>
-        </w:rPr>
-        <w:t>醋酸与微量硫酸混合制得</w:t>
-      </w:r>
-      <w:r>
-        <w:rPr>
-          <w:rFonts w:hint="eastAsia" w:ascii="Times New Roman" w:hAnsi="Times New Roman" w:eastAsia="Times New Roman" w:cs="Times New Roman"/>
-        </w:rPr>
-        <w:t>。</w:t>
-      </w:r>
-      <w:r>
-        <w:rPr>
-          <w:rFonts w:hint="eastAsia" w:ascii="Times New Roman" w:hAnsi="Times New Roman" w:eastAsia="FangSong" w:cs="Times New Roman"/>
-        </w:rPr>
-        <w:t>使用前</w:t>
-      </w:r>
-      <w:r>
-        <w:rPr>
-          <w:rFonts w:hint="eastAsia" w:ascii="Times New Roman" w:hAnsi="Times New Roman" w:eastAsia="Times New Roman" w:cs="Times New Roman"/>
-        </w:rPr>
-        <w:t>，</w:t>
-      </w:r>
-      <w:r>
-        <w:rPr>
-          <w:rFonts w:hint="eastAsia" w:ascii="Times New Roman" w:hAnsi="Times New Roman" w:eastAsia="FangSong" w:cs="Times New Roman"/>
-        </w:rPr>
-        <w:t>通常将</w:t>
-      </w:r>
-      <w:r>
-        <w:rPr>
-          <w:rFonts w:ascii="Times New Roman" w:hAnsi="Times New Roman" w:eastAsia="Times New Roman" w:cs="Times New Roman"/>
-        </w:rPr>
-        <w:t xml:space="preserve"> 150 mL </w:t>
-      </w:r>
-      <w:r>
-        <w:rPr>
-          <w:rFonts w:hint="eastAsia" w:ascii="Times New Roman" w:hAnsi="Times New Roman" w:eastAsia="FangSong" w:cs="Times New Roman"/>
-        </w:rPr>
-        <w:t xml:space="preserve">体积分数为</w:t>
-      </w:r>
-      <w:r>
-        <w:rPr>
-          <w:rFonts w:ascii="Times New Roman" w:hAnsi="Times New Roman" w:eastAsia="Times New Roman" w:cs="Times New Roman"/>
-        </w:rPr>
-        <w:t xml:space="preserve"> 30% </w:t>
-      </w:r>
-      <w:r>
-        <w:rPr>
-          <w:rFonts w:hint="eastAsia" w:ascii="Times New Roman" w:hAnsi="Times New Roman" w:eastAsia="FangSong" w:cs="Times New Roman"/>
-        </w:rPr>
-        <w:t xml:space="preserve">的过氧化氢盛在</w:t>
-      </w:r>
-      <w:r>
-        <w:rPr>
-          <w:rFonts w:ascii="Times New Roman" w:hAnsi="Times New Roman" w:eastAsia="Times New Roman" w:cs="Times New Roman"/>
-        </w:rPr>
-        <w:t xml:space="preserve"> A </w:t>
-      </w:r>
-      <w:r>
-        <w:rPr>
-          <w:rFonts w:hint="eastAsia" w:ascii="Times New Roman" w:hAnsi="Times New Roman" w:eastAsia="FangSong" w:cs="Times New Roman"/>
-        </w:rPr>
-        <w:t>瓶中</w:t>
-      </w:r>
-      <w:r>
-        <w:rPr>
-          <w:rFonts w:hint="eastAsia" w:ascii="Times New Roman" w:hAnsi="Times New Roman" w:eastAsia="Times New Roman" w:cs="Times New Roman"/>
-        </w:rPr>
-        <w:t>，</w:t>
-      </w:r>
-      <w:r>
-        <w:rPr>
-          <w:rFonts w:hint="eastAsia" w:ascii="Times New Roman" w:hAnsi="Times New Roman" w:eastAsia="FangSong" w:cs="Times New Roman"/>
-        </w:rPr>
-        <w:t>将</w:t>
-      </w:r>
-      <w:r>
-        <w:rPr>
-          <w:rFonts w:ascii="Times New Roman" w:hAnsi="Times New Roman" w:eastAsia="Times New Roman" w:cs="Times New Roman"/>
-        </w:rPr>
-        <w:t xml:space="preserve"> 300 mL </w:t>
-      </w:r>
-      <w:r>
-        <w:rPr>
-          <w:rFonts w:hint="eastAsia" w:ascii="Times New Roman" w:hAnsi="Times New Roman" w:eastAsia="FangSong" w:cs="Times New Roman"/>
-        </w:rPr>
-        <w:t xml:space="preserve">冰醋酸和</w:t>
-      </w:r>
-      <w:r>
-        <w:rPr>
-          <w:rFonts w:ascii="Times New Roman" w:hAnsi="Times New Roman" w:eastAsia="Times New Roman" w:cs="Times New Roman"/>
-        </w:rPr>
-        <w:t xml:space="preserve"> 158 mL </w:t>
-      </w:r>
-      <w:r>
-        <w:rPr>
-          <w:rFonts w:hint="eastAsia" w:ascii="Times New Roman" w:hAnsi="Times New Roman" w:eastAsia="FangSong" w:cs="Times New Roman"/>
-        </w:rPr>
-        <w:t xml:space="preserve">浓硫酸盛在</w:t>
-      </w:r>
-      <w:r>
-        <w:rPr>
-          <w:rFonts w:ascii="Times New Roman" w:hAnsi="Times New Roman" w:eastAsia="Times New Roman" w:cs="Times New Roman"/>
-        </w:rPr>
-        <w:t xml:space="preserve"> B </w:t>
-      </w:r>
-      <w:r>
-        <w:rPr>
-          <w:rFonts w:hint="eastAsia" w:ascii="Times New Roman" w:hAnsi="Times New Roman" w:eastAsia="FangSong" w:cs="Times New Roman"/>
-        </w:rPr>
-        <w:t>瓶中</w:t>
-      </w:r>
-      <w:r>
-        <w:rPr>
-          <w:rFonts w:hint="eastAsia" w:ascii="Times New Roman" w:hAnsi="Times New Roman" w:eastAsia="Times New Roman" w:cs="Times New Roman"/>
-        </w:rPr>
-        <w:t>。</w:t>
-      </w:r>
-      <w:r>
-        <w:rPr>
-          <w:rFonts w:hint="eastAsia" w:ascii="Times New Roman" w:hAnsi="Times New Roman" w:eastAsia="FangSong" w:cs="Times New Roman"/>
-        </w:rPr>
-        <w:t>请回答</w:t>
-      </w:r>
-      <w:r>
-        <w:rPr>
-          <w:rFonts w:hint="eastAsia" w:ascii="Times New Roman" w:hAnsi="Times New Roman" w:eastAsia="Times New Roman" w:cs="Times New Roman"/>
-        </w:rPr>
-        <w:t>：</w:t>
-      </w:r>
-    </w:p>
-    <w:p>
-      <w:pPr>
-        <w:pStyle w:val="Compact"/>
-        <w:numPr>
-          <w:ilvl w:val="0"/>
-          <w:numId w:val="1018"/>
-        </w:numPr>
-      </w:pPr>
-      <w:r>
-        <w:rPr>
-          <w:rFonts w:ascii="Times New Roman" w:hAnsi="Times New Roman" w:eastAsia="Times New Roman" w:cs="Times New Roman"/>
-        </w:rPr>
-        <w:t xml:space="preserve">B </w:t>
-      </w:r>
-      <w:r>
-        <w:rPr>
-          <w:rFonts w:hint="eastAsia" w:ascii="Times New Roman" w:hAnsi="Times New Roman" w:eastAsia="FangSong" w:cs="Times New Roman"/>
-        </w:rPr>
-        <w:t>瓶中溶液配制时</w:t>
-      </w:r>
-      <w:r>
-        <w:rPr>
-          <w:rFonts w:hint="eastAsia" w:ascii="Times New Roman" w:hAnsi="Times New Roman" w:eastAsia="Times New Roman" w:cs="Times New Roman"/>
-        </w:rPr>
-        <w:t>，</w:t>
-      </w:r>
-      <w:r>
-        <w:rPr>
-          <w:rFonts w:hint="eastAsia" w:ascii="Times New Roman" w:hAnsi="Times New Roman" w:eastAsia="FangSong" w:cs="Times New Roman"/>
-        </w:rPr>
-        <w:t>应将</w:t>
-      </w:r>
-      <w:r>
-        <w:rPr>
-          <w:rFonts w:ascii="Times New Roman" w:hAnsi="Times New Roman" w:eastAsia="Times New Roman" w:cs="Times New Roman"/>
-        </w:rPr>
-        <w:t xml:space="preserve"> ____ </w:t>
-      </w:r>
-      <w:r>
-        <w:rPr>
-          <w:rFonts w:hint="eastAsia" w:ascii="Times New Roman" w:hAnsi="Times New Roman" w:eastAsia="FangSong" w:cs="Times New Roman"/>
-        </w:rPr>
-        <w:t xml:space="preserve">缓慢地倒入</w:t>
-      </w:r>
-      <w:r>
-        <w:rPr>
-          <w:rFonts w:ascii="Times New Roman" w:hAnsi="Times New Roman" w:eastAsia="Times New Roman" w:cs="Times New Roman"/>
-        </w:rPr>
-        <w:t xml:space="preserve"> ____ </w:t>
-      </w:r>
-      <w:r>
-        <w:rPr>
-          <w:rFonts w:hint="eastAsia" w:ascii="Times New Roman" w:hAnsi="Times New Roman" w:eastAsia="FangSong" w:cs="Times New Roman"/>
-        </w:rPr>
-        <w:t>中并不断搅拌</w:t>
-      </w:r>
-      <w:r>
-        <w:rPr>
-          <w:rFonts w:hint="eastAsia" w:ascii="Times New Roman" w:hAnsi="Times New Roman" w:eastAsia="Times New Roman" w:cs="Times New Roman"/>
-        </w:rPr>
-        <w:t>，</w:t>
-      </w:r>
-      <w:r>
-        <w:rPr>
-          <w:rFonts w:hint="eastAsia" w:ascii="Times New Roman" w:hAnsi="Times New Roman" w:eastAsia="FangSong" w:cs="Times New Roman"/>
-        </w:rPr>
-        <w:t>这是因为</w:t>
-      </w:r>
-      <w:r>
-        <w:rPr>
-          <w:rFonts w:ascii="Times New Roman" w:hAnsi="Times New Roman" w:eastAsia="Times New Roman" w:cs="Times New Roman"/>
-        </w:rPr>
-        <w:t xml:space="preserve"> </w:t>
-      </w:r>
-      <w:r>
-        <w:rPr>
-          <w:rFonts w:hint="eastAsia" w:ascii="Times New Roman" w:hAnsi="Times New Roman" w:eastAsia="Times New Roman" w:cs="Times New Roman"/>
-        </w:rPr>
-        <w:t xml:space="preserve">____；</w:t>
-      </w:r>
-    </w:p>
-    <w:p>
-      <w:pPr>
-        <w:pStyle w:val="Compact"/>
-        <w:numPr>
-          <w:ilvl w:val="0"/>
-          <w:numId w:val="1018"/>
         </w:numPr>
       </w:pPr>
       <w:r>
@@ -10680,8 +9949,8 @@
         </w:pict>
       </w:r>
     </w:p>
-    <w:bookmarkEnd w:id="42"/>
-    <w:bookmarkStart w:id="43" w:name="第23题"/>
+    <w:bookmarkEnd w:id="45"/>
+    <w:bookmarkStart w:id="46" w:name="第23题"/>
     <w:p>
       <w:pPr>
         <w:pStyle w:val="Heading3"/>
@@ -11911,8 +11180,8 @@
         </w:pict>
       </w:r>
     </w:p>
-    <w:bookmarkEnd w:id="43"/>
-    <w:bookmarkStart w:id="44" w:name="第24题"/>
+    <w:bookmarkEnd w:id="46"/>
+    <w:bookmarkStart w:id="47" w:name="第24题"/>
     <w:p>
       <w:pPr>
         <w:pStyle w:val="Heading3"/>
@@ -12257,8 +11526,8 @@
         </w:pict>
       </w:r>
     </w:p>
-    <w:bookmarkEnd w:id="44"/>
-    <w:bookmarkStart w:id="51" w:name="第25题"/>
+    <w:bookmarkEnd w:id="47"/>
+    <w:bookmarkStart w:id="54" w:name="第25题"/>
     <w:p>
       <w:pPr>
         <w:pStyle w:val="Heading3"/>
@@ -13132,18 +12401,18 @@
           <wp:inline>
             <wp:extent cx="3600000" cy="2728922"/>
             <wp:effectExtent b="0" l="0" r="0" t="0"/>
-            <wp:docPr descr="" title="" id="46" name="Picture"/>
+            <wp:docPr descr="" title="" id="49" name="Picture"/>
             <a:graphic>
               <a:graphicData uri="http://schemas.openxmlformats.org/drawingml/2006/picture">
                 <pic:pic>
                   <pic:nvPicPr>
-                    <pic:cNvPr descr="952661dee8099e39bf04f9c9debe66a7b2ec97d8f9565a5f6e0575f1d156db58.jpg" id="47" name="Picture"/>
+                    <pic:cNvPr descr="952661dee8099e39bf04f9c9debe66a7b2ec97d8f9565a5f6e0575f1d156db58.jpg" id="50" name="Picture"/>
                     <pic:cNvPicPr>
                       <a:picLocks noChangeArrowheads="1" noChangeAspect="1"/>
                     </pic:cNvPicPr>
                   </pic:nvPicPr>
                   <pic:blipFill>
-                    <a:blip r:embed="rId45"/>
+                    <a:blip r:embed="rId48"/>
                     <a:stretch>
                       <a:fillRect/>
                     </a:stretch>
@@ -13201,18 +12470,18 @@
           <wp:inline>
             <wp:extent cx="3600000" cy="2524507"/>
             <wp:effectExtent b="0" l="0" r="0" t="0"/>
-            <wp:docPr descr="" title="" id="49" name="Picture"/>
+            <wp:docPr descr="" title="" id="52" name="Picture"/>
             <a:graphic>
               <a:graphicData uri="http://schemas.openxmlformats.org/drawingml/2006/picture">
                 <pic:pic>
                   <pic:nvPicPr>
-                    <pic:cNvPr descr="8db15456f4d8aa0963323da38ea247dd3c097e3123975177969c68d653bdb4d4.jpg" id="50" name="Picture"/>
+                    <pic:cNvPr descr="8db15456f4d8aa0963323da38ea247dd3c097e3123975177969c68d653bdb4d4.jpg" id="53" name="Picture"/>
                     <pic:cNvPicPr>
                       <a:picLocks noChangeArrowheads="1" noChangeAspect="1"/>
                     </pic:cNvPicPr>
                   </pic:nvPicPr>
                   <pic:blipFill>
-                    <a:blip r:embed="rId48"/>
+                    <a:blip r:embed="rId51"/>
                     <a:stretch>
                       <a:fillRect/>
                     </a:stretch>
@@ -13406,8 +12675,8 @@
         </w:pict>
       </w:r>
     </w:p>
-    <w:bookmarkEnd w:id="51"/>
-    <w:bookmarkStart w:id="55" w:name="第26题"/>
+    <w:bookmarkEnd w:id="54"/>
+    <w:bookmarkStart w:id="58" w:name="第26题"/>
     <w:p>
       <w:pPr>
         <w:pStyle w:val="Heading3"/>
@@ -13437,7 +12706,7 @@
         <w:pStyle w:val="Compact"/>
         <w:numPr>
           <w:ilvl w:val="0"/>
-          <w:numId w:val="1019"/>
+          <w:numId w:val="1018"/>
         </w:numPr>
       </w:pPr>
       <w:r>
@@ -14153,18 +13422,18 @@
           <wp:inline>
             <wp:extent cx="3240000" cy="3057329"/>
             <wp:effectExtent b="0" l="0" r="0" t="0"/>
-            <wp:docPr descr="" title="" id="53" name="Picture"/>
+            <wp:docPr descr="" title="" id="56" name="Picture"/>
             <a:graphic>
               <a:graphicData uri="http://schemas.openxmlformats.org/drawingml/2006/picture">
                 <pic:pic>
                   <pic:nvPicPr>
-                    <pic:cNvPr descr="c66452664e9feaef817e44dddaa2f57e8ad0ba82c5edbc92af9dc2b6916e02bc.jpg" id="54" name="Picture"/>
+                    <pic:cNvPr descr="c66452664e9feaef817e44dddaa2f57e8ad0ba82c5edbc92af9dc2b6916e02bc.jpg" id="57" name="Picture"/>
                     <pic:cNvPicPr>
                       <a:picLocks noChangeArrowheads="1" noChangeAspect="1"/>
                     </pic:cNvPicPr>
                   </pic:nvPicPr>
                   <pic:blipFill>
-                    <a:blip r:embed="rId52"/>
+                    <a:blip r:embed="rId55"/>
                     <a:stretch>
                       <a:fillRect/>
                     </a:stretch>
@@ -14220,7 +13489,7 @@
         <w:pStyle w:val="Compact"/>
         <w:numPr>
           <w:ilvl w:val="0"/>
-          <w:numId w:val="1020"/>
+          <w:numId w:val="1019"/>
         </w:numPr>
       </w:pPr>
       <w:r>
@@ -15716,8 +14985,8 @@
         </w:pict>
       </w:r>
     </w:p>
-    <w:bookmarkEnd w:id="55"/>
-    <w:bookmarkStart w:id="56" w:name="第27题"/>
+    <w:bookmarkEnd w:id="58"/>
+    <w:bookmarkStart w:id="59" w:name="第27题"/>
     <w:p>
       <w:pPr>
         <w:pStyle w:val="Heading3"/>
@@ -16166,8 +15435,8 @@
         </w:pict>
       </w:r>
     </w:p>
-    <w:bookmarkEnd w:id="56"/>
-    <w:bookmarkStart w:id="57" w:name="第28题"/>
+    <w:bookmarkEnd w:id="59"/>
+    <w:bookmarkStart w:id="60" w:name="第28题"/>
     <w:p>
       <w:pPr>
         <w:pStyle w:val="Heading3"/>
@@ -16628,8 +15897,8 @@
         </w:pict>
       </w:r>
     </w:p>
-    <w:bookmarkEnd w:id="57"/>
-    <w:bookmarkStart w:id="58" w:name="第29题"/>
+    <w:bookmarkEnd w:id="60"/>
+    <w:bookmarkStart w:id="61" w:name="第29题"/>
     <w:p>
       <w:pPr>
         <w:pStyle w:val="Heading3"/>
@@ -17847,8 +17116,8 @@
         </w:pict>
       </w:r>
     </w:p>
-    <w:bookmarkEnd w:id="58"/>
-    <w:bookmarkStart w:id="62" w:name="第30题"/>
+    <w:bookmarkEnd w:id="61"/>
+    <w:bookmarkStart w:id="65" w:name="第30题"/>
     <w:p>
       <w:pPr>
         <w:pStyle w:val="Heading3"/>
@@ -18319,18 +17588,18 @@
           <wp:inline>
             <wp:extent cx="3240000" cy="2678291"/>
             <wp:effectExtent b="0" l="0" r="0" t="0"/>
-            <wp:docPr descr="" title="" id="60" name="Picture"/>
+            <wp:docPr descr="" title="" id="63" name="Picture"/>
             <a:graphic>
               <a:graphicData uri="http://schemas.openxmlformats.org/drawingml/2006/picture">
                 <pic:pic>
                   <pic:nvPicPr>
-                    <pic:cNvPr descr="9d041104f52cc0e611e3b35966cb5b0e2e64da27fec068eb5de961012eb526ac.jpg" id="61" name="Picture"/>
+                    <pic:cNvPr descr="9d041104f52cc0e611e3b35966cb5b0e2e64da27fec068eb5de961012eb526ac.jpg" id="64" name="Picture"/>
                     <pic:cNvPicPr>
                       <a:picLocks noChangeArrowheads="1" noChangeAspect="1"/>
                     </pic:cNvPicPr>
                   </pic:nvPicPr>
                   <pic:blipFill>
-                    <a:blip r:embed="rId59"/>
+                    <a:blip r:embed="rId62"/>
                     <a:stretch>
                       <a:fillRect/>
                     </a:stretch>
@@ -18686,9 +17955,9 @@
         </w:pict>
       </w:r>
     </w:p>
-    <w:bookmarkEnd w:id="62"/>
-    <w:bookmarkEnd w:id="63"/>
-    <w:bookmarkEnd w:id="64"/>
+    <w:bookmarkEnd w:id="65"/>
+    <w:bookmarkEnd w:id="66"/>
+    <w:bookmarkEnd w:id="67"/>
     <w:sectPr>
       <w:footerReference w:type="default" r:id="rId9"/>
       <w:footnotePr>
@@ -19262,6 +18531,91 @@
       </w:pPr>
     </w:lvl>
   </w:abstractNum>
+  <w:abstractNum w:abstractNumId="99721">
+    <w:nsid w:val="00A99721"/>
+    <w:multiLevelType w:val="multilevel"/>
+    <w:lvl w:ilvl="0">
+      <w:start w:val="1"/>
+      <w:numFmt w:val="lowerLetter"/>
+      <w:lvlText w:val="%1)"/>
+      <w:lvlJc w:val="left"/>
+      <w:pPr>
+        <w:ind w:left="720" w:hanging="360"/>
+      </w:pPr>
+    </w:lvl>
+    <w:lvl w:ilvl="1">
+      <w:start w:val="1"/>
+      <w:numFmt w:val="lowerLetter"/>
+      <w:lvlText w:val="%2)"/>
+      <w:lvlJc w:val="left"/>
+      <w:pPr>
+        <w:ind w:left="1440" w:hanging="360"/>
+      </w:pPr>
+    </w:lvl>
+    <w:lvl w:ilvl="2">
+      <w:start w:val="1"/>
+      <w:numFmt w:val="lowerLetter"/>
+      <w:lvlText w:val="%3)"/>
+      <w:lvlJc w:val="left"/>
+      <w:pPr>
+        <w:ind w:left="2160" w:hanging="360"/>
+      </w:pPr>
+    </w:lvl>
+    <w:lvl w:ilvl="3">
+      <w:start w:val="1"/>
+      <w:numFmt w:val="lowerLetter"/>
+      <w:lvlText w:val="%4)"/>
+      <w:lvlJc w:val="left"/>
+      <w:pPr>
+        <w:ind w:left="2880" w:hanging="360"/>
+      </w:pPr>
+    </w:lvl>
+    <w:lvl w:ilvl="4">
+      <w:start w:val="1"/>
+      <w:numFmt w:val="lowerLetter"/>
+      <w:lvlText w:val="%5)"/>
+      <w:lvlJc w:val="left"/>
+      <w:pPr>
+        <w:ind w:left="3600" w:hanging="360"/>
+      </w:pPr>
+    </w:lvl>
+    <w:lvl w:ilvl="5">
+      <w:start w:val="1"/>
+      <w:numFmt w:val="lowerLetter"/>
+      <w:lvlText w:val="%6)"/>
+      <w:lvlJc w:val="left"/>
+      <w:pPr>
+        <w:ind w:left="4320" w:hanging="360"/>
+      </w:pPr>
+    </w:lvl>
+    <w:lvl w:ilvl="6">
+      <w:start w:val="1"/>
+      <w:numFmt w:val="lowerLetter"/>
+      <w:lvlText w:val="%7)"/>
+      <w:lvlJc w:val="left"/>
+      <w:pPr>
+        <w:ind w:left="5040" w:hanging="360"/>
+      </w:pPr>
+    </w:lvl>
+    <w:lvl w:ilvl="7">
+      <w:start w:val="1"/>
+      <w:numFmt w:val="lowerLetter"/>
+      <w:lvlText w:val="%8)"/>
+      <w:lvlJc w:val="left"/>
+      <w:pPr>
+        <w:ind w:left="5760" w:hanging="360"/>
+      </w:pPr>
+    </w:lvl>
+    <w:lvl w:ilvl="8">
+      <w:start w:val="1"/>
+      <w:numFmt w:val="lowerLetter"/>
+      <w:lvlText w:val="%9)"/>
+      <w:lvlJc w:val="left"/>
+      <w:pPr>
+        <w:ind w:left="6480" w:hanging="360"/>
+      </w:pPr>
+    </w:lvl>
+  </w:abstractNum>
   <w:abstractNum w:abstractNumId="99411">
     <w:nsid w:val="00A99411"/>
     <w:multiLevelType w:val="multilevel"/>
@@ -19339,176 +18693,6 @@
     </w:lvl>
     <w:lvl w:ilvl="8">
       <w:start w:val="1"/>
-      <w:numFmt w:val="decimal"/>
-      <w:lvlText w:val="%9."/>
-      <w:lvlJc w:val="left"/>
-      <w:pPr>
-        <w:ind w:left="6480" w:hanging="360"/>
-      </w:pPr>
-    </w:lvl>
-  </w:abstractNum>
-  <w:abstractNum w:abstractNumId="99721">
-    <w:nsid w:val="00A99721"/>
-    <w:multiLevelType w:val="multilevel"/>
-    <w:lvl w:ilvl="0">
-      <w:start w:val="1"/>
-      <w:numFmt w:val="lowerLetter"/>
-      <w:lvlText w:val="%1)"/>
-      <w:lvlJc w:val="left"/>
-      <w:pPr>
-        <w:ind w:left="720" w:hanging="360"/>
-      </w:pPr>
-    </w:lvl>
-    <w:lvl w:ilvl="1">
-      <w:start w:val="1"/>
-      <w:numFmt w:val="lowerLetter"/>
-      <w:lvlText w:val="%2)"/>
-      <w:lvlJc w:val="left"/>
-      <w:pPr>
-        <w:ind w:left="1440" w:hanging="360"/>
-      </w:pPr>
-    </w:lvl>
-    <w:lvl w:ilvl="2">
-      <w:start w:val="1"/>
-      <w:numFmt w:val="lowerLetter"/>
-      <w:lvlText w:val="%3)"/>
-      <w:lvlJc w:val="left"/>
-      <w:pPr>
-        <w:ind w:left="2160" w:hanging="360"/>
-      </w:pPr>
-    </w:lvl>
-    <w:lvl w:ilvl="3">
-      <w:start w:val="1"/>
-      <w:numFmt w:val="lowerLetter"/>
-      <w:lvlText w:val="%4)"/>
-      <w:lvlJc w:val="left"/>
-      <w:pPr>
-        <w:ind w:left="2880" w:hanging="360"/>
-      </w:pPr>
-    </w:lvl>
-    <w:lvl w:ilvl="4">
-      <w:start w:val="1"/>
-      <w:numFmt w:val="lowerLetter"/>
-      <w:lvlText w:val="%5)"/>
-      <w:lvlJc w:val="left"/>
-      <w:pPr>
-        <w:ind w:left="3600" w:hanging="360"/>
-      </w:pPr>
-    </w:lvl>
-    <w:lvl w:ilvl="5">
-      <w:start w:val="1"/>
-      <w:numFmt w:val="lowerLetter"/>
-      <w:lvlText w:val="%6)"/>
-      <w:lvlJc w:val="left"/>
-      <w:pPr>
-        <w:ind w:left="4320" w:hanging="360"/>
-      </w:pPr>
-    </w:lvl>
-    <w:lvl w:ilvl="6">
-      <w:start w:val="1"/>
-      <w:numFmt w:val="lowerLetter"/>
-      <w:lvlText w:val="%7)"/>
-      <w:lvlJc w:val="left"/>
-      <w:pPr>
-        <w:ind w:left="5040" w:hanging="360"/>
-      </w:pPr>
-    </w:lvl>
-    <w:lvl w:ilvl="7">
-      <w:start w:val="1"/>
-      <w:numFmt w:val="lowerLetter"/>
-      <w:lvlText w:val="%8)"/>
-      <w:lvlJc w:val="left"/>
-      <w:pPr>
-        <w:ind w:left="5760" w:hanging="360"/>
-      </w:pPr>
-    </w:lvl>
-    <w:lvl w:ilvl="8">
-      <w:start w:val="1"/>
-      <w:numFmt w:val="lowerLetter"/>
-      <w:lvlText w:val="%9)"/>
-      <w:lvlJc w:val="left"/>
-      <w:pPr>
-        <w:ind w:left="6480" w:hanging="360"/>
-      </w:pPr>
-    </w:lvl>
-  </w:abstractNum>
-  <w:abstractNum w:abstractNumId="99413">
-    <w:nsid w:val="00A99413"/>
-    <w:multiLevelType w:val="multilevel"/>
-    <w:lvl w:ilvl="0">
-      <w:start w:val="3"/>
-      <w:numFmt w:val="decimal"/>
-      <w:lvlText w:val="%1."/>
-      <w:lvlJc w:val="left"/>
-      <w:pPr>
-        <w:ind w:left="720" w:hanging="360"/>
-      </w:pPr>
-    </w:lvl>
-    <w:lvl w:ilvl="1">
-      <w:start w:val="3"/>
-      <w:numFmt w:val="decimal"/>
-      <w:lvlText w:val="%2."/>
-      <w:lvlJc w:val="left"/>
-      <w:pPr>
-        <w:ind w:left="1440" w:hanging="360"/>
-      </w:pPr>
-    </w:lvl>
-    <w:lvl w:ilvl="2">
-      <w:start w:val="3"/>
-      <w:numFmt w:val="decimal"/>
-      <w:lvlText w:val="%3."/>
-      <w:lvlJc w:val="left"/>
-      <w:pPr>
-        <w:ind w:left="2160" w:hanging="360"/>
-      </w:pPr>
-    </w:lvl>
-    <w:lvl w:ilvl="3">
-      <w:start w:val="3"/>
-      <w:numFmt w:val="decimal"/>
-      <w:lvlText w:val="%4."/>
-      <w:lvlJc w:val="left"/>
-      <w:pPr>
-        <w:ind w:left="2880" w:hanging="360"/>
-      </w:pPr>
-    </w:lvl>
-    <w:lvl w:ilvl="4">
-      <w:start w:val="3"/>
-      <w:numFmt w:val="decimal"/>
-      <w:lvlText w:val="%5."/>
-      <w:lvlJc w:val="left"/>
-      <w:pPr>
-        <w:ind w:left="3600" w:hanging="360"/>
-      </w:pPr>
-    </w:lvl>
-    <w:lvl w:ilvl="5">
-      <w:start w:val="3"/>
-      <w:numFmt w:val="decimal"/>
-      <w:lvlText w:val="%6."/>
-      <w:lvlJc w:val="left"/>
-      <w:pPr>
-        <w:ind w:left="4320" w:hanging="360"/>
-      </w:pPr>
-    </w:lvl>
-    <w:lvl w:ilvl="6">
-      <w:start w:val="3"/>
-      <w:numFmt w:val="decimal"/>
-      <w:lvlText w:val="%7."/>
-      <w:lvlJc w:val="left"/>
-      <w:pPr>
-        <w:ind w:left="5040" w:hanging="360"/>
-      </w:pPr>
-    </w:lvl>
-    <w:lvl w:ilvl="7">
-      <w:start w:val="3"/>
-      <w:numFmt w:val="decimal"/>
-      <w:lvlText w:val="%8."/>
-      <w:lvlJc w:val="left"/>
-      <w:pPr>
-        <w:ind w:left="5760" w:hanging="360"/>
-      </w:pPr>
-    </w:lvl>
-    <w:lvl w:ilvl="8">
-      <w:start w:val="3"/>
       <w:numFmt w:val="decimal"/>
       <w:lvlText w:val="%9."/>
       <w:lvlJc w:val="left"/>
@@ -19944,7 +19128,7 @@
     </w:lvlOverride>
   </w:num>
   <w:num w:numId="1006">
-    <w:abstractNumId w:val="99411"/>
+    <w:abstractNumId w:val="99721"/>
     <w:lvlOverride w:ilvl="0">
       <w:startOverride w:val="1"/>
     </w:lvlOverride>
@@ -19974,7 +19158,7 @@
     </w:lvlOverride>
   </w:num>
   <w:num w:numId="1007">
-    <w:abstractNumId w:val="99721"/>
+    <w:abstractNumId w:val="99411"/>
     <w:lvlOverride w:ilvl="0">
       <w:startOverride w:val="1"/>
     </w:lvlOverride>
@@ -20034,33 +19218,33 @@
     </w:lvlOverride>
   </w:num>
   <w:num w:numId="1009">
-    <w:abstractNumId w:val="99413"/>
+    <w:abstractNumId w:val="99411"/>
     <w:lvlOverride w:ilvl="0">
-      <w:startOverride w:val="3"/>
+      <w:startOverride w:val="1"/>
     </w:lvlOverride>
     <w:lvlOverride w:ilvl="1">
-      <w:startOverride w:val="3"/>
+      <w:startOverride w:val="1"/>
     </w:lvlOverride>
     <w:lvlOverride w:ilvl="2">
-      <w:startOverride w:val="3"/>
+      <w:startOverride w:val="1"/>
     </w:lvlOverride>
     <w:lvlOverride w:ilvl="3">
-      <w:startOverride w:val="3"/>
+      <w:startOverride w:val="1"/>
     </w:lvlOverride>
     <w:lvlOverride w:ilvl="4">
-      <w:startOverride w:val="3"/>
+      <w:startOverride w:val="1"/>
     </w:lvlOverride>
     <w:lvlOverride w:ilvl="5">
-      <w:startOverride w:val="3"/>
+      <w:startOverride w:val="1"/>
     </w:lvlOverride>
     <w:lvlOverride w:ilvl="6">
-      <w:startOverride w:val="3"/>
+      <w:startOverride w:val="1"/>
     </w:lvlOverride>
     <w:lvlOverride w:ilvl="7">
-      <w:startOverride w:val="3"/>
+      <w:startOverride w:val="1"/>
     </w:lvlOverride>
     <w:lvlOverride w:ilvl="8">
-      <w:startOverride w:val="3"/>
+      <w:startOverride w:val="1"/>
     </w:lvlOverride>
   </w:num>
   <w:num w:numId="1010">
@@ -20154,7 +19338,19 @@
     </w:lvlOverride>
   </w:num>
   <w:num w:numId="1013">
-    <w:abstractNumId w:val="99411"/>
+    <w:abstractNumId w:val="991"/>
+  </w:num>
+  <w:num w:numId="1014">
+    <w:abstractNumId w:val="991"/>
+  </w:num>
+  <w:num w:numId="1015">
+    <w:abstractNumId w:val="991"/>
+  </w:num>
+  <w:num w:numId="1016">
+    <w:abstractNumId w:val="991"/>
+  </w:num>
+  <w:num w:numId="1017">
+    <w:abstractNumId w:val="99431"/>
     <w:lvlOverride w:ilvl="0">
       <w:startOverride w:val="1"/>
     </w:lvlOverride>
@@ -20182,18 +19378,6 @@
     <w:lvlOverride w:ilvl="8">
       <w:startOverride w:val="1"/>
     </w:lvlOverride>
-  </w:num>
-  <w:num w:numId="1014">
-    <w:abstractNumId w:val="991"/>
-  </w:num>
-  <w:num w:numId="1015">
-    <w:abstractNumId w:val="991"/>
-  </w:num>
-  <w:num w:numId="1016">
-    <w:abstractNumId w:val="991"/>
-  </w:num>
-  <w:num w:numId="1017">
-    <w:abstractNumId w:val="991"/>
   </w:num>
   <w:num w:numId="1018">
     <w:abstractNumId w:val="99431"/>
@@ -20226,36 +19410,6 @@
     </w:lvlOverride>
   </w:num>
   <w:num w:numId="1019">
-    <w:abstractNumId w:val="99431"/>
-    <w:lvlOverride w:ilvl="0">
-      <w:startOverride w:val="1"/>
-    </w:lvlOverride>
-    <w:lvlOverride w:ilvl="1">
-      <w:startOverride w:val="1"/>
-    </w:lvlOverride>
-    <w:lvlOverride w:ilvl="2">
-      <w:startOverride w:val="1"/>
-    </w:lvlOverride>
-    <w:lvlOverride w:ilvl="3">
-      <w:startOverride w:val="1"/>
-    </w:lvlOverride>
-    <w:lvlOverride w:ilvl="4">
-      <w:startOverride w:val="1"/>
-    </w:lvlOverride>
-    <w:lvlOverride w:ilvl="5">
-      <w:startOverride w:val="1"/>
-    </w:lvlOverride>
-    <w:lvlOverride w:ilvl="6">
-      <w:startOverride w:val="1"/>
-    </w:lvlOverride>
-    <w:lvlOverride w:ilvl="7">
-      <w:startOverride w:val="1"/>
-    </w:lvlOverride>
-    <w:lvlOverride w:ilvl="8">
-      <w:startOverride w:val="1"/>
-    </w:lvlOverride>
-  </w:num>
-  <w:num w:numId="1020">
     <w:abstractNumId w:val="99432"/>
     <w:lvlOverride w:ilvl="0">
       <w:startOverride w:val="2"/>

--- a/00-首页/题组Word/第一轮·综合套卷/第一轮综合卷05-学生版.docx
+++ b/00-首页/题组Word/第一轮·综合套卷/第一轮综合卷05-学生版.docx
@@ -7132,14 +7132,14 @@
         </w:rPr>
         <w:drawing>
           <wp:inline>
-            <wp:extent cx="3240000" cy="4584609"/>
+            <wp:extent cx="3600000" cy="1441592"/>
             <wp:effectExtent b="0" l="0" r="0" t="0"/>
             <wp:docPr descr="" title="" id="33" name="Picture"/>
             <a:graphic>
               <a:graphicData uri="http://schemas.openxmlformats.org/drawingml/2006/picture">
                 <pic:pic>
                   <pic:nvPicPr>
-                    <pic:cNvPr descr="2021-浙江预赛_p10.png" id="34" name="Picture"/>
+                    <pic:cNvPr descr="06-外部资料导入/真题/省预赛/裁剪图/2021-浙江预赛_q51.png" id="34" name="Picture"/>
                     <pic:cNvPicPr>
                       <a:picLocks noChangeArrowheads="1" noChangeAspect="1"/>
                     </pic:cNvPicPr>
@@ -7153,7 +7153,7 @@
                   <pic:spPr bwMode="auto">
                     <a:xfrm>
                       <a:off x="0" y="0"/>
-                      <a:ext cx="3240000" cy="4584609"/>
+                      <a:ext cx="3600000" cy="1441592"/>
                     </a:xfrm>
                     <a:prstGeom prst="rect">
                       <a:avLst/>
@@ -7309,14 +7309,14 @@
         </w:rPr>
         <w:drawing>
           <wp:inline>
-            <wp:extent cx="3240000" cy="4584609"/>
+            <wp:extent cx="3476625" cy="1514475"/>
             <wp:effectExtent b="0" l="0" r="0" t="0"/>
             <wp:docPr descr="" title="" id="37" name="Picture"/>
             <a:graphic>
               <a:graphicData uri="http://schemas.openxmlformats.org/drawingml/2006/picture">
                 <pic:pic>
                   <pic:nvPicPr>
-                    <pic:cNvPr descr="2022-浙江预赛_p14.png" id="38" name="Picture"/>
+                    <pic:cNvPr descr="06-外部资料导入/真题/省预赛/裁剪图/2022-浙江预赛_q71.png" id="38" name="Picture"/>
                     <pic:cNvPicPr>
                       <a:picLocks noChangeArrowheads="1" noChangeAspect="1"/>
                     </pic:cNvPicPr>
@@ -7330,7 +7330,7 @@
                   <pic:spPr bwMode="auto">
                     <a:xfrm>
                       <a:off x="0" y="0"/>
-                      <a:ext cx="3240000" cy="4584609"/>
+                      <a:ext cx="3476625" cy="1514475"/>
                     </a:xfrm>
                     <a:prstGeom prst="rect">
                       <a:avLst/>
@@ -8390,14 +8390,14 @@
         </w:rPr>
         <w:drawing>
           <wp:inline>
-            <wp:extent cx="3240000" cy="4584609"/>
+            <wp:extent cx="3600000" cy="1249223"/>
             <wp:effectExtent b="0" l="0" r="0" t="0"/>
             <wp:docPr descr="" title="" id="41" name="Picture"/>
             <a:graphic>
               <a:graphicData uri="http://schemas.openxmlformats.org/drawingml/2006/picture">
                 <pic:pic>
                   <pic:nvPicPr>
-                    <pic:cNvPr descr="2021-浙江预赛_p05.png" id="42" name="Picture"/>
+                    <pic:cNvPr descr="06-外部资料导入/真题/省预赛/裁剪图/2021-浙江预赛_q21.png" id="42" name="Picture"/>
                     <pic:cNvPicPr>
                       <a:picLocks noChangeArrowheads="1" noChangeAspect="1"/>
                     </pic:cNvPicPr>
@@ -8411,7 +8411,7 @@
                   <pic:spPr bwMode="auto">
                     <a:xfrm>
                       <a:off x="0" y="0"/>
-                      <a:ext cx="3240000" cy="4584609"/>
+                      <a:ext cx="3600000" cy="1249223"/>
                     </a:xfrm>
                     <a:prstGeom prst="rect">
                       <a:avLst/>

--- a/00-首页/题组Word/第一轮·综合套卷/第一轮综合卷05-学生版.docx
+++ b/00-首页/题组Word/第一轮·综合套卷/第一轮综合卷05-学生版.docx
@@ -4596,79 +4596,6 @@
     </w:p>
     <w:p>
       <w:pPr>
-        <w:pStyle w:val="FirstParagraph"/>
-      </w:pPr>
-      <w:r>
-        <w:rPr>
-          <w:rFonts w:hint="eastAsia" w:ascii="Times New Roman" w:hAnsi="Times New Roman" w:eastAsia="FangSong" w:cs="Times New Roman"/>
-          <w:b/>
-          <w:bCs/>
-        </w:rPr>
-        <w:t xml:space="preserve">来源</w:t>
-      </w:r>
-      <w:r>
-        <w:rPr>
-          <w:rFonts w:hint="eastAsia" w:ascii="Times New Roman" w:hAnsi="Times New Roman" w:eastAsia="Times New Roman" w:cs="Times New Roman"/>
-        </w:rPr>
-        <w:t>：</w:t>
-      </w:r>
-      <w:r>
-        <w:rPr>
-          <w:rFonts w:hint="eastAsia" w:ascii="Times New Roman" w:hAnsi="Times New Roman" w:eastAsia="FangSong" w:cs="Times New Roman"/>
-        </w:rPr>
-        <w:t>化学竞赛初赛讲义</w:t>
-      </w:r>
-      <w:r>
-        <w:rPr>
-          <w:rFonts w:ascii="Times New Roman" w:hAnsi="Times New Roman" w:eastAsia="Times New Roman" w:cs="Times New Roman"/>
-        </w:rPr>
-        <w:t xml:space="preserve"> </w:t>
-      </w:r>
-      <w:r>
-        <w:rPr>
-          <w:rFonts w:hint="eastAsia" w:ascii="Times New Roman" w:hAnsi="Times New Roman" w:eastAsia="FangSong" w:cs="Times New Roman"/>
-        </w:rPr>
-        <w:t>第</w:t>
-      </w:r>
-      <w:r>
-        <w:rPr>
-          <w:rFonts w:hint="eastAsia" w:ascii="Times New Roman" w:hAnsi="Times New Roman" w:eastAsia="Times New Roman" w:cs="Times New Roman"/>
-        </w:rPr>
-        <w:t>4</w:t>
-      </w:r>
-      <w:r>
-        <w:rPr>
-          <w:rFonts w:hint="eastAsia" w:ascii="Times New Roman" w:hAnsi="Times New Roman" w:eastAsia="FangSong" w:cs="Times New Roman"/>
-        </w:rPr>
-        <w:t>讲</w:t>
-      </w:r>
-      <w:r>
-        <w:rPr>
-          <w:rFonts w:ascii="Times New Roman" w:hAnsi="Times New Roman" w:eastAsia="Times New Roman" w:cs="Times New Roman"/>
-        </w:rPr>
-        <w:t xml:space="preserve"> </w:t>
-      </w:r>
-      <w:r>
-        <w:rPr>
-          <w:rFonts w:hint="eastAsia" w:ascii="Times New Roman" w:hAnsi="Times New Roman" w:eastAsia="FangSong" w:cs="Times New Roman"/>
-        </w:rPr>
-        <w:t>第</w:t>
-      </w:r>
-      <w:r>
-        <w:rPr>
-          <w:rFonts w:hint="eastAsia" w:ascii="Times New Roman" w:hAnsi="Times New Roman" w:eastAsia="Times New Roman" w:cs="Times New Roman"/>
-        </w:rPr>
-        <w:t>4</w:t>
-      </w:r>
-      <w:r>
-        <w:rPr>
-          <w:rFonts w:hint="eastAsia" w:ascii="Times New Roman" w:hAnsi="Times New Roman" w:eastAsia="FangSong" w:cs="Times New Roman"/>
-        </w:rPr>
-        <w:t>讲习题</w:t>
-      </w:r>
-    </w:p>
-    <w:p>
-      <w:pPr>
         <w:spacing w:before="160" w:after="80"/>
       </w:pPr>
       <w:r>
@@ -5249,79 +5176,6 @@
           <w:rFonts w:hint="eastAsia" w:ascii="Times New Roman" w:hAnsi="Times New Roman" w:eastAsia="Times New Roman" w:cs="Times New Roman"/>
         </w:rPr>
         <w:t>。</w:t>
-      </w:r>
-    </w:p>
-    <w:p>
-      <w:pPr>
-        <w:pStyle w:val="FirstParagraph"/>
-      </w:pPr>
-      <w:r>
-        <w:rPr>
-          <w:rFonts w:hint="eastAsia" w:ascii="Times New Roman" w:hAnsi="Times New Roman" w:eastAsia="FangSong" w:cs="Times New Roman"/>
-          <w:b/>
-          <w:bCs/>
-        </w:rPr>
-        <w:t xml:space="preserve">来源</w:t>
-      </w:r>
-      <w:r>
-        <w:rPr>
-          <w:rFonts w:hint="eastAsia" w:ascii="Times New Roman" w:hAnsi="Times New Roman" w:eastAsia="Times New Roman" w:cs="Times New Roman"/>
-        </w:rPr>
-        <w:t>：</w:t>
-      </w:r>
-      <w:r>
-        <w:rPr>
-          <w:rFonts w:hint="eastAsia" w:ascii="Times New Roman" w:hAnsi="Times New Roman" w:eastAsia="FangSong" w:cs="Times New Roman"/>
-        </w:rPr>
-        <w:t>化学竞赛初赛讲义</w:t>
-      </w:r>
-      <w:r>
-        <w:rPr>
-          <w:rFonts w:ascii="Times New Roman" w:hAnsi="Times New Roman" w:eastAsia="Times New Roman" w:cs="Times New Roman"/>
-        </w:rPr>
-        <w:t xml:space="preserve"> </w:t>
-      </w:r>
-      <w:r>
-        <w:rPr>
-          <w:rFonts w:hint="eastAsia" w:ascii="Times New Roman" w:hAnsi="Times New Roman" w:eastAsia="FangSong" w:cs="Times New Roman"/>
-        </w:rPr>
-        <w:t>第</w:t>
-      </w:r>
-      <w:r>
-        <w:rPr>
-          <w:rFonts w:hint="eastAsia" w:ascii="Times New Roman" w:hAnsi="Times New Roman" w:eastAsia="Times New Roman" w:cs="Times New Roman"/>
-        </w:rPr>
-        <w:t>4</w:t>
-      </w:r>
-      <w:r>
-        <w:rPr>
-          <w:rFonts w:hint="eastAsia" w:ascii="Times New Roman" w:hAnsi="Times New Roman" w:eastAsia="FangSong" w:cs="Times New Roman"/>
-        </w:rPr>
-        <w:t>讲</w:t>
-      </w:r>
-      <w:r>
-        <w:rPr>
-          <w:rFonts w:ascii="Times New Roman" w:hAnsi="Times New Roman" w:eastAsia="Times New Roman" w:cs="Times New Roman"/>
-        </w:rPr>
-        <w:t xml:space="preserve"> </w:t>
-      </w:r>
-      <w:r>
-        <w:rPr>
-          <w:rFonts w:hint="eastAsia" w:ascii="Times New Roman" w:hAnsi="Times New Roman" w:eastAsia="FangSong" w:cs="Times New Roman"/>
-        </w:rPr>
-        <w:t>第</w:t>
-      </w:r>
-      <w:r>
-        <w:rPr>
-          <w:rFonts w:hint="eastAsia" w:ascii="Times New Roman" w:hAnsi="Times New Roman" w:eastAsia="Times New Roman" w:cs="Times New Roman"/>
-        </w:rPr>
-        <w:t>4</w:t>
-      </w:r>
-      <w:r>
-        <w:rPr>
-          <w:rFonts w:hint="eastAsia" w:ascii="Times New Roman" w:hAnsi="Times New Roman" w:eastAsia="FangSong" w:cs="Times New Roman"/>
-        </w:rPr>
-        <w:t>讲习题</w:t>
       </w:r>
     </w:p>
     <w:p>
@@ -5737,79 +5591,6 @@
     </w:p>
     <w:p>
       <w:pPr>
-        <w:pStyle w:val="FirstParagraph"/>
-      </w:pPr>
-      <w:r>
-        <w:rPr>
-          <w:rFonts w:hint="eastAsia" w:ascii="Times New Roman" w:hAnsi="Times New Roman" w:eastAsia="FangSong" w:cs="Times New Roman"/>
-          <w:b/>
-          <w:bCs/>
-        </w:rPr>
-        <w:t xml:space="preserve">来源</w:t>
-      </w:r>
-      <w:r>
-        <w:rPr>
-          <w:rFonts w:hint="eastAsia" w:ascii="Times New Roman" w:hAnsi="Times New Roman" w:eastAsia="Times New Roman" w:cs="Times New Roman"/>
-        </w:rPr>
-        <w:t>：</w:t>
-      </w:r>
-      <w:r>
-        <w:rPr>
-          <w:rFonts w:hint="eastAsia" w:ascii="Times New Roman" w:hAnsi="Times New Roman" w:eastAsia="FangSong" w:cs="Times New Roman"/>
-        </w:rPr>
-        <w:t>化学竞赛初赛讲义</w:t>
-      </w:r>
-      <w:r>
-        <w:rPr>
-          <w:rFonts w:ascii="Times New Roman" w:hAnsi="Times New Roman" w:eastAsia="Times New Roman" w:cs="Times New Roman"/>
-        </w:rPr>
-        <w:t xml:space="preserve"> </w:t>
-      </w:r>
-      <w:r>
-        <w:rPr>
-          <w:rFonts w:hint="eastAsia" w:ascii="Times New Roman" w:hAnsi="Times New Roman" w:eastAsia="FangSong" w:cs="Times New Roman"/>
-        </w:rPr>
-        <w:t>第</w:t>
-      </w:r>
-      <w:r>
-        <w:rPr>
-          <w:rFonts w:hint="eastAsia" w:ascii="Times New Roman" w:hAnsi="Times New Roman" w:eastAsia="Times New Roman" w:cs="Times New Roman"/>
-        </w:rPr>
-        <w:t>4</w:t>
-      </w:r>
-      <w:r>
-        <w:rPr>
-          <w:rFonts w:hint="eastAsia" w:ascii="Times New Roman" w:hAnsi="Times New Roman" w:eastAsia="FangSong" w:cs="Times New Roman"/>
-        </w:rPr>
-        <w:t>讲</w:t>
-      </w:r>
-      <w:r>
-        <w:rPr>
-          <w:rFonts w:ascii="Times New Roman" w:hAnsi="Times New Roman" w:eastAsia="Times New Roman" w:cs="Times New Roman"/>
-        </w:rPr>
-        <w:t xml:space="preserve"> </w:t>
-      </w:r>
-      <w:r>
-        <w:rPr>
-          <w:rFonts w:hint="eastAsia" w:ascii="Times New Roman" w:hAnsi="Times New Roman" w:eastAsia="FangSong" w:cs="Times New Roman"/>
-        </w:rPr>
-        <w:t>第</w:t>
-      </w:r>
-      <w:r>
-        <w:rPr>
-          <w:rFonts w:hint="eastAsia" w:ascii="Times New Roman" w:hAnsi="Times New Roman" w:eastAsia="Times New Roman" w:cs="Times New Roman"/>
-        </w:rPr>
-        <w:t>4</w:t>
-      </w:r>
-      <w:r>
-        <w:rPr>
-          <w:rFonts w:hint="eastAsia" w:ascii="Times New Roman" w:hAnsi="Times New Roman" w:eastAsia="FangSong" w:cs="Times New Roman"/>
-        </w:rPr>
-        <w:t>讲习题</w:t>
-      </w:r>
-    </w:p>
-    <w:p>
-      <w:pPr>
         <w:spacing w:before="160" w:after="80"/>
       </w:pPr>
       <w:r>
@@ -6399,79 +6180,6 @@
     <w:p>
       <w:pPr>
         <w:pStyle w:val="FirstParagraph"/>
-      </w:pPr>
-      <w:r>
-        <w:rPr>
-          <w:rFonts w:hint="eastAsia" w:ascii="Times New Roman" w:hAnsi="Times New Roman" w:eastAsia="FangSong" w:cs="Times New Roman"/>
-          <w:b/>
-          <w:bCs/>
-        </w:rPr>
-        <w:t xml:space="preserve">来源</w:t>
-      </w:r>
-      <w:r>
-        <w:rPr>
-          <w:rFonts w:hint="eastAsia" w:ascii="Times New Roman" w:hAnsi="Times New Roman" w:eastAsia="Times New Roman" w:cs="Times New Roman"/>
-        </w:rPr>
-        <w:t>：</w:t>
-      </w:r>
-      <w:r>
-        <w:rPr>
-          <w:rFonts w:hint="eastAsia" w:ascii="Times New Roman" w:hAnsi="Times New Roman" w:eastAsia="FangSong" w:cs="Times New Roman"/>
-        </w:rPr>
-        <w:t>化学竞赛初赛讲义</w:t>
-      </w:r>
-      <w:r>
-        <w:rPr>
-          <w:rFonts w:ascii="Times New Roman" w:hAnsi="Times New Roman" w:eastAsia="Times New Roman" w:cs="Times New Roman"/>
-        </w:rPr>
-        <w:t xml:space="preserve"> </w:t>
-      </w:r>
-      <w:r>
-        <w:rPr>
-          <w:rFonts w:hint="eastAsia" w:ascii="Times New Roman" w:hAnsi="Times New Roman" w:eastAsia="FangSong" w:cs="Times New Roman"/>
-        </w:rPr>
-        <w:t>第</w:t>
-      </w:r>
-      <w:r>
-        <w:rPr>
-          <w:rFonts w:hint="eastAsia" w:ascii="Times New Roman" w:hAnsi="Times New Roman" w:eastAsia="Times New Roman" w:cs="Times New Roman"/>
-        </w:rPr>
-        <w:t>4</w:t>
-      </w:r>
-      <w:r>
-        <w:rPr>
-          <w:rFonts w:hint="eastAsia" w:ascii="Times New Roman" w:hAnsi="Times New Roman" w:eastAsia="FangSong" w:cs="Times New Roman"/>
-        </w:rPr>
-        <w:t>讲</w:t>
-      </w:r>
-      <w:r>
-        <w:rPr>
-          <w:rFonts w:ascii="Times New Roman" w:hAnsi="Times New Roman" w:eastAsia="Times New Roman" w:cs="Times New Roman"/>
-        </w:rPr>
-        <w:t xml:space="preserve"> </w:t>
-      </w:r>
-      <w:r>
-        <w:rPr>
-          <w:rFonts w:hint="eastAsia" w:ascii="Times New Roman" w:hAnsi="Times New Roman" w:eastAsia="FangSong" w:cs="Times New Roman"/>
-        </w:rPr>
-        <w:t>第</w:t>
-      </w:r>
-      <w:r>
-        <w:rPr>
-          <w:rFonts w:hint="eastAsia" w:ascii="Times New Roman" w:hAnsi="Times New Roman" w:eastAsia="Times New Roman" w:cs="Times New Roman"/>
-        </w:rPr>
-        <w:t>4</w:t>
-      </w:r>
-      <w:r>
-        <w:rPr>
-          <w:rFonts w:hint="eastAsia" w:ascii="Times New Roman" w:hAnsi="Times New Roman" w:eastAsia="FangSong" w:cs="Times New Roman"/>
-        </w:rPr>
-        <w:t>讲习题</w:t>
-      </w:r>
-    </w:p>
-    <w:p>
-      <w:pPr>
-        <w:pStyle w:val="BodyText"/>
         <w:spacing w:before="160" w:after="80"/>
         <w:jc w:val="center"/>
       </w:pPr>
